--- a/paper/aura-paper.docx
+++ b/paper/aura-paper.docx
@@ -2758,20 +2758,6 @@
           <w:b/>
           <w:sz w:val="18"/>
         </w:rPr>
-        <w:t xml:space="preserve">baselines</w:t>
-      </w:r>
-      <w:r>
-        <w:rPr>
-          <w:b/>
-          <w:sz w:val="18"/>
-        </w:rPr>
-        <w:t xml:space="preserve"> </w:t>
-      </w:r>
-      <w:r>
-        <w:rPr>
-          <w:b/>
-          <w:sz w:val="18"/>
-        </w:rPr>
         <w:t xml:space="preserve">and</w:t>
       </w:r>
       <w:r>
@@ -2786,6 +2772,48 @@
           <w:b/>
           <w:sz w:val="18"/>
         </w:rPr>
+        <w:t xml:space="preserve">keyword</w:t>
+      </w:r>
+      <w:r>
+        <w:rPr>
+          <w:b/>
+          <w:sz w:val="18"/>
+        </w:rPr>
+        <w:t xml:space="preserve"> </w:t>
+      </w:r>
+      <w:r>
+        <w:rPr>
+          <w:b/>
+          <w:sz w:val="18"/>
+        </w:rPr>
+        <w:t xml:space="preserve">baselines,</w:t>
+      </w:r>
+      <w:r>
+        <w:rPr>
+          <w:b/>
+          <w:sz w:val="18"/>
+        </w:rPr>
+        <w:t xml:space="preserve"> </w:t>
+      </w:r>
+      <w:r>
+        <w:rPr>
+          <w:b/>
+          <w:sz w:val="18"/>
+        </w:rPr>
+        <w:t xml:space="preserve">and</w:t>
+      </w:r>
+      <w:r>
+        <w:rPr>
+          <w:b/>
+          <w:sz w:val="18"/>
+        </w:rPr>
+        <w:t xml:space="preserve"> </w:t>
+      </w:r>
+      <w:r>
+        <w:rPr>
+          <w:b/>
+          <w:sz w:val="18"/>
+        </w:rPr>
         <w:t xml:space="preserve">change</w:t>
       </w:r>
       <w:r>
@@ -3761,7 +3789,7 @@
           <w:b/>
           <w:sz w:val="18"/>
         </w:rPr>
-        <w:t xml:space="preserve">11.5%</w:t>
+        <w:t xml:space="preserve">10.0%</w:t>
       </w:r>
       <w:r>
         <w:rPr>
@@ -3873,7 +3901,567 @@
           <w:b/>
           <w:sz w:val="18"/>
         </w:rPr>
-        <w:t xml:space="preserve">eleven</w:t>
+        <w:t xml:space="preserve">15 selection</w:t>
+      </w:r>
+      <w:r>
+        <w:rPr>
+          <w:b/>
+          <w:sz w:val="18"/>
+        </w:rPr>
+        <w:t xml:space="preserve"> </w:t>
+      </w:r>
+      <w:r>
+        <w:rPr>
+          <w:b/>
+          <w:sz w:val="18"/>
+        </w:rPr>
+        <w:t xml:space="preserve">variants,</w:t>
+      </w:r>
+      <w:r>
+        <w:rPr>
+          <w:b/>
+          <w:sz w:val="18"/>
+        </w:rPr>
+        <w:t xml:space="preserve"> </w:t>
+      </w:r>
+      <w:r>
+        <w:rPr>
+          <w:b/>
+          <w:sz w:val="18"/>
+        </w:rPr>
+        <w:t xml:space="preserve">including</w:t>
+      </w:r>
+      <w:r>
+        <w:rPr>
+          <w:b/>
+          <w:sz w:val="18"/>
+        </w:rPr>
+        <w:t xml:space="preserve"> </w:t>
+      </w:r>
+      <w:r>
+        <w:rPr>
+          <w:b/>
+          <w:sz w:val="18"/>
+        </w:rPr>
+        <w:t xml:space="preserve">keyword</w:t>
+      </w:r>
+      <w:r>
+        <w:rPr>
+          <w:b/>
+          <w:sz w:val="18"/>
+        </w:rPr>
+        <w:t xml:space="preserve"> </w:t>
+      </w:r>
+      <w:r>
+        <w:rPr>
+          <w:b/>
+          <w:sz w:val="18"/>
+        </w:rPr>
+        <w:t xml:space="preserve">(BM25)</w:t>
+      </w:r>
+      <w:r>
+        <w:rPr>
+          <w:b/>
+          <w:sz w:val="18"/>
+        </w:rPr>
+        <w:t xml:space="preserve"> </w:t>
+      </w:r>
+      <w:r>
+        <w:rPr>
+          <w:b/>
+          <w:sz w:val="18"/>
+        </w:rPr>
+        <w:t xml:space="preserve">and</w:t>
+      </w:r>
+      <w:r>
+        <w:rPr>
+          <w:b/>
+          <w:sz w:val="18"/>
+        </w:rPr>
+        <w:t xml:space="preserve"> </w:t>
+      </w:r>
+      <w:r>
+        <w:rPr>
+          <w:b/>
+          <w:sz w:val="18"/>
+        </w:rPr>
+        <w:t xml:space="preserve">fused</w:t>
+      </w:r>
+      <w:r>
+        <w:rPr>
+          <w:b/>
+          <w:sz w:val="18"/>
+        </w:rPr>
+        <w:t xml:space="preserve"> </w:t>
+      </w:r>
+      <w:r>
+        <w:rPr>
+          <w:b/>
+          <w:sz w:val="18"/>
+        </w:rPr>
+        <w:t xml:space="preserve">rankings,</w:t>
+      </w:r>
+      <w:r>
+        <w:rPr>
+          <w:b/>
+          <w:sz w:val="18"/>
+        </w:rPr>
+        <w:t xml:space="preserve"> </w:t>
+      </w:r>
+      <w:r>
+        <w:rPr>
+          <w:b/>
+          <w:sz w:val="18"/>
+        </w:rPr>
+        <w:t xml:space="preserve">which</w:t>
+      </w:r>
+      <w:r>
+        <w:rPr>
+          <w:b/>
+          <w:sz w:val="18"/>
+        </w:rPr>
+        <w:t xml:space="preserve"> </w:t>
+      </w:r>
+      <w:r>
+        <w:rPr>
+          <w:b/>
+          <w:sz w:val="18"/>
+        </w:rPr>
+        <w:t xml:space="preserve">do</w:t>
+      </w:r>
+      <w:r>
+        <w:rPr>
+          <w:b/>
+          <w:sz w:val="18"/>
+        </w:rPr>
+        <w:t xml:space="preserve"> </w:t>
+      </w:r>
+      <w:r>
+        <w:rPr>
+          <w:b/>
+          <w:sz w:val="18"/>
+        </w:rPr>
+        <w:t xml:space="preserve">no</w:t>
+      </w:r>
+      <w:r>
+        <w:rPr>
+          <w:b/>
+          <w:sz w:val="18"/>
+        </w:rPr>
+        <w:t xml:space="preserve"> </w:t>
+      </w:r>
+      <w:r>
+        <w:rPr>
+          <w:b/>
+          <w:sz w:val="18"/>
+        </w:rPr>
+        <w:t xml:space="preserve">better</w:t>
+      </w:r>
+      <w:r>
+        <w:rPr>
+          <w:b/>
+          <w:sz w:val="18"/>
+        </w:rPr>
+        <w:t xml:space="preserve"> </w:t>
+      </w:r>
+      <w:r>
+        <w:rPr>
+          <w:b/>
+          <w:sz w:val="18"/>
+        </w:rPr>
+        <w:t xml:space="preserve">than</w:t>
+      </w:r>
+      <w:r>
+        <w:rPr>
+          <w:b/>
+          <w:sz w:val="18"/>
+        </w:rPr>
+        <w:t xml:space="preserve"> </w:t>
+      </w:r>
+      <w:r>
+        <w:rPr>
+          <w:b/>
+          <w:sz w:val="18"/>
+        </w:rPr>
+        <w:t xml:space="preserve">the</w:t>
+      </w:r>
+      <w:r>
+        <w:rPr>
+          <w:b/>
+          <w:sz w:val="18"/>
+        </w:rPr>
+        <w:t xml:space="preserve"> </w:t>
+      </w:r>
+      <w:r>
+        <w:rPr>
+          <w:b/>
+          <w:sz w:val="18"/>
+        </w:rPr>
+        <w:t xml:space="preserve">plain</w:t>
+      </w:r>
+      <w:r>
+        <w:rPr>
+          <w:b/>
+          <w:sz w:val="18"/>
+        </w:rPr>
+        <w:t xml:space="preserve"> </w:t>
+      </w:r>
+      <w:r>
+        <w:rPr>
+          <w:b/>
+          <w:sz w:val="18"/>
+        </w:rPr>
+        <w:t xml:space="preserve">list.</w:t>
+      </w:r>
+      <w:r>
+        <w:rPr>
+          <w:b/>
+          <w:sz w:val="18"/>
+        </w:rPr>
+        <w:t xml:space="preserve"> </w:t>
+      </w:r>
+      <w:r>
+        <w:rPr>
+          <w:b/>
+          <w:sz w:val="18"/>
+        </w:rPr>
+        <w:t xml:space="preserve">Third,</w:t>
+      </w:r>
+      <w:r>
+        <w:rPr>
+          <w:b/>
+          <w:sz w:val="18"/>
+        </w:rPr>
+        <w:t xml:space="preserve"> </w:t>
+      </w:r>
+      <w:r>
+        <w:rPr>
+          <w:b/>
+          <w:sz w:val="18"/>
+        </w:rPr>
+        <w:t xml:space="preserve">with</w:t>
+      </w:r>
+      <w:r>
+        <w:rPr>
+          <w:b/>
+          <w:sz w:val="18"/>
+        </w:rPr>
+        <w:t xml:space="preserve"> </w:t>
+      </w:r>
+      <w:r>
+        <w:rPr>
+          <w:b/>
+          <w:sz w:val="18"/>
+        </w:rPr>
+        <w:t xml:space="preserve">two</w:t>
+      </w:r>
+      <w:r>
+        <w:rPr>
+          <w:b/>
+          <w:sz w:val="18"/>
+        </w:rPr>
+        <w:t xml:space="preserve"> </w:t>
+      </w:r>
+      <w:r>
+        <w:rPr>
+          <w:b/>
+          <w:sz w:val="18"/>
+        </w:rPr>
+        <w:t xml:space="preserve">real</w:t>
+      </w:r>
+      <w:r>
+        <w:rPr>
+          <w:b/>
+          <w:sz w:val="18"/>
+        </w:rPr>
+        <w:t xml:space="preserve"> </w:t>
+      </w:r>
+      <w:r>
+        <w:rPr>
+          <w:b/>
+          <w:sz w:val="18"/>
+        </w:rPr>
+        <w:t xml:space="preserve">Gemini</w:t>
+      </w:r>
+      <w:r>
+        <w:rPr>
+          <w:b/>
+          <w:sz w:val="18"/>
+        </w:rPr>
+        <w:t xml:space="preserve"> </w:t>
+      </w:r>
+      <w:r>
+        <w:rPr>
+          <w:b/>
+          <w:sz w:val="18"/>
+        </w:rPr>
+        <w:t xml:space="preserve">extractors</w:t>
+      </w:r>
+      <w:r>
+        <w:rPr>
+          <w:b/>
+          <w:sz w:val="18"/>
+        </w:rPr>
+        <w:t xml:space="preserve"> </w:t>
+      </w:r>
+      <w:r>
+        <w:rPr>
+          <w:b/>
+          <w:sz w:val="18"/>
+        </w:rPr>
+        <w:t xml:space="preserve">(12</w:t>
+      </w:r>
+      <w:r>
+        <w:rPr>
+          <w:b/>
+          <w:sz w:val="18"/>
+        </w:rPr>
+        <w:t xml:space="preserve"> </w:t>
+      </w:r>
+      <w:r>
+        <w:rPr>
+          <w:b/>
+          <w:sz w:val="18"/>
+        </w:rPr>
+        <w:t xml:space="preserve">personas</w:t>
+      </w:r>
+      <w:r>
+        <w:rPr>
+          <w:b/>
+          <w:sz w:val="18"/>
+        </w:rPr>
+        <w:t xml:space="preserve"> </w:t>
+      </w:r>
+      <w:r>
+        <w:rPr>
+          <w:b/>
+          <w:sz w:val="18"/>
+        </w:rPr>
+        <w:t xml:space="preserve">each)</w:t>
+      </w:r>
+      <w:r>
+        <w:rPr>
+          <w:b/>
+          <w:sz w:val="18"/>
+        </w:rPr>
+        <w:t xml:space="preserve"> </w:t>
+      </w:r>
+      <w:r>
+        <w:rPr>
+          <w:b/>
+          <w:sz w:val="18"/>
+        </w:rPr>
+        <w:t xml:space="preserve">the</w:t>
+      </w:r>
+      <w:r>
+        <w:rPr>
+          <w:b/>
+          <w:sz w:val="18"/>
+        </w:rPr>
+        <w:t xml:space="preserve"> </w:t>
+      </w:r>
+      <w:r>
+        <w:rPr>
+          <w:b/>
+          <w:sz w:val="18"/>
+        </w:rPr>
+        <w:t xml:space="preserve">target</w:t>
+      </w:r>
+      <w:r>
+        <w:rPr>
+          <w:b/>
+          <w:sz w:val="18"/>
+        </w:rPr>
+        <w:t xml:space="preserve"> </w:t>
+      </w:r>
+      <w:r>
+        <w:rPr>
+          <w:b/>
+          <w:sz w:val="18"/>
+        </w:rPr>
+        <w:t xml:space="preserve">was</w:t>
+      </w:r>
+      <w:r>
+        <w:rPr>
+          <w:b/>
+          <w:sz w:val="18"/>
+        </w:rPr>
+        <w:t xml:space="preserve"> </w:t>
+      </w:r>
+      <w:r>
+        <w:rPr>
+          <w:b/>
+          <w:sz w:val="18"/>
+        </w:rPr>
+        <w:t xml:space="preserve">missing</w:t>
+      </w:r>
+      <w:r>
+        <w:rPr>
+          <w:b/>
+          <w:sz w:val="18"/>
+        </w:rPr>
+        <w:t xml:space="preserve"> </w:t>
+      </w:r>
+      <w:r>
+        <w:rPr>
+          <w:b/>
+          <w:sz w:val="18"/>
+        </w:rPr>
+        <w:t xml:space="preserve">from</w:t>
+      </w:r>
+      <w:r>
+        <w:rPr>
+          <w:b/>
+          <w:sz w:val="18"/>
+        </w:rPr>
+        <w:t xml:space="preserve"> </w:t>
+      </w:r>
+      <w:r>
+        <w:rPr>
+          <w:b/>
+          <w:sz w:val="18"/>
+        </w:rPr>
+        <w:t xml:space="preserve">the</w:t>
+      </w:r>
+      <w:r>
+        <w:rPr>
+          <w:b/>
+          <w:sz w:val="18"/>
+        </w:rPr>
+        <w:t xml:space="preserve"> </w:t>
+      </w:r>
+      <w:r>
+        <w:rPr>
+          <w:b/>
+          <w:sz w:val="18"/>
+        </w:rPr>
+        <w:t xml:space="preserve">prompt</w:t>
+      </w:r>
+      <w:r>
+        <w:rPr>
+          <w:b/>
+          <w:sz w:val="18"/>
+        </w:rPr>
+        <w:t xml:space="preserve"> </w:t>
+      </w:r>
+      <w:r>
+        <w:rPr>
+          <w:b/>
+          <w:sz w:val="18"/>
+        </w:rPr>
+        <w:t xml:space="preserve">in</w:t>
+      </w:r>
+      <w:r>
+        <w:rPr>
+          <w:b/>
+          <w:sz w:val="18"/>
+        </w:rPr>
+        <w:t xml:space="preserve"> </w:t>
+      </w:r>
+      <w:r>
+        <w:rPr>
+          <w:b/>
+          <w:sz w:val="18"/>
+        </w:rPr>
+        <w:t xml:space="preserve">25 and</w:t>
+      </w:r>
+      <w:r>
+        <w:rPr>
+          <w:b/>
+          <w:sz w:val="18"/>
+        </w:rPr>
+        <w:t xml:space="preserve"> </w:t>
+      </w:r>
+      <w:r>
+        <w:rPr>
+          <w:b/>
+          <w:sz w:val="18"/>
+        </w:rPr>
+        <w:t xml:space="preserve">22 of</w:t>
+      </w:r>
+      <w:r>
+        <w:rPr>
+          <w:b/>
+          <w:sz w:val="18"/>
+        </w:rPr>
+        <w:t xml:space="preserve"> </w:t>
+      </w:r>
+      <w:r>
+        <w:rPr>
+          <w:b/>
+          <w:sz w:val="18"/>
+        </w:rPr>
+        <w:t xml:space="preserve">136</w:t>
+      </w:r>
+      <w:r>
+        <w:rPr>
+          <w:b/>
+          <w:sz w:val="18"/>
+        </w:rPr>
+        <w:t xml:space="preserve"> </w:t>
+      </w:r>
+      <w:r>
+        <w:rPr>
+          <w:b/>
+          <w:sz w:val="18"/>
+        </w:rPr>
+        <w:t xml:space="preserve">change</w:t>
+      </w:r>
+      <w:r>
+        <w:rPr>
+          <w:b/>
+          <w:sz w:val="18"/>
+        </w:rPr>
+        <w:t xml:space="preserve"> </w:t>
+      </w:r>
+      <w:r>
+        <w:rPr>
+          <w:b/>
+          <w:sz w:val="18"/>
+        </w:rPr>
+        <w:t xml:space="preserve">turns</w:t>
+      </w:r>
+      <w:r>
+        <w:rPr>
+          <w:b/>
+          <w:sz w:val="18"/>
+        </w:rPr>
+        <w:t xml:space="preserve"> </w:t>
+      </w:r>
+      <w:r>
+        <w:rPr>
+          <w:b/>
+          <w:sz w:val="18"/>
+        </w:rPr>
+        <w:t xml:space="preserve">with</w:t>
+      </w:r>
+      <w:r>
+        <w:rPr>
+          <w:b/>
+          <w:sz w:val="18"/>
+        </w:rPr>
+        <w:t xml:space="preserve"> </w:t>
+      </w:r>
+      <w:r>
+        <w:rPr>
+          <w:b/>
+          <w:sz w:val="18"/>
+        </w:rPr>
+        <w:t xml:space="preserve">the</w:t>
+      </w:r>
+      <w:r>
+        <w:rPr>
+          <w:b/>
+          <w:sz w:val="18"/>
+        </w:rPr>
+        <w:t xml:space="preserve"> </w:t>
+      </w:r>
+      <w:r>
+        <w:rPr>
+          <w:b/>
+          <w:sz w:val="18"/>
+        </w:rPr>
+        <w:t xml:space="preserve">default</w:t>
       </w:r>
       <w:r>
         <w:rPr>
@@ -3901,21 +4489,35 @@
           <w:b/>
           <w:sz w:val="18"/>
         </w:rPr>
-        <w:t xml:space="preserve">variants.</w:t>
-      </w:r>
-      <w:r>
-        <w:rPr>
-          <w:b/>
-          <w:sz w:val="18"/>
-        </w:rPr>
-        <w:t xml:space="preserve"> </w:t>
-      </w:r>
-      <w:r>
-        <w:rPr>
-          <w:b/>
-          <w:sz w:val="18"/>
-        </w:rPr>
-        <w:t xml:space="preserve">Third,</w:t>
+        <w:t xml:space="preserve">and</w:t>
+      </w:r>
+      <w:r>
+        <w:rPr>
+          <w:b/>
+          <w:sz w:val="18"/>
+        </w:rPr>
+        <w:t xml:space="preserve"> </w:t>
+      </w:r>
+      <w:r>
+        <w:rPr>
+          <w:b/>
+          <w:sz w:val="18"/>
+        </w:rPr>
+        <w:t xml:space="preserve">in</w:t>
+      </w:r>
+      <w:r>
+        <w:rPr>
+          <w:b/>
+          <w:sz w:val="18"/>
+        </w:rPr>
+        <w:t xml:space="preserve"> </w:t>
+      </w:r>
+      <w:r>
+        <w:rPr>
+          <w:b/>
+          <w:sz w:val="18"/>
+        </w:rPr>
+        <w:t xml:space="preserve">none</w:t>
       </w:r>
       <w:r>
         <w:rPr>
@@ -3943,104 +4545,6 @@
           <w:b/>
           <w:sz w:val="18"/>
         </w:rPr>
-        <w:t xml:space="preserve">two</w:t>
-      </w:r>
-      <w:r>
-        <w:rPr>
-          <w:b/>
-          <w:sz w:val="18"/>
-        </w:rPr>
-        <w:t xml:space="preserve"> </w:t>
-      </w:r>
-      <w:r>
-        <w:rPr>
-          <w:b/>
-          <w:sz w:val="18"/>
-        </w:rPr>
-        <w:t xml:space="preserve">real</w:t>
-      </w:r>
-      <w:r>
-        <w:rPr>
-          <w:b/>
-          <w:sz w:val="18"/>
-        </w:rPr>
-        <w:t xml:space="preserve"> </w:t>
-      </w:r>
-      <w:r>
-        <w:rPr>
-          <w:b/>
-          <w:sz w:val="18"/>
-        </w:rPr>
-        <w:t xml:space="preserve">Gemini</w:t>
-      </w:r>
-      <w:r>
-        <w:rPr>
-          <w:b/>
-          <w:sz w:val="18"/>
-        </w:rPr>
-        <w:t xml:space="preserve"> </w:t>
-      </w:r>
-      <w:r>
-        <w:rPr>
-          <w:b/>
-          <w:sz w:val="18"/>
-        </w:rPr>
-        <w:t xml:space="preserve">extractors</w:t>
-      </w:r>
-      <w:r>
-        <w:rPr>
-          <w:b/>
-          <w:sz w:val="18"/>
-        </w:rPr>
-        <w:t xml:space="preserve"> </w:t>
-      </w:r>
-      <w:r>
-        <w:rPr>
-          <w:b/>
-          <w:sz w:val="18"/>
-        </w:rPr>
-        <w:t xml:space="preserve">(12</w:t>
-      </w:r>
-      <w:r>
-        <w:rPr>
-          <w:b/>
-          <w:sz w:val="18"/>
-        </w:rPr>
-        <w:t xml:space="preserve"> </w:t>
-      </w:r>
-      <w:r>
-        <w:rPr>
-          <w:b/>
-          <w:sz w:val="18"/>
-        </w:rPr>
-        <w:t xml:space="preserve">personas</w:t>
-      </w:r>
-      <w:r>
-        <w:rPr>
-          <w:b/>
-          <w:sz w:val="18"/>
-        </w:rPr>
-        <w:t xml:space="preserve"> </w:t>
-      </w:r>
-      <w:r>
-        <w:rPr>
-          <w:b/>
-          <w:sz w:val="18"/>
-        </w:rPr>
-        <w:t xml:space="preserve">each)</w:t>
-      </w:r>
-      <w:r>
-        <w:rPr>
-          <w:b/>
-          <w:sz w:val="18"/>
-        </w:rPr>
-        <w:t xml:space="preserve"> </w:t>
-      </w:r>
-      <w:r>
-        <w:rPr>
-          <w:b/>
-          <w:sz w:val="18"/>
-        </w:rPr>
         <w:t xml:space="preserve">the</w:t>
       </w:r>
       <w:r>
@@ -4055,49 +4559,63 @@
           <w:b/>
           <w:sz w:val="18"/>
         </w:rPr>
-        <w:t xml:space="preserve">target</w:t>
-      </w:r>
-      <w:r>
-        <w:rPr>
-          <w:b/>
-          <w:sz w:val="18"/>
-        </w:rPr>
-        <w:t xml:space="preserve"> </w:t>
-      </w:r>
-      <w:r>
-        <w:rPr>
-          <w:b/>
-          <w:sz w:val="18"/>
-        </w:rPr>
-        <w:t xml:space="preserve">was</w:t>
-      </w:r>
-      <w:r>
-        <w:rPr>
-          <w:b/>
-          <w:sz w:val="18"/>
-        </w:rPr>
-        <w:t xml:space="preserve"> </w:t>
-      </w:r>
-      <w:r>
-        <w:rPr>
-          <w:b/>
-          <w:sz w:val="18"/>
-        </w:rPr>
-        <w:t xml:space="preserve">missing</w:t>
-      </w:r>
-      <w:r>
-        <w:rPr>
-          <w:b/>
-          <w:sz w:val="18"/>
-        </w:rPr>
-        <w:t xml:space="preserve"> </w:t>
-      </w:r>
-      <w:r>
-        <w:rPr>
-          <w:b/>
-          <w:sz w:val="18"/>
-        </w:rPr>
-        <w:t xml:space="preserve">from</w:t>
+        <w:t xml:space="preserve">adaptive</w:t>
+      </w:r>
+      <w:r>
+        <w:rPr>
+          <w:b/>
+          <w:sz w:val="18"/>
+        </w:rPr>
+        <w:t xml:space="preserve"> </w:t>
+      </w:r>
+      <w:r>
+        <w:rPr>
+          <w:b/>
+          <w:sz w:val="18"/>
+        </w:rPr>
+        <w:t xml:space="preserve">selection</w:t>
+      </w:r>
+      <w:r>
+        <w:rPr>
+          <w:b/>
+          <w:sz w:val="18"/>
+        </w:rPr>
+        <w:t xml:space="preserve"> </w:t>
+      </w:r>
+      <w:r>
+        <w:rPr>
+          <w:b/>
+          <w:sz w:val="18"/>
+        </w:rPr>
+        <w:t xml:space="preserve">(run</w:t>
+      </w:r>
+      <w:r>
+        <w:rPr>
+          <w:b/>
+          <w:sz w:val="18"/>
+        </w:rPr>
+        <w:t xml:space="preserve"> </w:t>
+      </w:r>
+      <w:r>
+        <w:rPr>
+          <w:b/>
+          <w:sz w:val="18"/>
+        </w:rPr>
+        <w:t xml:space="preserve">together</w:t>
+      </w:r>
+      <w:r>
+        <w:rPr>
+          <w:b/>
+          <w:sz w:val="18"/>
+        </w:rPr>
+        <w:t xml:space="preserve"> </w:t>
+      </w:r>
+      <w:r>
+        <w:rPr>
+          <w:b/>
+          <w:sz w:val="18"/>
+        </w:rPr>
+        <w:t xml:space="preserve">with</w:t>
       </w:r>
       <w:r>
         <w:rPr>
@@ -4125,245 +4643,91 @@
           <w:b/>
           <w:sz w:val="18"/>
         </w:rPr>
-        <w:t xml:space="preserve">prompt</w:t>
-      </w:r>
-      <w:r>
-        <w:rPr>
-          <w:b/>
-          <w:sz w:val="18"/>
-        </w:rPr>
-        <w:t xml:space="preserve"> </w:t>
-      </w:r>
-      <w:r>
-        <w:rPr>
-          <w:b/>
-          <w:sz w:val="18"/>
-        </w:rPr>
-        <w:t xml:space="preserve">in</w:t>
-      </w:r>
-      <w:r>
-        <w:rPr>
-          <w:b/>
-          <w:sz w:val="18"/>
-        </w:rPr>
-        <w:t xml:space="preserve"> </w:t>
-      </w:r>
-      <w:r>
-        <w:rPr>
-          <w:b/>
-          <w:sz w:val="18"/>
-        </w:rPr>
-        <w:t xml:space="preserve">25 and</w:t>
-      </w:r>
-      <w:r>
-        <w:rPr>
-          <w:b/>
-          <w:sz w:val="18"/>
-        </w:rPr>
-        <w:t xml:space="preserve"> </w:t>
-      </w:r>
-      <w:r>
-        <w:rPr>
-          <w:b/>
-          <w:sz w:val="18"/>
-        </w:rPr>
-        <w:t xml:space="preserve">22 of</w:t>
-      </w:r>
-      <w:r>
-        <w:rPr>
-          <w:b/>
-          <w:sz w:val="18"/>
-        </w:rPr>
-        <w:t xml:space="preserve"> </w:t>
-      </w:r>
-      <w:r>
-        <w:rPr>
-          <w:b/>
-          <w:sz w:val="18"/>
-        </w:rPr>
-        <w:t xml:space="preserve">136</w:t>
-      </w:r>
-      <w:r>
-        <w:rPr>
-          <w:b/>
-          <w:sz w:val="18"/>
-        </w:rPr>
-        <w:t xml:space="preserve"> </w:t>
-      </w:r>
-      <w:r>
-        <w:rPr>
-          <w:b/>
-          <w:sz w:val="18"/>
-        </w:rPr>
-        <w:t xml:space="preserve">change</w:t>
-      </w:r>
-      <w:r>
-        <w:rPr>
-          <w:b/>
-          <w:sz w:val="18"/>
-        </w:rPr>
-        <w:t xml:space="preserve"> </w:t>
-      </w:r>
-      <w:r>
-        <w:rPr>
-          <w:b/>
-          <w:sz w:val="18"/>
-        </w:rPr>
-        <w:t xml:space="preserve">turns</w:t>
-      </w:r>
-      <w:r>
-        <w:rPr>
-          <w:b/>
-          <w:sz w:val="18"/>
-        </w:rPr>
-        <w:t xml:space="preserve"> </w:t>
-      </w:r>
-      <w:r>
-        <w:rPr>
-          <w:b/>
-          <w:sz w:val="18"/>
-        </w:rPr>
-        <w:t xml:space="preserve">with</w:t>
-      </w:r>
-      <w:r>
-        <w:rPr>
-          <w:b/>
-          <w:sz w:val="18"/>
-        </w:rPr>
-        <w:t xml:space="preserve"> </w:t>
-      </w:r>
-      <w:r>
-        <w:rPr>
-          <w:b/>
-          <w:sz w:val="18"/>
-        </w:rPr>
-        <w:t xml:space="preserve">the</w:t>
-      </w:r>
-      <w:r>
-        <w:rPr>
-          <w:b/>
-          <w:sz w:val="18"/>
-        </w:rPr>
-        <w:t xml:space="preserve"> </w:t>
-      </w:r>
-      <w:r>
-        <w:rPr>
-          <w:b/>
-          <w:sz w:val="18"/>
-        </w:rPr>
-        <w:t xml:space="preserve">default</w:t>
-      </w:r>
-      <w:r>
-        <w:rPr>
-          <w:b/>
-          <w:sz w:val="18"/>
-        </w:rPr>
-        <w:t xml:space="preserve"> </w:t>
-      </w:r>
-      <w:r>
-        <w:rPr>
-          <w:b/>
-          <w:sz w:val="18"/>
-        </w:rPr>
-        <w:t xml:space="preserve">selection</w:t>
-      </w:r>
-      <w:r>
-        <w:rPr>
-          <w:b/>
-          <w:sz w:val="18"/>
-        </w:rPr>
-        <w:t xml:space="preserve"> </w:t>
-      </w:r>
-      <w:r>
-        <w:rPr>
-          <w:b/>
-          <w:sz w:val="18"/>
-        </w:rPr>
-        <w:t xml:space="preserve">and</w:t>
-      </w:r>
-      <w:r>
-        <w:rPr>
-          <w:b/>
-          <w:sz w:val="18"/>
-        </w:rPr>
-        <w:t xml:space="preserve"> </w:t>
-      </w:r>
-      <w:r>
-        <w:rPr>
-          <w:b/>
-          <w:sz w:val="18"/>
-        </w:rPr>
-        <w:t xml:space="preserve">in</w:t>
-      </w:r>
-      <w:r>
-        <w:rPr>
-          <w:b/>
-          <w:sz w:val="18"/>
-        </w:rPr>
-        <w:t xml:space="preserve"> </w:t>
-      </w:r>
-      <w:r>
-        <w:rPr>
-          <w:b/>
-          <w:sz w:val="18"/>
-        </w:rPr>
-        <w:t xml:space="preserve">none</w:t>
-      </w:r>
-      <w:r>
-        <w:rPr>
-          <w:b/>
-          <w:sz w:val="18"/>
-        </w:rPr>
-        <w:t xml:space="preserve"> </w:t>
-      </w:r>
-      <w:r>
-        <w:rPr>
-          <w:b/>
-          <w:sz w:val="18"/>
-        </w:rPr>
-        <w:t xml:space="preserve">with</w:t>
-      </w:r>
-      <w:r>
-        <w:rPr>
-          <w:b/>
-          <w:sz w:val="18"/>
-        </w:rPr>
-        <w:t xml:space="preserve"> </w:t>
-      </w:r>
-      <w:r>
-        <w:rPr>
-          <w:b/>
-          <w:sz w:val="18"/>
-        </w:rPr>
-        <w:t xml:space="preserve">the</w:t>
-      </w:r>
-      <w:r>
-        <w:rPr>
-          <w:b/>
-          <w:sz w:val="18"/>
-        </w:rPr>
-        <w:t xml:space="preserve"> </w:t>
-      </w:r>
-      <w:r>
-        <w:rPr>
-          <w:b/>
-          <w:sz w:val="18"/>
-        </w:rPr>
-        <w:t xml:space="preserve">adaptive</w:t>
-      </w:r>
-      <w:r>
-        <w:rPr>
-          <w:b/>
-          <w:sz w:val="18"/>
-        </w:rPr>
-        <w:t xml:space="preserve"> </w:t>
-      </w:r>
-      <w:r>
-        <w:rPr>
-          <w:b/>
-          <w:sz w:val="18"/>
-        </w:rPr>
-        <w:t xml:space="preserve">selection;</w:t>
+        <w:t xml:space="preserve">re-proposal</w:t>
+      </w:r>
+      <w:r>
+        <w:rPr>
+          <w:b/>
+          <w:sz w:val="18"/>
+        </w:rPr>
+        <w:t xml:space="preserve"> </w:t>
+      </w:r>
+      <w:r>
+        <w:rPr>
+          <w:b/>
+          <w:sz w:val="18"/>
+        </w:rPr>
+        <w:t xml:space="preserve">rule,</w:t>
+      </w:r>
+      <w:r>
+        <w:rPr>
+          <w:b/>
+          <w:sz w:val="18"/>
+        </w:rPr>
+        <w:t xml:space="preserve"> </w:t>
+      </w:r>
+      <w:r>
+        <w:rPr>
+          <w:b/>
+          <w:sz w:val="18"/>
+        </w:rPr>
+        <w:t xml:space="preserve">which</w:t>
+      </w:r>
+      <w:r>
+        <w:rPr>
+          <w:b/>
+          <w:sz w:val="18"/>
+        </w:rPr>
+        <w:t xml:space="preserve"> </w:t>
+      </w:r>
+      <w:r>
+        <w:rPr>
+          <w:b/>
+          <w:sz w:val="18"/>
+        </w:rPr>
+        <w:t xml:space="preserve">does</w:t>
+      </w:r>
+      <w:r>
+        <w:rPr>
+          <w:b/>
+          <w:sz w:val="18"/>
+        </w:rPr>
+        <w:t xml:space="preserve"> </w:t>
+      </w:r>
+      <w:r>
+        <w:rPr>
+          <w:b/>
+          <w:sz w:val="18"/>
+        </w:rPr>
+        <w:t xml:space="preserve">not</w:t>
+      </w:r>
+      <w:r>
+        <w:rPr>
+          <w:b/>
+          <w:sz w:val="18"/>
+        </w:rPr>
+        <w:t xml:space="preserve"> </w:t>
+      </w:r>
+      <w:r>
+        <w:rPr>
+          <w:b/>
+          <w:sz w:val="18"/>
+        </w:rPr>
+        <w:t xml:space="preserve">affect</w:t>
+      </w:r>
+      <w:r>
+        <w:rPr>
+          <w:b/>
+          <w:sz w:val="18"/>
+        </w:rPr>
+        <w:t xml:space="preserve"> </w:t>
+      </w:r>
+      <w:r>
+        <w:rPr>
+          <w:b/>
+          <w:sz w:val="18"/>
+        </w:rPr>
+        <w:t xml:space="preserve">selection);</w:t>
       </w:r>
       <w:r>
         <w:rPr>
@@ -5321,7 +5685,7 @@
         <w:t xml:space="preserve"> </w:t>
       </w:r>
       <w:r>
-        <w:t xml:space="preserve">We define reachability on the final extractor prompt for known change events, distinguish it from retrieval recall, and measure it over store sizes, message forms and kinds of change on two test sets (Sec. VIII). A controlled study on a new test set of 40 personas with eleven selection variants, including same-size baselines and change messages held out from the selection’s cue words, shows that removing the minimum score and searching per sentence each add about 0.1, that more candidates on a change cue add almost nothing on their own, that the adaptive selection reaches the same share as a plain larger list while showing 19% fewer candidates, and that about one target in nine stays out of reach of every variant (Sec. IX).</w:t>
+        <w:t xml:space="preserve">We define reachability on the final extractor prompt for known change events, distinguish it from retrieval recall, and measure it over store sizes, message forms and kinds of change on two test sets (Sec. VIII). A controlled study on a new test set of 40 personas with 15 selection variants, including same-size, keyword (BM25) and fused baselines and change messages held out from the selection’s cue words, shows that removing the minimum score and searching per sentence each add about 0.1, that more candidates on a change cue add almost nothing on their own, that the adaptive selection reaches the same share as a plain larger list while showing 19% fewer candidates, that keyword and fused rankings do no better than the plain list, and that about one target in ten stays out of reach of every variant (Sec. IX).</w:t>
       </w:r>
     </w:p>
     <w:p>
@@ -5342,7 +5706,7 @@
         <w:t xml:space="preserve"> </w:t>
       </w:r>
       <w:r>
-        <w:t xml:space="preserve">With two Gemini extractors we evaluate the adaptive selection (F2) and a re-proposal rule (F1) in a paired ablation: F2 removed every observed missing target and the stale facts under the gate at about 35% more prompt tokens; F1 showed no measurable benefit (Sec. X–XI). An external LongMemEval check is reported with its limits (Sec. XII). The harness, both test-set generators and all raw results are released.</w:t>
+        <w:t xml:space="preserve">With two Gemini extractors we evaluate the adaptive selection (F2) and a re-proposal rule (F1) in a paired ablation: with F2 (run together with F1) no change target was missing and the stale facts under the gate disappeared, at about 35% more prompt tokens; F1 alone showed no measurable benefit (Sec. X–XI). An external LongMemEval check is reported with its limits (Sec. XII). The harness, both test-set generators and all raw results are released.</w:t>
       </w:r>
     </w:p>
     <w:p>
@@ -23277,7 +23641,7 @@
         <w:t xml:space="preserve"> </w:t>
       </w:r>
       <w:r>
-        <w:t xml:space="preserve">Table XIV lists eleven selection conditions: the four modes in AURA, four ablations that switch the adaptive mode’s parts on one at a time or in pairs, and three</w:t>
+        <w:t xml:space="preserve">Table XIV lists 15 selection conditions: the four modes in AURA, four ablations that switch the adaptive mode’s parts on one at a time or in pairs, three</w:t>
       </w:r>
       <w:r>
         <w:t xml:space="preserve"> </w:t>
@@ -23293,7 +23657,30 @@
         <w:t xml:space="preserve"> </w:t>
       </w:r>
       <w:r>
-        <w:t xml:space="preserve">baselines that always show 24 matches. All conditions are computed from AURA’s own search; for the four modes that exist in AURA, a test confirms that the computed candidate lists are identical to those of AURA’s selection code. The server code was not changed.</w:t>
+        <w:t xml:space="preserve">baselines that always show 24 matches, and four retrieval baselines added after the pre-registered design: BM25 keyword ranking (</w:t>
+      </w:r>
+      <w:r>
+        <w:rPr>
+          <w:iCs/>
+          <w:i/>
+        </w:rPr>
+        <w:t xml:space="preserve">k_1=1.2</w:t>
+      </w:r>
+      <w:r>
+        <w:t xml:space="preserve">,</w:t>
+      </w:r>
+      <w:r>
+        <w:t xml:space="preserve"> </w:t>
+      </w:r>
+      <w:r>
+        <w:rPr>
+          <w:iCs/>
+          <w:i/>
+        </w:rPr>
+        <w:t xml:space="preserve">b=0.75</w:t>
+      </w:r>
+      <w:r>
+        <w:t xml:space="preserve">, AURA’s tokeniser, only memories sharing a term with the message) with 12 and 24 matches, and reciprocal-rank fusion of BM25 with AURA’s ranking, for the whole message and per sentence. All conditions are computed from AURA’s own search; for the four modes that exist in AURA, a test confirms that the computed candidate lists are identical to those of AURA’s selection code. The server code was not changed.</w:t>
       </w:r>
     </w:p>
     <w:p>
@@ -23317,7 +23704,7 @@
         <w:t xml:space="preserve">,</w:t>
       </w:r>
       <w:r>
-        <w:t xml:space="preserve">000 resamples). Six comparisons were fixed before the run and are Holm-corrected; they use exact sign tests over personas on paired per-persona rates (Table XV). Other comparisons are labelled exploratory.</w:t>
+        <w:t xml:space="preserve">000 resamples). Six comparisons were fixed before the run and are Holm-corrected; they use exact sign tests over personas on paired per-persona rates (Table XV). The four comparisons for the added retrieval baselines form a second, separately Holm-corrected family. Other comparisons are labelled exploratory.</w:t>
       </w:r>
     </w:p>
     <w:p>
@@ -25616,6 +26003,7 @@
           <w:p>
             <w:pPr>
               <w:pStyle w:val="Compact"/>
+              <w:keepNext/>
               <w:spacing w:after="0"/>
               <w:jc w:val="left"/>
             </w:pPr>
@@ -25654,6 +26042,7 @@
           <w:p>
             <w:pPr>
               <w:pStyle w:val="Compact"/>
+              <w:keepNext/>
               <w:spacing w:after="0"/>
               <w:jc w:val="left"/>
             </w:pPr>
@@ -25676,6 +26065,7 @@
           <w:p>
             <w:pPr>
               <w:pStyle w:val="Compact"/>
+              <w:keepNext/>
               <w:spacing w:after="0"/>
               <w:jc w:val="left"/>
             </w:pPr>
@@ -25698,6 +26088,7 @@
           <w:p>
             <w:pPr>
               <w:pStyle w:val="Compact"/>
+              <w:keepNext/>
               <w:spacing w:after="0"/>
               <w:jc w:val="left"/>
             </w:pPr>
@@ -25720,6 +26111,7 @@
           <w:p>
             <w:pPr>
               <w:pStyle w:val="Compact"/>
+              <w:keepNext/>
               <w:spacing w:after="0"/>
               <w:jc w:val="left"/>
             </w:pPr>
@@ -25742,6 +26134,7 @@
           <w:p>
             <w:pPr>
               <w:pStyle w:val="Compact"/>
+              <w:keepNext/>
               <w:spacing w:after="0"/>
               <w:jc w:val="left"/>
             </w:pPr>
@@ -25764,6 +26157,7 @@
           <w:p>
             <w:pPr>
               <w:pStyle w:val="Compact"/>
+              <w:keepNext/>
               <w:spacing w:after="0"/>
               <w:jc w:val="left"/>
             </w:pPr>
@@ -25786,6 +26180,7 @@
           <w:p>
             <w:pPr>
               <w:pStyle w:val="Compact"/>
+              <w:keepNext/>
               <w:spacing w:after="0"/>
               <w:jc w:val="left"/>
             </w:pPr>
@@ -25795,6 +26190,806 @@
                 <w:sz w:val="16"/>
               </w:rPr>
               <w:t xml:space="preserve">0.913 / 0.828 / 0.855</w:t>
+            </w:r>
+          </w:p>
+        </w:tc>
+      </w:tr>
+      <w:tr>
+        <w:tc>
+          <w:tcPr>
+            <w:tcMar>
+              <w:left w:w="40" w:type="dxa"/>
+              <w:right w:w="40" w:type="dxa"/>
+            </w:tcMar>
+          </w:tcPr>
+          <w:p>
+            <w:pPr>
+              <w:pStyle w:val="Compact"/>
+              <w:keepNext/>
+              <w:spacing w:after="0"/>
+              <w:jc w:val="left"/>
+            </w:pPr>
+            <w:r>
+              <w:rPr>
+                <w:rFonts w:ascii="Times New Roman" w:hAnsi="Times New Roman"/>
+                <w:sz w:val="16"/>
+              </w:rPr>
+              <w:t xml:space="preserve">BM25,</w:t>
+            </w:r>
+            <w:r>
+              <w:rPr>
+                <w:rFonts w:ascii="Times New Roman" w:hAnsi="Times New Roman"/>
+                <w:sz w:val="16"/>
+              </w:rPr>
+              <w:t xml:space="preserve"> </w:t>
+            </w:r>
+            <w:r>
+              <w:rPr>
+                <w:iCs/>
+                <w:rFonts w:ascii="Times New Roman" w:hAnsi="Times New Roman"/>
+                <w:i/>
+                <w:sz w:val="16"/>
+              </w:rPr>
+              <w:t xml:space="preserve">k=12</w:t>
+            </w:r>
+          </w:p>
+        </w:tc>
+        <w:tc>
+          <w:tcPr>
+            <w:tcMar>
+              <w:left w:w="40" w:type="dxa"/>
+              <w:right w:w="40" w:type="dxa"/>
+            </w:tcMar>
+          </w:tcPr>
+          <w:p>
+            <w:pPr>
+              <w:pStyle w:val="Compact"/>
+              <w:keepNext/>
+              <w:spacing w:after="0"/>
+              <w:jc w:val="left"/>
+            </w:pPr>
+            <w:r>
+              <w:rPr>
+                <w:rFonts w:ascii="Times New Roman" w:hAnsi="Times New Roman"/>
+                <w:sz w:val="16"/>
+              </w:rPr>
+              <w:t xml:space="preserve">lexical</w:t>
+            </w:r>
+          </w:p>
+        </w:tc>
+        <w:tc>
+          <w:tcPr>
+            <w:tcMar>
+              <w:left w:w="40" w:type="dxa"/>
+              <w:right w:w="40" w:type="dxa"/>
+            </w:tcMar>
+          </w:tcPr>
+          <w:p>
+            <w:pPr>
+              <w:pStyle w:val="Compact"/>
+              <w:keepNext/>
+              <w:spacing w:after="0"/>
+              <w:jc w:val="left"/>
+            </w:pPr>
+            <w:r>
+              <w:rPr>
+                <w:rFonts w:ascii="Times New Roman" w:hAnsi="Times New Roman"/>
+                <w:sz w:val="16"/>
+              </w:rPr>
+              <w:t xml:space="preserve">no</w:t>
+            </w:r>
+          </w:p>
+        </w:tc>
+        <w:tc>
+          <w:tcPr>
+            <w:tcMar>
+              <w:left w:w="40" w:type="dxa"/>
+              <w:right w:w="40" w:type="dxa"/>
+            </w:tcMar>
+          </w:tcPr>
+          <w:p>
+            <w:pPr>
+              <w:pStyle w:val="Compact"/>
+              <w:keepNext/>
+              <w:spacing w:after="0"/>
+              <w:jc w:val="left"/>
+            </w:pPr>
+            <w:r>
+              <w:rPr>
+                <w:rFonts w:ascii="Times New Roman" w:hAnsi="Times New Roman"/>
+                <w:sz w:val="16"/>
+              </w:rPr>
+              <w:t xml:space="preserve">–</w:t>
+            </w:r>
+          </w:p>
+        </w:tc>
+        <w:tc>
+          <w:tcPr>
+            <w:tcMar>
+              <w:left w:w="40" w:type="dxa"/>
+              <w:right w:w="40" w:type="dxa"/>
+            </w:tcMar>
+          </w:tcPr>
+          <w:p>
+            <w:pPr>
+              <w:pStyle w:val="Compact"/>
+              <w:keepNext/>
+              <w:spacing w:after="0"/>
+              <w:jc w:val="left"/>
+            </w:pPr>
+            <w:r>
+              <w:rPr>
+                <w:rFonts w:ascii="Times New Roman" w:hAnsi="Times New Roman"/>
+                <w:sz w:val="16"/>
+              </w:rPr>
+              <w:t xml:space="preserve">12</w:t>
+            </w:r>
+          </w:p>
+        </w:tc>
+        <w:tc>
+          <w:tcPr>
+            <w:tcMar>
+              <w:left w:w="40" w:type="dxa"/>
+              <w:right w:w="40" w:type="dxa"/>
+            </w:tcMar>
+          </w:tcPr>
+          <w:p>
+            <w:pPr>
+              <w:pStyle w:val="Compact"/>
+              <w:keepNext/>
+              <w:spacing w:after="0"/>
+              <w:jc w:val="left"/>
+            </w:pPr>
+            <w:r>
+              <w:rPr>
+                <w:rFonts w:ascii="Times New Roman" w:hAnsi="Times New Roman"/>
+                <w:sz w:val="16"/>
+              </w:rPr>
+              <w:t xml:space="preserve">0.726 [0.715, 0.737]</w:t>
+            </w:r>
+          </w:p>
+        </w:tc>
+        <w:tc>
+          <w:tcPr>
+            <w:tcMar>
+              <w:left w:w="40" w:type="dxa"/>
+              <w:right w:w="40" w:type="dxa"/>
+            </w:tcMar>
+          </w:tcPr>
+          <w:p>
+            <w:pPr>
+              <w:pStyle w:val="Compact"/>
+              <w:keepNext/>
+              <w:spacing w:after="0"/>
+              <w:jc w:val="left"/>
+            </w:pPr>
+            <w:r>
+              <w:rPr>
+                <w:rFonts w:ascii="Times New Roman" w:hAnsi="Times New Roman"/>
+                <w:sz w:val="16"/>
+              </w:rPr>
+              <w:t xml:space="preserve">14.6</w:t>
+            </w:r>
+          </w:p>
+        </w:tc>
+        <w:tc>
+          <w:tcPr>
+            <w:tcMar>
+              <w:left w:w="40" w:type="dxa"/>
+              <w:right w:w="40" w:type="dxa"/>
+            </w:tcMar>
+          </w:tcPr>
+          <w:p>
+            <w:pPr>
+              <w:pStyle w:val="Compact"/>
+              <w:keepNext/>
+              <w:spacing w:after="0"/>
+              <w:jc w:val="left"/>
+            </w:pPr>
+            <w:r>
+              <w:rPr>
+                <w:rFonts w:ascii="Times New Roman" w:hAnsi="Times New Roman"/>
+                <w:sz w:val="16"/>
+              </w:rPr>
+              <w:t xml:space="preserve">0.724 / 0.727 / 0.686</w:t>
+            </w:r>
+          </w:p>
+        </w:tc>
+      </w:tr>
+      <w:tr>
+        <w:tc>
+          <w:tcPr>
+            <w:tcMar>
+              <w:left w:w="40" w:type="dxa"/>
+              <w:right w:w="40" w:type="dxa"/>
+            </w:tcMar>
+          </w:tcPr>
+          <w:p>
+            <w:pPr>
+              <w:pStyle w:val="Compact"/>
+              <w:keepNext/>
+              <w:spacing w:after="0"/>
+              <w:jc w:val="left"/>
+            </w:pPr>
+            <w:r>
+              <w:rPr>
+                <w:rFonts w:ascii="Times New Roman" w:hAnsi="Times New Roman"/>
+                <w:sz w:val="16"/>
+              </w:rPr>
+              <w:t xml:space="preserve">BM25,</w:t>
+            </w:r>
+            <w:r>
+              <w:rPr>
+                <w:rFonts w:ascii="Times New Roman" w:hAnsi="Times New Roman"/>
+                <w:sz w:val="16"/>
+              </w:rPr>
+              <w:t xml:space="preserve"> </w:t>
+            </w:r>
+            <w:r>
+              <w:rPr>
+                <w:iCs/>
+                <w:rFonts w:ascii="Times New Roman" w:hAnsi="Times New Roman"/>
+                <w:i/>
+                <w:sz w:val="16"/>
+              </w:rPr>
+              <w:t xml:space="preserve">k=24</w:t>
+            </w:r>
+          </w:p>
+        </w:tc>
+        <w:tc>
+          <w:tcPr>
+            <w:tcMar>
+              <w:left w:w="40" w:type="dxa"/>
+              <w:right w:w="40" w:type="dxa"/>
+            </w:tcMar>
+          </w:tcPr>
+          <w:p>
+            <w:pPr>
+              <w:pStyle w:val="Compact"/>
+              <w:keepNext/>
+              <w:spacing w:after="0"/>
+              <w:jc w:val="left"/>
+            </w:pPr>
+            <w:r>
+              <w:rPr>
+                <w:rFonts w:ascii="Times New Roman" w:hAnsi="Times New Roman"/>
+                <w:sz w:val="16"/>
+              </w:rPr>
+              <w:t xml:space="preserve">lexical</w:t>
+            </w:r>
+          </w:p>
+        </w:tc>
+        <w:tc>
+          <w:tcPr>
+            <w:tcMar>
+              <w:left w:w="40" w:type="dxa"/>
+              <w:right w:w="40" w:type="dxa"/>
+            </w:tcMar>
+          </w:tcPr>
+          <w:p>
+            <w:pPr>
+              <w:pStyle w:val="Compact"/>
+              <w:keepNext/>
+              <w:spacing w:after="0"/>
+              <w:jc w:val="left"/>
+            </w:pPr>
+            <w:r>
+              <w:rPr>
+                <w:rFonts w:ascii="Times New Roman" w:hAnsi="Times New Roman"/>
+                <w:sz w:val="16"/>
+              </w:rPr>
+              <w:t xml:space="preserve">no</w:t>
+            </w:r>
+          </w:p>
+        </w:tc>
+        <w:tc>
+          <w:tcPr>
+            <w:tcMar>
+              <w:left w:w="40" w:type="dxa"/>
+              <w:right w:w="40" w:type="dxa"/>
+            </w:tcMar>
+          </w:tcPr>
+          <w:p>
+            <w:pPr>
+              <w:pStyle w:val="Compact"/>
+              <w:keepNext/>
+              <w:spacing w:after="0"/>
+              <w:jc w:val="left"/>
+            </w:pPr>
+            <w:r>
+              <w:rPr>
+                <w:rFonts w:ascii="Times New Roman" w:hAnsi="Times New Roman"/>
+                <w:sz w:val="16"/>
+              </w:rPr>
+              <w:t xml:space="preserve">–</w:t>
+            </w:r>
+          </w:p>
+        </w:tc>
+        <w:tc>
+          <w:tcPr>
+            <w:tcMar>
+              <w:left w:w="40" w:type="dxa"/>
+              <w:right w:w="40" w:type="dxa"/>
+            </w:tcMar>
+          </w:tcPr>
+          <w:p>
+            <w:pPr>
+              <w:pStyle w:val="Compact"/>
+              <w:keepNext/>
+              <w:spacing w:after="0"/>
+              <w:jc w:val="left"/>
+            </w:pPr>
+            <w:r>
+              <w:rPr>
+                <w:rFonts w:ascii="Times New Roman" w:hAnsi="Times New Roman"/>
+                <w:sz w:val="16"/>
+              </w:rPr>
+              <w:t xml:space="preserve">24</w:t>
+            </w:r>
+          </w:p>
+        </w:tc>
+        <w:tc>
+          <w:tcPr>
+            <w:tcMar>
+              <w:left w:w="40" w:type="dxa"/>
+              <w:right w:w="40" w:type="dxa"/>
+            </w:tcMar>
+          </w:tcPr>
+          <w:p>
+            <w:pPr>
+              <w:pStyle w:val="Compact"/>
+              <w:keepNext/>
+              <w:spacing w:after="0"/>
+              <w:jc w:val="left"/>
+            </w:pPr>
+            <w:r>
+              <w:rPr>
+                <w:rFonts w:ascii="Times New Roman" w:hAnsi="Times New Roman"/>
+                <w:sz w:val="16"/>
+              </w:rPr>
+              <w:t xml:space="preserve">0.728 [0.718, 0.739]</w:t>
+            </w:r>
+          </w:p>
+        </w:tc>
+        <w:tc>
+          <w:tcPr>
+            <w:tcMar>
+              <w:left w:w="40" w:type="dxa"/>
+              <w:right w:w="40" w:type="dxa"/>
+            </w:tcMar>
+          </w:tcPr>
+          <w:p>
+            <w:pPr>
+              <w:pStyle w:val="Compact"/>
+              <w:keepNext/>
+              <w:spacing w:after="0"/>
+              <w:jc w:val="left"/>
+            </w:pPr>
+            <w:r>
+              <w:rPr>
+                <w:rFonts w:ascii="Times New Roman" w:hAnsi="Times New Roman"/>
+                <w:sz w:val="16"/>
+              </w:rPr>
+              <w:t xml:space="preserve">18.6</w:t>
+            </w:r>
+          </w:p>
+        </w:tc>
+        <w:tc>
+          <w:tcPr>
+            <w:tcMar>
+              <w:left w:w="40" w:type="dxa"/>
+              <w:right w:w="40" w:type="dxa"/>
+            </w:tcMar>
+          </w:tcPr>
+          <w:p>
+            <w:pPr>
+              <w:pStyle w:val="Compact"/>
+              <w:keepNext/>
+              <w:spacing w:after="0"/>
+              <w:jc w:val="left"/>
+            </w:pPr>
+            <w:r>
+              <w:rPr>
+                <w:rFonts w:ascii="Times New Roman" w:hAnsi="Times New Roman"/>
+                <w:sz w:val="16"/>
+              </w:rPr>
+              <w:t xml:space="preserve">0.724 / 0.732 / 0.688</w:t>
+            </w:r>
+          </w:p>
+        </w:tc>
+      </w:tr>
+      <w:tr>
+        <w:tc>
+          <w:tcPr>
+            <w:tcMar>
+              <w:left w:w="40" w:type="dxa"/>
+              <w:right w:w="40" w:type="dxa"/>
+            </w:tcMar>
+          </w:tcPr>
+          <w:p>
+            <w:pPr>
+              <w:pStyle w:val="Compact"/>
+              <w:keepNext/>
+              <w:spacing w:after="0"/>
+              <w:jc w:val="left"/>
+            </w:pPr>
+            <w:r>
+              <w:rPr>
+                <w:rFonts w:ascii="Times New Roman" w:hAnsi="Times New Roman"/>
+                <w:sz w:val="16"/>
+              </w:rPr>
+              <w:t xml:space="preserve">fusion (RRF),</w:t>
+            </w:r>
+            <w:r>
+              <w:rPr>
+                <w:rFonts w:ascii="Times New Roman" w:hAnsi="Times New Roman"/>
+                <w:sz w:val="16"/>
+              </w:rPr>
+              <w:t xml:space="preserve"> </w:t>
+            </w:r>
+            <w:r>
+              <w:rPr>
+                <w:iCs/>
+                <w:rFonts w:ascii="Times New Roman" w:hAnsi="Times New Roman"/>
+                <w:i/>
+                <w:sz w:val="16"/>
+              </w:rPr>
+              <w:t xml:space="preserve">k=24</w:t>
+            </w:r>
+          </w:p>
+        </w:tc>
+        <w:tc>
+          <w:tcPr>
+            <w:tcMar>
+              <w:left w:w="40" w:type="dxa"/>
+              <w:right w:w="40" w:type="dxa"/>
+            </w:tcMar>
+          </w:tcPr>
+          <w:p>
+            <w:pPr>
+              <w:pStyle w:val="Compact"/>
+              <w:keepNext/>
+              <w:spacing w:after="0"/>
+              <w:jc w:val="left"/>
+            </w:pPr>
+            <w:r>
+              <w:rPr>
+                <w:rFonts w:ascii="Times New Roman" w:hAnsi="Times New Roman"/>
+                <w:sz w:val="16"/>
+              </w:rPr>
+              <w:t xml:space="preserve">fused</w:t>
+            </w:r>
+          </w:p>
+        </w:tc>
+        <w:tc>
+          <w:tcPr>
+            <w:tcMar>
+              <w:left w:w="40" w:type="dxa"/>
+              <w:right w:w="40" w:type="dxa"/>
+            </w:tcMar>
+          </w:tcPr>
+          <w:p>
+            <w:pPr>
+              <w:pStyle w:val="Compact"/>
+              <w:keepNext/>
+              <w:spacing w:after="0"/>
+              <w:jc w:val="left"/>
+            </w:pPr>
+            <w:r>
+              <w:rPr>
+                <w:rFonts w:ascii="Times New Roman" w:hAnsi="Times New Roman"/>
+                <w:sz w:val="16"/>
+              </w:rPr>
+              <w:t xml:space="preserve">no</w:t>
+            </w:r>
+          </w:p>
+        </w:tc>
+        <w:tc>
+          <w:tcPr>
+            <w:tcMar>
+              <w:left w:w="40" w:type="dxa"/>
+              <w:right w:w="40" w:type="dxa"/>
+            </w:tcMar>
+          </w:tcPr>
+          <w:p>
+            <w:pPr>
+              <w:pStyle w:val="Compact"/>
+              <w:keepNext/>
+              <w:spacing w:after="0"/>
+              <w:jc w:val="left"/>
+            </w:pPr>
+            <w:r>
+              <w:rPr>
+                <w:rFonts w:ascii="Times New Roman" w:hAnsi="Times New Roman"/>
+                <w:sz w:val="16"/>
+              </w:rPr>
+              <w:t xml:space="preserve">–</w:t>
+            </w:r>
+          </w:p>
+        </w:tc>
+        <w:tc>
+          <w:tcPr>
+            <w:tcMar>
+              <w:left w:w="40" w:type="dxa"/>
+              <w:right w:w="40" w:type="dxa"/>
+            </w:tcMar>
+          </w:tcPr>
+          <w:p>
+            <w:pPr>
+              <w:pStyle w:val="Compact"/>
+              <w:keepNext/>
+              <w:spacing w:after="0"/>
+              <w:jc w:val="left"/>
+            </w:pPr>
+            <w:r>
+              <w:rPr>
+                <w:rFonts w:ascii="Times New Roman" w:hAnsi="Times New Roman"/>
+                <w:sz w:val="16"/>
+              </w:rPr>
+              <w:t xml:space="preserve">24</w:t>
+            </w:r>
+          </w:p>
+        </w:tc>
+        <w:tc>
+          <w:tcPr>
+            <w:tcMar>
+              <w:left w:w="40" w:type="dxa"/>
+              <w:right w:w="40" w:type="dxa"/>
+            </w:tcMar>
+          </w:tcPr>
+          <w:p>
+            <w:pPr>
+              <w:pStyle w:val="Compact"/>
+              <w:keepNext/>
+              <w:spacing w:after="0"/>
+              <w:jc w:val="left"/>
+            </w:pPr>
+            <w:r>
+              <w:rPr>
+                <w:rFonts w:ascii="Times New Roman" w:hAnsi="Times New Roman"/>
+                <w:sz w:val="16"/>
+              </w:rPr>
+              <w:t xml:space="preserve">0.843 [0.832, 0.856]</w:t>
+            </w:r>
+          </w:p>
+        </w:tc>
+        <w:tc>
+          <w:tcPr>
+            <w:tcMar>
+              <w:left w:w="40" w:type="dxa"/>
+              <w:right w:w="40" w:type="dxa"/>
+            </w:tcMar>
+          </w:tcPr>
+          <w:p>
+            <w:pPr>
+              <w:pStyle w:val="Compact"/>
+              <w:keepNext/>
+              <w:spacing w:after="0"/>
+              <w:jc w:val="left"/>
+            </w:pPr>
+            <w:r>
+              <w:rPr>
+                <w:rFonts w:ascii="Times New Roman" w:hAnsi="Times New Roman"/>
+                <w:sz w:val="16"/>
+              </w:rPr>
+              <w:t xml:space="preserve">31.5</w:t>
+            </w:r>
+          </w:p>
+        </w:tc>
+        <w:tc>
+          <w:tcPr>
+            <w:tcMar>
+              <w:left w:w="40" w:type="dxa"/>
+              <w:right w:w="40" w:type="dxa"/>
+            </w:tcMar>
+          </w:tcPr>
+          <w:p>
+            <w:pPr>
+              <w:pStyle w:val="Compact"/>
+              <w:keepNext/>
+              <w:spacing w:after="0"/>
+              <w:jc w:val="left"/>
+            </w:pPr>
+            <w:r>
+              <w:rPr>
+                <w:rFonts w:ascii="Times New Roman" w:hAnsi="Times New Roman"/>
+                <w:sz w:val="16"/>
+              </w:rPr>
+              <w:t xml:space="preserve">0.899 / 0.788 / 0.816</w:t>
+            </w:r>
+          </w:p>
+        </w:tc>
+      </w:tr>
+      <w:tr>
+        <w:tc>
+          <w:tcPr>
+            <w:tcMar>
+              <w:left w:w="40" w:type="dxa"/>
+              <w:right w:w="40" w:type="dxa"/>
+            </w:tcMar>
+          </w:tcPr>
+          <w:p>
+            <w:pPr>
+              <w:pStyle w:val="Compact"/>
+              <w:spacing w:after="0"/>
+              <w:jc w:val="left"/>
+            </w:pPr>
+            <w:r>
+              <w:rPr>
+                <w:rFonts w:ascii="Times New Roman" w:hAnsi="Times New Roman"/>
+                <w:sz w:val="16"/>
+              </w:rPr>
+              <w:t xml:space="preserve">per sentence + fusion,</w:t>
+            </w:r>
+            <w:r>
+              <w:rPr>
+                <w:rFonts w:ascii="Times New Roman" w:hAnsi="Times New Roman"/>
+                <w:sz w:val="16"/>
+              </w:rPr>
+              <w:t xml:space="preserve"> </w:t>
+            </w:r>
+            <w:r>
+              <w:rPr>
+                <w:iCs/>
+                <w:rFonts w:ascii="Times New Roman" w:hAnsi="Times New Roman"/>
+                <w:i/>
+                <w:sz w:val="16"/>
+              </w:rPr>
+              <w:t xml:space="preserve">k=24</w:t>
+            </w:r>
+          </w:p>
+        </w:tc>
+        <w:tc>
+          <w:tcPr>
+            <w:tcMar>
+              <w:left w:w="40" w:type="dxa"/>
+              <w:right w:w="40" w:type="dxa"/>
+            </w:tcMar>
+          </w:tcPr>
+          <w:p>
+            <w:pPr>
+              <w:pStyle w:val="Compact"/>
+              <w:spacing w:after="0"/>
+              <w:jc w:val="left"/>
+            </w:pPr>
+            <w:r>
+              <w:rPr>
+                <w:rFonts w:ascii="Times New Roman" w:hAnsi="Times New Roman"/>
+                <w:sz w:val="16"/>
+              </w:rPr>
+              <w:t xml:space="preserve">fused</w:t>
+            </w:r>
+          </w:p>
+        </w:tc>
+        <w:tc>
+          <w:tcPr>
+            <w:tcMar>
+              <w:left w:w="40" w:type="dxa"/>
+              <w:right w:w="40" w:type="dxa"/>
+            </w:tcMar>
+          </w:tcPr>
+          <w:p>
+            <w:pPr>
+              <w:pStyle w:val="Compact"/>
+              <w:spacing w:after="0"/>
+              <w:jc w:val="left"/>
+            </w:pPr>
+            <w:r>
+              <w:rPr>
+                <w:rFonts w:ascii="Times New Roman" w:hAnsi="Times New Roman"/>
+                <w:sz w:val="16"/>
+              </w:rPr>
+              <w:t xml:space="preserve">yes</w:t>
+            </w:r>
+          </w:p>
+        </w:tc>
+        <w:tc>
+          <w:tcPr>
+            <w:tcMar>
+              <w:left w:w="40" w:type="dxa"/>
+              <w:right w:w="40" w:type="dxa"/>
+            </w:tcMar>
+          </w:tcPr>
+          <w:p>
+            <w:pPr>
+              <w:pStyle w:val="Compact"/>
+              <w:spacing w:after="0"/>
+              <w:jc w:val="left"/>
+            </w:pPr>
+            <w:r>
+              <w:rPr>
+                <w:rFonts w:ascii="Times New Roman" w:hAnsi="Times New Roman"/>
+                <w:sz w:val="16"/>
+              </w:rPr>
+              <w:t xml:space="preserve">–</w:t>
+            </w:r>
+          </w:p>
+        </w:tc>
+        <w:tc>
+          <w:tcPr>
+            <w:tcMar>
+              <w:left w:w="40" w:type="dxa"/>
+              <w:right w:w="40" w:type="dxa"/>
+            </w:tcMar>
+          </w:tcPr>
+          <w:p>
+            <w:pPr>
+              <w:pStyle w:val="Compact"/>
+              <w:spacing w:after="0"/>
+              <w:jc w:val="left"/>
+            </w:pPr>
+            <w:r>
+              <w:rPr>
+                <w:rFonts w:ascii="Times New Roman" w:hAnsi="Times New Roman"/>
+                <w:sz w:val="16"/>
+              </w:rPr>
+              <w:t xml:space="preserve">24</w:t>
+            </w:r>
+          </w:p>
+        </w:tc>
+        <w:tc>
+          <w:tcPr>
+            <w:tcMar>
+              <w:left w:w="40" w:type="dxa"/>
+              <w:right w:w="40" w:type="dxa"/>
+            </w:tcMar>
+          </w:tcPr>
+          <w:p>
+            <w:pPr>
+              <w:pStyle w:val="Compact"/>
+              <w:spacing w:after="0"/>
+              <w:jc w:val="left"/>
+            </w:pPr>
+            <w:r>
+              <w:rPr>
+                <w:rFonts w:ascii="Times New Roman" w:hAnsi="Times New Roman"/>
+                <w:sz w:val="16"/>
+              </w:rPr>
+              <w:t xml:space="preserve">0.861 [0.848, 0.874]</w:t>
+            </w:r>
+          </w:p>
+        </w:tc>
+        <w:tc>
+          <w:tcPr>
+            <w:tcMar>
+              <w:left w:w="40" w:type="dxa"/>
+              <w:right w:w="40" w:type="dxa"/>
+            </w:tcMar>
+          </w:tcPr>
+          <w:p>
+            <w:pPr>
+              <w:pStyle w:val="Compact"/>
+              <w:spacing w:after="0"/>
+              <w:jc w:val="left"/>
+            </w:pPr>
+            <w:r>
+              <w:rPr>
+                <w:rFonts w:ascii="Times New Roman" w:hAnsi="Times New Roman"/>
+                <w:sz w:val="16"/>
+              </w:rPr>
+              <w:t xml:space="preserve">31.5</w:t>
+            </w:r>
+          </w:p>
+        </w:tc>
+        <w:tc>
+          <w:tcPr>
+            <w:tcMar>
+              <w:left w:w="40" w:type="dxa"/>
+              <w:right w:w="40" w:type="dxa"/>
+            </w:tcMar>
+          </w:tcPr>
+          <w:p>
+            <w:pPr>
+              <w:pStyle w:val="Compact"/>
+              <w:spacing w:after="0"/>
+              <w:jc w:val="left"/>
+            </w:pPr>
+            <w:r>
+              <w:rPr>
+                <w:rFonts w:ascii="Times New Roman" w:hAnsi="Times New Roman"/>
+                <w:sz w:val="16"/>
+              </w:rPr>
+              <w:t xml:space="preserve">0.899 / 0.823 / 0.835</w:t>
             </w:r>
           </w:p>
         </w:tc>
@@ -27148,13 +28343,13 @@
           <w:bCs/>
           <w:b/>
         </w:rPr>
-        <w:t xml:space="preserve">What no variant fixes.</w:t>
-      </w:r>
-      <w:r>
-        <w:t xml:space="preserve"> </w:t>
-      </w:r>
-      <w:r>
-        <w:t xml:space="preserve">At</w:t>
+        <w:t xml:space="preserve">Keyword and fused rankings.</w:t>
+      </w:r>
+      <w:r>
+        <w:t xml:space="preserve"> </w:t>
+      </w:r>
+      <w:r>
+        <w:t xml:space="preserve">BM25 on its own reaches 0.726 with up to 12 matches, more than the default (+0.059, Holm</w:t>
       </w:r>
       <w:r>
         <w:t xml:space="preserve"> </w:t>
@@ -27164,10 +28359,67 @@
           <w:iCs/>
           <w:i/>
         </w:rPr>
+        <w:t xml:space="preserve">p&lt;0.001</w:t>
+      </w:r>
+      <w:r>
+        <w:t xml:space="preserve">), because it has no minimum score; with up to 24 matches it reaches 0.728, since often fewer than 24 memories share a word with the message (18.6 candidates on average), and it stays well below the same-size embedding list (-0.121). Fusing BM25 with AURA’s ranking reaches 0.843, the same as the plain embedding list (-0.006, Holm</w:t>
+      </w:r>
+      <w:r>
+        <w:t xml:space="preserve"> </w:t>
+      </w:r>
+      <w:r>
+        <w:rPr>
+          <w:iCs/>
+          <w:i/>
+        </w:rPr>
+        <w:t xml:space="preserve">p=0.377</w:t>
+      </w:r>
+      <w:r>
+        <w:t xml:space="preserve">), and per-sentence fusion 0.861 (-0.009 against per-sentence embedding search, Holm</w:t>
+      </w:r>
+      <w:r>
+        <w:t xml:space="preserve"> </w:t>
+      </w:r>
+      <w:r>
+        <w:rPr>
+          <w:iCs/>
+          <w:i/>
+        </w:rPr>
+        <w:t xml:space="preserve">p=0.220</w:t>
+      </w:r>
+      <w:r>
+        <w:t xml:space="preserve">). On this test set, adding keyword evidence does not improve on a larger embedding list. A first BM25 run that kept memories with zero score ranked them in insertion order, which placed the persona’s own (oldest) facts first and inflated BM25 strongly; we report only the corrected run and mention this because the artefact is easy to reproduce by accident.</w:t>
+      </w:r>
+    </w:p>
+    <w:p>
+      <w:pPr>
+        <w:pStyle w:val="BodyText"/>
+      </w:pPr>
+      <w:r>
+        <w:rPr>
+          <w:bCs/>
+          <w:b/>
+        </w:rPr>
+        <w:t xml:space="preserve">What no variant fixes.</w:t>
+      </w:r>
+      <w:r>
+        <w:t xml:space="preserve"> </w:t>
+      </w:r>
+      <w:r>
+        <w:t xml:space="preserve">At</w:t>
+      </w:r>
+      <w:r>
+        <w:t xml:space="preserve"> </w:t>
+      </w:r>
+      <w:r>
+        <w:rPr>
+          <w:iCs/>
+          <w:i/>
+        </w:rPr>
         <w:t xml:space="preserve">N=350</w:t>
       </w:r>
       <w:r>
-        <w:t xml:space="preserve">, 11.5% of change events are reached by none of the eleven conditions, and only 0.849 of targets are among the 24 best matches for the whole message even without a minimum score. These are messages that name the new value but share little with the stored sentence, for example a car model mentioned without the word</w:t>
+        <w:t xml:space="preserve">, 10.0% of change events are reached by none of the 15 conditions, and only 0.849 of targets are among the 24 best matches for the whole message even without a minimum score. These are messages that name the new value but share little with the stored sentence, for example a car model mentioned without the word</w:t>
       </w:r>
       <w:r>
         <w:t xml:space="preserve"> </w:t>
@@ -41109,7 +42361,7 @@
         <w:t xml:space="preserve"> </w:t>
       </w:r>
       <w:r>
-        <w:t xml:space="preserve">F2 enlarges the prompt by about a third, and in the selection study a plain list of the same size reached as many targets. About one target in nine at</w:t>
+        <w:t xml:space="preserve">F2 enlarges the prompt by about a third, and in the selection study a plain list of the same size reached as many targets. Keyword and fused rankings did no better, and about one target in ten at</w:t>
       </w:r>
       <w:r>
         <w:t xml:space="preserve"> </w:t>
@@ -41387,7 +42639,7 @@
         <w:t xml:space="preserve"> </w:t>
       </w:r>
       <w:r>
-        <w:t xml:space="preserve">About one target in nine is out of reach of every similarity-based list we tried; lexical (BM25) and reranking baselines, slot-typed memories and a second pass over the store are the next candidates.</w:t>
+        <w:t xml:space="preserve">About one target in ten is out of reach of every list we tried, including keyword and fused rankings; a cross-encoder reranker (a script is provided with the harness), slot-typed memories and a second pass over the store are the next candidates.</w:t>
       </w:r>
       <w:r>
         <w:t xml:space="preserve"> </w:t>
@@ -41453,7 +42705,7 @@
         <w:pStyle w:val="FirstParagraph"/>
       </w:pPr>
       <w:r>
-        <w:t xml:space="preserve">A review gate on memory changes is effective against the errors it can see: in our experiments it removes almost all of the true facts that automatic application destroys. It cannot repair updates the extractor never proposes, and in a retrieval-based design these are governed by which memories reach the extractor’s prompt. We made this precise (an update can succeed only if its target is in the prompt, and the gate acts only after that), measured it, and identified what moves it: removing the minimum score and searching per sentence each raise reachability by about ten points, extra candidates on a change cue add little on their own, and an adaptive selection is matched by a plain larger list, which it beats only in prompt size. With two real Gemini extractors the adaptive selection removed all observed missing targets and the stale facts under the gate at about a third more prompt tokens, while about one target in nine remains out of reach of every list we tried. The practical lesson for user-controlled memories is to measure and report what the extractor can reach, and to compare any remedy against a plain larger list. Evaluating with real users, with an oracle-target condition, in other languages and with larger real samples is the next step; the code, both test-set generators and every raw result file are provided.</w:t>
+        <w:t xml:space="preserve">A review gate on memory changes is effective against the errors it can see: in our experiments it removes almost all of the true facts that automatic application destroys. It cannot repair updates the extractor never proposes, and in a retrieval-based design these are governed by which memories reach the extractor’s prompt. We made this precise (an update can succeed only if its target is in the prompt, and the gate acts only after that), measured it, and identified what moves it: removing the minimum score and searching per sentence each raise reachability by about ten points, extra candidates on a change cue add little on their own, and an adaptive selection is matched by a plain larger list, which it beats only in prompt size. With two real Gemini extractors, the adaptive selection (run together with the re-proposal rule) left no change target missing and no stale fact under the gate, at about a third more prompt tokens, while about one target in ten remains out of reach of every list we tried, keyword and fused rankings included. The practical lesson for user-controlled memories is to measure and report what the extractor can reach, and to compare any remedy against a plain larger list. Evaluating with real users, with an oracle-target condition, in other languages and with larger real samples is the next step; the code, both test-set generators and every raw result file are provided.</w:t>
       </w:r>
     </w:p>
     <w:bookmarkEnd w:id="80"/>
@@ -58604,145 +59856,161 @@
                 <w:rFonts w:ascii="Times New Roman" w:hAnsi="Times New Roman"/>
                 <w:sz w:val="12"/>
               </w:rPr>
-              <w:t xml:space="preserve">target in top 12, no floor</w:t>
-            </w:r>
-          </w:p>
-        </w:tc>
-        <w:tc>
-          <w:tcPr>
-            <w:tcMar>
-              <w:left w:w="40" w:type="dxa"/>
-              <w:right w:w="40" w:type="dxa"/>
-            </w:tcMar>
-          </w:tcPr>
-          <w:p>
-            <w:pPr>
-              <w:pStyle w:val="Compact"/>
-              <w:keepNext/>
-              <w:spacing w:after="0"/>
-              <w:jc w:val="left"/>
-            </w:pPr>
-            <w:r>
-              <w:rPr>
-                <w:rFonts w:ascii="Times New Roman" w:hAnsi="Times New Roman"/>
-                <w:sz w:val="12"/>
-              </w:rPr>
-              <w:t xml:space="preserve">1.000</w:t>
-            </w:r>
-          </w:p>
-        </w:tc>
-        <w:tc>
-          <w:tcPr>
-            <w:tcMar>
-              <w:left w:w="40" w:type="dxa"/>
-              <w:right w:w="40" w:type="dxa"/>
-            </w:tcMar>
-          </w:tcPr>
-          <w:p>
-            <w:pPr>
-              <w:pStyle w:val="Compact"/>
-              <w:keepNext/>
-              <w:spacing w:after="0"/>
-              <w:jc w:val="left"/>
-            </w:pPr>
-            <w:r>
-              <w:rPr>
-                <w:rFonts w:ascii="Times New Roman" w:hAnsi="Times New Roman"/>
-                <w:sz w:val="12"/>
-              </w:rPr>
-              <w:t xml:space="preserve">0.959</w:t>
-            </w:r>
-          </w:p>
-        </w:tc>
-        <w:tc>
-          <w:tcPr>
-            <w:tcMar>
-              <w:left w:w="40" w:type="dxa"/>
-              <w:right w:w="40" w:type="dxa"/>
-            </w:tcMar>
-          </w:tcPr>
-          <w:p>
-            <w:pPr>
-              <w:pStyle w:val="Compact"/>
-              <w:keepNext/>
-              <w:spacing w:after="0"/>
-              <w:jc w:val="left"/>
-            </w:pPr>
-            <w:r>
-              <w:rPr>
-                <w:rFonts w:ascii="Times New Roman" w:hAnsi="Times New Roman"/>
-                <w:sz w:val="12"/>
-              </w:rPr>
-              <w:t xml:space="preserve">0.925</w:t>
-            </w:r>
-          </w:p>
-        </w:tc>
-        <w:tc>
-          <w:tcPr>
-            <w:tcMar>
-              <w:left w:w="40" w:type="dxa"/>
-              <w:right w:w="40" w:type="dxa"/>
-            </w:tcMar>
-          </w:tcPr>
-          <w:p>
-            <w:pPr>
-              <w:pStyle w:val="Compact"/>
-              <w:keepNext/>
-              <w:spacing w:after="0"/>
-              <w:jc w:val="left"/>
-            </w:pPr>
-            <w:r>
-              <w:rPr>
-                <w:rFonts w:ascii="Times New Roman" w:hAnsi="Times New Roman"/>
-                <w:sz w:val="12"/>
-              </w:rPr>
-              <w:t xml:space="preserve">0.883</w:t>
-            </w:r>
-          </w:p>
-        </w:tc>
-        <w:tc>
-          <w:tcPr>
-            <w:tcMar>
-              <w:left w:w="40" w:type="dxa"/>
-              <w:right w:w="40" w:type="dxa"/>
-            </w:tcMar>
-          </w:tcPr>
-          <w:p>
-            <w:pPr>
-              <w:pStyle w:val="Compact"/>
-              <w:keepNext/>
-              <w:spacing w:after="0"/>
-              <w:jc w:val="left"/>
-            </w:pPr>
-            <w:r>
-              <w:rPr>
-                <w:rFonts w:ascii="Times New Roman" w:hAnsi="Times New Roman"/>
-                <w:sz w:val="12"/>
-              </w:rPr>
-              <w:t xml:space="preserve">0.830</w:t>
-            </w:r>
-          </w:p>
-        </w:tc>
-        <w:tc>
-          <w:tcPr>
-            <w:tcMar>
-              <w:left w:w="40" w:type="dxa"/>
-              <w:right w:w="40" w:type="dxa"/>
-            </w:tcMar>
-          </w:tcPr>
-          <w:p>
-            <w:pPr>
-              <w:pStyle w:val="Compact"/>
-              <w:keepNext/>
-              <w:spacing w:after="0"/>
-              <w:jc w:val="left"/>
-            </w:pPr>
-            <w:r>
-              <w:rPr>
-                <w:rFonts w:ascii="Times New Roman" w:hAnsi="Times New Roman"/>
-                <w:sz w:val="12"/>
-              </w:rPr>
-              <w:t xml:space="preserve">0.777</w:t>
+              <w:t xml:space="preserve">BM25,</w:t>
+            </w:r>
+            <w:r>
+              <w:rPr>
+                <w:rFonts w:ascii="Times New Roman" w:hAnsi="Times New Roman"/>
+                <w:sz w:val="12"/>
+              </w:rPr>
+              <w:t xml:space="preserve"> </w:t>
+            </w:r>
+            <w:r>
+              <w:rPr>
+                <w:iCs/>
+                <w:rFonts w:ascii="Times New Roman" w:hAnsi="Times New Roman"/>
+                <w:i/>
+                <w:sz w:val="12"/>
+              </w:rPr>
+              <w:t xml:space="preserve">k=12</w:t>
+            </w:r>
+          </w:p>
+        </w:tc>
+        <w:tc>
+          <w:tcPr>
+            <w:tcMar>
+              <w:left w:w="40" w:type="dxa"/>
+              <w:right w:w="40" w:type="dxa"/>
+            </w:tcMar>
+          </w:tcPr>
+          <w:p>
+            <w:pPr>
+              <w:pStyle w:val="Compact"/>
+              <w:keepNext/>
+              <w:spacing w:after="0"/>
+              <w:jc w:val="left"/>
+            </w:pPr>
+            <w:r>
+              <w:rPr>
+                <w:rFonts w:ascii="Times New Roman" w:hAnsi="Times New Roman"/>
+                <w:sz w:val="12"/>
+              </w:rPr>
+              <w:t xml:space="preserve">0.907</w:t>
+            </w:r>
+          </w:p>
+        </w:tc>
+        <w:tc>
+          <w:tcPr>
+            <w:tcMar>
+              <w:left w:w="40" w:type="dxa"/>
+              <w:right w:w="40" w:type="dxa"/>
+            </w:tcMar>
+          </w:tcPr>
+          <w:p>
+            <w:pPr>
+              <w:pStyle w:val="Compact"/>
+              <w:keepNext/>
+              <w:spacing w:after="0"/>
+              <w:jc w:val="left"/>
+            </w:pPr>
+            <w:r>
+              <w:rPr>
+                <w:rFonts w:ascii="Times New Roman" w:hAnsi="Times New Roman"/>
+                <w:sz w:val="12"/>
+              </w:rPr>
+              <w:t xml:space="preserve">0.728</w:t>
+            </w:r>
+          </w:p>
+        </w:tc>
+        <w:tc>
+          <w:tcPr>
+            <w:tcMar>
+              <w:left w:w="40" w:type="dxa"/>
+              <w:right w:w="40" w:type="dxa"/>
+            </w:tcMar>
+          </w:tcPr>
+          <w:p>
+            <w:pPr>
+              <w:pStyle w:val="Compact"/>
+              <w:keepNext/>
+              <w:spacing w:after="0"/>
+              <w:jc w:val="left"/>
+            </w:pPr>
+            <w:r>
+              <w:rPr>
+                <w:rFonts w:ascii="Times New Roman" w:hAnsi="Times New Roman"/>
+                <w:sz w:val="12"/>
+              </w:rPr>
+              <w:t xml:space="preserve">0.728</w:t>
+            </w:r>
+          </w:p>
+        </w:tc>
+        <w:tc>
+          <w:tcPr>
+            <w:tcMar>
+              <w:left w:w="40" w:type="dxa"/>
+              <w:right w:w="40" w:type="dxa"/>
+            </w:tcMar>
+          </w:tcPr>
+          <w:p>
+            <w:pPr>
+              <w:pStyle w:val="Compact"/>
+              <w:keepNext/>
+              <w:spacing w:after="0"/>
+              <w:jc w:val="left"/>
+            </w:pPr>
+            <w:r>
+              <w:rPr>
+                <w:rFonts w:ascii="Times New Roman" w:hAnsi="Times New Roman"/>
+                <w:sz w:val="12"/>
+              </w:rPr>
+              <w:t xml:space="preserve">0.728</w:t>
+            </w:r>
+          </w:p>
+        </w:tc>
+        <w:tc>
+          <w:tcPr>
+            <w:tcMar>
+              <w:left w:w="40" w:type="dxa"/>
+              <w:right w:w="40" w:type="dxa"/>
+            </w:tcMar>
+          </w:tcPr>
+          <w:p>
+            <w:pPr>
+              <w:pStyle w:val="Compact"/>
+              <w:keepNext/>
+              <w:spacing w:after="0"/>
+              <w:jc w:val="left"/>
+            </w:pPr>
+            <w:r>
+              <w:rPr>
+                <w:rFonts w:ascii="Times New Roman" w:hAnsi="Times New Roman"/>
+                <w:sz w:val="12"/>
+              </w:rPr>
+              <w:t xml:space="preserve">0.728</w:t>
+            </w:r>
+          </w:p>
+        </w:tc>
+        <w:tc>
+          <w:tcPr>
+            <w:tcMar>
+              <w:left w:w="40" w:type="dxa"/>
+              <w:right w:w="40" w:type="dxa"/>
+            </w:tcMar>
+          </w:tcPr>
+          <w:p>
+            <w:pPr>
+              <w:pStyle w:val="Compact"/>
+              <w:keepNext/>
+              <w:spacing w:after="0"/>
+              <w:jc w:val="left"/>
+            </w:pPr>
+            <w:r>
+              <w:rPr>
+                <w:rFonts w:ascii="Times New Roman" w:hAnsi="Times New Roman"/>
+                <w:sz w:val="12"/>
+              </w:rPr>
+              <w:t xml:space="preserve">0.726</w:t>
             </w:r>
           </w:p>
         </w:tc>
@@ -58767,145 +60035,161 @@
                 <w:rFonts w:ascii="Times New Roman" w:hAnsi="Times New Roman"/>
                 <w:sz w:val="12"/>
               </w:rPr>
-              <w:t xml:space="preserve">target in top 24, no floor</w:t>
-            </w:r>
-          </w:p>
-        </w:tc>
-        <w:tc>
-          <w:tcPr>
-            <w:tcMar>
-              <w:left w:w="40" w:type="dxa"/>
-              <w:right w:w="40" w:type="dxa"/>
-            </w:tcMar>
-          </w:tcPr>
-          <w:p>
-            <w:pPr>
-              <w:pStyle w:val="Compact"/>
-              <w:keepNext/>
-              <w:spacing w:after="0"/>
-              <w:jc w:val="left"/>
-            </w:pPr>
-            <w:r>
-              <w:rPr>
-                <w:rFonts w:ascii="Times New Roman" w:hAnsi="Times New Roman"/>
-                <w:sz w:val="12"/>
-              </w:rPr>
-              <w:t xml:space="preserve">1.000</w:t>
-            </w:r>
-          </w:p>
-        </w:tc>
-        <w:tc>
-          <w:tcPr>
-            <w:tcMar>
-              <w:left w:w="40" w:type="dxa"/>
-              <w:right w:w="40" w:type="dxa"/>
-            </w:tcMar>
-          </w:tcPr>
-          <w:p>
-            <w:pPr>
-              <w:pStyle w:val="Compact"/>
-              <w:keepNext/>
-              <w:spacing w:after="0"/>
-              <w:jc w:val="left"/>
-            </w:pPr>
-            <w:r>
-              <w:rPr>
-                <w:rFonts w:ascii="Times New Roman" w:hAnsi="Times New Roman"/>
-                <w:sz w:val="12"/>
-              </w:rPr>
-              <w:t xml:space="preserve">0.991</w:t>
-            </w:r>
-          </w:p>
-        </w:tc>
-        <w:tc>
-          <w:tcPr>
-            <w:tcMar>
-              <w:left w:w="40" w:type="dxa"/>
-              <w:right w:w="40" w:type="dxa"/>
-            </w:tcMar>
-          </w:tcPr>
-          <w:p>
-            <w:pPr>
-              <w:pStyle w:val="Compact"/>
-              <w:keepNext/>
-              <w:spacing w:after="0"/>
-              <w:jc w:val="left"/>
-            </w:pPr>
-            <w:r>
-              <w:rPr>
-                <w:rFonts w:ascii="Times New Roman" w:hAnsi="Times New Roman"/>
-                <w:sz w:val="12"/>
-              </w:rPr>
-              <w:t xml:space="preserve">0.969</w:t>
-            </w:r>
-          </w:p>
-        </w:tc>
-        <w:tc>
-          <w:tcPr>
-            <w:tcMar>
-              <w:left w:w="40" w:type="dxa"/>
-              <w:right w:w="40" w:type="dxa"/>
-            </w:tcMar>
-          </w:tcPr>
-          <w:p>
-            <w:pPr>
-              <w:pStyle w:val="Compact"/>
-              <w:keepNext/>
-              <w:spacing w:after="0"/>
-              <w:jc w:val="left"/>
-            </w:pPr>
-            <w:r>
-              <w:rPr>
-                <w:rFonts w:ascii="Times New Roman" w:hAnsi="Times New Roman"/>
-                <w:sz w:val="12"/>
-              </w:rPr>
-              <w:t xml:space="preserve">0.934</w:t>
-            </w:r>
-          </w:p>
-        </w:tc>
-        <w:tc>
-          <w:tcPr>
-            <w:tcMar>
-              <w:left w:w="40" w:type="dxa"/>
-              <w:right w:w="40" w:type="dxa"/>
-            </w:tcMar>
-          </w:tcPr>
-          <w:p>
-            <w:pPr>
-              <w:pStyle w:val="Compact"/>
-              <w:keepNext/>
-              <w:spacing w:after="0"/>
-              <w:jc w:val="left"/>
-            </w:pPr>
-            <w:r>
-              <w:rPr>
-                <w:rFonts w:ascii="Times New Roman" w:hAnsi="Times New Roman"/>
-                <w:sz w:val="12"/>
-              </w:rPr>
-              <w:t xml:space="preserve">0.888</w:t>
-            </w:r>
-          </w:p>
-        </w:tc>
-        <w:tc>
-          <w:tcPr>
-            <w:tcMar>
-              <w:left w:w="40" w:type="dxa"/>
-              <w:right w:w="40" w:type="dxa"/>
-            </w:tcMar>
-          </w:tcPr>
-          <w:p>
-            <w:pPr>
-              <w:pStyle w:val="Compact"/>
-              <w:keepNext/>
-              <w:spacing w:after="0"/>
-              <w:jc w:val="left"/>
-            </w:pPr>
-            <w:r>
-              <w:rPr>
-                <w:rFonts w:ascii="Times New Roman" w:hAnsi="Times New Roman"/>
-                <w:sz w:val="12"/>
-              </w:rPr>
-              <w:t xml:space="preserve">0.849</w:t>
+              <w:t xml:space="preserve">BM25,</w:t>
+            </w:r>
+            <w:r>
+              <w:rPr>
+                <w:rFonts w:ascii="Times New Roman" w:hAnsi="Times New Roman"/>
+                <w:sz w:val="12"/>
+              </w:rPr>
+              <w:t xml:space="preserve"> </w:t>
+            </w:r>
+            <w:r>
+              <w:rPr>
+                <w:iCs/>
+                <w:rFonts w:ascii="Times New Roman" w:hAnsi="Times New Roman"/>
+                <w:i/>
+                <w:sz w:val="12"/>
+              </w:rPr>
+              <w:t xml:space="preserve">k=24</w:t>
+            </w:r>
+          </w:p>
+        </w:tc>
+        <w:tc>
+          <w:tcPr>
+            <w:tcMar>
+              <w:left w:w="40" w:type="dxa"/>
+              <w:right w:w="40" w:type="dxa"/>
+            </w:tcMar>
+          </w:tcPr>
+          <w:p>
+            <w:pPr>
+              <w:pStyle w:val="Compact"/>
+              <w:keepNext/>
+              <w:spacing w:after="0"/>
+              <w:jc w:val="left"/>
+            </w:pPr>
+            <w:r>
+              <w:rPr>
+                <w:rFonts w:ascii="Times New Roman" w:hAnsi="Times New Roman"/>
+                <w:sz w:val="12"/>
+              </w:rPr>
+              <w:t xml:space="preserve">0.907</w:t>
+            </w:r>
+          </w:p>
+        </w:tc>
+        <w:tc>
+          <w:tcPr>
+            <w:tcMar>
+              <w:left w:w="40" w:type="dxa"/>
+              <w:right w:w="40" w:type="dxa"/>
+            </w:tcMar>
+          </w:tcPr>
+          <w:p>
+            <w:pPr>
+              <w:pStyle w:val="Compact"/>
+              <w:keepNext/>
+              <w:spacing w:after="0"/>
+              <w:jc w:val="left"/>
+            </w:pPr>
+            <w:r>
+              <w:rPr>
+                <w:rFonts w:ascii="Times New Roman" w:hAnsi="Times New Roman"/>
+                <w:sz w:val="12"/>
+              </w:rPr>
+              <w:t xml:space="preserve">0.728</w:t>
+            </w:r>
+          </w:p>
+        </w:tc>
+        <w:tc>
+          <w:tcPr>
+            <w:tcMar>
+              <w:left w:w="40" w:type="dxa"/>
+              <w:right w:w="40" w:type="dxa"/>
+            </w:tcMar>
+          </w:tcPr>
+          <w:p>
+            <w:pPr>
+              <w:pStyle w:val="Compact"/>
+              <w:keepNext/>
+              <w:spacing w:after="0"/>
+              <w:jc w:val="left"/>
+            </w:pPr>
+            <w:r>
+              <w:rPr>
+                <w:rFonts w:ascii="Times New Roman" w:hAnsi="Times New Roman"/>
+                <w:sz w:val="12"/>
+              </w:rPr>
+              <w:t xml:space="preserve">0.728</w:t>
+            </w:r>
+          </w:p>
+        </w:tc>
+        <w:tc>
+          <w:tcPr>
+            <w:tcMar>
+              <w:left w:w="40" w:type="dxa"/>
+              <w:right w:w="40" w:type="dxa"/>
+            </w:tcMar>
+          </w:tcPr>
+          <w:p>
+            <w:pPr>
+              <w:pStyle w:val="Compact"/>
+              <w:keepNext/>
+              <w:spacing w:after="0"/>
+              <w:jc w:val="left"/>
+            </w:pPr>
+            <w:r>
+              <w:rPr>
+                <w:rFonts w:ascii="Times New Roman" w:hAnsi="Times New Roman"/>
+                <w:sz w:val="12"/>
+              </w:rPr>
+              <w:t xml:space="preserve">0.728</w:t>
+            </w:r>
+          </w:p>
+        </w:tc>
+        <w:tc>
+          <w:tcPr>
+            <w:tcMar>
+              <w:left w:w="40" w:type="dxa"/>
+              <w:right w:w="40" w:type="dxa"/>
+            </w:tcMar>
+          </w:tcPr>
+          <w:p>
+            <w:pPr>
+              <w:pStyle w:val="Compact"/>
+              <w:keepNext/>
+              <w:spacing w:after="0"/>
+              <w:jc w:val="left"/>
+            </w:pPr>
+            <w:r>
+              <w:rPr>
+                <w:rFonts w:ascii="Times New Roman" w:hAnsi="Times New Roman"/>
+                <w:sz w:val="12"/>
+              </w:rPr>
+              <w:t xml:space="preserve">0.728</w:t>
+            </w:r>
+          </w:p>
+        </w:tc>
+        <w:tc>
+          <w:tcPr>
+            <w:tcMar>
+              <w:left w:w="40" w:type="dxa"/>
+              <w:right w:w="40" w:type="dxa"/>
+            </w:tcMar>
+          </w:tcPr>
+          <w:p>
+            <w:pPr>
+              <w:pStyle w:val="Compact"/>
+              <w:keepNext/>
+              <w:spacing w:after="0"/>
+              <w:jc w:val="left"/>
+            </w:pPr>
+            <w:r>
+              <w:rPr>
+                <w:rFonts w:ascii="Times New Roman" w:hAnsi="Times New Roman"/>
+                <w:sz w:val="12"/>
+              </w:rPr>
+              <w:t xml:space="preserve">0.728</w:t>
             </w:r>
           </w:p>
         </w:tc>
@@ -58930,145 +60214,161 @@
                 <w:rFonts w:ascii="Times New Roman" w:hAnsi="Times New Roman"/>
                 <w:sz w:val="12"/>
               </w:rPr>
-              <w:t xml:space="preserve">in top 12 but below 0.25</w:t>
-            </w:r>
-          </w:p>
-        </w:tc>
-        <w:tc>
-          <w:tcPr>
-            <w:tcMar>
-              <w:left w:w="40" w:type="dxa"/>
-              <w:right w:w="40" w:type="dxa"/>
-            </w:tcMar>
-          </w:tcPr>
-          <w:p>
-            <w:pPr>
-              <w:pStyle w:val="Compact"/>
-              <w:keepNext/>
-              <w:spacing w:after="0"/>
-              <w:jc w:val="left"/>
-            </w:pPr>
-            <w:r>
-              <w:rPr>
-                <w:rFonts w:ascii="Times New Roman" w:hAnsi="Times New Roman"/>
-                <w:sz w:val="12"/>
-              </w:rPr>
-              <w:t xml:space="preserve">0.318</w:t>
-            </w:r>
-          </w:p>
-        </w:tc>
-        <w:tc>
-          <w:tcPr>
-            <w:tcMar>
-              <w:left w:w="40" w:type="dxa"/>
-              <w:right w:w="40" w:type="dxa"/>
-            </w:tcMar>
-          </w:tcPr>
-          <w:p>
-            <w:pPr>
-              <w:pStyle w:val="Compact"/>
-              <w:keepNext/>
-              <w:spacing w:after="0"/>
-              <w:jc w:val="left"/>
-            </w:pPr>
-            <w:r>
-              <w:rPr>
-                <w:rFonts w:ascii="Times New Roman" w:hAnsi="Times New Roman"/>
-                <w:sz w:val="12"/>
-              </w:rPr>
-              <w:t xml:space="preserve">0.277</w:t>
-            </w:r>
-          </w:p>
-        </w:tc>
-        <w:tc>
-          <w:tcPr>
-            <w:tcMar>
-              <w:left w:w="40" w:type="dxa"/>
-              <w:right w:w="40" w:type="dxa"/>
-            </w:tcMar>
-          </w:tcPr>
-          <w:p>
-            <w:pPr>
-              <w:pStyle w:val="Compact"/>
-              <w:keepNext/>
-              <w:spacing w:after="0"/>
-              <w:jc w:val="left"/>
-            </w:pPr>
-            <w:r>
-              <w:rPr>
-                <w:rFonts w:ascii="Times New Roman" w:hAnsi="Times New Roman"/>
-                <w:sz w:val="12"/>
-              </w:rPr>
-              <w:t xml:space="preserve">0.243</w:t>
-            </w:r>
-          </w:p>
-        </w:tc>
-        <w:tc>
-          <w:tcPr>
-            <w:tcMar>
-              <w:left w:w="40" w:type="dxa"/>
-              <w:right w:w="40" w:type="dxa"/>
-            </w:tcMar>
-          </w:tcPr>
-          <w:p>
-            <w:pPr>
-              <w:pStyle w:val="Compact"/>
-              <w:keepNext/>
-              <w:spacing w:after="0"/>
-              <w:jc w:val="left"/>
-            </w:pPr>
-            <w:r>
-              <w:rPr>
-                <w:rFonts w:ascii="Times New Roman" w:hAnsi="Times New Roman"/>
-                <w:sz w:val="12"/>
-              </w:rPr>
-              <w:t xml:space="preserve">0.201</w:t>
-            </w:r>
-          </w:p>
-        </w:tc>
-        <w:tc>
-          <w:tcPr>
-            <w:tcMar>
-              <w:left w:w="40" w:type="dxa"/>
-              <w:right w:w="40" w:type="dxa"/>
-            </w:tcMar>
-          </w:tcPr>
-          <w:p>
-            <w:pPr>
-              <w:pStyle w:val="Compact"/>
-              <w:keepNext/>
-              <w:spacing w:after="0"/>
-              <w:jc w:val="left"/>
-            </w:pPr>
-            <w:r>
-              <w:rPr>
-                <w:rFonts w:ascii="Times New Roman" w:hAnsi="Times New Roman"/>
-                <w:sz w:val="12"/>
-              </w:rPr>
-              <w:t xml:space="preserve">0.150</w:t>
-            </w:r>
-          </w:p>
-        </w:tc>
-        <w:tc>
-          <w:tcPr>
-            <w:tcMar>
-              <w:left w:w="40" w:type="dxa"/>
-              <w:right w:w="40" w:type="dxa"/>
-            </w:tcMar>
-          </w:tcPr>
-          <w:p>
-            <w:pPr>
-              <w:pStyle w:val="Compact"/>
-              <w:keepNext/>
-              <w:spacing w:after="0"/>
-              <w:jc w:val="left"/>
-            </w:pPr>
-            <w:r>
-              <w:rPr>
-                <w:rFonts w:ascii="Times New Roman" w:hAnsi="Times New Roman"/>
-                <w:sz w:val="12"/>
-              </w:rPr>
-              <w:t xml:space="preserve">0.110</w:t>
+              <w:t xml:space="preserve">fusion (RRF),</w:t>
+            </w:r>
+            <w:r>
+              <w:rPr>
+                <w:rFonts w:ascii="Times New Roman" w:hAnsi="Times New Roman"/>
+                <w:sz w:val="12"/>
+              </w:rPr>
+              <w:t xml:space="preserve"> </w:t>
+            </w:r>
+            <w:r>
+              <w:rPr>
+                <w:iCs/>
+                <w:rFonts w:ascii="Times New Roman" w:hAnsi="Times New Roman"/>
+                <w:i/>
+                <w:sz w:val="12"/>
+              </w:rPr>
+              <w:t xml:space="preserve">k=24</w:t>
+            </w:r>
+          </w:p>
+        </w:tc>
+        <w:tc>
+          <w:tcPr>
+            <w:tcMar>
+              <w:left w:w="40" w:type="dxa"/>
+              <w:right w:w="40" w:type="dxa"/>
+            </w:tcMar>
+          </w:tcPr>
+          <w:p>
+            <w:pPr>
+              <w:pStyle w:val="Compact"/>
+              <w:keepNext/>
+              <w:spacing w:after="0"/>
+              <w:jc w:val="left"/>
+            </w:pPr>
+            <w:r>
+              <w:rPr>
+                <w:rFonts w:ascii="Times New Roman" w:hAnsi="Times New Roman"/>
+                <w:sz w:val="12"/>
+              </w:rPr>
+              <w:t xml:space="preserve">1.000</w:t>
+            </w:r>
+          </w:p>
+        </w:tc>
+        <w:tc>
+          <w:tcPr>
+            <w:tcMar>
+              <w:left w:w="40" w:type="dxa"/>
+              <w:right w:w="40" w:type="dxa"/>
+            </w:tcMar>
+          </w:tcPr>
+          <w:p>
+            <w:pPr>
+              <w:pStyle w:val="Compact"/>
+              <w:keepNext/>
+              <w:spacing w:after="0"/>
+              <w:jc w:val="left"/>
+            </w:pPr>
+            <w:r>
+              <w:rPr>
+                <w:rFonts w:ascii="Times New Roman" w:hAnsi="Times New Roman"/>
+                <w:sz w:val="12"/>
+              </w:rPr>
+              <w:t xml:space="preserve">0.991</w:t>
+            </w:r>
+          </w:p>
+        </w:tc>
+        <w:tc>
+          <w:tcPr>
+            <w:tcMar>
+              <w:left w:w="40" w:type="dxa"/>
+              <w:right w:w="40" w:type="dxa"/>
+            </w:tcMar>
+          </w:tcPr>
+          <w:p>
+            <w:pPr>
+              <w:pStyle w:val="Compact"/>
+              <w:keepNext/>
+              <w:spacing w:after="0"/>
+              <w:jc w:val="left"/>
+            </w:pPr>
+            <w:r>
+              <w:rPr>
+                <w:rFonts w:ascii="Times New Roman" w:hAnsi="Times New Roman"/>
+                <w:sz w:val="12"/>
+              </w:rPr>
+              <w:t xml:space="preserve">0.970</w:t>
+            </w:r>
+          </w:p>
+        </w:tc>
+        <w:tc>
+          <w:tcPr>
+            <w:tcMar>
+              <w:left w:w="40" w:type="dxa"/>
+              <w:right w:w="40" w:type="dxa"/>
+            </w:tcMar>
+          </w:tcPr>
+          <w:p>
+            <w:pPr>
+              <w:pStyle w:val="Compact"/>
+              <w:keepNext/>
+              <w:spacing w:after="0"/>
+              <w:jc w:val="left"/>
+            </w:pPr>
+            <w:r>
+              <w:rPr>
+                <w:rFonts w:ascii="Times New Roman" w:hAnsi="Times New Roman"/>
+                <w:sz w:val="12"/>
+              </w:rPr>
+              <w:t xml:space="preserve">0.936</w:t>
+            </w:r>
+          </w:p>
+        </w:tc>
+        <w:tc>
+          <w:tcPr>
+            <w:tcMar>
+              <w:left w:w="40" w:type="dxa"/>
+              <w:right w:w="40" w:type="dxa"/>
+            </w:tcMar>
+          </w:tcPr>
+          <w:p>
+            <w:pPr>
+              <w:pStyle w:val="Compact"/>
+              <w:keepNext/>
+              <w:spacing w:after="0"/>
+              <w:jc w:val="left"/>
+            </w:pPr>
+            <w:r>
+              <w:rPr>
+                <w:rFonts w:ascii="Times New Roman" w:hAnsi="Times New Roman"/>
+                <w:sz w:val="12"/>
+              </w:rPr>
+              <w:t xml:space="preserve">0.882</w:t>
+            </w:r>
+          </w:p>
+        </w:tc>
+        <w:tc>
+          <w:tcPr>
+            <w:tcMar>
+              <w:left w:w="40" w:type="dxa"/>
+              <w:right w:w="40" w:type="dxa"/>
+            </w:tcMar>
+          </w:tcPr>
+          <w:p>
+            <w:pPr>
+              <w:pStyle w:val="Compact"/>
+              <w:keepNext/>
+              <w:spacing w:after="0"/>
+              <w:jc w:val="left"/>
+            </w:pPr>
+            <w:r>
+              <w:rPr>
+                <w:rFonts w:ascii="Times New Roman" w:hAnsi="Times New Roman"/>
+                <w:sz w:val="12"/>
+              </w:rPr>
+              <w:t xml:space="preserve">0.843</w:t>
             </w:r>
           </w:p>
         </w:tc>
@@ -59084,6 +60384,674 @@
           <w:p>
             <w:pPr>
               <w:pStyle w:val="Compact"/>
+              <w:keepNext/>
+              <w:spacing w:after="0"/>
+              <w:jc w:val="left"/>
+            </w:pPr>
+            <w:r>
+              <w:rPr>
+                <w:rFonts w:ascii="Times New Roman" w:hAnsi="Times New Roman"/>
+                <w:sz w:val="12"/>
+              </w:rPr>
+              <w:t xml:space="preserve">per sentence + fusion,</w:t>
+            </w:r>
+            <w:r>
+              <w:rPr>
+                <w:rFonts w:ascii="Times New Roman" w:hAnsi="Times New Roman"/>
+                <w:sz w:val="12"/>
+              </w:rPr>
+              <w:t xml:space="preserve"> </w:t>
+            </w:r>
+            <w:r>
+              <w:rPr>
+                <w:iCs/>
+                <w:rFonts w:ascii="Times New Roman" w:hAnsi="Times New Roman"/>
+                <w:i/>
+                <w:sz w:val="12"/>
+              </w:rPr>
+              <w:t xml:space="preserve">k=24</w:t>
+            </w:r>
+          </w:p>
+        </w:tc>
+        <w:tc>
+          <w:tcPr>
+            <w:tcMar>
+              <w:left w:w="40" w:type="dxa"/>
+              <w:right w:w="40" w:type="dxa"/>
+            </w:tcMar>
+          </w:tcPr>
+          <w:p>
+            <w:pPr>
+              <w:pStyle w:val="Compact"/>
+              <w:keepNext/>
+              <w:spacing w:after="0"/>
+              <w:jc w:val="left"/>
+            </w:pPr>
+            <w:r>
+              <w:rPr>
+                <w:rFonts w:ascii="Times New Roman" w:hAnsi="Times New Roman"/>
+                <w:sz w:val="12"/>
+              </w:rPr>
+              <w:t xml:space="preserve">1.000</w:t>
+            </w:r>
+          </w:p>
+        </w:tc>
+        <w:tc>
+          <w:tcPr>
+            <w:tcMar>
+              <w:left w:w="40" w:type="dxa"/>
+              <w:right w:w="40" w:type="dxa"/>
+            </w:tcMar>
+          </w:tcPr>
+          <w:p>
+            <w:pPr>
+              <w:pStyle w:val="Compact"/>
+              <w:keepNext/>
+              <w:spacing w:after="0"/>
+              <w:jc w:val="left"/>
+            </w:pPr>
+            <w:r>
+              <w:rPr>
+                <w:rFonts w:ascii="Times New Roman" w:hAnsi="Times New Roman"/>
+                <w:sz w:val="12"/>
+              </w:rPr>
+              <w:t xml:space="preserve">0.992</w:t>
+            </w:r>
+          </w:p>
+        </w:tc>
+        <w:tc>
+          <w:tcPr>
+            <w:tcMar>
+              <w:left w:w="40" w:type="dxa"/>
+              <w:right w:w="40" w:type="dxa"/>
+            </w:tcMar>
+          </w:tcPr>
+          <w:p>
+            <w:pPr>
+              <w:pStyle w:val="Compact"/>
+              <w:keepNext/>
+              <w:spacing w:after="0"/>
+              <w:jc w:val="left"/>
+            </w:pPr>
+            <w:r>
+              <w:rPr>
+                <w:rFonts w:ascii="Times New Roman" w:hAnsi="Times New Roman"/>
+                <w:sz w:val="12"/>
+              </w:rPr>
+              <w:t xml:space="preserve">0.979</w:t>
+            </w:r>
+          </w:p>
+        </w:tc>
+        <w:tc>
+          <w:tcPr>
+            <w:tcMar>
+              <w:left w:w="40" w:type="dxa"/>
+              <w:right w:w="40" w:type="dxa"/>
+            </w:tcMar>
+          </w:tcPr>
+          <w:p>
+            <w:pPr>
+              <w:pStyle w:val="Compact"/>
+              <w:keepNext/>
+              <w:spacing w:after="0"/>
+              <w:jc w:val="left"/>
+            </w:pPr>
+            <w:r>
+              <w:rPr>
+                <w:rFonts w:ascii="Times New Roman" w:hAnsi="Times New Roman"/>
+                <w:sz w:val="12"/>
+              </w:rPr>
+              <w:t xml:space="preserve">0.950</w:t>
+            </w:r>
+          </w:p>
+        </w:tc>
+        <w:tc>
+          <w:tcPr>
+            <w:tcMar>
+              <w:left w:w="40" w:type="dxa"/>
+              <w:right w:w="40" w:type="dxa"/>
+            </w:tcMar>
+          </w:tcPr>
+          <w:p>
+            <w:pPr>
+              <w:pStyle w:val="Compact"/>
+              <w:keepNext/>
+              <w:spacing w:after="0"/>
+              <w:jc w:val="left"/>
+            </w:pPr>
+            <w:r>
+              <w:rPr>
+                <w:rFonts w:ascii="Times New Roman" w:hAnsi="Times New Roman"/>
+                <w:sz w:val="12"/>
+              </w:rPr>
+              <w:t xml:space="preserve">0.903</w:t>
+            </w:r>
+          </w:p>
+        </w:tc>
+        <w:tc>
+          <w:tcPr>
+            <w:tcMar>
+              <w:left w:w="40" w:type="dxa"/>
+              <w:right w:w="40" w:type="dxa"/>
+            </w:tcMar>
+          </w:tcPr>
+          <w:p>
+            <w:pPr>
+              <w:pStyle w:val="Compact"/>
+              <w:keepNext/>
+              <w:spacing w:after="0"/>
+              <w:jc w:val="left"/>
+            </w:pPr>
+            <w:r>
+              <w:rPr>
+                <w:rFonts w:ascii="Times New Roman" w:hAnsi="Times New Roman"/>
+                <w:sz w:val="12"/>
+              </w:rPr>
+              <w:t xml:space="preserve">0.861</w:t>
+            </w:r>
+          </w:p>
+        </w:tc>
+      </w:tr>
+      <w:tr>
+        <w:tc>
+          <w:tcPr>
+            <w:tcMar>
+              <w:left w:w="40" w:type="dxa"/>
+              <w:right w:w="40" w:type="dxa"/>
+            </w:tcMar>
+          </w:tcPr>
+          <w:p>
+            <w:pPr>
+              <w:pStyle w:val="Compact"/>
+              <w:keepNext/>
+              <w:spacing w:after="0"/>
+              <w:jc w:val="left"/>
+            </w:pPr>
+            <w:r>
+              <w:rPr>
+                <w:rFonts w:ascii="Times New Roman" w:hAnsi="Times New Roman"/>
+                <w:sz w:val="12"/>
+              </w:rPr>
+              <w:t xml:space="preserve">target in top 12, no floor</w:t>
+            </w:r>
+          </w:p>
+        </w:tc>
+        <w:tc>
+          <w:tcPr>
+            <w:tcMar>
+              <w:left w:w="40" w:type="dxa"/>
+              <w:right w:w="40" w:type="dxa"/>
+            </w:tcMar>
+          </w:tcPr>
+          <w:p>
+            <w:pPr>
+              <w:pStyle w:val="Compact"/>
+              <w:keepNext/>
+              <w:spacing w:after="0"/>
+              <w:jc w:val="left"/>
+            </w:pPr>
+            <w:r>
+              <w:rPr>
+                <w:rFonts w:ascii="Times New Roman" w:hAnsi="Times New Roman"/>
+                <w:sz w:val="12"/>
+              </w:rPr>
+              <w:t xml:space="preserve">1.000</w:t>
+            </w:r>
+          </w:p>
+        </w:tc>
+        <w:tc>
+          <w:tcPr>
+            <w:tcMar>
+              <w:left w:w="40" w:type="dxa"/>
+              <w:right w:w="40" w:type="dxa"/>
+            </w:tcMar>
+          </w:tcPr>
+          <w:p>
+            <w:pPr>
+              <w:pStyle w:val="Compact"/>
+              <w:keepNext/>
+              <w:spacing w:after="0"/>
+              <w:jc w:val="left"/>
+            </w:pPr>
+            <w:r>
+              <w:rPr>
+                <w:rFonts w:ascii="Times New Roman" w:hAnsi="Times New Roman"/>
+                <w:sz w:val="12"/>
+              </w:rPr>
+              <w:t xml:space="preserve">0.959</w:t>
+            </w:r>
+          </w:p>
+        </w:tc>
+        <w:tc>
+          <w:tcPr>
+            <w:tcMar>
+              <w:left w:w="40" w:type="dxa"/>
+              <w:right w:w="40" w:type="dxa"/>
+            </w:tcMar>
+          </w:tcPr>
+          <w:p>
+            <w:pPr>
+              <w:pStyle w:val="Compact"/>
+              <w:keepNext/>
+              <w:spacing w:after="0"/>
+              <w:jc w:val="left"/>
+            </w:pPr>
+            <w:r>
+              <w:rPr>
+                <w:rFonts w:ascii="Times New Roman" w:hAnsi="Times New Roman"/>
+                <w:sz w:val="12"/>
+              </w:rPr>
+              <w:t xml:space="preserve">0.925</w:t>
+            </w:r>
+          </w:p>
+        </w:tc>
+        <w:tc>
+          <w:tcPr>
+            <w:tcMar>
+              <w:left w:w="40" w:type="dxa"/>
+              <w:right w:w="40" w:type="dxa"/>
+            </w:tcMar>
+          </w:tcPr>
+          <w:p>
+            <w:pPr>
+              <w:pStyle w:val="Compact"/>
+              <w:keepNext/>
+              <w:spacing w:after="0"/>
+              <w:jc w:val="left"/>
+            </w:pPr>
+            <w:r>
+              <w:rPr>
+                <w:rFonts w:ascii="Times New Roman" w:hAnsi="Times New Roman"/>
+                <w:sz w:val="12"/>
+              </w:rPr>
+              <w:t xml:space="preserve">0.883</w:t>
+            </w:r>
+          </w:p>
+        </w:tc>
+        <w:tc>
+          <w:tcPr>
+            <w:tcMar>
+              <w:left w:w="40" w:type="dxa"/>
+              <w:right w:w="40" w:type="dxa"/>
+            </w:tcMar>
+          </w:tcPr>
+          <w:p>
+            <w:pPr>
+              <w:pStyle w:val="Compact"/>
+              <w:keepNext/>
+              <w:spacing w:after="0"/>
+              <w:jc w:val="left"/>
+            </w:pPr>
+            <w:r>
+              <w:rPr>
+                <w:rFonts w:ascii="Times New Roman" w:hAnsi="Times New Roman"/>
+                <w:sz w:val="12"/>
+              </w:rPr>
+              <w:t xml:space="preserve">0.830</w:t>
+            </w:r>
+          </w:p>
+        </w:tc>
+        <w:tc>
+          <w:tcPr>
+            <w:tcMar>
+              <w:left w:w="40" w:type="dxa"/>
+              <w:right w:w="40" w:type="dxa"/>
+            </w:tcMar>
+          </w:tcPr>
+          <w:p>
+            <w:pPr>
+              <w:pStyle w:val="Compact"/>
+              <w:keepNext/>
+              <w:spacing w:after="0"/>
+              <w:jc w:val="left"/>
+            </w:pPr>
+            <w:r>
+              <w:rPr>
+                <w:rFonts w:ascii="Times New Roman" w:hAnsi="Times New Roman"/>
+                <w:sz w:val="12"/>
+              </w:rPr>
+              <w:t xml:space="preserve">0.777</w:t>
+            </w:r>
+          </w:p>
+        </w:tc>
+      </w:tr>
+      <w:tr>
+        <w:tc>
+          <w:tcPr>
+            <w:tcMar>
+              <w:left w:w="40" w:type="dxa"/>
+              <w:right w:w="40" w:type="dxa"/>
+            </w:tcMar>
+          </w:tcPr>
+          <w:p>
+            <w:pPr>
+              <w:pStyle w:val="Compact"/>
+              <w:keepNext/>
+              <w:spacing w:after="0"/>
+              <w:jc w:val="left"/>
+            </w:pPr>
+            <w:r>
+              <w:rPr>
+                <w:rFonts w:ascii="Times New Roman" w:hAnsi="Times New Roman"/>
+                <w:sz w:val="12"/>
+              </w:rPr>
+              <w:t xml:space="preserve">target in top 24, no floor</w:t>
+            </w:r>
+          </w:p>
+        </w:tc>
+        <w:tc>
+          <w:tcPr>
+            <w:tcMar>
+              <w:left w:w="40" w:type="dxa"/>
+              <w:right w:w="40" w:type="dxa"/>
+            </w:tcMar>
+          </w:tcPr>
+          <w:p>
+            <w:pPr>
+              <w:pStyle w:val="Compact"/>
+              <w:keepNext/>
+              <w:spacing w:after="0"/>
+              <w:jc w:val="left"/>
+            </w:pPr>
+            <w:r>
+              <w:rPr>
+                <w:rFonts w:ascii="Times New Roman" w:hAnsi="Times New Roman"/>
+                <w:sz w:val="12"/>
+              </w:rPr>
+              <w:t xml:space="preserve">1.000</w:t>
+            </w:r>
+          </w:p>
+        </w:tc>
+        <w:tc>
+          <w:tcPr>
+            <w:tcMar>
+              <w:left w:w="40" w:type="dxa"/>
+              <w:right w:w="40" w:type="dxa"/>
+            </w:tcMar>
+          </w:tcPr>
+          <w:p>
+            <w:pPr>
+              <w:pStyle w:val="Compact"/>
+              <w:keepNext/>
+              <w:spacing w:after="0"/>
+              <w:jc w:val="left"/>
+            </w:pPr>
+            <w:r>
+              <w:rPr>
+                <w:rFonts w:ascii="Times New Roman" w:hAnsi="Times New Roman"/>
+                <w:sz w:val="12"/>
+              </w:rPr>
+              <w:t xml:space="preserve">0.991</w:t>
+            </w:r>
+          </w:p>
+        </w:tc>
+        <w:tc>
+          <w:tcPr>
+            <w:tcMar>
+              <w:left w:w="40" w:type="dxa"/>
+              <w:right w:w="40" w:type="dxa"/>
+            </w:tcMar>
+          </w:tcPr>
+          <w:p>
+            <w:pPr>
+              <w:pStyle w:val="Compact"/>
+              <w:keepNext/>
+              <w:spacing w:after="0"/>
+              <w:jc w:val="left"/>
+            </w:pPr>
+            <w:r>
+              <w:rPr>
+                <w:rFonts w:ascii="Times New Roman" w:hAnsi="Times New Roman"/>
+                <w:sz w:val="12"/>
+              </w:rPr>
+              <w:t xml:space="preserve">0.969</w:t>
+            </w:r>
+          </w:p>
+        </w:tc>
+        <w:tc>
+          <w:tcPr>
+            <w:tcMar>
+              <w:left w:w="40" w:type="dxa"/>
+              <w:right w:w="40" w:type="dxa"/>
+            </w:tcMar>
+          </w:tcPr>
+          <w:p>
+            <w:pPr>
+              <w:pStyle w:val="Compact"/>
+              <w:keepNext/>
+              <w:spacing w:after="0"/>
+              <w:jc w:val="left"/>
+            </w:pPr>
+            <w:r>
+              <w:rPr>
+                <w:rFonts w:ascii="Times New Roman" w:hAnsi="Times New Roman"/>
+                <w:sz w:val="12"/>
+              </w:rPr>
+              <w:t xml:space="preserve">0.934</w:t>
+            </w:r>
+          </w:p>
+        </w:tc>
+        <w:tc>
+          <w:tcPr>
+            <w:tcMar>
+              <w:left w:w="40" w:type="dxa"/>
+              <w:right w:w="40" w:type="dxa"/>
+            </w:tcMar>
+          </w:tcPr>
+          <w:p>
+            <w:pPr>
+              <w:pStyle w:val="Compact"/>
+              <w:keepNext/>
+              <w:spacing w:after="0"/>
+              <w:jc w:val="left"/>
+            </w:pPr>
+            <w:r>
+              <w:rPr>
+                <w:rFonts w:ascii="Times New Roman" w:hAnsi="Times New Roman"/>
+                <w:sz w:val="12"/>
+              </w:rPr>
+              <w:t xml:space="preserve">0.888</w:t>
+            </w:r>
+          </w:p>
+        </w:tc>
+        <w:tc>
+          <w:tcPr>
+            <w:tcMar>
+              <w:left w:w="40" w:type="dxa"/>
+              <w:right w:w="40" w:type="dxa"/>
+            </w:tcMar>
+          </w:tcPr>
+          <w:p>
+            <w:pPr>
+              <w:pStyle w:val="Compact"/>
+              <w:keepNext/>
+              <w:spacing w:after="0"/>
+              <w:jc w:val="left"/>
+            </w:pPr>
+            <w:r>
+              <w:rPr>
+                <w:rFonts w:ascii="Times New Roman" w:hAnsi="Times New Roman"/>
+                <w:sz w:val="12"/>
+              </w:rPr>
+              <w:t xml:space="preserve">0.849</w:t>
+            </w:r>
+          </w:p>
+        </w:tc>
+      </w:tr>
+      <w:tr>
+        <w:tc>
+          <w:tcPr>
+            <w:tcMar>
+              <w:left w:w="40" w:type="dxa"/>
+              <w:right w:w="40" w:type="dxa"/>
+            </w:tcMar>
+          </w:tcPr>
+          <w:p>
+            <w:pPr>
+              <w:pStyle w:val="Compact"/>
+              <w:keepNext/>
+              <w:spacing w:after="0"/>
+              <w:jc w:val="left"/>
+            </w:pPr>
+            <w:r>
+              <w:rPr>
+                <w:rFonts w:ascii="Times New Roman" w:hAnsi="Times New Roman"/>
+                <w:sz w:val="12"/>
+              </w:rPr>
+              <w:t xml:space="preserve">in top 12 but below 0.25</w:t>
+            </w:r>
+          </w:p>
+        </w:tc>
+        <w:tc>
+          <w:tcPr>
+            <w:tcMar>
+              <w:left w:w="40" w:type="dxa"/>
+              <w:right w:w="40" w:type="dxa"/>
+            </w:tcMar>
+          </w:tcPr>
+          <w:p>
+            <w:pPr>
+              <w:pStyle w:val="Compact"/>
+              <w:keepNext/>
+              <w:spacing w:after="0"/>
+              <w:jc w:val="left"/>
+            </w:pPr>
+            <w:r>
+              <w:rPr>
+                <w:rFonts w:ascii="Times New Roman" w:hAnsi="Times New Roman"/>
+                <w:sz w:val="12"/>
+              </w:rPr>
+              <w:t xml:space="preserve">0.318</w:t>
+            </w:r>
+          </w:p>
+        </w:tc>
+        <w:tc>
+          <w:tcPr>
+            <w:tcMar>
+              <w:left w:w="40" w:type="dxa"/>
+              <w:right w:w="40" w:type="dxa"/>
+            </w:tcMar>
+          </w:tcPr>
+          <w:p>
+            <w:pPr>
+              <w:pStyle w:val="Compact"/>
+              <w:keepNext/>
+              <w:spacing w:after="0"/>
+              <w:jc w:val="left"/>
+            </w:pPr>
+            <w:r>
+              <w:rPr>
+                <w:rFonts w:ascii="Times New Roman" w:hAnsi="Times New Roman"/>
+                <w:sz w:val="12"/>
+              </w:rPr>
+              <w:t xml:space="preserve">0.277</w:t>
+            </w:r>
+          </w:p>
+        </w:tc>
+        <w:tc>
+          <w:tcPr>
+            <w:tcMar>
+              <w:left w:w="40" w:type="dxa"/>
+              <w:right w:w="40" w:type="dxa"/>
+            </w:tcMar>
+          </w:tcPr>
+          <w:p>
+            <w:pPr>
+              <w:pStyle w:val="Compact"/>
+              <w:keepNext/>
+              <w:spacing w:after="0"/>
+              <w:jc w:val="left"/>
+            </w:pPr>
+            <w:r>
+              <w:rPr>
+                <w:rFonts w:ascii="Times New Roman" w:hAnsi="Times New Roman"/>
+                <w:sz w:val="12"/>
+              </w:rPr>
+              <w:t xml:space="preserve">0.243</w:t>
+            </w:r>
+          </w:p>
+        </w:tc>
+        <w:tc>
+          <w:tcPr>
+            <w:tcMar>
+              <w:left w:w="40" w:type="dxa"/>
+              <w:right w:w="40" w:type="dxa"/>
+            </w:tcMar>
+          </w:tcPr>
+          <w:p>
+            <w:pPr>
+              <w:pStyle w:val="Compact"/>
+              <w:keepNext/>
+              <w:spacing w:after="0"/>
+              <w:jc w:val="left"/>
+            </w:pPr>
+            <w:r>
+              <w:rPr>
+                <w:rFonts w:ascii="Times New Roman" w:hAnsi="Times New Roman"/>
+                <w:sz w:val="12"/>
+              </w:rPr>
+              <w:t xml:space="preserve">0.201</w:t>
+            </w:r>
+          </w:p>
+        </w:tc>
+        <w:tc>
+          <w:tcPr>
+            <w:tcMar>
+              <w:left w:w="40" w:type="dxa"/>
+              <w:right w:w="40" w:type="dxa"/>
+            </w:tcMar>
+          </w:tcPr>
+          <w:p>
+            <w:pPr>
+              <w:pStyle w:val="Compact"/>
+              <w:keepNext/>
+              <w:spacing w:after="0"/>
+              <w:jc w:val="left"/>
+            </w:pPr>
+            <w:r>
+              <w:rPr>
+                <w:rFonts w:ascii="Times New Roman" w:hAnsi="Times New Roman"/>
+                <w:sz w:val="12"/>
+              </w:rPr>
+              <w:t xml:space="preserve">0.150</w:t>
+            </w:r>
+          </w:p>
+        </w:tc>
+        <w:tc>
+          <w:tcPr>
+            <w:tcMar>
+              <w:left w:w="40" w:type="dxa"/>
+              <w:right w:w="40" w:type="dxa"/>
+            </w:tcMar>
+          </w:tcPr>
+          <w:p>
+            <w:pPr>
+              <w:pStyle w:val="Compact"/>
+              <w:keepNext/>
+              <w:spacing w:after="0"/>
+              <w:jc w:val="left"/>
+            </w:pPr>
+            <w:r>
+              <w:rPr>
+                <w:rFonts w:ascii="Times New Roman" w:hAnsi="Times New Roman"/>
+                <w:sz w:val="12"/>
+              </w:rPr>
+              <w:t xml:space="preserve">0.110</w:t>
+            </w:r>
+          </w:p>
+        </w:tc>
+      </w:tr>
+      <w:tr>
+        <w:tc>
+          <w:tcPr>
+            <w:tcMar>
+              <w:left w:w="40" w:type="dxa"/>
+              <w:right w:w="40" w:type="dxa"/>
+            </w:tcMar>
+          </w:tcPr>
+          <w:p>
+            <w:pPr>
+              <w:pStyle w:val="Compact"/>
               <w:spacing w:after="0"/>
               <w:jc w:val="left"/>
             </w:pPr>
@@ -59158,73 +61126,73 @@
                 <w:rFonts w:ascii="Times New Roman" w:hAnsi="Times New Roman"/>
                 <w:sz w:val="12"/>
               </w:rPr>
-              <w:t xml:space="preserve">0.017</w:t>
-            </w:r>
-          </w:p>
-        </w:tc>
-        <w:tc>
-          <w:tcPr>
-            <w:tcMar>
-              <w:left w:w="40" w:type="dxa"/>
-              <w:right w:w="40" w:type="dxa"/>
-            </w:tcMar>
-          </w:tcPr>
-          <w:p>
-            <w:pPr>
-              <w:pStyle w:val="Compact"/>
-              <w:spacing w:after="0"/>
-              <w:jc w:val="left"/>
-            </w:pPr>
-            <w:r>
-              <w:rPr>
-                <w:rFonts w:ascii="Times New Roman" w:hAnsi="Times New Roman"/>
-                <w:sz w:val="12"/>
-              </w:rPr>
-              <w:t xml:space="preserve">0.040</w:t>
-            </w:r>
-          </w:p>
-        </w:tc>
-        <w:tc>
-          <w:tcPr>
-            <w:tcMar>
-              <w:left w:w="40" w:type="dxa"/>
-              <w:right w:w="40" w:type="dxa"/>
-            </w:tcMar>
-          </w:tcPr>
-          <w:p>
-            <w:pPr>
-              <w:pStyle w:val="Compact"/>
-              <w:spacing w:after="0"/>
-              <w:jc w:val="left"/>
-            </w:pPr>
-            <w:r>
-              <w:rPr>
-                <w:rFonts w:ascii="Times New Roman" w:hAnsi="Times New Roman"/>
-                <w:sz w:val="12"/>
-              </w:rPr>
-              <w:t xml:space="preserve">0.082</w:t>
-            </w:r>
-          </w:p>
-        </w:tc>
-        <w:tc>
-          <w:tcPr>
-            <w:tcMar>
-              <w:left w:w="40" w:type="dxa"/>
-              <w:right w:w="40" w:type="dxa"/>
-            </w:tcMar>
-          </w:tcPr>
-          <w:p>
-            <w:pPr>
-              <w:pStyle w:val="Compact"/>
-              <w:spacing w:after="0"/>
-              <w:jc w:val="left"/>
-            </w:pPr>
-            <w:r>
-              <w:rPr>
-                <w:rFonts w:ascii="Times New Roman" w:hAnsi="Times New Roman"/>
-                <w:sz w:val="12"/>
-              </w:rPr>
-              <w:t xml:space="preserve">0.115</w:t>
+              <w:t xml:space="preserve">0.014</w:t>
+            </w:r>
+          </w:p>
+        </w:tc>
+        <w:tc>
+          <w:tcPr>
+            <w:tcMar>
+              <w:left w:w="40" w:type="dxa"/>
+              <w:right w:w="40" w:type="dxa"/>
+            </w:tcMar>
+          </w:tcPr>
+          <w:p>
+            <w:pPr>
+              <w:pStyle w:val="Compact"/>
+              <w:spacing w:after="0"/>
+              <w:jc w:val="left"/>
+            </w:pPr>
+            <w:r>
+              <w:rPr>
+                <w:rFonts w:ascii="Times New Roman" w:hAnsi="Times New Roman"/>
+                <w:sz w:val="12"/>
+              </w:rPr>
+              <w:t xml:space="preserve">0.036</w:t>
+            </w:r>
+          </w:p>
+        </w:tc>
+        <w:tc>
+          <w:tcPr>
+            <w:tcMar>
+              <w:left w:w="40" w:type="dxa"/>
+              <w:right w:w="40" w:type="dxa"/>
+            </w:tcMar>
+          </w:tcPr>
+          <w:p>
+            <w:pPr>
+              <w:pStyle w:val="Compact"/>
+              <w:spacing w:after="0"/>
+              <w:jc w:val="left"/>
+            </w:pPr>
+            <w:r>
+              <w:rPr>
+                <w:rFonts w:ascii="Times New Roman" w:hAnsi="Times New Roman"/>
+                <w:sz w:val="12"/>
+              </w:rPr>
+              <w:t xml:space="preserve">0.073</w:t>
+            </w:r>
+          </w:p>
+        </w:tc>
+        <w:tc>
+          <w:tcPr>
+            <w:tcMar>
+              <w:left w:w="40" w:type="dxa"/>
+              <w:right w:w="40" w:type="dxa"/>
+            </w:tcMar>
+          </w:tcPr>
+          <w:p>
+            <w:pPr>
+              <w:pStyle w:val="Compact"/>
+              <w:spacing w:after="0"/>
+              <w:jc w:val="left"/>
+            </w:pPr>
+            <w:r>
+              <w:rPr>
+                <w:rFonts w:ascii="Times New Roman" w:hAnsi="Times New Roman"/>
+                <w:sz w:val="12"/>
+              </w:rPr>
+              <w:t xml:space="preserve">0.100</w:t>
             </w:r>
           </w:p>
         </w:tc>

--- a/paper/aura-paper.docx
+++ b/paper/aura-paper.docx
@@ -3915,21 +3915,7 @@
           <w:b/>
           <w:sz w:val="18"/>
         </w:rPr>
-        <w:t xml:space="preserve">variants,</w:t>
-      </w:r>
-      <w:r>
-        <w:rPr>
-          <w:b/>
-          <w:sz w:val="18"/>
-        </w:rPr>
-        <w:t xml:space="preserve"> </w:t>
-      </w:r>
-      <w:r>
-        <w:rPr>
-          <w:b/>
-          <w:sz w:val="18"/>
-        </w:rPr>
-        <w:t xml:space="preserve">including</w:t>
+        <w:t xml:space="preserve">variants;</w:t>
       </w:r>
       <w:r>
         <w:rPr>
@@ -3999,21 +3985,7 @@
           <w:b/>
           <w:sz w:val="18"/>
         </w:rPr>
-        <w:t xml:space="preserve">rankings,</w:t>
-      </w:r>
-      <w:r>
-        <w:rPr>
-          <w:b/>
-          <w:sz w:val="18"/>
-        </w:rPr>
-        <w:t xml:space="preserve"> </w:t>
-      </w:r>
-      <w:r>
-        <w:rPr>
-          <w:b/>
-          <w:sz w:val="18"/>
-        </w:rPr>
-        <w:t xml:space="preserve">which</w:t>
+        <w:t xml:space="preserve">rankings</w:t>
       </w:r>
       <w:r>
         <w:rPr>
@@ -4111,7 +4083,385 @@
           <w:b/>
           <w:sz w:val="18"/>
         </w:rPr>
-        <w:t xml:space="preserve">list.</w:t>
+        <w:t xml:space="preserve">list,</w:t>
+      </w:r>
+      <w:r>
+        <w:rPr>
+          <w:b/>
+          <w:sz w:val="18"/>
+        </w:rPr>
+        <w:t xml:space="preserve"> </w:t>
+      </w:r>
+      <w:r>
+        <w:rPr>
+          <w:b/>
+          <w:sz w:val="18"/>
+        </w:rPr>
+        <w:t xml:space="preserve">while</w:t>
+      </w:r>
+      <w:r>
+        <w:rPr>
+          <w:b/>
+          <w:sz w:val="18"/>
+        </w:rPr>
+        <w:t xml:space="preserve"> </w:t>
+      </w:r>
+      <w:r>
+        <w:rPr>
+          <w:b/>
+          <w:sz w:val="18"/>
+        </w:rPr>
+        <w:t xml:space="preserve">reranking</w:t>
+      </w:r>
+      <w:r>
+        <w:rPr>
+          <w:b/>
+          <w:sz w:val="18"/>
+        </w:rPr>
+        <w:t xml:space="preserve"> </w:t>
+      </w:r>
+      <w:r>
+        <w:rPr>
+          <w:b/>
+          <w:sz w:val="18"/>
+        </w:rPr>
+        <w:t xml:space="preserve">its</w:t>
+      </w:r>
+      <w:r>
+        <w:rPr>
+          <w:b/>
+          <w:sz w:val="18"/>
+        </w:rPr>
+        <w:t xml:space="preserve"> </w:t>
+      </w:r>
+      <w:r>
+        <w:rPr>
+          <w:b/>
+          <w:sz w:val="18"/>
+        </w:rPr>
+        <w:t xml:space="preserve">50</w:t>
+      </w:r>
+      <w:r>
+        <w:rPr>
+          <w:b/>
+          <w:sz w:val="18"/>
+        </w:rPr>
+        <w:t xml:space="preserve"> </w:t>
+      </w:r>
+      <w:r>
+        <w:rPr>
+          <w:b/>
+          <w:sz w:val="18"/>
+        </w:rPr>
+        <w:t xml:space="preserve">best</w:t>
+      </w:r>
+      <w:r>
+        <w:rPr>
+          <w:b/>
+          <w:sz w:val="18"/>
+        </w:rPr>
+        <w:t xml:space="preserve"> </w:t>
+      </w:r>
+      <w:r>
+        <w:rPr>
+          <w:b/>
+          <w:sz w:val="18"/>
+        </w:rPr>
+        <w:t xml:space="preserve">matches</w:t>
+      </w:r>
+      <w:r>
+        <w:rPr>
+          <w:b/>
+          <w:sz w:val="18"/>
+        </w:rPr>
+        <w:t xml:space="preserve"> </w:t>
+      </w:r>
+      <w:r>
+        <w:rPr>
+          <w:b/>
+          <w:sz w:val="18"/>
+        </w:rPr>
+        <w:t xml:space="preserve">with</w:t>
+      </w:r>
+      <w:r>
+        <w:rPr>
+          <w:b/>
+          <w:sz w:val="18"/>
+        </w:rPr>
+        <w:t xml:space="preserve"> </w:t>
+      </w:r>
+      <w:r>
+        <w:rPr>
+          <w:b/>
+          <w:sz w:val="18"/>
+        </w:rPr>
+        <w:t xml:space="preserve">a</w:t>
+      </w:r>
+      <w:r>
+        <w:rPr>
+          <w:b/>
+          <w:sz w:val="18"/>
+        </w:rPr>
+        <w:t xml:space="preserve"> </w:t>
+      </w:r>
+      <w:r>
+        <w:rPr>
+          <w:b/>
+          <w:sz w:val="18"/>
+        </w:rPr>
+        <w:t xml:space="preserve">cross-encoder</w:t>
+      </w:r>
+      <w:r>
+        <w:rPr>
+          <w:b/>
+          <w:sz w:val="18"/>
+        </w:rPr>
+        <w:t xml:space="preserve"> </w:t>
+      </w:r>
+      <w:r>
+        <w:rPr>
+          <w:b/>
+          <w:sz w:val="18"/>
+        </w:rPr>
+        <w:t xml:space="preserve">reaches</w:t>
+      </w:r>
+      <w:r>
+        <w:rPr>
+          <w:b/>
+          <w:sz w:val="18"/>
+        </w:rPr>
+        <w:t xml:space="preserve"> </w:t>
+      </w:r>
+      <w:r>
+        <w:rPr>
+          <w:b/>
+          <w:sz w:val="18"/>
+        </w:rPr>
+        <w:t xml:space="preserve">0.887 at</w:t>
+      </w:r>
+      <w:r>
+        <w:rPr>
+          <w:b/>
+          <w:sz w:val="18"/>
+        </w:rPr>
+        <w:t xml:space="preserve"> </w:t>
+      </w:r>
+      <w:r>
+        <w:rPr>
+          <w:b/>
+          <w:sz w:val="18"/>
+        </w:rPr>
+        <w:t xml:space="preserve">the</w:t>
+      </w:r>
+      <w:r>
+        <w:rPr>
+          <w:b/>
+          <w:sz w:val="18"/>
+        </w:rPr>
+        <w:t xml:space="preserve"> </w:t>
+      </w:r>
+      <w:r>
+        <w:rPr>
+          <w:b/>
+          <w:sz w:val="18"/>
+        </w:rPr>
+        <w:t xml:space="preserve">same</w:t>
+      </w:r>
+      <w:r>
+        <w:rPr>
+          <w:b/>
+          <w:sz w:val="18"/>
+        </w:rPr>
+        <w:t xml:space="preserve"> </w:t>
+      </w:r>
+      <w:r>
+        <w:rPr>
+          <w:b/>
+          <w:sz w:val="18"/>
+        </w:rPr>
+        <w:t xml:space="preserve">list</w:t>
+      </w:r>
+      <w:r>
+        <w:rPr>
+          <w:b/>
+          <w:sz w:val="18"/>
+        </w:rPr>
+        <w:t xml:space="preserve"> </w:t>
+      </w:r>
+      <w:r>
+        <w:rPr>
+          <w:b/>
+          <w:sz w:val="18"/>
+        </w:rPr>
+        <w:t xml:space="preserve">size</w:t>
+      </w:r>
+      <w:r>
+        <w:rPr>
+          <w:b/>
+          <w:sz w:val="18"/>
+        </w:rPr>
+        <w:t xml:space="preserve"> </w:t>
+      </w:r>
+      <w:r>
+        <w:rPr>
+          <w:b/>
+          <w:sz w:val="18"/>
+        </w:rPr>
+        <w:t xml:space="preserve">(+0.038),</w:t>
+      </w:r>
+      <w:r>
+        <w:rPr>
+          <w:b/>
+          <w:sz w:val="18"/>
+        </w:rPr>
+        <w:t xml:space="preserve"> </w:t>
+      </w:r>
+      <w:r>
+        <w:rPr>
+          <w:b/>
+          <w:sz w:val="18"/>
+        </w:rPr>
+        <w:t xml:space="preserve">leaving</w:t>
+      </w:r>
+      <w:r>
+        <w:rPr>
+          <w:b/>
+          <w:sz w:val="18"/>
+        </w:rPr>
+        <w:t xml:space="preserve"> </w:t>
+      </w:r>
+      <w:r>
+        <w:rPr>
+          <w:b/>
+          <w:sz w:val="18"/>
+        </w:rPr>
+        <w:t xml:space="preserve">7.7%</w:t>
+      </w:r>
+      <w:r>
+        <w:rPr>
+          <w:b/>
+          <w:sz w:val="18"/>
+        </w:rPr>
+        <w:t xml:space="preserve"> </w:t>
+      </w:r>
+      <w:r>
+        <w:rPr>
+          <w:b/>
+          <w:sz w:val="18"/>
+        </w:rPr>
+        <w:t xml:space="preserve">of</w:t>
+      </w:r>
+      <w:r>
+        <w:rPr>
+          <w:b/>
+          <w:sz w:val="18"/>
+        </w:rPr>
+        <w:t xml:space="preserve"> </w:t>
+      </w:r>
+      <w:r>
+        <w:rPr>
+          <w:b/>
+          <w:sz w:val="18"/>
+        </w:rPr>
+        <w:t xml:space="preserve">targets</w:t>
+      </w:r>
+      <w:r>
+        <w:rPr>
+          <w:b/>
+          <w:sz w:val="18"/>
+        </w:rPr>
+        <w:t xml:space="preserve"> </w:t>
+      </w:r>
+      <w:r>
+        <w:rPr>
+          <w:b/>
+          <w:sz w:val="18"/>
+        </w:rPr>
+        <w:t xml:space="preserve">out</w:t>
+      </w:r>
+      <w:r>
+        <w:rPr>
+          <w:b/>
+          <w:sz w:val="18"/>
+        </w:rPr>
+        <w:t xml:space="preserve"> </w:t>
+      </w:r>
+      <w:r>
+        <w:rPr>
+          <w:b/>
+          <w:sz w:val="18"/>
+        </w:rPr>
+        <w:t xml:space="preserve">of</w:t>
+      </w:r>
+      <w:r>
+        <w:rPr>
+          <w:b/>
+          <w:sz w:val="18"/>
+        </w:rPr>
+        <w:t xml:space="preserve"> </w:t>
+      </w:r>
+      <w:r>
+        <w:rPr>
+          <w:b/>
+          <w:sz w:val="18"/>
+        </w:rPr>
+        <w:t xml:space="preserve">reach</w:t>
+      </w:r>
+      <w:r>
+        <w:rPr>
+          <w:b/>
+          <w:sz w:val="18"/>
+        </w:rPr>
+        <w:t xml:space="preserve"> </w:t>
+      </w:r>
+      <w:r>
+        <w:rPr>
+          <w:b/>
+          <w:sz w:val="18"/>
+        </w:rPr>
+        <w:t xml:space="preserve">of</w:t>
+      </w:r>
+      <w:r>
+        <w:rPr>
+          <w:b/>
+          <w:sz w:val="18"/>
+        </w:rPr>
+        <w:t xml:space="preserve"> </w:t>
+      </w:r>
+      <w:r>
+        <w:rPr>
+          <w:b/>
+          <w:sz w:val="18"/>
+        </w:rPr>
+        <w:t xml:space="preserve">every</w:t>
+      </w:r>
+      <w:r>
+        <w:rPr>
+          <w:b/>
+          <w:sz w:val="18"/>
+        </w:rPr>
+        <w:t xml:space="preserve"> </w:t>
+      </w:r>
+      <w:r>
+        <w:rPr>
+          <w:b/>
+          <w:sz w:val="18"/>
+        </w:rPr>
+        <w:t xml:space="preserve">method</w:t>
+      </w:r>
+      <w:r>
+        <w:rPr>
+          <w:b/>
+          <w:sz w:val="18"/>
+        </w:rPr>
+        <w:t xml:space="preserve"> </w:t>
+      </w:r>
+      <w:r>
+        <w:rPr>
+          <w:b/>
+          <w:sz w:val="18"/>
+        </w:rPr>
+        <w:t xml:space="preserve">tested.</w:t>
       </w:r>
       <w:r>
         <w:rPr>
@@ -5685,7 +6035,7 @@
         <w:t xml:space="preserve"> </w:t>
       </w:r>
       <w:r>
-        <w:t xml:space="preserve">We define reachability on the final extractor prompt for known change events, distinguish it from retrieval recall, and measure it over store sizes, message forms and kinds of change on two test sets (Sec. VIII). A controlled study on a new test set of 40 personas with 15 selection variants, including same-size, keyword (BM25) and fused baselines and change messages held out from the selection’s cue words, shows that removing the minimum score and searching per sentence each add about 0.1, that more candidates on a change cue add almost nothing on their own, that the adaptive selection reaches the same share as a plain larger list while showing 19% fewer candidates, that keyword and fused rankings do no better than the plain list, and that about one target in ten stays out of reach of every variant (Sec. IX).</w:t>
+        <w:t xml:space="preserve">We define reachability on the final extractor prompt for known change events, distinguish it from retrieval recall, and measure it over store sizes, message forms and kinds of change on two test sets (Sec. VIII). A controlled study on a new test set of 40 personas with 15 selection variants, including same-size, keyword (BM25) and fused baselines and change messages held out from the selection’s cue words, shows that removing the minimum score and searching per sentence each add about 0.1, that more candidates on a change cue add almost nothing on their own, that the adaptive selection reaches the same share as a plain larger list while showing 19% fewer candidates, that keyword and fused rankings do no better than the plain list, that a cross-encoder reranker does better at the same list size, and that about one target in thirteen stays out of reach of every method tested (Sec. IX).</w:t>
       </w:r>
     </w:p>
     <w:p>
@@ -26811,6 +27161,7 @@
           <w:p>
             <w:pPr>
               <w:pStyle w:val="Compact"/>
+              <w:keepNext/>
               <w:spacing w:after="0"/>
               <w:jc w:val="left"/>
             </w:pPr>
@@ -26849,6 +27200,7 @@
           <w:p>
             <w:pPr>
               <w:pStyle w:val="Compact"/>
+              <w:keepNext/>
               <w:spacing w:after="0"/>
               <w:jc w:val="left"/>
             </w:pPr>
@@ -26871,6 +27223,7 @@
           <w:p>
             <w:pPr>
               <w:pStyle w:val="Compact"/>
+              <w:keepNext/>
               <w:spacing w:after="0"/>
               <w:jc w:val="left"/>
             </w:pPr>
@@ -26893,6 +27246,7 @@
           <w:p>
             <w:pPr>
               <w:pStyle w:val="Compact"/>
+              <w:keepNext/>
               <w:spacing w:after="0"/>
               <w:jc w:val="left"/>
             </w:pPr>
@@ -26915,6 +27269,7 @@
           <w:p>
             <w:pPr>
               <w:pStyle w:val="Compact"/>
+              <w:keepNext/>
               <w:spacing w:after="0"/>
               <w:jc w:val="left"/>
             </w:pPr>
@@ -26937,6 +27292,7 @@
           <w:p>
             <w:pPr>
               <w:pStyle w:val="Compact"/>
+              <w:keepNext/>
               <w:spacing w:after="0"/>
               <w:jc w:val="left"/>
             </w:pPr>
@@ -26959,6 +27315,7 @@
           <w:p>
             <w:pPr>
               <w:pStyle w:val="Compact"/>
+              <w:keepNext/>
               <w:spacing w:after="0"/>
               <w:jc w:val="left"/>
             </w:pPr>
@@ -26981,6 +27338,7 @@
           <w:p>
             <w:pPr>
               <w:pStyle w:val="Compact"/>
+              <w:keepNext/>
               <w:spacing w:after="0"/>
               <w:jc w:val="left"/>
             </w:pPr>
@@ -26990,6 +27348,200 @@
                 <w:sz w:val="16"/>
               </w:rPr>
               <w:t xml:space="preserve">0.899 / 0.823 / 0.835</w:t>
+            </w:r>
+          </w:p>
+        </w:tc>
+      </w:tr>
+      <w:tr>
+        <w:tc>
+          <w:tcPr>
+            <w:tcMar>
+              <w:left w:w="40" w:type="dxa"/>
+              <w:right w:w="40" w:type="dxa"/>
+            </w:tcMar>
+          </w:tcPr>
+          <w:p>
+            <w:pPr>
+              <w:pStyle w:val="Compact"/>
+              <w:spacing w:after="0"/>
+              <w:jc w:val="left"/>
+            </w:pPr>
+            <w:r>
+              <w:rPr>
+                <w:rFonts w:ascii="Times New Roman" w:hAnsi="Times New Roman"/>
+                <w:sz w:val="16"/>
+              </w:rPr>
+              <w:t xml:space="preserve">cross-encoder rerank of top 50,</w:t>
+            </w:r>
+            <w:r>
+              <w:rPr>
+                <w:rFonts w:ascii="Times New Roman" w:hAnsi="Times New Roman"/>
+                <w:sz w:val="16"/>
+              </w:rPr>
+              <w:t xml:space="preserve"> </w:t>
+            </w:r>
+            <w:r>
+              <w:rPr>
+                <w:iCs/>
+                <w:rFonts w:ascii="Times New Roman" w:hAnsi="Times New Roman"/>
+                <w:i/>
+                <w:sz w:val="16"/>
+              </w:rPr>
+              <w:t xml:space="preserve">k=24</w:t>
+            </w:r>
+          </w:p>
+        </w:tc>
+        <w:tc>
+          <w:tcPr>
+            <w:tcMar>
+              <w:left w:w="40" w:type="dxa"/>
+              <w:right w:w="40" w:type="dxa"/>
+            </w:tcMar>
+          </w:tcPr>
+          <w:p>
+            <w:pPr>
+              <w:pStyle w:val="Compact"/>
+              <w:spacing w:after="0"/>
+              <w:jc w:val="left"/>
+            </w:pPr>
+            <w:r>
+              <w:rPr>
+                <w:rFonts w:ascii="Times New Roman" w:hAnsi="Times New Roman"/>
+                <w:sz w:val="16"/>
+              </w:rPr>
+              <w:t xml:space="preserve">reranker</w:t>
+            </w:r>
+          </w:p>
+        </w:tc>
+        <w:tc>
+          <w:tcPr>
+            <w:tcMar>
+              <w:left w:w="40" w:type="dxa"/>
+              <w:right w:w="40" w:type="dxa"/>
+            </w:tcMar>
+          </w:tcPr>
+          <w:p>
+            <w:pPr>
+              <w:pStyle w:val="Compact"/>
+              <w:spacing w:after="0"/>
+              <w:jc w:val="left"/>
+            </w:pPr>
+            <w:r>
+              <w:rPr>
+                <w:rFonts w:ascii="Times New Roman" w:hAnsi="Times New Roman"/>
+                <w:sz w:val="16"/>
+              </w:rPr>
+              <w:t xml:space="preserve">no</w:t>
+            </w:r>
+          </w:p>
+        </w:tc>
+        <w:tc>
+          <w:tcPr>
+            <w:tcMar>
+              <w:left w:w="40" w:type="dxa"/>
+              <w:right w:w="40" w:type="dxa"/>
+            </w:tcMar>
+          </w:tcPr>
+          <w:p>
+            <w:pPr>
+              <w:pStyle w:val="Compact"/>
+              <w:spacing w:after="0"/>
+              <w:jc w:val="left"/>
+            </w:pPr>
+            <w:r>
+              <w:rPr>
+                <w:rFonts w:ascii="Times New Roman" w:hAnsi="Times New Roman"/>
+                <w:sz w:val="16"/>
+              </w:rPr>
+              <w:t xml:space="preserve">–</w:t>
+            </w:r>
+          </w:p>
+        </w:tc>
+        <w:tc>
+          <w:tcPr>
+            <w:tcMar>
+              <w:left w:w="40" w:type="dxa"/>
+              <w:right w:w="40" w:type="dxa"/>
+            </w:tcMar>
+          </w:tcPr>
+          <w:p>
+            <w:pPr>
+              <w:pStyle w:val="Compact"/>
+              <w:spacing w:after="0"/>
+              <w:jc w:val="left"/>
+            </w:pPr>
+            <w:r>
+              <w:rPr>
+                <w:rFonts w:ascii="Times New Roman" w:hAnsi="Times New Roman"/>
+                <w:sz w:val="16"/>
+              </w:rPr>
+              <w:t xml:space="preserve">24</w:t>
+            </w:r>
+          </w:p>
+        </w:tc>
+        <w:tc>
+          <w:tcPr>
+            <w:tcMar>
+              <w:left w:w="40" w:type="dxa"/>
+              <w:right w:w="40" w:type="dxa"/>
+            </w:tcMar>
+          </w:tcPr>
+          <w:p>
+            <w:pPr>
+              <w:pStyle w:val="Compact"/>
+              <w:spacing w:after="0"/>
+              <w:jc w:val="left"/>
+            </w:pPr>
+            <w:r>
+              <w:rPr>
+                <w:rFonts w:ascii="Times New Roman" w:hAnsi="Times New Roman"/>
+                <w:sz w:val="16"/>
+              </w:rPr>
+              <w:t xml:space="preserve">0.887 [0.876, 0.898]</w:t>
+            </w:r>
+          </w:p>
+        </w:tc>
+        <w:tc>
+          <w:tcPr>
+            <w:tcMar>
+              <w:left w:w="40" w:type="dxa"/>
+              <w:right w:w="40" w:type="dxa"/>
+            </w:tcMar>
+          </w:tcPr>
+          <w:p>
+            <w:pPr>
+              <w:pStyle w:val="Compact"/>
+              <w:spacing w:after="0"/>
+              <w:jc w:val="left"/>
+            </w:pPr>
+            <w:r>
+              <w:rPr>
+                <w:rFonts w:ascii="Times New Roman" w:hAnsi="Times New Roman"/>
+                <w:sz w:val="16"/>
+              </w:rPr>
+              <w:t xml:space="preserve">31.5</w:t>
+            </w:r>
+          </w:p>
+        </w:tc>
+        <w:tc>
+          <w:tcPr>
+            <w:tcMar>
+              <w:left w:w="40" w:type="dxa"/>
+              <w:right w:w="40" w:type="dxa"/>
+            </w:tcMar>
+          </w:tcPr>
+          <w:p>
+            <w:pPr>
+              <w:pStyle w:val="Compact"/>
+              <w:spacing w:after="0"/>
+              <w:jc w:val="left"/>
+            </w:pPr>
+            <w:r>
+              <w:rPr>
+                <w:rFonts w:ascii="Times New Roman" w:hAnsi="Times New Roman"/>
+                <w:sz w:val="16"/>
+              </w:rPr>
+              <w:t xml:space="preserve">0.939 / 0.834 / 0.878</w:t>
             </w:r>
           </w:p>
         </w:tc>
@@ -28400,13 +28952,22 @@
           <w:bCs/>
           <w:b/>
         </w:rPr>
-        <w:t xml:space="preserve">What no variant fixes.</w:t>
-      </w:r>
-      <w:r>
-        <w:t xml:space="preserve"> </w:t>
-      </w:r>
-      <w:r>
-        <w:t xml:space="preserve">At</w:t>
+        <w:t xml:space="preserve">A cross-encoder reranker.</w:t>
+      </w:r>
+      <w:r>
+        <w:t xml:space="preserve"> </w:t>
+      </w:r>
+      <w:r>
+        <w:t xml:space="preserve">As a stronger retrieval baseline we reranked the 50 best whole-message matches of AURA’s search (no minimum score) with a cross-encoder (</w:t>
+      </w:r>
+      <w:r>
+        <w:rPr>
+          <w:rStyle w:val="VerbatimChar"/>
+        </w:rPr>
+        <w:t xml:space="preserve">ms-marco-MiniLM-L-6-v2</w:t>
+      </w:r>
+      <w:r>
+        <w:t xml:space="preserve">, quantised, run locally) and showed the top 24 plus the recent memories, on the same events and stores at</w:t>
       </w:r>
       <w:r>
         <w:t xml:space="preserve"> </w:t>
@@ -28419,7 +28980,64 @@
         <w:t xml:space="preserve">N=350</w:t>
       </w:r>
       <w:r>
-        <w:t xml:space="preserve">, 10.0% of change events are reached by none of the 15 conditions, and only 0.849 of targets are among the 24 best matches for the whole message even without a minimum score. These are messages that name the new value but share little with the stored sentence, for example a car model mentioned without the word</w:t>
+        <w:t xml:space="preserve">. The reranker reaches 0.887 [0.876, 0.898] with 31.5 candidates, the same number as the plain list: +0.038 over the plain list (36 personas better, 1 worse, Holm</w:t>
+      </w:r>
+      <w:r>
+        <w:t xml:space="preserve"> </w:t>
+      </w:r>
+      <w:r>
+        <w:rPr>
+          <w:iCs/>
+          <w:i/>
+        </w:rPr>
+        <w:t xml:space="preserve">p&lt;0.001</w:t>
+      </w:r>
+      <w:r>
+        <w:t xml:space="preserve">), +0.042 over the adaptive mode, and +0.017 over per-sentence search with 24 matches (Holm</w:t>
+      </w:r>
+      <w:r>
+        <w:t xml:space="preserve"> </w:t>
+      </w:r>
+      <w:r>
+        <w:rPr>
+          <w:iCs/>
+          <w:i/>
+        </w:rPr>
+        <w:t xml:space="preserve">p=0.050</w:t>
+      </w:r>
+      <w:r>
+        <w:t xml:space="preserve">, not significant). Its ceiling is the pool: the target is among the 50 candidates in 0.903 of events. It is weakest on mixed turns (0.834), where per-sentence search helps the other selections; reranking per sentence was not tried. The five reranker comparisons form a third Holm family, added after the pre-registered design; the reranker was run on the authors’ machine because its download is blocked in the environment used for the other runs (Table XIV, last row; Fig. 6 does not include it).</w:t>
+      </w:r>
+    </w:p>
+    <w:p>
+      <w:pPr>
+        <w:pStyle w:val="BodyText"/>
+      </w:pPr>
+      <w:r>
+        <w:rPr>
+          <w:bCs/>
+          <w:b/>
+        </w:rPr>
+        <w:t xml:space="preserve">What no variant fixes.</w:t>
+      </w:r>
+      <w:r>
+        <w:t xml:space="preserve"> </w:t>
+      </w:r>
+      <w:r>
+        <w:t xml:space="preserve">At</w:t>
+      </w:r>
+      <w:r>
+        <w:t xml:space="preserve"> </w:t>
+      </w:r>
+      <w:r>
+        <w:rPr>
+          <w:iCs/>
+          <w:i/>
+        </w:rPr>
+        <w:t xml:space="preserve">N=350</w:t>
+      </w:r>
+      <w:r>
+        <w:t xml:space="preserve">, 10.0% of change events are reached by none of the 15 conditions (7.7% also not by the reranker), and only 0.849 of targets are among the 24 best matches for the whole message even without a minimum score. These are messages that name the new value but share little with the stored sentence, for example a car model mentioned without the word</w:t>
       </w:r>
       <w:r>
         <w:t xml:space="preserve"> </w:t>
@@ -42307,7 +42925,7 @@
         <w:t xml:space="preserve"> </w:t>
       </w:r>
       <w:r>
-        <w:t xml:space="preserve">is the wrong default for choosing what an update may touch. (iii) Search per sentence when messages are mixed. (iv) Do not rely on cue words: in our second test set they added almost nothing on their own and made the adaptive mode weaker on messages phrased without them; a plain larger list did as well at a somewhat larger prompt. (v) Budget for more prompt tokens (about 35% with F2 in the real runs) and slightly more review cards.</w:t>
+        <w:t xml:space="preserve">is the wrong default for choosing what an update may touch. (iii) Search per sentence when messages are mixed. (iv) Do not rely on cue words: in our second test set they added almost nothing on their own and made the adaptive mode weaker on messages phrased without them; a plain larger list did as well at a somewhat larger prompt, and reranking that list with a cross-encoder did better. (v) Budget for more prompt tokens (about 35% with F2 in the real runs) and slightly more review cards.</w:t>
       </w:r>
     </w:p>
     <w:p>
@@ -42361,7 +42979,7 @@
         <w:t xml:space="preserve"> </w:t>
       </w:r>
       <w:r>
-        <w:t xml:space="preserve">F2 enlarges the prompt by about a third, and in the selection study a plain list of the same size reached as many targets. Keyword and fused rankings did no better, and about one target in ten at</w:t>
+        <w:t xml:space="preserve">F2 enlarges the prompt by about a third, and in the selection study a plain list of the same size reached as many targets. Keyword and fused rankings did no better; a cross-encoder reranker over the 50 best matches did, by about four points at the same list size, at the cost of one reranking pass per message. About one target in thirteen at</w:t>
       </w:r>
       <w:r>
         <w:t xml:space="preserve"> </w:t>
@@ -42377,7 +42995,7 @@
         <w:t xml:space="preserve"> </w:t>
       </w:r>
       <w:r>
-        <w:t xml:space="preserve">was out of reach of every list we tried. Closing that gap needs a different mechanism: a stronger retriever or reranker for the update query, a second extraction pass over the whole store when a change is suspected, or a structured memory with typed slots in which an update names its slot. A learned admission gate</w:t>
+        <w:t xml:space="preserve">was out of reach of every method we tried. Closing that gap needs a different mechanism: a second extraction pass over the whole store when a change is suspected, or a structured memory with typed slots in which an update names its slot. A learned admission gate</w:t>
       </w:r>
       <w:r>
         <w:t xml:space="preserve"> </w:t>
@@ -42639,7 +43257,7 @@
         <w:t xml:space="preserve"> </w:t>
       </w:r>
       <w:r>
-        <w:t xml:space="preserve">About one target in ten is out of reach of every list we tried, including keyword and fused rankings; a cross-encoder reranker (a script is provided with the harness), slot-typed memories and a second pass over the store are the next candidates.</w:t>
+        <w:t xml:space="preserve">About one target in thirteen is out of reach of every method we tried, a cross-encoder reranker included; per-sentence reranking, slot-typed memories and a second pass over the store are the next candidates.</w:t>
       </w:r>
       <w:r>
         <w:t xml:space="preserve"> </w:t>
@@ -42705,7 +43323,7 @@
         <w:pStyle w:val="FirstParagraph"/>
       </w:pPr>
       <w:r>
-        <w:t xml:space="preserve">A review gate on memory changes is effective against the errors it can see: in our experiments it removes almost all of the true facts that automatic application destroys. It cannot repair updates the extractor never proposes, and in a retrieval-based design these are governed by which memories reach the extractor’s prompt. We made this precise (an update can succeed only if its target is in the prompt, and the gate acts only after that), measured it, and identified what moves it: removing the minimum score and searching per sentence each raise reachability by about ten points, extra candidates on a change cue add little on their own, and an adaptive selection is matched by a plain larger list, which it beats only in prompt size. With two real Gemini extractors, the adaptive selection (run together with the re-proposal rule) left no change target missing and no stale fact under the gate, at about a third more prompt tokens, while about one target in ten remains out of reach of every list we tried, keyword and fused rankings included. The practical lesson for user-controlled memories is to measure and report what the extractor can reach, and to compare any remedy against a plain larger list. Evaluating with real users, with an oracle-target condition, in other languages and with larger real samples is the next step; the code, both test-set generators and every raw result file are provided.</w:t>
+        <w:t xml:space="preserve">A review gate on memory changes is effective against the errors it can see: in our experiments it removes almost all of the true facts that automatic application destroys. It cannot repair updates the extractor never proposes, and in a retrieval-based design these are governed by which memories reach the extractor’s prompt. We made this precise (an update can succeed only if its target is in the prompt, and the gate acts only after that), measured it, and identified what moves it: removing the minimum score and searching per sentence each raise reachability by about ten points, extra candidates on a change cue add little on their own, and an adaptive selection is matched by a plain larger list, which it beats only in prompt size. With two real Gemini extractors, the adaptive selection (run together with the re-proposal rule) left no change target missing and no stale fact under the gate, at about a third more prompt tokens, while keyword and fused rankings did no better than a plain larger list, a cross-encoder reranker did better at the same list size, and about one target in thirteen remains out of reach of every method tried. The practical lesson for user-controlled memories is to measure and report what the extractor can reach, and to compare any remedy against a plain larger list. Evaluating with real users, with an oracle-target condition, in other languages and with larger real samples is the next step; the code, both test-set generators and every raw result file are provided.</w:t>
       </w:r>
     </w:p>
     <w:bookmarkEnd w:id="80"/>

--- a/paper/aura-paper.docx
+++ b/paper/aura-paper.docx
@@ -23850,7 +23850,7 @@
       <w:r/>
     </w:p>
     <w:bookmarkEnd w:id="54"/>
-    <w:bookmarkStart w:id="58" w:name="sec:selection"/>
+    <w:bookmarkStart w:id="59" w:name="sec:selection"/>
     <w:p>
       <w:pPr>
         <w:pStyle w:val="Heading1"/>
@@ -29089,23 +29089,13 @@
         <w:t xml:space="preserve">a conversation distribution; comparisons between selections on the same events are the robust result.</w:t>
       </w:r>
     </w:p>
-    <w:bookmarkEnd w:id="58"/>
-    <w:bookmarkStart w:id="63" w:name="sec:ablation"/>
-    <w:p>
-      <w:pPr>
-        <w:pStyle w:val="Heading1"/>
-      </w:pPr>
-      <w:r>
-        <w:t>X. Results: Ablation of the Two Switches</w:t>
-      </w:r>
-    </w:p>
-    <w:bookmarkStart w:id="62" w:name="simulated"/>
+    <w:bookmarkStart w:id="58" w:name="sec:pilot"/>
     <w:p>
       <w:pPr>
         <w:pStyle w:val="Heading2"/>
       </w:pPr>
       <w:r>
-        <w:t>A. Simulated</w:t>
+        <w:t>A. Real-model pilot: oracle target and same-size list</w:t>
       </w:r>
     </w:p>
     <w:p>
@@ -29113,7 +29103,932 @@
         <w:pStyle w:val="FirstParagraph"/>
       </w:pPr>
       <w:r>
-        <w:t xml:space="preserve">Table XVI and Fig. 7 give the paired ablation under the gate (error sweep,</w:t>
+        <w:t xml:space="preserve">The selection study measures reachability only. To see whether reachability turns into correct updates with a real extractor, we ran a pilot with Gemini (</w:t>
+      </w:r>
+      <w:r>
+        <w:rPr>
+          <w:rStyle w:val="VerbatimChar"/>
+        </w:rPr>
+        <w:t xml:space="preserve">gemini-3.5-flash-lite</w:t>
+      </w:r>
+      <w:r>
+        <w:t xml:space="preserve">), the review gate and an oracle reviewer, on the personas of the new test set: 18 turns per persona (12 change turns, the others new facts and unrelated chatter), 100 unrelated memories, four selections. Besides the default, the adaptive selection and a plain list of 24 matches without minimum score, an</w:t>
+      </w:r>
+      <w:r>
+        <w:t xml:space="preserve"> </w:t>
+      </w:r>
+      <w:r>
+        <w:rPr>
+          <w:iCs/>
+          <w:i/>
+        </w:rPr>
+        <w:t xml:space="preserve">oracle-target</w:t>
+      </w:r>
+      <w:r>
+        <w:t xml:space="preserve"> </w:t>
+      </w:r>
+      <w:r>
+        <w:t xml:space="preserve">condition adds the true target to the default candidates; it is a diagnostic upper bound on what better selection could give, not a method. Eight personas were planned. Two (p07 and p08) failed because the API quota was exhausted (HTTP 429 on all their turns in seven of eight runs); we excluded them, and report the six personas whose four runs completed without any error (72 change turns per selection). The result is a pilot: six personas, one seed, one model, and persona-clustered intervals that are wide.</w:t>
+      </w:r>
+    </w:p>
+    <w:p>
+      <w:pPr>
+        <w:pStyle w:val="BodyText"/>
+        <w:keepNext/>
+        <w:spacing w:after="60"/>
+        <w:jc w:val="center"/>
+      </w:pPr>
+      <w:r>
+        <w:rPr>
+          <w:bCs/>
+          <w:b/>
+          <w:smallCaps w:val="0"/>
+          <w:sz w:val="16"/>
+        </w:rPr>
+        <w:t xml:space="preserve">TABLE XVI</w:t>
+      </w:r>
+      <w:r>
+        <w:rPr>
+          <w:smallCaps w:val="0"/>
+          <w:sz w:val="16"/>
+        </w:rPr>
+        <w:br/>
+      </w:r>
+      <w:r>
+        <w:rPr>
+          <w:smallCaps w:val="0"/>
+          <w:sz w:val="16"/>
+        </w:rPr>
+        <w:t xml:space="preserve">Real-model pilot (6 personas, 72 change turns per row, gate with oracle reviewer). Reach: target in the prompt; right op. given reach: correct update among turns where the target was in the prompt; success: correct update accepted; stale: facts still outdated at the end (per persona).</w:t>
+      </w:r>
+    </w:p>
+    <w:tbl>
+      <w:tblPr>
+        <w:tblStyle w:val="Table"/>
+        <w:jc w:val="center"/>
+        <w:tblLook w:firstRow="1" w:lastRow="0" w:firstColumn="0" w:lastColumn="0" w:noHBand="0" w:noVBand="0" w:val="0020"/>
+        <w:tblBorders>
+          <w:top w:val="single" w:sz="8" w:color="000000"/>
+          <w:bottom w:val="single" w:sz="8" w:color="000000"/>
+        </w:tblBorders>
+        <w:tblW w:w="5000" w:type="pct"/>
+        <w:tblLayout w:type="autofit"/>
+      </w:tblPr>
+      <w:tblGrid>
+        <w:gridCol w:w="1131"/>
+        <w:gridCol w:w="1131"/>
+        <w:gridCol w:w="1131"/>
+        <w:gridCol w:w="1131"/>
+        <w:gridCol w:w="1131"/>
+        <w:gridCol w:w="1131"/>
+        <w:gridCol w:w="1131"/>
+      </w:tblGrid>
+      <w:tr>
+        <w:trPr>
+          <w:tblHeader w:val="true"/>
+        </w:trPr>
+        <w:tc>
+          <w:tcPr>
+            <w:tcMar>
+              <w:left w:w="40" w:type="dxa"/>
+              <w:right w:w="40" w:type="dxa"/>
+            </w:tcMar>
+          </w:tcPr>
+          <w:p>
+            <w:pPr>
+              <w:pStyle w:val="Compact"/>
+              <w:keepNext/>
+              <w:spacing w:after="0"/>
+              <w:jc w:val="left"/>
+            </w:pPr>
+            <w:r>
+              <w:rPr>
+                <w:rFonts w:ascii="Times New Roman" w:hAnsi="Times New Roman"/>
+                <w:sz w:val="12"/>
+              </w:rPr>
+              <w:t xml:space="preserve">Selection</w:t>
+            </w:r>
+          </w:p>
+        </w:tc>
+        <w:tc>
+          <w:tcPr>
+            <w:tcMar>
+              <w:left w:w="40" w:type="dxa"/>
+              <w:right w:w="40" w:type="dxa"/>
+            </w:tcMar>
+          </w:tcPr>
+          <w:p>
+            <w:pPr>
+              <w:pStyle w:val="Compact"/>
+              <w:keepNext/>
+              <w:spacing w:after="0"/>
+              <w:jc w:val="left"/>
+            </w:pPr>
+            <w:r>
+              <w:rPr>
+                <w:rFonts w:ascii="Times New Roman" w:hAnsi="Times New Roman"/>
+                <w:sz w:val="12"/>
+              </w:rPr>
+              <w:t xml:space="preserve">Cand.</w:t>
+            </w:r>
+          </w:p>
+        </w:tc>
+        <w:tc>
+          <w:tcPr>
+            <w:tcMar>
+              <w:left w:w="40" w:type="dxa"/>
+              <w:right w:w="40" w:type="dxa"/>
+            </w:tcMar>
+          </w:tcPr>
+          <w:p>
+            <w:pPr>
+              <w:pStyle w:val="Compact"/>
+              <w:keepNext/>
+              <w:spacing w:after="0"/>
+              <w:jc w:val="left"/>
+            </w:pPr>
+            <w:r>
+              <w:rPr>
+                <w:rFonts w:ascii="Times New Roman" w:hAnsi="Times New Roman"/>
+                <w:sz w:val="12"/>
+              </w:rPr>
+              <w:t xml:space="preserve">Reach</w:t>
+            </w:r>
+          </w:p>
+        </w:tc>
+        <w:tc>
+          <w:tcPr>
+            <w:tcMar>
+              <w:left w:w="40" w:type="dxa"/>
+              <w:right w:w="40" w:type="dxa"/>
+            </w:tcMar>
+          </w:tcPr>
+          <w:p>
+            <w:pPr>
+              <w:pStyle w:val="Compact"/>
+              <w:keepNext/>
+              <w:spacing w:after="0"/>
+              <w:jc w:val="left"/>
+            </w:pPr>
+            <w:r>
+              <w:rPr>
+                <w:rFonts w:ascii="Times New Roman" w:hAnsi="Times New Roman"/>
+                <w:sz w:val="12"/>
+              </w:rPr>
+              <w:t xml:space="preserve">Right op. given reach</w:t>
+            </w:r>
+          </w:p>
+        </w:tc>
+        <w:tc>
+          <w:tcPr>
+            <w:tcMar>
+              <w:left w:w="40" w:type="dxa"/>
+              <w:right w:w="40" w:type="dxa"/>
+            </w:tcMar>
+          </w:tcPr>
+          <w:p>
+            <w:pPr>
+              <w:pStyle w:val="Compact"/>
+              <w:keepNext/>
+              <w:spacing w:after="0"/>
+              <w:jc w:val="left"/>
+            </w:pPr>
+            <w:r>
+              <w:rPr>
+                <w:rFonts w:ascii="Times New Roman" w:hAnsi="Times New Roman"/>
+                <w:sz w:val="12"/>
+              </w:rPr>
+              <w:t xml:space="preserve">Success (95% CI)</w:t>
+            </w:r>
+          </w:p>
+        </w:tc>
+        <w:tc>
+          <w:tcPr>
+            <w:tcMar>
+              <w:left w:w="40" w:type="dxa"/>
+              <w:right w:w="40" w:type="dxa"/>
+            </w:tcMar>
+          </w:tcPr>
+          <w:p>
+            <w:pPr>
+              <w:pStyle w:val="Compact"/>
+              <w:keepNext/>
+              <w:spacing w:after="0"/>
+              <w:jc w:val="left"/>
+            </w:pPr>
+            <w:r>
+              <w:rPr>
+                <w:rFonts w:ascii="Times New Roman" w:hAnsi="Times New Roman"/>
+                <w:sz w:val="12"/>
+              </w:rPr>
+              <w:t xml:space="preserve">Stale at end</w:t>
+            </w:r>
+          </w:p>
+        </w:tc>
+        <w:tc>
+          <w:tcPr>
+            <w:tcMar>
+              <w:left w:w="40" w:type="dxa"/>
+              <w:right w:w="40" w:type="dxa"/>
+            </w:tcMar>
+          </w:tcPr>
+          <w:p>
+            <w:pPr>
+              <w:pStyle w:val="Compact"/>
+              <w:keepNext/>
+              <w:spacing w:after="0"/>
+              <w:jc w:val="left"/>
+            </w:pPr>
+            <w:r>
+              <w:rPr>
+                <w:rFonts w:ascii="Times New Roman" w:hAnsi="Times New Roman"/>
+                <w:sz w:val="12"/>
+              </w:rPr>
+              <w:t xml:space="preserve">Tokens/call</w:t>
+            </w:r>
+          </w:p>
+        </w:tc>
+      </w:tr>
+      <w:tr>
+        <w:tc>
+          <w:tcPr>
+            <w:tcMar>
+              <w:left w:w="40" w:type="dxa"/>
+              <w:right w:w="40" w:type="dxa"/>
+            </w:tcMar>
+          </w:tcPr>
+          <w:p>
+            <w:pPr>
+              <w:pStyle w:val="Compact"/>
+              <w:keepNext/>
+              <w:spacing w:after="0"/>
+              <w:jc w:val="left"/>
+            </w:pPr>
+            <w:r>
+              <w:rPr>
+                <w:rFonts w:ascii="Times New Roman" w:hAnsi="Times New Roman"/>
+                <w:sz w:val="12"/>
+              </w:rPr>
+              <w:t xml:space="preserve">Default (12 matches, min. score)</w:t>
+            </w:r>
+          </w:p>
+        </w:tc>
+        <w:tc>
+          <w:tcPr>
+            <w:tcMar>
+              <w:left w:w="40" w:type="dxa"/>
+              <w:right w:w="40" w:type="dxa"/>
+            </w:tcMar>
+          </w:tcPr>
+          <w:p>
+            <w:pPr>
+              <w:pStyle w:val="Compact"/>
+              <w:keepNext/>
+              <w:spacing w:after="0"/>
+              <w:jc w:val="left"/>
+            </w:pPr>
+            <w:r>
+              <w:rPr>
+                <w:rFonts w:ascii="Times New Roman" w:hAnsi="Times New Roman"/>
+                <w:sz w:val="12"/>
+              </w:rPr>
+              <w:t xml:space="preserve">10.4</w:t>
+            </w:r>
+          </w:p>
+        </w:tc>
+        <w:tc>
+          <w:tcPr>
+            <w:tcMar>
+              <w:left w:w="40" w:type="dxa"/>
+              <w:right w:w="40" w:type="dxa"/>
+            </w:tcMar>
+          </w:tcPr>
+          <w:p>
+            <w:pPr>
+              <w:pStyle w:val="Compact"/>
+              <w:keepNext/>
+              <w:spacing w:after="0"/>
+              <w:jc w:val="left"/>
+            </w:pPr>
+            <w:r>
+              <w:rPr>
+                <w:rFonts w:ascii="Times New Roman" w:hAnsi="Times New Roman"/>
+                <w:sz w:val="12"/>
+              </w:rPr>
+              <w:t xml:space="preserve">0.67</w:t>
+            </w:r>
+          </w:p>
+        </w:tc>
+        <w:tc>
+          <w:tcPr>
+            <w:tcMar>
+              <w:left w:w="40" w:type="dxa"/>
+              <w:right w:w="40" w:type="dxa"/>
+            </w:tcMar>
+          </w:tcPr>
+          <w:p>
+            <w:pPr>
+              <w:pStyle w:val="Compact"/>
+              <w:keepNext/>
+              <w:spacing w:after="0"/>
+              <w:jc w:val="left"/>
+            </w:pPr>
+            <w:r>
+              <w:rPr>
+                <w:rFonts w:ascii="Times New Roman" w:hAnsi="Times New Roman"/>
+                <w:sz w:val="12"/>
+              </w:rPr>
+              <w:t xml:space="preserve">0.91</w:t>
+            </w:r>
+          </w:p>
+        </w:tc>
+        <w:tc>
+          <w:tcPr>
+            <w:tcMar>
+              <w:left w:w="40" w:type="dxa"/>
+              <w:right w:w="40" w:type="dxa"/>
+            </w:tcMar>
+          </w:tcPr>
+          <w:p>
+            <w:pPr>
+              <w:pStyle w:val="Compact"/>
+              <w:keepNext/>
+              <w:spacing w:after="0"/>
+              <w:jc w:val="left"/>
+            </w:pPr>
+            <w:r>
+              <w:rPr>
+                <w:rFonts w:ascii="Times New Roman" w:hAnsi="Times New Roman"/>
+                <w:sz w:val="12"/>
+              </w:rPr>
+              <w:t xml:space="preserve">0.61 (0.51–0.69)</w:t>
+            </w:r>
+          </w:p>
+        </w:tc>
+        <w:tc>
+          <w:tcPr>
+            <w:tcMar>
+              <w:left w:w="40" w:type="dxa"/>
+              <w:right w:w="40" w:type="dxa"/>
+            </w:tcMar>
+          </w:tcPr>
+          <w:p>
+            <w:pPr>
+              <w:pStyle w:val="Compact"/>
+              <w:keepNext/>
+              <w:spacing w:after="0"/>
+              <w:jc w:val="left"/>
+            </w:pPr>
+            <w:r>
+              <w:rPr>
+                <w:rFonts w:ascii="Times New Roman" w:hAnsi="Times New Roman"/>
+                <w:sz w:val="12"/>
+              </w:rPr>
+              <w:t xml:space="preserve">4.7</w:t>
+            </w:r>
+          </w:p>
+        </w:tc>
+        <w:tc>
+          <w:tcPr>
+            <w:tcMar>
+              <w:left w:w="40" w:type="dxa"/>
+              <w:right w:w="40" w:type="dxa"/>
+            </w:tcMar>
+          </w:tcPr>
+          <w:p>
+            <w:pPr>
+              <w:pStyle w:val="Compact"/>
+              <w:keepNext/>
+              <w:spacing w:after="0"/>
+              <w:jc w:val="left"/>
+            </w:pPr>
+            <w:r>
+              <w:rPr>
+                <w:rFonts w:ascii="Times New Roman" w:hAnsi="Times New Roman"/>
+                <w:sz w:val="12"/>
+              </w:rPr>
+              <w:t xml:space="preserve">645</w:t>
+            </w:r>
+          </w:p>
+        </w:tc>
+      </w:tr>
+      <w:tr>
+        <w:tc>
+          <w:tcPr>
+            <w:tcMar>
+              <w:left w:w="40" w:type="dxa"/>
+              <w:right w:w="40" w:type="dxa"/>
+            </w:tcMar>
+          </w:tcPr>
+          <w:p>
+            <w:pPr>
+              <w:pStyle w:val="Compact"/>
+              <w:keepNext/>
+              <w:spacing w:after="0"/>
+              <w:jc w:val="left"/>
+            </w:pPr>
+            <w:r>
+              <w:rPr>
+                <w:rFonts w:ascii="Times New Roman" w:hAnsi="Times New Roman"/>
+                <w:sz w:val="12"/>
+              </w:rPr>
+              <w:t xml:space="preserve">Adaptive (F2)</w:t>
+            </w:r>
+          </w:p>
+        </w:tc>
+        <w:tc>
+          <w:tcPr>
+            <w:tcMar>
+              <w:left w:w="40" w:type="dxa"/>
+              <w:right w:w="40" w:type="dxa"/>
+            </w:tcMar>
+          </w:tcPr>
+          <w:p>
+            <w:pPr>
+              <w:pStyle w:val="Compact"/>
+              <w:keepNext/>
+              <w:spacing w:after="0"/>
+              <w:jc w:val="left"/>
+            </w:pPr>
+            <w:r>
+              <w:rPr>
+                <w:rFonts w:ascii="Times New Roman" w:hAnsi="Times New Roman"/>
+                <w:sz w:val="12"/>
+              </w:rPr>
+              <w:t xml:space="preserve">23.0</w:t>
+            </w:r>
+          </w:p>
+        </w:tc>
+        <w:tc>
+          <w:tcPr>
+            <w:tcMar>
+              <w:left w:w="40" w:type="dxa"/>
+              <w:right w:w="40" w:type="dxa"/>
+            </w:tcMar>
+          </w:tcPr>
+          <w:p>
+            <w:pPr>
+              <w:pStyle w:val="Compact"/>
+              <w:keepNext/>
+              <w:spacing w:after="0"/>
+              <w:jc w:val="left"/>
+            </w:pPr>
+            <w:r>
+              <w:rPr>
+                <w:rFonts w:ascii="Times New Roman" w:hAnsi="Times New Roman"/>
+                <w:sz w:val="12"/>
+              </w:rPr>
+              <w:t xml:space="preserve">0.93</w:t>
+            </w:r>
+          </w:p>
+        </w:tc>
+        <w:tc>
+          <w:tcPr>
+            <w:tcMar>
+              <w:left w:w="40" w:type="dxa"/>
+              <w:right w:w="40" w:type="dxa"/>
+            </w:tcMar>
+          </w:tcPr>
+          <w:p>
+            <w:pPr>
+              <w:pStyle w:val="Compact"/>
+              <w:keepNext/>
+              <w:spacing w:after="0"/>
+              <w:jc w:val="left"/>
+            </w:pPr>
+            <w:r>
+              <w:rPr>
+                <w:rFonts w:ascii="Times New Roman" w:hAnsi="Times New Roman"/>
+                <w:sz w:val="12"/>
+              </w:rPr>
+              <w:t xml:space="preserve">0.91</w:t>
+            </w:r>
+          </w:p>
+        </w:tc>
+        <w:tc>
+          <w:tcPr>
+            <w:tcMar>
+              <w:left w:w="40" w:type="dxa"/>
+              <w:right w:w="40" w:type="dxa"/>
+            </w:tcMar>
+          </w:tcPr>
+          <w:p>
+            <w:pPr>
+              <w:pStyle w:val="Compact"/>
+              <w:keepNext/>
+              <w:spacing w:after="0"/>
+              <w:jc w:val="left"/>
+            </w:pPr>
+            <w:r>
+              <w:rPr>
+                <w:rFonts w:ascii="Times New Roman" w:hAnsi="Times New Roman"/>
+                <w:sz w:val="12"/>
+              </w:rPr>
+              <w:t xml:space="preserve">0.85 (0.81–0.89)</w:t>
+            </w:r>
+          </w:p>
+        </w:tc>
+        <w:tc>
+          <w:tcPr>
+            <w:tcMar>
+              <w:left w:w="40" w:type="dxa"/>
+              <w:right w:w="40" w:type="dxa"/>
+            </w:tcMar>
+          </w:tcPr>
+          <w:p>
+            <w:pPr>
+              <w:pStyle w:val="Compact"/>
+              <w:keepNext/>
+              <w:spacing w:after="0"/>
+              <w:jc w:val="left"/>
+            </w:pPr>
+            <w:r>
+              <w:rPr>
+                <w:rFonts w:ascii="Times New Roman" w:hAnsi="Times New Roman"/>
+                <w:sz w:val="12"/>
+              </w:rPr>
+              <w:t xml:space="preserve">1.8</w:t>
+            </w:r>
+          </w:p>
+        </w:tc>
+        <w:tc>
+          <w:tcPr>
+            <w:tcMar>
+              <w:left w:w="40" w:type="dxa"/>
+              <w:right w:w="40" w:type="dxa"/>
+            </w:tcMar>
+          </w:tcPr>
+          <w:p>
+            <w:pPr>
+              <w:pStyle w:val="Compact"/>
+              <w:keepNext/>
+              <w:spacing w:after="0"/>
+              <w:jc w:val="left"/>
+            </w:pPr>
+            <w:r>
+              <w:rPr>
+                <w:rFonts w:ascii="Times New Roman" w:hAnsi="Times New Roman"/>
+                <w:sz w:val="12"/>
+              </w:rPr>
+              <w:t xml:space="preserve">890</w:t>
+            </w:r>
+          </w:p>
+        </w:tc>
+      </w:tr>
+      <w:tr>
+        <w:tc>
+          <w:tcPr>
+            <w:tcMar>
+              <w:left w:w="40" w:type="dxa"/>
+              <w:right w:w="40" w:type="dxa"/>
+            </w:tcMar>
+          </w:tcPr>
+          <w:p>
+            <w:pPr>
+              <w:pStyle w:val="Compact"/>
+              <w:keepNext/>
+              <w:spacing w:after="0"/>
+              <w:jc w:val="left"/>
+            </w:pPr>
+            <w:r>
+              <w:rPr>
+                <w:rFonts w:ascii="Times New Roman" w:hAnsi="Times New Roman"/>
+                <w:sz w:val="12"/>
+              </w:rPr>
+              <w:t xml:space="preserve">Plain list of 24, no min. score</w:t>
+            </w:r>
+          </w:p>
+        </w:tc>
+        <w:tc>
+          <w:tcPr>
+            <w:tcMar>
+              <w:left w:w="40" w:type="dxa"/>
+              <w:right w:w="40" w:type="dxa"/>
+            </w:tcMar>
+          </w:tcPr>
+          <w:p>
+            <w:pPr>
+              <w:pStyle w:val="Compact"/>
+              <w:keepNext/>
+              <w:spacing w:after="0"/>
+              <w:jc w:val="left"/>
+            </w:pPr>
+            <w:r>
+              <w:rPr>
+                <w:rFonts w:ascii="Times New Roman" w:hAnsi="Times New Roman"/>
+                <w:sz w:val="12"/>
+              </w:rPr>
+              <w:t xml:space="preserve">30.2</w:t>
+            </w:r>
+          </w:p>
+        </w:tc>
+        <w:tc>
+          <w:tcPr>
+            <w:tcMar>
+              <w:left w:w="40" w:type="dxa"/>
+              <w:right w:w="40" w:type="dxa"/>
+            </w:tcMar>
+          </w:tcPr>
+          <w:p>
+            <w:pPr>
+              <w:pStyle w:val="Compact"/>
+              <w:keepNext/>
+              <w:spacing w:after="0"/>
+              <w:jc w:val="left"/>
+            </w:pPr>
+            <w:r>
+              <w:rPr>
+                <w:rFonts w:ascii="Times New Roman" w:hAnsi="Times New Roman"/>
+                <w:sz w:val="12"/>
+              </w:rPr>
+              <w:t xml:space="preserve">0.97</w:t>
+            </w:r>
+          </w:p>
+        </w:tc>
+        <w:tc>
+          <w:tcPr>
+            <w:tcMar>
+              <w:left w:w="40" w:type="dxa"/>
+              <w:right w:w="40" w:type="dxa"/>
+            </w:tcMar>
+          </w:tcPr>
+          <w:p>
+            <w:pPr>
+              <w:pStyle w:val="Compact"/>
+              <w:keepNext/>
+              <w:spacing w:after="0"/>
+              <w:jc w:val="left"/>
+            </w:pPr>
+            <w:r>
+              <w:rPr>
+                <w:rFonts w:ascii="Times New Roman" w:hAnsi="Times New Roman"/>
+                <w:sz w:val="12"/>
+              </w:rPr>
+              <w:t xml:space="preserve">0.90</w:t>
+            </w:r>
+          </w:p>
+        </w:tc>
+        <w:tc>
+          <w:tcPr>
+            <w:tcMar>
+              <w:left w:w="40" w:type="dxa"/>
+              <w:right w:w="40" w:type="dxa"/>
+            </w:tcMar>
+          </w:tcPr>
+          <w:p>
+            <w:pPr>
+              <w:pStyle w:val="Compact"/>
+              <w:keepNext/>
+              <w:spacing w:after="0"/>
+              <w:jc w:val="left"/>
+            </w:pPr>
+            <w:r>
+              <w:rPr>
+                <w:rFonts w:ascii="Times New Roman" w:hAnsi="Times New Roman"/>
+                <w:sz w:val="12"/>
+              </w:rPr>
+              <w:t xml:space="preserve">0.88 (0.78–0.96)</w:t>
+            </w:r>
+          </w:p>
+        </w:tc>
+        <w:tc>
+          <w:tcPr>
+            <w:tcMar>
+              <w:left w:w="40" w:type="dxa"/>
+              <w:right w:w="40" w:type="dxa"/>
+            </w:tcMar>
+          </w:tcPr>
+          <w:p>
+            <w:pPr>
+              <w:pStyle w:val="Compact"/>
+              <w:keepNext/>
+              <w:spacing w:after="0"/>
+              <w:jc w:val="left"/>
+            </w:pPr>
+            <w:r>
+              <w:rPr>
+                <w:rFonts w:ascii="Times New Roman" w:hAnsi="Times New Roman"/>
+                <w:sz w:val="12"/>
+              </w:rPr>
+              <w:t xml:space="preserve">1.5</w:t>
+            </w:r>
+          </w:p>
+        </w:tc>
+        <w:tc>
+          <w:tcPr>
+            <w:tcMar>
+              <w:left w:w="40" w:type="dxa"/>
+              <w:right w:w="40" w:type="dxa"/>
+            </w:tcMar>
+          </w:tcPr>
+          <w:p>
+            <w:pPr>
+              <w:pStyle w:val="Compact"/>
+              <w:keepNext/>
+              <w:spacing w:after="0"/>
+              <w:jc w:val="left"/>
+            </w:pPr>
+            <w:r>
+              <w:rPr>
+                <w:rFonts w:ascii="Times New Roman" w:hAnsi="Times New Roman"/>
+                <w:sz w:val="12"/>
+              </w:rPr>
+              <w:t xml:space="preserve">1033</w:t>
+            </w:r>
+          </w:p>
+        </w:tc>
+      </w:tr>
+      <w:tr>
+        <w:tc>
+          <w:tcPr>
+            <w:tcMar>
+              <w:left w:w="40" w:type="dxa"/>
+              <w:right w:w="40" w:type="dxa"/>
+            </w:tcMar>
+          </w:tcPr>
+          <w:p>
+            <w:pPr>
+              <w:pStyle w:val="Compact"/>
+              <w:spacing w:after="0"/>
+              <w:jc w:val="left"/>
+            </w:pPr>
+            <w:r>
+              <w:rPr>
+                <w:rFonts w:ascii="Times New Roman" w:hAnsi="Times New Roman"/>
+                <w:sz w:val="12"/>
+              </w:rPr>
+              <w:t xml:space="preserve">Default + true target (oracle)</w:t>
+            </w:r>
+          </w:p>
+        </w:tc>
+        <w:tc>
+          <w:tcPr>
+            <w:tcMar>
+              <w:left w:w="40" w:type="dxa"/>
+              <w:right w:w="40" w:type="dxa"/>
+            </w:tcMar>
+          </w:tcPr>
+          <w:p>
+            <w:pPr>
+              <w:pStyle w:val="Compact"/>
+              <w:spacing w:after="0"/>
+              <w:jc w:val="left"/>
+            </w:pPr>
+            <w:r>
+              <w:rPr>
+                <w:rFonts w:ascii="Times New Roman" w:hAnsi="Times New Roman"/>
+                <w:sz w:val="12"/>
+              </w:rPr>
+              <w:t xml:space="preserve">10.7</w:t>
+            </w:r>
+          </w:p>
+        </w:tc>
+        <w:tc>
+          <w:tcPr>
+            <w:tcMar>
+              <w:left w:w="40" w:type="dxa"/>
+              <w:right w:w="40" w:type="dxa"/>
+            </w:tcMar>
+          </w:tcPr>
+          <w:p>
+            <w:pPr>
+              <w:pStyle w:val="Compact"/>
+              <w:spacing w:after="0"/>
+              <w:jc w:val="left"/>
+            </w:pPr>
+            <w:r>
+              <w:rPr>
+                <w:rFonts w:ascii="Times New Roman" w:hAnsi="Times New Roman"/>
+                <w:sz w:val="12"/>
+              </w:rPr>
+              <w:t xml:space="preserve">1.00</w:t>
+            </w:r>
+          </w:p>
+        </w:tc>
+        <w:tc>
+          <w:tcPr>
+            <w:tcMar>
+              <w:left w:w="40" w:type="dxa"/>
+              <w:right w:w="40" w:type="dxa"/>
+            </w:tcMar>
+          </w:tcPr>
+          <w:p>
+            <w:pPr>
+              <w:pStyle w:val="Compact"/>
+              <w:spacing w:after="0"/>
+              <w:jc w:val="left"/>
+            </w:pPr>
+            <w:r>
+              <w:rPr>
+                <w:rFonts w:ascii="Times New Roman" w:hAnsi="Times New Roman"/>
+                <w:sz w:val="12"/>
+              </w:rPr>
+              <w:t xml:space="preserve">0.90</w:t>
+            </w:r>
+          </w:p>
+        </w:tc>
+        <w:tc>
+          <w:tcPr>
+            <w:tcMar>
+              <w:left w:w="40" w:type="dxa"/>
+              <w:right w:w="40" w:type="dxa"/>
+            </w:tcMar>
+          </w:tcPr>
+          <w:p>
+            <w:pPr>
+              <w:pStyle w:val="Compact"/>
+              <w:spacing w:after="0"/>
+              <w:jc w:val="left"/>
+            </w:pPr>
+            <w:r>
+              <w:rPr>
+                <w:rFonts w:ascii="Times New Roman" w:hAnsi="Times New Roman"/>
+                <w:sz w:val="12"/>
+              </w:rPr>
+              <w:t xml:space="preserve">0.90 (0.85–0.96)</w:t>
+            </w:r>
+          </w:p>
+        </w:tc>
+        <w:tc>
+          <w:tcPr>
+            <w:tcMar>
+              <w:left w:w="40" w:type="dxa"/>
+              <w:right w:w="40" w:type="dxa"/>
+            </w:tcMar>
+          </w:tcPr>
+          <w:p>
+            <w:pPr>
+              <w:pStyle w:val="Compact"/>
+              <w:spacing w:after="0"/>
+              <w:jc w:val="left"/>
+            </w:pPr>
+            <w:r>
+              <w:rPr>
+                <w:rFonts w:ascii="Times New Roman" w:hAnsi="Times New Roman"/>
+                <w:sz w:val="12"/>
+              </w:rPr>
+              <w:t xml:space="preserve">1.2</w:t>
+            </w:r>
+          </w:p>
+        </w:tc>
+        <w:tc>
+          <w:tcPr>
+            <w:tcMar>
+              <w:left w:w="40" w:type="dxa"/>
+              <w:right w:w="40" w:type="dxa"/>
+            </w:tcMar>
+          </w:tcPr>
+          <w:p>
+            <w:pPr>
+              <w:pStyle w:val="Compact"/>
+              <w:spacing w:after="0"/>
+              <w:jc w:val="left"/>
+            </w:pPr>
+            <w:r>
+              <w:rPr>
+                <w:rFonts w:ascii="Times New Roman" w:hAnsi="Times New Roman"/>
+                <w:sz w:val="12"/>
+              </w:rPr>
+              <w:t xml:space="preserve">650</w:t>
+            </w:r>
+          </w:p>
+        </w:tc>
+      </w:tr>
+    </w:tbl>
+    <w:p>
+      <w:pPr>
+        <w:pStyle w:val="BodyText"/>
+      </w:pPr>
+      <w:r>
+        <w:t xml:space="preserve">Table XVI shows three things. First, reachability carries through: success rose from 0.61 under the default to 0.85 (adaptive) and 0.88 (plain list of 24), and the number of outdated facts left at the end fell from 4.7 to 1.8 and 1.5 per persona. Second, once the target is in the prompt the model gets the update right about nine times in ten in every condition (0.91 to 0.91), and adding the true target to the default prompt gave 0.90 success; the remaining error, about one change turn in ten, is therefore not a selection problem in this setting. Third, the plain list of 24 was as good as the adaptive selection (0.88 against 0.85, with overlapping intervals) at about 1033 against 890 prompt tokens per call; with six personas we cannot say that either is better, and this agrees with the selection study, where the two were equal in reachability. The intervals of the adaptive, plain-list and oracle rows overlap; only the default differs clearly from the others.</w:t>
+      </w:r>
+    </w:p>
+    <w:bookmarkEnd w:id="58"/>
+    <w:bookmarkEnd w:id="59"/>
+    <w:bookmarkStart w:id="64" w:name="sec:ablation"/>
+    <w:p>
+      <w:pPr>
+        <w:pStyle w:val="Heading1"/>
+      </w:pPr>
+      <w:r>
+        <w:t>X. Results: Ablation of the Two Switches</w:t>
+      </w:r>
+    </w:p>
+    <w:bookmarkStart w:id="63" w:name="simulated"/>
+    <w:p>
+      <w:pPr>
+        <w:pStyle w:val="Heading2"/>
+      </w:pPr>
+      <w:r>
+        <w:t>A. Simulated</w:t>
+      </w:r>
+    </w:p>
+    <w:p>
+      <w:pPr>
+        <w:pStyle w:val="FirstParagraph"/>
+      </w:pPr>
+      <w:r>
+        <w:t xml:space="preserve">Table XVII and Fig. 7 give the paired ablation under the gate (error sweep,</w:t>
       </w:r>
       <w:r>
         <w:t xml:space="preserve"> </w:t>
@@ -29266,7 +30181,7 @@
           <w:smallCaps w:val="0"/>
           <w:sz w:val="16"/>
         </w:rPr>
-        <w:t xml:space="preserve">TABLE XVI</w:t>
+        <w:t xml:space="preserve">TABLE XVII</w:t>
       </w:r>
       <w:r>
         <w:rPr>
@@ -31278,18 +32193,18 @@
           <wp:inline>
             <wp:extent cx="6400800" cy="2491095"/>
             <wp:effectExtent b="0" l="0" r="0" t="0"/>
-            <wp:docPr descr="image" title="" id="60" name="Picture"/>
+            <wp:docPr descr="image" title="" id="61" name="Picture"/>
             <a:graphic>
               <a:graphicData uri="http://schemas.openxmlformats.org/drawingml/2006/picture">
                 <pic:pic>
                   <pic:nvPicPr>
-                    <pic:cNvPr descr="figures/fig5_ablation.png" id="61" name="Picture"/>
+                    <pic:cNvPr descr="figures/fig5_ablation.png" id="62" name="Picture"/>
                     <pic:cNvPicPr>
                       <a:picLocks noChangeArrowheads="1" noChangeAspect="1"/>
                     </pic:cNvPicPr>
                   </pic:nvPicPr>
                   <pic:blipFill>
-                    <a:blip r:embed="rId59"/>
+                    <a:blip r:embed="rId60"/>
                     <a:stretch>
                       <a:fillRect/>
                     </a:stretch>
@@ -31356,9 +32271,9 @@
       </w:pPr>
       <w:r/>
     </w:p>
-    <w:bookmarkEnd w:id="62"/>
     <w:bookmarkEnd w:id="63"/>
-    <w:bookmarkStart w:id="72" w:name="sec:real"/>
+    <w:bookmarkEnd w:id="64"/>
+    <w:bookmarkStart w:id="73" w:name="sec:real"/>
     <w:p>
       <w:pPr>
         <w:pStyle w:val="Heading1"/>
@@ -31372,7 +32287,7 @@
         <w:pStyle w:val="FirstParagraph"/>
       </w:pPr>
       <w:r>
-        <w:t xml:space="preserve">Table XVII and Fig. 8 give the same ablation with a real extractor (12 personas, one seed, oracle user). Table XVIII repeats baseline and F1+F2 with a second model.</w:t>
+        <w:t xml:space="preserve">Table XVIII and Fig. 8 give the same ablation with a real extractor (12 personas, one seed, oracle user). Table XIX repeats baseline and F1+F2 with a second model.</w:t>
       </w:r>
     </w:p>
     <w:p>
@@ -31402,7 +32317,7 @@
           <w:smallCaps w:val="0"/>
           <w:sz w:val="16"/>
         </w:rPr>
-        <w:t xml:space="preserve">TABLE XVII</w:t>
+        <w:t xml:space="preserve">TABLE XVIII</w:t>
       </w:r>
       <w:r>
         <w:rPr>
@@ -33059,7 +33974,7 @@
           <w:smallCaps w:val="0"/>
           <w:sz w:val="16"/>
         </w:rPr>
-        <w:t xml:space="preserve">TABLE XVIII</w:t>
+        <w:t xml:space="preserve">TABLE XIX</w:t>
       </w:r>
       <w:r>
         <w:rPr>
@@ -34023,18 +34938,18 @@
           <wp:inline>
             <wp:extent cx="6400800" cy="2122606"/>
             <wp:effectExtent b="0" l="0" r="0" t="0"/>
-            <wp:docPr descr="image" title="" id="65" name="Picture"/>
+            <wp:docPr descr="image" title="" id="66" name="Picture"/>
             <a:graphic>
               <a:graphicData uri="http://schemas.openxmlformats.org/drawingml/2006/picture">
                 <pic:pic>
                   <pic:nvPicPr>
-                    <pic:cNvPr descr="figures/fig6_real.png" id="66" name="Picture"/>
+                    <pic:cNvPr descr="figures/fig6_real.png" id="67" name="Picture"/>
                     <pic:cNvPicPr>
                       <a:picLocks noChangeArrowheads="1" noChangeAspect="1"/>
                     </pic:cNvPicPr>
                   </pic:nvPicPr>
                   <pic:blipFill>
-                    <a:blip r:embed="rId64"/>
+                    <a:blip r:embed="rId65"/>
                     <a:stretch>
                       <a:fillRect/>
                     </a:stretch>
@@ -34116,7 +35031,7 @@
         <w:t xml:space="preserve"> </w:t>
       </w:r>
       <w:r>
-        <w:t xml:space="preserve">With the baseline selection, the target memory was missing from the prompt on 25 of 136 change turns (first model; both policies together) and 22 of 136 (second model). With F1+F2 it was missing on 0 and 0. This is the mechanism of Sec. VIII observed with real conversations. The real runs compared the default with F2 only; the same-budget list that matched F2 in Sec. IX was not run with a real model, so we cannot say whether it would give the same end-to-end result.</w:t>
+        <w:t xml:space="preserve">With the baseline selection, the target memory was missing from the prompt on 25 of 136 change turns (first model; both policies together) and 22 of 136 (second model). With F1+F2 it was missing on 0 and 0. This is the mechanism of Sec. VIII observed with real conversations. The 12-persona real runs compared the default with F2 only; the same-budget list and an oracle-target condition were run later in a six-persona pilot (Sec. IX-A), in which the plain list matched F2 end to end.</w:t>
       </w:r>
     </w:p>
     <w:p>
@@ -34309,8 +35224,8 @@
       <w:r>
         <w:t xml:space="preserve">), not significant. Of the change prompts, 68 of 69 (first model) and 68 of 72 (second) in the F1+F2 runs were correct changes that the user accepted, against 56 of 65 and 55 of 68 for the baselines; this is consistent with the added prompts being updates that the baseline missed.</w:t>
       </w:r>
-      <w:bookmarkStart w:id="67" w:name="sec:cost"/>
-      <w:bookmarkEnd w:id="67"/>
+      <w:bookmarkStart w:id="68" w:name="sec:cost"/>
+      <w:bookmarkEnd w:id="68"/>
     </w:p>
     <w:p>
       <w:pPr>
@@ -34330,7 +35245,7 @@
         <w:t xml:space="preserve">Under auto-apply the F2-only variant stored 3 false facts across 12 personas where the baseline stored none, and F1+F2 stored none again; with these counts we cannot say whether this is an effect of F2 or noise.</w:t>
       </w:r>
     </w:p>
-    <w:bookmarkStart w:id="68" w:name="per-persona-results"/>
+    <w:bookmarkStart w:id="69" w:name="per-persona-results"/>
     <w:p>
       <w:pPr>
         <w:pStyle w:val="Heading2"/>
@@ -34344,7 +35259,7 @@
         <w:pStyle w:val="FirstParagraph"/>
       </w:pPr>
       <w:r>
-        <w:t xml:space="preserve">Table XIX lists every persona of the first model under the gate. With the baseline selection, 10 of 12 personas ended with at least one stale fact and 10 had at least one change target missing from the prompt; with F1+F2 none did. Persona 9 has the same F1 under both settings. Persona 3 has a lower F1 under F1+F2 because the model stored one more hypothetical sentence (</w:t>
+        <w:t xml:space="preserve">Table XX lists every persona of the first model under the gate. With the baseline selection, 10 of 12 personas ended with at least one stale fact and 10 had at least one change target missing from the prompt; with F1+F2 none did. Persona 9 has the same F1 under both settings. Persona 3 has a lower F1 under F1+F2 because the model stored one more hypothetical sentence (</w:t>
       </w:r>
       <w:r>
         <w:t xml:space="preserve">“</w:t>
@@ -34386,7 +35301,7 @@
           <w:smallCaps w:val="0"/>
           <w:sz w:val="16"/>
         </w:rPr>
-        <w:t xml:space="preserve">TABLE XIX</w:t>
+        <w:t xml:space="preserve">TABLE XX</w:t>
       </w:r>
       <w:r>
         <w:rPr>
@@ -36826,8 +37741,8 @@
       </w:pPr>
       <w:r/>
     </w:p>
-    <w:bookmarkEnd w:id="68"/>
-    <w:bookmarkStart w:id="69" w:name="sec:example"/>
+    <w:bookmarkEnd w:id="69"/>
+    <w:bookmarkStart w:id="70" w:name="sec:example"/>
     <w:p>
       <w:pPr>
         <w:pStyle w:val="Heading2"/>
@@ -36841,7 +37756,7 @@
         <w:pStyle w:val="FirstParagraph"/>
       </w:pPr>
       <w:r>
-        <w:t xml:space="preserve">Persona 1 (Table IV) is a typical case. Table XX shows the proposals made under the baseline, Table XXI the final memories, and Tables XXII and XXIII the same under F1+F2. Under the baseline the extractor updated the gym time, the city (twice) and forgot the birthday, but it never proposed to replace</w:t>
+        <w:t xml:space="preserve">Persona 1 (Table IV) is a typical case. Table XXI shows the proposals made under the baseline, Table XXII the final memories, and Tables XXIII and XXIV the same under F1+F2. Under the baseline the extractor updated the gym time, the city (twice) and forgot the birthday, but it never proposed to replace</w:t>
       </w:r>
       <w:r>
         <w:t xml:space="preserve"> </w:t>
@@ -36944,7 +37859,7 @@
           <w:smallCaps w:val="0"/>
           <w:sz w:val="16"/>
         </w:rPr>
-        <w:t xml:space="preserve">TABLE XX</w:t>
+        <w:t xml:space="preserve">TABLE XXI</w:t>
       </w:r>
       <w:r>
         <w:rPr>
@@ -37707,7 +38622,7 @@
           <w:smallCaps w:val="0"/>
           <w:sz w:val="16"/>
         </w:rPr>
-        <w:t xml:space="preserve">TABLE XXI</w:t>
+        <w:t xml:space="preserve">TABLE XXII</w:t>
       </w:r>
       <w:r>
         <w:rPr>
@@ -38608,7 +39523,7 @@
           <w:smallCaps w:val="0"/>
           <w:sz w:val="16"/>
         </w:rPr>
-        <w:t xml:space="preserve">TABLE XXII</w:t>
+        <w:t xml:space="preserve">TABLE XXIII</w:t>
       </w:r>
       <w:r>
         <w:rPr>
@@ -39495,7 +40410,7 @@
           <w:smallCaps w:val="0"/>
           <w:sz w:val="16"/>
         </w:rPr>
-        <w:t xml:space="preserve">TABLE XXIII</w:t>
+        <w:t xml:space="preserve">TABLE XXIV</w:t>
       </w:r>
       <w:r>
         <w:rPr>
@@ -40453,8 +41368,8 @@
         </w:tc>
       </w:tr>
     </w:tbl>
-    <w:bookmarkEnd w:id="69"/>
-    <w:bookmarkStart w:id="70" w:name="cost-in-requests-tokens-and-time"/>
+    <w:bookmarkEnd w:id="70"/>
+    <w:bookmarkStart w:id="71" w:name="cost-in-requests-tokens-and-time"/>
     <w:p>
       <w:pPr>
         <w:pStyle w:val="Heading2"/>
@@ -40468,7 +41383,7 @@
         <w:pStyle w:val="FirstParagraph"/>
       </w:pPr>
       <w:r>
-        <w:t xml:space="preserve">Table XXIV gives the cost per persona. The number of requests is the same (one extraction per user turn); prompt tokens grow by about 35% because more candidates are listed; output tokens are unchanged. Measured time per request is not a reliable cost measure here: it changed from 5.61 s to 9.39 s with the first model but from 6.15 s to 5.74 s with the second, which indicates that API load during the runs, not the prompt size, dominated.</w:t>
+        <w:t xml:space="preserve">Table XXV gives the cost per persona. The number of requests is the same (one extraction per user turn); prompt tokens grow by about 35% because more candidates are listed; output tokens are unchanged. Measured time per request is not a reliable cost measure here: it changed from 5.61 s to 9.39 s with the first model but from 6.15 s to 5.74 s with the second, which indicates that API load during the runs, not the prompt size, dominated.</w:t>
       </w:r>
     </w:p>
     <w:p>
@@ -40498,7 +41413,7 @@
           <w:smallCaps w:val="0"/>
           <w:sz w:val="16"/>
         </w:rPr>
-        <w:t xml:space="preserve">TABLE XXIV</w:t>
+        <w:t xml:space="preserve">TABLE XXV</w:t>
       </w:r>
       <w:r>
         <w:rPr>
@@ -41234,8 +42149,8 @@
       </w:pPr>
       <w:r/>
     </w:p>
-    <w:bookmarkEnd w:id="70"/>
-    <w:bookmarkStart w:id="71" w:name="scorer-validity"/>
+    <w:bookmarkEnd w:id="71"/>
+    <w:bookmarkStart w:id="72" w:name="scorer-validity"/>
     <w:p>
       <w:pPr>
         <w:pStyle w:val="Heading2"/>
@@ -41249,7 +42164,7 @@
         <w:pStyle w:val="FirstParagraph"/>
       </w:pPr>
       <w:r>
-        <w:t xml:space="preserve">Table XXV shows the agreement of the automatic labels with the author’s hand labels. Three of 195 + 175 memories differ; in all three the automatic scorer labelled a correct statement of unemployment or finished project as</w:t>
+        <w:t xml:space="preserve">Table XXVI shows the agreement of the automatic labels with the author’s hand labels. Three of 195 + 175 memories differ; in all three the automatic scorer labelled a correct statement of unemployment or finished project as</w:t>
       </w:r>
       <w:r>
         <w:t xml:space="preserve"> </w:t>
@@ -41302,7 +42217,7 @@
           <w:smallCaps w:val="0"/>
           <w:sz w:val="16"/>
         </w:rPr>
-        <w:t xml:space="preserve">TABLE XXV</w:t>
+        <w:t xml:space="preserve">TABLE XXVI</w:t>
       </w:r>
       <w:r>
         <w:rPr>
@@ -41704,9 +42619,9 @@
         </w:tc>
       </w:tr>
     </w:tbl>
-    <w:bookmarkEnd w:id="71"/>
     <w:bookmarkEnd w:id="72"/>
-    <w:bookmarkStart w:id="76" w:name="sec:lme"/>
+    <w:bookmarkEnd w:id="73"/>
+    <w:bookmarkStart w:id="77" w:name="sec:lme"/>
     <w:p>
       <w:pPr>
         <w:pStyle w:val="Heading1"/>
@@ -41776,7 +42691,7 @@
           <w:smallCaps w:val="0"/>
           <w:sz w:val="16"/>
         </w:rPr>
-        <w:t xml:space="preserve">TABLE XXVI</w:t>
+        <w:t xml:space="preserve">TABLE XXVII</w:t>
       </w:r>
       <w:r>
         <w:rPr>
@@ -42728,18 +43643,18 @@
           <wp:inline>
             <wp:extent cx="3108960" cy="2032665"/>
             <wp:effectExtent b="0" l="0" r="0" t="0"/>
-            <wp:docPr descr="image" title="" id="74" name="Picture"/>
+            <wp:docPr descr="image" title="" id="75" name="Picture"/>
             <a:graphic>
               <a:graphicData uri="http://schemas.openxmlformats.org/drawingml/2006/picture">
                 <pic:pic>
                   <pic:nvPicPr>
-                    <pic:cNvPr descr="figures/fig7_lme.png" id="75" name="Picture"/>
+                    <pic:cNvPr descr="figures/fig7_lme.png" id="76" name="Picture"/>
                     <pic:cNvPicPr>
                       <a:picLocks noChangeArrowheads="1" noChangeAspect="1"/>
                     </pic:cNvPicPr>
                   </pic:nvPicPr>
                   <pic:blipFill>
-                    <a:blip r:embed="rId73"/>
+                    <a:blip r:embed="rId74"/>
                     <a:stretch>
                       <a:fillRect/>
                     </a:stretch>
@@ -42798,7 +43713,7 @@
         <w:pStyle w:val="BodyText"/>
       </w:pPr>
       <w:r>
-        <w:t xml:space="preserve">Table XXVI and Fig. 9 show that the gate system improves from 0.267 to 0.433 (0 questions worse, 5 better,</w:t>
+        <w:t xml:space="preserve">Table XXVII and Fig. 9 show that the gate system improves from 0.267 to 0.433 (0 questions worse, 5 better,</w:t>
       </w:r>
       <w:r>
         <w:t xml:space="preserve"> </w:t>
@@ -42840,8 +43755,8 @@
         <w:t xml:space="preserve">): a memory system trades accuracy for the properties it provides, such as small prompts, forgetting and user control. A run on all 78 knowledge-update questions would be needed for a firm statement.</w:t>
       </w:r>
     </w:p>
-    <w:bookmarkEnd w:id="76"/>
-    <w:bookmarkStart w:id="77" w:name="sec:discussion"/>
+    <w:bookmarkEnd w:id="77"/>
+    <w:bookmarkStart w:id="78" w:name="sec:discussion"/>
     <w:p>
       <w:pPr>
         <w:pStyle w:val="Heading1"/>
@@ -43028,8 +43943,8 @@
         <w:t xml:space="preserve">Letting a rejected change return only after new user input is cheap and conceptually neat, but we found no benefit with real models (the oracle user rejected no correct change in these runs), and only small, uncorrected-significance effects in simulation. Its value would have to be shown with real users who slip.</w:t>
       </w:r>
     </w:p>
-    <w:bookmarkEnd w:id="77"/>
-    <w:bookmarkStart w:id="78" w:name="sec:threats"/>
+    <w:bookmarkEnd w:id="78"/>
+    <w:bookmarkStart w:id="79" w:name="sec:threats"/>
     <w:p>
       <w:pPr>
         <w:pStyle w:val="Heading1"/>
@@ -43069,7 +43984,7 @@
         <w:t xml:space="preserve"> </w:t>
       </w:r>
       <w:r>
-        <w:t xml:space="preserve">12 personas, one seed per cell and two models of the same family; exact sign tests with 12 pairs cannot resolve small effects, and several F1 results are inconclusive rather than null.</w:t>
+        <w:t xml:space="preserve">The oracle-target and same-size-list pilot has six personas, one model and one seed, after two planned personas were lost to an API quota error. 12 personas, one seed per cell and two models of the same family; exact sign tests with 12 pairs cannot resolve small effects, and several F1 results are inconclusive rather than null.</w:t>
       </w:r>
       <w:r>
         <w:t xml:space="preserve"> </w:t>
@@ -43168,8 +44083,8 @@
         <w:t xml:space="preserve">Six of the closest works were read in full, the others at abstract level; the search was targeted, not systematic.</w:t>
       </w:r>
     </w:p>
-    <w:bookmarkEnd w:id="78"/>
-    <w:bookmarkStart w:id="79" w:name="sec:future"/>
+    <w:bookmarkEnd w:id="79"/>
+    <w:bookmarkStart w:id="80" w:name="sec:future"/>
     <w:p>
       <w:pPr>
         <w:pStyle w:val="Heading1"/>
@@ -43209,39 +44124,7 @@
         <w:t xml:space="preserve"> </w:t>
       </w:r>
       <w:r>
-        <w:t xml:space="preserve">An</w:t>
-      </w:r>
-      <w:r>
-        <w:t xml:space="preserve"> </w:t>
-      </w:r>
-      <w:r>
-        <w:rPr>
-          <w:iCs/>
-          <w:i/>
-        </w:rPr>
-        <w:t xml:space="preserve">oracle-target</w:t>
-      </w:r>
-      <w:r>
-        <w:t xml:space="preserve"> </w:t>
-      </w:r>
-      <w:r>
-        <w:t xml:space="preserve">run, in which the true target is always added to the prompt, would measure</w:t>
-      </w:r>
-      <w:r>
-        <w:t xml:space="preserve"> </w:t>
-      </w:r>
-      <w:r>
-        <w:rPr>
-          <w:iCs/>
-          <w:i/>
-        </w:rPr>
-        <w:t xml:space="preserve">P(Omid R)</w:t>
-      </w:r>
-      <w:r>
-        <w:t xml:space="preserve"> </w:t>
-      </w:r>
-      <w:r>
-        <w:t xml:space="preserve">directly and show how much error remains once reachability is fixed; a real-model run of the same-budget list would show whether its equal reachability gives equal end-to-end results.</w:t>
+        <w:t xml:space="preserve">The pilot of Sec. IX-A used six personas and one model; repeating it with all planned personas, several seeds and a second model family, with the failed runs re-done, would turn its suggestive result into a finding.</w:t>
       </w:r>
       <w:r>
         <w:t xml:space="preserve"> </w:t>
@@ -43308,8 +44191,8 @@
         <w:t xml:space="preserve">AURA also contains an optional layer that asks the user whether a stored fact is still true, sends reminders and prepares briefings; its checks use the same proposal path as the gate. We did not evaluate it and make no claim about it here.</w:t>
       </w:r>
     </w:p>
-    <w:bookmarkEnd w:id="79"/>
-    <w:bookmarkStart w:id="80" w:name="conclusion"/>
+    <w:bookmarkEnd w:id="80"/>
+    <w:bookmarkStart w:id="81" w:name="conclusion"/>
     <w:p>
       <w:pPr>
         <w:pStyle w:val="Heading1"/>
@@ -43326,8 +44209,8 @@
         <w:t xml:space="preserve">A review gate on memory changes is effective against the errors it can see: in our experiments it removes almost all of the true facts that automatic application destroys. It cannot repair updates the extractor never proposes, and in a retrieval-based design these are governed by which memories reach the extractor’s prompt. We made this precise (an update can succeed only if its target is in the prompt, and the gate acts only after that), measured it, and identified what moves it: removing the minimum score and searching per sentence each raise reachability by about ten points, extra candidates on a change cue add little on their own, and an adaptive selection is matched by a plain larger list, which it beats only in prompt size. With two real Gemini extractors, the adaptive selection (run together with the re-proposal rule) left no change target missing and no stale fact under the gate, at about a third more prompt tokens, while keyword and fused rankings did no better than a plain larger list, a cross-encoder reranker did better at the same list size, and about one target in thirteen remains out of reach of every method tried. The practical lesson for user-controlled memories is to measure and report what the extractor can reach, and to compare any remedy against a plain larger list. Evaluating with real users, with an oracle-target condition, in other languages and with larger real samples is the next step; the code, both test-set generators and every raw result file are provided.</w:t>
       </w:r>
     </w:p>
-    <w:bookmarkEnd w:id="80"/>
-    <w:bookmarkStart w:id="81" w:name="data-and-code-availability"/>
+    <w:bookmarkEnd w:id="81"/>
+    <w:bookmarkStart w:id="82" w:name="data-and-code-availability"/>
     <w:p>
       <w:pPr>
         <w:pStyle w:val="Heading1"/>
@@ -43377,8 +44260,8 @@
         <w:t xml:space="preserve">) are in the AURA project repository. Numbers in the text are generated from the result folders.</w:t>
       </w:r>
     </w:p>
-    <w:bookmarkEnd w:id="81"/>
-    <w:bookmarkStart w:id="82" w:name="app:scoring"/>
+    <w:bookmarkEnd w:id="82"/>
+    <w:bookmarkStart w:id="83" w:name="app:scoring"/>
     <w:p>
       <w:pPr>
         <w:pStyle w:val="Heading1"/>
@@ -43874,11 +44757,11 @@
         <w:t xml:space="preserve"> </w:t>
       </w:r>
       <w:r>
-        <w:t xml:space="preserve">For every memory in the baseline and F1+F2 real runs the annotator saw the persona’s sessions, the true final state and the memory text, and wrote one of seven labels (true, ended, stale, false, hypothetical, third-party, other), looking at the automatic label only afterwards where possible. The automatic and the hand label were then compared (Table XXV).</w:t>
+        <w:t xml:space="preserve">For every memory in the baseline and F1+F2 real runs the annotator saw the persona’s sessions, the true final state and the memory text, and wrote one of seven labels (true, ended, stale, false, hypothetical, third-party, other), looking at the automatic label only afterwards where possible. The automatic and the hand label were then compared (Table XXVI).</w:t>
       </w:r>
     </w:p>
-    <w:bookmarkEnd w:id="82"/>
-    <w:bookmarkStart w:id="83" w:name="complete-policy-results"/>
+    <w:bookmarkEnd w:id="83"/>
+    <w:bookmarkStart w:id="84" w:name="complete-policy-results"/>
     <w:p>
       <w:pPr>
         <w:pStyle w:val="Heading1"/>
@@ -43894,7 +44777,7 @@
         <w:pStyle w:val="FirstParagraph"/>
       </w:pPr>
       <w:r>
-        <w:t xml:space="preserve">Table XXVII gives all metrics of the policy comparison for all error rates.</w:t>
+        <w:t xml:space="preserve">Table XXVIII gives all metrics of the policy comparison for all error rates.</w:t>
       </w:r>
     </w:p>
     <w:p>
@@ -43911,7 +44794,7 @@
           <w:smallCaps w:val="0"/>
           <w:sz w:val="16"/>
         </w:rPr>
-        <w:t xml:space="preserve">TABLE XXVII</w:t>
+        <w:t xml:space="preserve">TABLE XXVIII</w:t>
       </w:r>
       <w:r>
         <w:rPr>
@@ -48510,8 +49393,8 @@
         </w:tc>
       </w:tr>
     </w:tbl>
-    <w:bookmarkEnd w:id="83"/>
-    <w:bookmarkStart w:id="84" w:name="complete-ablation-results"/>
+    <w:bookmarkEnd w:id="84"/>
+    <w:bookmarkStart w:id="85" w:name="complete-ablation-results"/>
     <w:p>
       <w:pPr>
         <w:pStyle w:val="Heading1"/>
@@ -48527,7 +49410,7 @@
         <w:pStyle w:val="FirstParagraph"/>
       </w:pPr>
       <w:r>
-        <w:t xml:space="preserve">Tables XXVIII and XXIX give every cell of the simulated ablation. An asterisk marks a sign-test</w:t>
+        <w:t xml:space="preserve">Tables XXIX and XXX give every cell of the simulated ablation. An asterisk marks a sign-test</w:t>
       </w:r>
       <w:r>
         <w:t xml:space="preserve"> </w:t>
@@ -48580,7 +49463,7 @@
           <w:smallCaps w:val="0"/>
           <w:sz w:val="16"/>
         </w:rPr>
-        <w:t xml:space="preserve">TABLE XXVIII</w:t>
+        <w:t xml:space="preserve">TABLE XXIX</w:t>
       </w:r>
       <w:r>
         <w:rPr>
@@ -53954,7 +54837,7 @@
           <w:smallCaps w:val="0"/>
           <w:sz w:val="16"/>
         </w:rPr>
-        <w:t xml:space="preserve">TABLE XXIX</w:t>
+        <w:t xml:space="preserve">TABLE XXX</w:t>
       </w:r>
       <w:r>
         <w:rPr>
@@ -56406,8 +57289,8 @@
         </w:tc>
       </w:tr>
     </w:tbl>
-    <w:bookmarkEnd w:id="84"/>
-    <w:bookmarkStart w:id="85" w:name="reachability-for-all-store-sizes"/>
+    <w:bookmarkEnd w:id="85"/>
+    <w:bookmarkStart w:id="86" w:name="reachability-for-all-store-sizes"/>
     <w:p>
       <w:pPr>
         <w:pStyle w:val="Heading1"/>
@@ -56423,7 +57306,7 @@
         <w:pStyle w:val="FirstParagraph"/>
       </w:pPr>
       <w:r>
-        <w:t xml:space="preserve">Table XXX gives reachability and mean candidate count for all selection modes, store sizes and turn types.</w:t>
+        <w:t xml:space="preserve">Table XXXI gives reachability and mean candidate count for all selection modes, store sizes and turn types.</w:t>
       </w:r>
     </w:p>
     <w:p>
@@ -56440,7 +57323,7 @@
           <w:smallCaps w:val="0"/>
           <w:sz w:val="16"/>
         </w:rPr>
-        <w:t xml:space="preserve">TABLE XXX</w:t>
+        <w:t xml:space="preserve">TABLE XXXI</w:t>
       </w:r>
       <w:r>
         <w:rPr>
@@ -58250,8 +59133,8 @@
         </w:tc>
       </w:tr>
     </w:tbl>
-    <w:bookmarkEnd w:id="85"/>
-    <w:bookmarkStart w:id="86" w:name="selection-study-for-all-store-sizes"/>
+    <w:bookmarkEnd w:id="86"/>
+    <w:bookmarkStart w:id="87" w:name="selection-study-for-all-store-sizes"/>
     <w:p>
       <w:pPr>
         <w:pStyle w:val="Heading1"/>
@@ -58267,7 +59150,7 @@
         <w:pStyle w:val="FirstParagraph"/>
       </w:pPr>
       <w:r>
-        <w:t xml:space="preserve">Table XXXI gives reachability for every condition of the selection study and every store size, with the retrieval diagnostics of Sec. IX.</w:t>
+        <w:t xml:space="preserve">Table XXXII gives reachability for every condition of the selection study and every store size, with the retrieval diagnostics of Sec. IX.</w:t>
       </w:r>
     </w:p>
     <w:p>
@@ -58284,7 +59167,7 @@
           <w:smallCaps w:val="0"/>
           <w:sz w:val="16"/>
         </w:rPr>
-        <w:t xml:space="preserve">TABLE XXXI</w:t>
+        <w:t xml:space="preserve">TABLE XXXII</w:t>
       </w:r>
       <w:r>
         <w:rPr>
@@ -61816,8 +62699,8 @@
         </w:tc>
       </w:tr>
     </w:tbl>
-    <w:bookmarkEnd w:id="86"/>
-    <w:bookmarkStart w:id="104" w:name="reproducing-the-results"/>
+    <w:bookmarkEnd w:id="87"/>
+    <w:bookmarkStart w:id="105" w:name="reproducing-the-results"/>
     <w:p>
       <w:pPr>
         <w:pStyle w:val="Heading1"/>
@@ -62055,8 +62938,8 @@
         <w:t xml:space="preserve">: every other table, number macro and the real-run and LongMemEval figures of this paper.</w:t>
       </w:r>
     </w:p>
-    <w:bookmarkStart w:id="103" w:name="refs"/>
-    <w:bookmarkStart w:id="87" w:name="ref-lam2026ssgm"/>
+    <w:bookmarkStart w:id="104" w:name="refs"/>
+    <w:bookmarkStart w:id="88" w:name="ref-lam2026ssgm"/>
     <w:p>
       <w:pPr>
         <w:pStyle w:val="Bibliography"/>
@@ -62111,8 +62994,8 @@
         <w:t xml:space="preserve">, 2026.</w:t>
       </w:r>
     </w:p>
-    <w:bookmarkEnd w:id="87"/>
-    <w:bookmarkStart w:id="88" w:name="ref-maharana2024locomo"/>
+    <w:bookmarkEnd w:id="88"/>
+    <w:bookmarkStart w:id="89" w:name="ref-maharana2024locomo"/>
     <w:p>
       <w:pPr>
         <w:pStyle w:val="Bibliography"/>
@@ -62161,8 +63044,8 @@
         <w:t xml:space="preserve">, 2024.</w:t>
       </w:r>
     </w:p>
-    <w:bookmarkEnd w:id="88"/>
-    <w:bookmarkStart w:id="89" w:name="ref-wu2024longmemeval"/>
+    <w:bookmarkEnd w:id="89"/>
+    <w:bookmarkStart w:id="90" w:name="ref-wu2024longmemeval"/>
     <w:p>
       <w:pPr>
         <w:pStyle w:val="Bibliography"/>
@@ -62205,8 +63088,8 @@
         <w:t xml:space="preserve">, 2024.</w:t>
       </w:r>
     </w:p>
-    <w:bookmarkEnd w:id="89"/>
-    <w:bookmarkStart w:id="90" w:name="ref-chhikara2025mem0"/>
+    <w:bookmarkEnd w:id="90"/>
+    <w:bookmarkStart w:id="91" w:name="ref-chhikara2025mem0"/>
     <w:p>
       <w:pPr>
         <w:pStyle w:val="Bibliography"/>
@@ -62261,8 +63144,8 @@
         <w:t xml:space="preserve">, 2025.</w:t>
       </w:r>
     </w:p>
-    <w:bookmarkEnd w:id="90"/>
-    <w:bookmarkStart w:id="91" w:name="ref-yang2026trustmem"/>
+    <w:bookmarkEnd w:id="91"/>
+    <w:bookmarkStart w:id="92" w:name="ref-yang2026trustmem"/>
     <w:p>
       <w:pPr>
         <w:pStyle w:val="Bibliography"/>
@@ -62317,8 +63200,8 @@
         <w:t xml:space="preserve">, 2026.</w:t>
       </w:r>
     </w:p>
-    <w:bookmarkEnd w:id="91"/>
-    <w:bookmarkStart w:id="92" w:name="ref-yu2026agemem"/>
+    <w:bookmarkEnd w:id="92"/>
+    <w:bookmarkStart w:id="93" w:name="ref-yu2026agemem"/>
     <w:p>
       <w:pPr>
         <w:pStyle w:val="Bibliography"/>
@@ -62374,8 +63257,8 @@
         <w:t xml:space="preserve">, 2026, pp. 21457–21483.</w:t>
       </w:r>
     </w:p>
-    <w:bookmarkEnd w:id="92"/>
-    <w:bookmarkStart w:id="93" w:name="ref-patel2026supersede"/>
+    <w:bookmarkEnd w:id="93"/>
+    <w:bookmarkStart w:id="94" w:name="ref-patel2026supersede"/>
     <w:p>
       <w:pPr>
         <w:pStyle w:val="Bibliography"/>
@@ -62424,8 +63307,8 @@
         <w:t xml:space="preserve">, 2026.</w:t>
       </w:r>
     </w:p>
-    <w:bookmarkEnd w:id="93"/>
-    <w:bookmarkStart w:id="94" w:name="ref-sun2026pamu"/>
+    <w:bookmarkEnd w:id="94"/>
+    <w:bookmarkStart w:id="95" w:name="ref-sun2026pamu"/>
     <w:p>
       <w:pPr>
         <w:pStyle w:val="Bibliography"/>
@@ -62480,8 +63363,8 @@
         <w:t xml:space="preserve">, 2026, pp. 783–793.</w:t>
       </w:r>
     </w:p>
-    <w:bookmarkEnd w:id="94"/>
-    <w:bookmarkStart w:id="95" w:name="ref-song2026realm"/>
+    <w:bookmarkEnd w:id="95"/>
+    <w:bookmarkStart w:id="96" w:name="ref-song2026realm"/>
     <w:p>
       <w:pPr>
         <w:pStyle w:val="Bibliography"/>
@@ -62543,8 +63426,8 @@
         <w:t xml:space="preserve">, 2026.</w:t>
       </w:r>
     </w:p>
-    <w:bookmarkEnd w:id="95"/>
-    <w:bookmarkStart w:id="96" w:name="ref-zhang2026memgate"/>
+    <w:bookmarkEnd w:id="96"/>
+    <w:bookmarkStart w:id="97" w:name="ref-zhang2026memgate"/>
     <w:p>
       <w:pPr>
         <w:pStyle w:val="Bibliography"/>
@@ -62606,8 +63489,8 @@
         <w:t xml:space="preserve">, 2026.</w:t>
       </w:r>
     </w:p>
-    <w:bookmarkEnd w:id="96"/>
-    <w:bookmarkStart w:id="97" w:name="ref-xiong2025memory"/>
+    <w:bookmarkEnd w:id="97"/>
+    <w:bookmarkStart w:id="98" w:name="ref-xiong2025memory"/>
     <w:p>
       <w:pPr>
         <w:pStyle w:val="Bibliography"/>
@@ -62669,8 +63552,8 @@
         <w:t xml:space="preserve">, 2025.</w:t>
       </w:r>
     </w:p>
-    <w:bookmarkEnd w:id="97"/>
-    <w:bookmarkStart w:id="98" w:name="ref-xiao2026errors"/>
+    <w:bookmarkEnd w:id="98"/>
+    <w:bookmarkStart w:id="99" w:name="ref-xiao2026errors"/>
     <w:p>
       <w:pPr>
         <w:pStyle w:val="Bibliography"/>
@@ -62729,8 +63612,8 @@
         <w:t xml:space="preserve">, 2026.</w:t>
       </w:r>
     </w:p>
-    <w:bookmarkEnd w:id="98"/>
-    <w:bookmarkStart w:id="99" w:name="ref-chu2026survey"/>
+    <w:bookmarkEnd w:id="99"/>
+    <w:bookmarkStart w:id="100" w:name="ref-chu2026survey"/>
     <w:p>
       <w:pPr>
         <w:pStyle w:val="Bibliography"/>
@@ -62788,8 +63671,8 @@
         <w:t xml:space="preserve">, 2026.</w:t>
       </w:r>
     </w:p>
-    <w:bookmarkEnd w:id="99"/>
-    <w:bookmarkStart w:id="100" w:name="ref-wang2020minilm"/>
+    <w:bookmarkEnd w:id="100"/>
+    <w:bookmarkStart w:id="101" w:name="ref-wang2020minilm"/>
     <w:p>
       <w:pPr>
         <w:pStyle w:val="Bibliography"/>
@@ -62832,8 +63715,8 @@
         <w:t xml:space="preserve">, 2020.</w:t>
       </w:r>
     </w:p>
-    <w:bookmarkEnd w:id="100"/>
-    <w:bookmarkStart w:id="101" w:name="ref-wilson1927"/>
+    <w:bookmarkEnd w:id="101"/>
+    <w:bookmarkStart w:id="102" w:name="ref-wilson1927"/>
     <w:p>
       <w:pPr>
         <w:pStyle w:val="Bibliography"/>
@@ -62870,8 +63753,8 @@
         <w:t xml:space="preserve">, vol. 22, no. 158, pp. 209–212, 1927.</w:t>
       </w:r>
     </w:p>
-    <w:bookmarkEnd w:id="101"/>
-    <w:bookmarkStart w:id="102" w:name="ref-cohen1960"/>
+    <w:bookmarkEnd w:id="102"/>
+    <w:bookmarkStart w:id="103" w:name="ref-cohen1960"/>
     <w:p>
       <w:pPr>
         <w:pStyle w:val="Bibliography"/>
@@ -62908,9 +63791,9 @@
         <w:t xml:space="preserve">, vol. 20, no. 1, pp. 37–46, 1960.</w:t>
       </w:r>
     </w:p>
-    <w:bookmarkEnd w:id="102"/>
     <w:bookmarkEnd w:id="103"/>
     <w:bookmarkEnd w:id="104"/>
+    <w:bookmarkEnd w:id="105"/>
     <w:sectPr>
       <w:type w:val="continuous"/>
       <w:pgSz w:w="12240" w:h="15840"/>

--- a/paper/aura-paper.docx
+++ b/paper/aura-paper.docx
@@ -630,7 +630,7 @@
           <w:b/>
           <w:sz w:val="18"/>
         </w:rPr>
-        <w:t xml:space="preserve">keep</w:t>
+        <w:t xml:space="preserve">remember</w:t>
       </w:r>
       <w:r>
         <w:rPr>
@@ -644,7 +644,7 @@
           <w:b/>
           <w:sz w:val="18"/>
         </w:rPr>
-        <w:t xml:space="preserve">long-term</w:t>
+        <w:t xml:space="preserve">facts</w:t>
       </w:r>
       <w:r>
         <w:rPr>
@@ -658,7 +658,7 @@
           <w:b/>
           <w:sz w:val="18"/>
         </w:rPr>
-        <w:t xml:space="preserve">memory</w:t>
+        <w:t xml:space="preserve">about</w:t>
       </w:r>
       <w:r>
         <w:rPr>
@@ -672,7 +672,7 @@
           <w:b/>
           <w:sz w:val="18"/>
         </w:rPr>
-        <w:t xml:space="preserve">about</w:t>
+        <w:t xml:space="preserve">their</w:t>
       </w:r>
       <w:r>
         <w:rPr>
@@ -686,7 +686,7 @@
           <w:b/>
           <w:sz w:val="18"/>
         </w:rPr>
-        <w:t xml:space="preserve">their</w:t>
+        <w:t xml:space="preserve">user</w:t>
       </w:r>
       <w:r>
         <w:rPr>
@@ -700,7 +700,7 @@
           <w:b/>
           <w:sz w:val="18"/>
         </w:rPr>
-        <w:t xml:space="preserve">user</w:t>
+        <w:t xml:space="preserve">ask</w:t>
       </w:r>
       <w:r>
         <w:rPr>
@@ -714,7 +714,7 @@
           <w:b/>
           <w:sz w:val="18"/>
         </w:rPr>
-        <w:t xml:space="preserve">increasingly</w:t>
+        <w:t xml:space="preserve">for</w:t>
       </w:r>
       <w:r>
         <w:rPr>
@@ -728,7 +728,7 @@
           <w:b/>
           <w:sz w:val="18"/>
         </w:rPr>
-        <w:t xml:space="preserve">ask</w:t>
+        <w:t xml:space="preserve">approval</w:t>
       </w:r>
       <w:r>
         <w:rPr>
@@ -742,7 +742,7 @@
           <w:b/>
           <w:sz w:val="18"/>
         </w:rPr>
-        <w:t xml:space="preserve">for</w:t>
+        <w:t xml:space="preserve">before</w:t>
       </w:r>
       <w:r>
         <w:rPr>
@@ -756,7 +756,7 @@
           <w:b/>
           <w:sz w:val="18"/>
         </w:rPr>
-        <w:t xml:space="preserve">approval</w:t>
+        <w:t xml:space="preserve">changing</w:t>
       </w:r>
       <w:r>
         <w:rPr>
@@ -770,7 +770,7 @@
           <w:b/>
           <w:sz w:val="18"/>
         </w:rPr>
-        <w:t xml:space="preserve">before</w:t>
+        <w:t xml:space="preserve">what</w:t>
       </w:r>
       <w:r>
         <w:rPr>
@@ -798,7 +798,7 @@
           <w:b/>
           <w:sz w:val="18"/>
         </w:rPr>
-        <w:t xml:space="preserve">change</w:t>
+        <w:t xml:space="preserve">believe.</w:t>
       </w:r>
       <w:r>
         <w:rPr>
@@ -812,7 +812,7 @@
           <w:b/>
           <w:sz w:val="18"/>
         </w:rPr>
-        <w:t xml:space="preserve">what</w:t>
+        <w:t xml:space="preserve">We</w:t>
       </w:r>
       <w:r>
         <w:rPr>
@@ -826,7 +826,7 @@
           <w:b/>
           <w:sz w:val="18"/>
         </w:rPr>
-        <w:t xml:space="preserve">they</w:t>
+        <w:t xml:space="preserve">study</w:t>
       </w:r>
       <w:r>
         <w:rPr>
@@ -840,7 +840,7 @@
           <w:b/>
           <w:sz w:val="18"/>
         </w:rPr>
-        <w:t xml:space="preserve">believe.</w:t>
+        <w:t xml:space="preserve">what</w:t>
       </w:r>
       <w:r>
         <w:rPr>
@@ -854,7 +854,7 @@
           <w:b/>
           <w:sz w:val="18"/>
         </w:rPr>
-        <w:t xml:space="preserve">We</w:t>
+        <w:t xml:space="preserve">such</w:t>
       </w:r>
       <w:r>
         <w:rPr>
@@ -868,7 +868,7 @@
           <w:b/>
           <w:sz w:val="18"/>
         </w:rPr>
-        <w:t xml:space="preserve">study</w:t>
+        <w:t xml:space="preserve">an</w:t>
       </w:r>
       <w:r>
         <w:rPr>
@@ -882,7 +882,7 @@
           <w:b/>
           <w:sz w:val="18"/>
         </w:rPr>
-        <w:t xml:space="preserve">what</w:t>
+        <w:t xml:space="preserve">approval</w:t>
       </w:r>
       <w:r>
         <w:rPr>
@@ -896,7 +896,7 @@
           <w:b/>
           <w:sz w:val="18"/>
         </w:rPr>
-        <w:t xml:space="preserve">such</w:t>
+        <w:t xml:space="preserve">gate</w:t>
       </w:r>
       <w:r>
         <w:rPr>
@@ -910,7 +910,7 @@
           <w:b/>
           <w:sz w:val="18"/>
         </w:rPr>
-        <w:t xml:space="preserve">an</w:t>
+        <w:t xml:space="preserve">protects</w:t>
       </w:r>
       <w:r>
         <w:rPr>
@@ -924,7 +924,7 @@
           <w:b/>
           <w:sz w:val="18"/>
         </w:rPr>
-        <w:t xml:space="preserve">approval</w:t>
+        <w:t xml:space="preserve">and</w:t>
       </w:r>
       <w:r>
         <w:rPr>
@@ -938,7 +938,7 @@
           <w:b/>
           <w:sz w:val="18"/>
         </w:rPr>
-        <w:t xml:space="preserve">gate</w:t>
+        <w:t xml:space="preserve">what</w:t>
       </w:r>
       <w:r>
         <w:rPr>
@@ -952,7 +952,7 @@
           <w:b/>
           <w:sz w:val="18"/>
         </w:rPr>
-        <w:t xml:space="preserve">protects</w:t>
+        <w:t xml:space="preserve">it</w:t>
       </w:r>
       <w:r>
         <w:rPr>
@@ -966,7 +966,7 @@
           <w:b/>
           <w:sz w:val="18"/>
         </w:rPr>
-        <w:t xml:space="preserve">and</w:t>
+        <w:t xml:space="preserve">cannot,</w:t>
       </w:r>
       <w:r>
         <w:rPr>
@@ -980,7 +980,7 @@
           <w:b/>
           <w:sz w:val="18"/>
         </w:rPr>
-        <w:t xml:space="preserve">what</w:t>
+        <w:t xml:space="preserve">in</w:t>
       </w:r>
       <w:r>
         <w:rPr>
@@ -994,7 +994,7 @@
           <w:b/>
           <w:sz w:val="18"/>
         </w:rPr>
-        <w:t xml:space="preserve">it</w:t>
+        <w:t xml:space="preserve">AURA,</w:t>
       </w:r>
       <w:r>
         <w:rPr>
@@ -1008,7 +1008,7 @@
           <w:b/>
           <w:sz w:val="18"/>
         </w:rPr>
-        <w:t xml:space="preserve">cannot,</w:t>
+        <w:t xml:space="preserve">whose</w:t>
       </w:r>
       <w:r>
         <w:rPr>
@@ -1022,7 +1022,7 @@
           <w:b/>
           <w:sz w:val="18"/>
         </w:rPr>
-        <w:t xml:space="preserve">in</w:t>
+        <w:t xml:space="preserve">language-model</w:t>
       </w:r>
       <w:r>
         <w:rPr>
@@ -1036,7 +1036,7 @@
           <w:b/>
           <w:sz w:val="18"/>
         </w:rPr>
-        <w:t xml:space="preserve">a</w:t>
+        <w:t xml:space="preserve">extractor</w:t>
       </w:r>
       <w:r>
         <w:rPr>
@@ -1050,7 +1050,7 @@
           <w:b/>
           <w:sz w:val="18"/>
         </w:rPr>
-        <w:t xml:space="preserve">local</w:t>
+        <w:t xml:space="preserve">proposes</w:t>
       </w:r>
       <w:r>
         <w:rPr>
@@ -1064,7 +1064,7 @@
           <w:b/>
           <w:sz w:val="18"/>
         </w:rPr>
-        <w:t xml:space="preserve">assistant</w:t>
+        <w:t xml:space="preserve">add,</w:t>
       </w:r>
       <w:r>
         <w:rPr>
@@ -1078,7 +1078,7 @@
           <w:b/>
           <w:sz w:val="18"/>
         </w:rPr>
-        <w:t xml:space="preserve">(AURA)</w:t>
+        <w:t xml:space="preserve">update,</w:t>
       </w:r>
       <w:r>
         <w:rPr>
@@ -1092,7 +1092,7 @@
           <w:b/>
           <w:sz w:val="18"/>
         </w:rPr>
-        <w:t xml:space="preserve">whose</w:t>
+        <w:t xml:space="preserve">retire</w:t>
       </w:r>
       <w:r>
         <w:rPr>
@@ -1106,7 +1106,7 @@
           <w:b/>
           <w:sz w:val="18"/>
         </w:rPr>
-        <w:t xml:space="preserve">language-model</w:t>
+        <w:t xml:space="preserve">and</w:t>
       </w:r>
       <w:r>
         <w:rPr>
@@ -1120,7 +1120,7 @@
           <w:b/>
           <w:sz w:val="18"/>
         </w:rPr>
-        <w:t xml:space="preserve">extractor</w:t>
+        <w:t xml:space="preserve">forget</w:t>
       </w:r>
       <w:r>
         <w:rPr>
@@ -1134,7 +1134,7 @@
           <w:b/>
           <w:sz w:val="18"/>
         </w:rPr>
-        <w:t xml:space="preserve">proposes</w:t>
+        <w:t xml:space="preserve">operations</w:t>
       </w:r>
       <w:r>
         <w:rPr>
@@ -1148,7 +1148,7 @@
           <w:b/>
           <w:sz w:val="18"/>
         </w:rPr>
-        <w:t xml:space="preserve">add,</w:t>
+        <w:t xml:space="preserve">over</w:t>
       </w:r>
       <w:r>
         <w:rPr>
@@ -1162,7 +1162,7 @@
           <w:b/>
           <w:sz w:val="18"/>
         </w:rPr>
-        <w:t xml:space="preserve">update,</w:t>
+        <w:t xml:space="preserve">a</w:t>
       </w:r>
       <w:r>
         <w:rPr>
@@ -1176,7 +1176,7 @@
           <w:b/>
           <w:sz w:val="18"/>
         </w:rPr>
-        <w:t xml:space="preserve">retire</w:t>
+        <w:t xml:space="preserve">retrieval-selected</w:t>
       </w:r>
       <w:r>
         <w:rPr>
@@ -1190,7 +1190,7 @@
           <w:b/>
           <w:sz w:val="18"/>
         </w:rPr>
-        <w:t xml:space="preserve">and</w:t>
+        <w:t xml:space="preserve">list</w:t>
       </w:r>
       <w:r>
         <w:rPr>
@@ -1204,7 +1204,7 @@
           <w:b/>
           <w:sz w:val="18"/>
         </w:rPr>
-        <w:t xml:space="preserve">forget</w:t>
+        <w:t xml:space="preserve">of</w:t>
       </w:r>
       <w:r>
         <w:rPr>
@@ -1218,7 +1218,7 @@
           <w:b/>
           <w:sz w:val="18"/>
         </w:rPr>
-        <w:t xml:space="preserve">operations</w:t>
+        <w:t xml:space="preserve">candidate</w:t>
       </w:r>
       <w:r>
         <w:rPr>
@@ -1232,7 +1232,7 @@
           <w:b/>
           <w:sz w:val="18"/>
         </w:rPr>
-        <w:t xml:space="preserve">over</w:t>
+        <w:t xml:space="preserve">memories.</w:t>
       </w:r>
       <w:r>
         <w:rPr>
@@ -1246,7 +1246,7 @@
           <w:b/>
           <w:sz w:val="18"/>
         </w:rPr>
-        <w:t xml:space="preserve">a</w:t>
+        <w:t xml:space="preserve">First,</w:t>
       </w:r>
       <w:r>
         <w:rPr>
@@ -1260,7 +1260,7 @@
           <w:b/>
           <w:sz w:val="18"/>
         </w:rPr>
-        <w:t xml:space="preserve">retrieval-selected</w:t>
+        <w:t xml:space="preserve">an</w:t>
       </w:r>
       <w:r>
         <w:rPr>
@@ -1274,7 +1274,7 @@
           <w:b/>
           <w:sz w:val="18"/>
         </w:rPr>
-        <w:t xml:space="preserve">list</w:t>
+        <w:t xml:space="preserve">update</w:t>
       </w:r>
       <w:r>
         <w:rPr>
@@ -1288,7 +1288,7 @@
           <w:b/>
           <w:sz w:val="18"/>
         </w:rPr>
-        <w:t xml:space="preserve">of</w:t>
+        <w:t xml:space="preserve">can</w:t>
       </w:r>
       <w:r>
         <w:rPr>
@@ -1302,7 +1302,7 @@
           <w:b/>
           <w:sz w:val="18"/>
         </w:rPr>
-        <w:t xml:space="preserve">candidate</w:t>
+        <w:t xml:space="preserve">succeed</w:t>
       </w:r>
       <w:r>
         <w:rPr>
@@ -1316,7 +1316,7 @@
           <w:b/>
           <w:sz w:val="18"/>
         </w:rPr>
-        <w:t xml:space="preserve">memories.</w:t>
+        <w:t xml:space="preserve">only</w:t>
       </w:r>
       <w:r>
         <w:rPr>
@@ -1330,7 +1330,7 @@
           <w:b/>
           <w:sz w:val="18"/>
         </w:rPr>
-        <w:t xml:space="preserve">We</w:t>
+        <w:t xml:space="preserve">if</w:t>
       </w:r>
       <w:r>
         <w:rPr>
@@ -1344,7 +1344,7 @@
           <w:b/>
           <w:sz w:val="18"/>
         </w:rPr>
-        <w:t xml:space="preserve">make</w:t>
+        <w:t xml:space="preserve">its</w:t>
       </w:r>
       <w:r>
         <w:rPr>
@@ -1358,7 +1358,7 @@
           <w:b/>
           <w:sz w:val="18"/>
         </w:rPr>
-        <w:t xml:space="preserve">three</w:t>
+        <w:t xml:space="preserve">target</w:t>
       </w:r>
       <w:r>
         <w:rPr>
@@ -1372,7 +1372,7 @@
           <w:b/>
           <w:sz w:val="18"/>
         </w:rPr>
-        <w:t xml:space="preserve">contributions.</w:t>
+        <w:t xml:space="preserve">memory</w:t>
       </w:r>
       <w:r>
         <w:rPr>
@@ -1386,7 +1386,7 @@
           <w:b/>
           <w:sz w:val="18"/>
         </w:rPr>
-        <w:t xml:space="preserve">First,</w:t>
+        <w:t xml:space="preserve">is</w:t>
       </w:r>
       <w:r>
         <w:rPr>
@@ -1400,7 +1400,7 @@
           <w:b/>
           <w:sz w:val="18"/>
         </w:rPr>
-        <w:t xml:space="preserve">we</w:t>
+        <w:t xml:space="preserve">in</w:t>
       </w:r>
       <w:r>
         <w:rPr>
@@ -1414,7 +1414,7 @@
           <w:b/>
           <w:sz w:val="18"/>
         </w:rPr>
-        <w:t xml:space="preserve">separate</w:t>
+        <w:t xml:space="preserve">the</w:t>
       </w:r>
       <w:r>
         <w:rPr>
@@ -1428,7 +1428,7 @@
           <w:b/>
           <w:sz w:val="18"/>
         </w:rPr>
-        <w:t xml:space="preserve">wrong</w:t>
+        <w:t xml:space="preserve">extractor’s</w:t>
       </w:r>
       <w:r>
         <w:rPr>
@@ -1442,7 +1442,7 @@
           <w:b/>
           <w:sz w:val="18"/>
         </w:rPr>
-        <w:t xml:space="preserve">writes</w:t>
+        <w:t xml:space="preserve">prompt,</w:t>
       </w:r>
       <w:r>
         <w:rPr>
@@ -1456,7 +1456,7 @@
           <w:b/>
           <w:sz w:val="18"/>
         </w:rPr>
-        <w:t xml:space="preserve">from</w:t>
+        <w:t xml:space="preserve">so</w:t>
       </w:r>
       <w:r>
         <w:rPr>
@@ -1470,7 +1470,7 @@
           <w:b/>
           <w:sz w:val="18"/>
         </w:rPr>
-        <w:t xml:space="preserve">missed</w:t>
+        <w:t xml:space="preserve">a</w:t>
       </w:r>
       <w:r>
         <w:rPr>
@@ -1484,7 +1484,7 @@
           <w:b/>
           <w:sz w:val="18"/>
         </w:rPr>
-        <w:t xml:space="preserve">updates</w:t>
+        <w:t xml:space="preserve">gate</w:t>
       </w:r>
       <w:r>
         <w:rPr>
@@ -1498,7 +1498,7 @@
           <w:b/>
           <w:sz w:val="18"/>
         </w:rPr>
-        <w:t xml:space="preserve">and</w:t>
+        <w:t xml:space="preserve">that</w:t>
       </w:r>
       <w:r>
         <w:rPr>
@@ -1512,7 +1512,7 @@
           <w:b/>
           <w:sz w:val="18"/>
         </w:rPr>
-        <w:t xml:space="preserve">locate</w:t>
+        <w:t xml:space="preserve">acts</w:t>
       </w:r>
       <w:r>
         <w:rPr>
@@ -1526,7 +1526,7 @@
           <w:b/>
           <w:sz w:val="18"/>
         </w:rPr>
-        <w:t xml:space="preserve">the</w:t>
+        <w:t xml:space="preserve">afterwards</w:t>
       </w:r>
       <w:r>
         <w:rPr>
@@ -1540,7 +1540,7 @@
           <w:b/>
           <w:sz w:val="18"/>
         </w:rPr>
-        <w:t xml:space="preserve">second</w:t>
+        <w:t xml:space="preserve">cannot</w:t>
       </w:r>
       <w:r>
         <w:rPr>
@@ -1554,7 +1554,7 @@
           <w:b/>
           <w:sz w:val="18"/>
         </w:rPr>
-        <w:t xml:space="preserve">failure</w:t>
+        <w:t xml:space="preserve">repair</w:t>
       </w:r>
       <w:r>
         <w:rPr>
@@ -1568,7 +1568,7 @@
           <w:b/>
           <w:sz w:val="18"/>
         </w:rPr>
-        <w:t xml:space="preserve">before</w:t>
+        <w:t xml:space="preserve">missed</w:t>
       </w:r>
       <w:r>
         <w:rPr>
@@ -1582,7 +1582,7 @@
           <w:b/>
           <w:sz w:val="18"/>
         </w:rPr>
-        <w:t xml:space="preserve">the</w:t>
+        <w:t xml:space="preserve">updates;</w:t>
       </w:r>
       <w:r>
         <w:rPr>
@@ -1596,7 +1596,7 @@
           <w:b/>
           <w:sz w:val="18"/>
         </w:rPr>
-        <w:t xml:space="preserve">gate:</w:t>
+        <w:t xml:space="preserve">in</w:t>
       </w:r>
       <w:r>
         <w:rPr>
@@ -1610,7 +1610,7 @@
           <w:b/>
           <w:sz w:val="18"/>
         </w:rPr>
-        <w:t xml:space="preserve">an</w:t>
+        <w:t xml:space="preserve">simulation</w:t>
       </w:r>
       <w:r>
         <w:rPr>
@@ -1624,7 +1624,7 @@
           <w:b/>
           <w:sz w:val="18"/>
         </w:rPr>
-        <w:t xml:space="preserve">operation</w:t>
+        <w:t xml:space="preserve">it</w:t>
       </w:r>
       <w:r>
         <w:rPr>
@@ -1638,7 +1638,7 @@
           <w:b/>
           <w:sz w:val="18"/>
         </w:rPr>
-        <w:t xml:space="preserve">on</w:t>
+        <w:t xml:space="preserve">removes</w:t>
       </w:r>
       <w:r>
         <w:rPr>
@@ -1652,7 +1652,7 @@
           <w:b/>
           <w:sz w:val="18"/>
         </w:rPr>
-        <w:t xml:space="preserve">a</w:t>
+        <w:t xml:space="preserve">94–98%</w:t>
       </w:r>
       <w:r>
         <w:rPr>
@@ -1666,7 +1666,7 @@
           <w:b/>
           <w:sz w:val="18"/>
         </w:rPr>
-        <w:t xml:space="preserve">memory</w:t>
+        <w:t xml:space="preserve">of</w:t>
       </w:r>
       <w:r>
         <w:rPr>
@@ -1680,7 +1680,7 @@
           <w:b/>
           <w:sz w:val="18"/>
         </w:rPr>
-        <w:t xml:space="preserve">that</w:t>
+        <w:t xml:space="preserve">the</w:t>
       </w:r>
       <w:r>
         <w:rPr>
@@ -1694,7 +1694,7 @@
           <w:b/>
           <w:sz w:val="18"/>
         </w:rPr>
-        <w:t xml:space="preserve">the</w:t>
+        <w:t xml:space="preserve">true</w:t>
       </w:r>
       <w:r>
         <w:rPr>
@@ -1708,7 +1708,7 @@
           <w:b/>
           <w:sz w:val="18"/>
         </w:rPr>
-        <w:t xml:space="preserve">extractor</w:t>
+        <w:t xml:space="preserve">facts</w:t>
       </w:r>
       <w:r>
         <w:rPr>
@@ -1722,7 +1722,7 @@
           <w:b/>
           <w:sz w:val="18"/>
         </w:rPr>
-        <w:t xml:space="preserve">was</w:t>
+        <w:t xml:space="preserve">that</w:t>
       </w:r>
       <w:r>
         <w:rPr>
@@ -1736,7 +1736,7 @@
           <w:b/>
           <w:sz w:val="18"/>
         </w:rPr>
-        <w:t xml:space="preserve">not</w:t>
+        <w:t xml:space="preserve">automatic</w:t>
       </w:r>
       <w:r>
         <w:rPr>
@@ -1750,7 +1750,7 @@
           <w:b/>
           <w:sz w:val="18"/>
         </w:rPr>
-        <w:t xml:space="preserve">shown</w:t>
+        <w:t xml:space="preserve">application</w:t>
       </w:r>
       <w:r>
         <w:rPr>
@@ -1764,7 +1764,7 @@
           <w:b/>
           <w:sz w:val="18"/>
         </w:rPr>
-        <w:t xml:space="preserve">is</w:t>
+        <w:t xml:space="preserve">destroys</w:t>
       </w:r>
       <w:r>
         <w:rPr>
@@ -1778,7 +1778,7 @@
           <w:b/>
           <w:sz w:val="18"/>
         </w:rPr>
-        <w:t xml:space="preserve">discarded,</w:t>
+        <w:t xml:space="preserve">but</w:t>
       </w:r>
       <w:r>
         <w:rPr>
@@ -1792,7 +1792,7 @@
           <w:b/>
           <w:sz w:val="18"/>
         </w:rPr>
-        <w:t xml:space="preserve">so</w:t>
+        <w:t xml:space="preserve">leaves</w:t>
       </w:r>
       <w:r>
         <w:rPr>
@@ -1806,7 +1806,7 @@
           <w:b/>
           <w:sz w:val="18"/>
         </w:rPr>
-        <w:t xml:space="preserve">an</w:t>
+        <w:t xml:space="preserve">stale</w:t>
       </w:r>
       <w:r>
         <w:rPr>
@@ -1820,7 +1820,7 @@
           <w:b/>
           <w:sz w:val="18"/>
         </w:rPr>
-        <w:t xml:space="preserve">update</w:t>
+        <w:t xml:space="preserve">facts</w:t>
       </w:r>
       <w:r>
         <w:rPr>
@@ -1834,7 +1834,7 @@
           <w:b/>
           <w:sz w:val="18"/>
         </w:rPr>
-        <w:t xml:space="preserve">succeeds</w:t>
+        <w:t xml:space="preserve">unchanged.</w:t>
       </w:r>
       <w:r>
         <w:rPr>
@@ -1848,7 +1848,7 @@
           <w:b/>
           <w:sz w:val="18"/>
         </w:rPr>
-        <w:t xml:space="preserve">only</w:t>
+        <w:t xml:space="preserve">Second,</w:t>
       </w:r>
       <w:r>
         <w:rPr>
@@ -1862,7 +1862,7 @@
           <w:b/>
           <w:sz w:val="18"/>
         </w:rPr>
-        <w:t xml:space="preserve">if</w:t>
+        <w:t xml:space="preserve">we</w:t>
       </w:r>
       <w:r>
         <w:rPr>
@@ -1876,7 +1876,7 @@
           <w:b/>
           <w:sz w:val="18"/>
         </w:rPr>
-        <w:t xml:space="preserve">its</w:t>
+        <w:t xml:space="preserve">define</w:t>
       </w:r>
       <w:r>
         <w:rPr>
@@ -1890,7 +1890,7 @@
           <w:b/>
           <w:sz w:val="18"/>
         </w:rPr>
-        <w:t xml:space="preserve">target</w:t>
+        <w:t xml:space="preserve">final-prompt</w:t>
       </w:r>
       <w:r>
         <w:rPr>
@@ -1904,7 +1904,7 @@
           <w:b/>
           <w:sz w:val="18"/>
         </w:rPr>
-        <w:t xml:space="preserve">reaches</w:t>
+        <w:t xml:space="preserve">reachability</w:t>
       </w:r>
       <w:r>
         <w:rPr>
@@ -1918,7 +1918,7 @@
           <w:b/>
           <w:sz w:val="18"/>
         </w:rPr>
-        <w:t xml:space="preserve">the</w:t>
+        <w:t xml:space="preserve">and</w:t>
       </w:r>
       <w:r>
         <w:rPr>
@@ -1932,7 +1932,7 @@
           <w:b/>
           <w:sz w:val="18"/>
         </w:rPr>
-        <w:t xml:space="preserve">prompt.</w:t>
+        <w:t xml:space="preserve">measure</w:t>
       </w:r>
       <w:r>
         <w:rPr>
@@ -1946,7 +1946,7 @@
           <w:b/>
           <w:sz w:val="18"/>
         </w:rPr>
-        <w:t xml:space="preserve">In</w:t>
+        <w:t xml:space="preserve">its</w:t>
       </w:r>
       <w:r>
         <w:rPr>
@@ -1960,7 +1960,7 @@
           <w:b/>
           <w:sz w:val="18"/>
         </w:rPr>
-        <w:t xml:space="preserve">simulation</w:t>
+        <w:t xml:space="preserve">drivers</w:t>
       </w:r>
       <w:r>
         <w:rPr>
@@ -1974,7 +1974,7 @@
           <w:b/>
           <w:sz w:val="18"/>
         </w:rPr>
-        <w:t xml:space="preserve">the</w:t>
+        <w:t xml:space="preserve">on</w:t>
       </w:r>
       <w:r>
         <w:rPr>
@@ -1988,7 +1988,7 @@
           <w:b/>
           <w:sz w:val="18"/>
         </w:rPr>
-        <w:t xml:space="preserve">gate</w:t>
+        <w:t xml:space="preserve">a</w:t>
       </w:r>
       <w:r>
         <w:rPr>
@@ -2002,7 +2002,7 @@
           <w:b/>
           <w:sz w:val="18"/>
         </w:rPr>
-        <w:t xml:space="preserve">removes</w:t>
+        <w:t xml:space="preserve">new</w:t>
       </w:r>
       <w:r>
         <w:rPr>
@@ -2016,7 +2016,7 @@
           <w:b/>
           <w:sz w:val="18"/>
         </w:rPr>
-        <w:t xml:space="preserve">94–98%</w:t>
+        <w:t xml:space="preserve">test</w:t>
       </w:r>
       <w:r>
         <w:rPr>
@@ -2030,7 +2030,7 @@
           <w:b/>
           <w:sz w:val="18"/>
         </w:rPr>
-        <w:t xml:space="preserve">of</w:t>
+        <w:t xml:space="preserve">set</w:t>
       </w:r>
       <w:r>
         <w:rPr>
@@ -2044,7 +2044,7 @@
           <w:b/>
           <w:sz w:val="18"/>
         </w:rPr>
-        <w:t xml:space="preserve">the</w:t>
+        <w:t xml:space="preserve">of</w:t>
       </w:r>
       <w:r>
         <w:rPr>
@@ -2058,7 +2058,7 @@
           <w:b/>
           <w:sz w:val="18"/>
         </w:rPr>
-        <w:t xml:space="preserve">true</w:t>
+        <w:t xml:space="preserve">40 personas</w:t>
       </w:r>
       <w:r>
         <w:rPr>
@@ -2072,7 +2072,7 @@
           <w:b/>
           <w:sz w:val="18"/>
         </w:rPr>
-        <w:t xml:space="preserve">facts</w:t>
+        <w:t xml:space="preserve">and</w:t>
       </w:r>
       <w:r>
         <w:rPr>
@@ -2086,7 +2086,7 @@
           <w:b/>
           <w:sz w:val="18"/>
         </w:rPr>
-        <w:t xml:space="preserve">that</w:t>
+        <w:t xml:space="preserve">15 selection</w:t>
       </w:r>
       <w:r>
         <w:rPr>
@@ -2100,7 +2100,7 @@
           <w:b/>
           <w:sz w:val="18"/>
         </w:rPr>
-        <w:t xml:space="preserve">automatic</w:t>
+        <w:t xml:space="preserve">variants.</w:t>
       </w:r>
       <w:r>
         <w:rPr>
@@ -2114,7 +2114,7 @@
           <w:b/>
           <w:sz w:val="18"/>
         </w:rPr>
-        <w:t xml:space="preserve">application</w:t>
+        <w:t xml:space="preserve">With</w:t>
       </w:r>
       <w:r>
         <w:rPr>
@@ -2128,7 +2128,7 @@
           <w:b/>
           <w:sz w:val="18"/>
         </w:rPr>
-        <w:t xml:space="preserve">destroys,</w:t>
+        <w:t xml:space="preserve">350</w:t>
       </w:r>
       <w:r>
         <w:rPr>
@@ -2142,7 +2142,7 @@
           <w:b/>
           <w:sz w:val="18"/>
         </w:rPr>
-        <w:t xml:space="preserve">at</w:t>
+        <w:t xml:space="preserve">unrelated</w:t>
       </w:r>
       <w:r>
         <w:rPr>
@@ -2156,7 +2156,7 @@
           <w:b/>
           <w:sz w:val="18"/>
         </w:rPr>
-        <w:t xml:space="preserve">20–33 review</w:t>
+        <w:t xml:space="preserve">memories</w:t>
       </w:r>
       <w:r>
         <w:rPr>
@@ -2170,7 +2170,7 @@
           <w:b/>
           <w:sz w:val="18"/>
         </w:rPr>
-        <w:t xml:space="preserve">prompts</w:t>
+        <w:t xml:space="preserve">the</w:t>
       </w:r>
       <w:r>
         <w:rPr>
@@ -2184,7 +2184,7 @@
           <w:b/>
           <w:sz w:val="18"/>
         </w:rPr>
-        <w:t xml:space="preserve">per</w:t>
+        <w:t xml:space="preserve">default</w:t>
       </w:r>
       <w:r>
         <w:rPr>
@@ -2198,7 +2198,7 @@
           <w:b/>
           <w:sz w:val="18"/>
         </w:rPr>
-        <w:t xml:space="preserve">100</w:t>
+        <w:t xml:space="preserve">selection</w:t>
       </w:r>
       <w:r>
         <w:rPr>
@@ -2212,7 +2212,7 @@
           <w:b/>
           <w:sz w:val="18"/>
         </w:rPr>
-        <w:t xml:space="preserve">turns,</w:t>
+        <w:t xml:space="preserve">reaches</w:t>
       </w:r>
       <w:r>
         <w:rPr>
@@ -2226,7 +2226,7 @@
           <w:b/>
           <w:sz w:val="18"/>
         </w:rPr>
-        <w:t xml:space="preserve">but</w:t>
+        <w:t xml:space="preserve">0.667 of</w:t>
       </w:r>
       <w:r>
         <w:rPr>
@@ -2240,7 +2240,7 @@
           <w:b/>
           <w:sz w:val="18"/>
         </w:rPr>
-        <w:t xml:space="preserve">leaves</w:t>
+        <w:t xml:space="preserve">targets,</w:t>
       </w:r>
       <w:r>
         <w:rPr>
@@ -2254,7 +2254,7 @@
           <w:b/>
           <w:sz w:val="18"/>
         </w:rPr>
-        <w:t xml:space="preserve">stale</w:t>
+        <w:t xml:space="preserve">an</w:t>
       </w:r>
       <w:r>
         <w:rPr>
@@ -2268,7 +2268,7 @@
           <w:b/>
           <w:sz w:val="18"/>
         </w:rPr>
-        <w:t xml:space="preserve">facts</w:t>
+        <w:t xml:space="preserve">adaptive</w:t>
       </w:r>
       <w:r>
         <w:rPr>
@@ -2282,7 +2282,7 @@
           <w:b/>
           <w:sz w:val="18"/>
         </w:rPr>
-        <w:t xml:space="preserve">unchanged.</w:t>
+        <w:t xml:space="preserve">selection</w:t>
       </w:r>
       <w:r>
         <w:rPr>
@@ -2296,7 +2296,7 @@
           <w:b/>
           <w:sz w:val="18"/>
         </w:rPr>
-        <w:t xml:space="preserve">Second,</w:t>
+        <w:t xml:space="preserve">0.845,</w:t>
       </w:r>
       <w:r>
         <w:rPr>
@@ -2310,7 +2310,7 @@
           <w:b/>
           <w:sz w:val="18"/>
         </w:rPr>
-        <w:t xml:space="preserve">we</w:t>
+        <w:t xml:space="preserve">and</w:t>
       </w:r>
       <w:r>
         <w:rPr>
@@ -2324,7 +2324,7 @@
           <w:b/>
           <w:sz w:val="18"/>
         </w:rPr>
-        <w:t xml:space="preserve">define</w:t>
+        <w:t xml:space="preserve">a</w:t>
       </w:r>
       <w:r>
         <w:rPr>
@@ -2338,7 +2338,7 @@
           <w:b/>
           <w:sz w:val="18"/>
         </w:rPr>
-        <w:t xml:space="preserve">final-prompt</w:t>
+        <w:t xml:space="preserve">plain</w:t>
       </w:r>
       <w:r>
         <w:rPr>
@@ -2352,7 +2352,7 @@
           <w:b/>
           <w:sz w:val="18"/>
         </w:rPr>
-        <w:t xml:space="preserve">reachability</w:t>
+        <w:t xml:space="preserve">list</w:t>
       </w:r>
       <w:r>
         <w:rPr>
@@ -2366,7 +2366,7 @@
           <w:b/>
           <w:sz w:val="18"/>
         </w:rPr>
-        <w:t xml:space="preserve">on</w:t>
+        <w:t xml:space="preserve">of</w:t>
       </w:r>
       <w:r>
         <w:rPr>
@@ -2380,7 +2380,7 @@
           <w:b/>
           <w:sz w:val="18"/>
         </w:rPr>
-        <w:t xml:space="preserve">change</w:t>
+        <w:t xml:space="preserve">the</w:t>
       </w:r>
       <w:r>
         <w:rPr>
@@ -2394,7 +2394,7 @@
           <w:b/>
           <w:sz w:val="18"/>
         </w:rPr>
-        <w:t xml:space="preserve">events</w:t>
+        <w:t xml:space="preserve">24</w:t>
       </w:r>
       <w:r>
         <w:rPr>
@@ -2408,7 +2408,7 @@
           <w:b/>
           <w:sz w:val="18"/>
         </w:rPr>
-        <w:t xml:space="preserve">and</w:t>
+        <w:t xml:space="preserve">best</w:t>
       </w:r>
       <w:r>
         <w:rPr>
@@ -2422,7 +2422,7 @@
           <w:b/>
           <w:sz w:val="18"/>
         </w:rPr>
-        <w:t xml:space="preserve">measure</w:t>
+        <w:t xml:space="preserve">matches</w:t>
       </w:r>
       <w:r>
         <w:rPr>
@@ -2436,1113 +2436,7 @@
           <w:b/>
           <w:sz w:val="18"/>
         </w:rPr>
-        <w:t xml:space="preserve">which</w:t>
-      </w:r>
-      <w:r>
-        <w:rPr>
-          <w:b/>
-          <w:sz w:val="18"/>
-        </w:rPr>
-        <w:t xml:space="preserve"> </w:t>
-      </w:r>
-      <w:r>
-        <w:rPr>
-          <w:b/>
-          <w:sz w:val="18"/>
-        </w:rPr>
-        <w:t xml:space="preserve">parts</w:t>
-      </w:r>
-      <w:r>
-        <w:rPr>
-          <w:b/>
-          <w:sz w:val="18"/>
-        </w:rPr>
-        <w:t xml:space="preserve"> </w:t>
-      </w:r>
-      <w:r>
-        <w:rPr>
-          <w:b/>
-          <w:sz w:val="18"/>
-        </w:rPr>
-        <w:t xml:space="preserve">of</w:t>
-      </w:r>
-      <w:r>
-        <w:rPr>
-          <w:b/>
-          <w:sz w:val="18"/>
-        </w:rPr>
-        <w:t xml:space="preserve"> </w:t>
-      </w:r>
-      <w:r>
-        <w:rPr>
-          <w:b/>
-          <w:sz w:val="18"/>
-        </w:rPr>
-        <w:t xml:space="preserve">candidate</w:t>
-      </w:r>
-      <w:r>
-        <w:rPr>
-          <w:b/>
-          <w:sz w:val="18"/>
-        </w:rPr>
-        <w:t xml:space="preserve"> </w:t>
-      </w:r>
-      <w:r>
-        <w:rPr>
-          <w:b/>
-          <w:sz w:val="18"/>
-        </w:rPr>
-        <w:t xml:space="preserve">selection</w:t>
-      </w:r>
-      <w:r>
-        <w:rPr>
-          <w:b/>
-          <w:sz w:val="18"/>
-        </w:rPr>
-        <w:t xml:space="preserve"> </w:t>
-      </w:r>
-      <w:r>
-        <w:rPr>
-          <w:b/>
-          <w:sz w:val="18"/>
-        </w:rPr>
-        <w:t xml:space="preserve">determine</w:t>
-      </w:r>
-      <w:r>
-        <w:rPr>
-          <w:b/>
-          <w:sz w:val="18"/>
-        </w:rPr>
-        <w:t xml:space="preserve"> </w:t>
-      </w:r>
-      <w:r>
-        <w:rPr>
-          <w:b/>
-          <w:sz w:val="18"/>
-        </w:rPr>
-        <w:t xml:space="preserve">it,</w:t>
-      </w:r>
-      <w:r>
-        <w:rPr>
-          <w:b/>
-          <w:sz w:val="18"/>
-        </w:rPr>
-        <w:t xml:space="preserve"> </w:t>
-      </w:r>
-      <w:r>
-        <w:rPr>
-          <w:b/>
-          <w:sz w:val="18"/>
-        </w:rPr>
-        <w:t xml:space="preserve">on</w:t>
-      </w:r>
-      <w:r>
-        <w:rPr>
-          <w:b/>
-          <w:sz w:val="18"/>
-        </w:rPr>
-        <w:t xml:space="preserve"> </w:t>
-      </w:r>
-      <w:r>
-        <w:rPr>
-          <w:b/>
-          <w:sz w:val="18"/>
-        </w:rPr>
-        <w:t xml:space="preserve">a</w:t>
-      </w:r>
-      <w:r>
-        <w:rPr>
-          <w:b/>
-          <w:sz w:val="18"/>
-        </w:rPr>
-        <w:t xml:space="preserve"> </w:t>
-      </w:r>
-      <w:r>
-        <w:rPr>
-          <w:b/>
-          <w:sz w:val="18"/>
-        </w:rPr>
-        <w:t xml:space="preserve">new</w:t>
-      </w:r>
-      <w:r>
-        <w:rPr>
-          <w:b/>
-          <w:sz w:val="18"/>
-        </w:rPr>
-        <w:t xml:space="preserve"> </w:t>
-      </w:r>
-      <w:r>
-        <w:rPr>
-          <w:b/>
-          <w:sz w:val="18"/>
-        </w:rPr>
-        <w:t xml:space="preserve">test</w:t>
-      </w:r>
-      <w:r>
-        <w:rPr>
-          <w:b/>
-          <w:sz w:val="18"/>
-        </w:rPr>
-        <w:t xml:space="preserve"> </w:t>
-      </w:r>
-      <w:r>
-        <w:rPr>
-          <w:b/>
-          <w:sz w:val="18"/>
-        </w:rPr>
-        <w:t xml:space="preserve">set</w:t>
-      </w:r>
-      <w:r>
-        <w:rPr>
-          <w:b/>
-          <w:sz w:val="18"/>
-        </w:rPr>
-        <w:t xml:space="preserve"> </w:t>
-      </w:r>
-      <w:r>
-        <w:rPr>
-          <w:b/>
-          <w:sz w:val="18"/>
-        </w:rPr>
-        <w:t xml:space="preserve">of</w:t>
-      </w:r>
-      <w:r>
-        <w:rPr>
-          <w:b/>
-          <w:sz w:val="18"/>
-        </w:rPr>
-        <w:t xml:space="preserve"> </w:t>
-      </w:r>
-      <w:r>
-        <w:rPr>
-          <w:b/>
-          <w:sz w:val="18"/>
-        </w:rPr>
-        <w:t xml:space="preserve">40 personas</w:t>
-      </w:r>
-      <w:r>
-        <w:rPr>
-          <w:b/>
-          <w:sz w:val="18"/>
-        </w:rPr>
-        <w:t xml:space="preserve"> </w:t>
-      </w:r>
-      <w:r>
-        <w:rPr>
-          <w:b/>
-          <w:sz w:val="18"/>
-        </w:rPr>
-        <w:t xml:space="preserve">(3</w:t>
-      </w:r>
-      <w:r>
-        <w:rPr>
-          <w:b/>
-          <w:sz w:val="18"/>
-        </w:rPr>
-        <w:t xml:space="preserve">,</w:t>
-      </w:r>
-      <w:r>
-        <w:rPr>
-          <w:b/>
-          <w:sz w:val="18"/>
-        </w:rPr>
-        <w:t xml:space="preserve">200 change</w:t>
-      </w:r>
-      <w:r>
-        <w:rPr>
-          <w:b/>
-          <w:sz w:val="18"/>
-        </w:rPr>
-        <w:t xml:space="preserve"> </w:t>
-      </w:r>
-      <w:r>
-        <w:rPr>
-          <w:b/>
-          <w:sz w:val="18"/>
-        </w:rPr>
-        <w:t xml:space="preserve">events</w:t>
-      </w:r>
-      <w:r>
-        <w:rPr>
-          <w:b/>
-          <w:sz w:val="18"/>
-        </w:rPr>
-        <w:t xml:space="preserve"> </w:t>
-      </w:r>
-      <w:r>
-        <w:rPr>
-          <w:b/>
-          <w:sz w:val="18"/>
-        </w:rPr>
-        <w:t xml:space="preserve">per</w:t>
-      </w:r>
-      <w:r>
-        <w:rPr>
-          <w:b/>
-          <w:sz w:val="18"/>
-        </w:rPr>
-        <w:t xml:space="preserve"> </w:t>
-      </w:r>
-      <w:r>
-        <w:rPr>
-          <w:b/>
-          <w:sz w:val="18"/>
-        </w:rPr>
-        <w:t xml:space="preserve">store</w:t>
-      </w:r>
-      <w:r>
-        <w:rPr>
-          <w:b/>
-          <w:sz w:val="18"/>
-        </w:rPr>
-        <w:t xml:space="preserve"> </w:t>
-      </w:r>
-      <w:r>
-        <w:rPr>
-          <w:b/>
-          <w:sz w:val="18"/>
-        </w:rPr>
-        <w:t xml:space="preserve">size)</w:t>
-      </w:r>
-      <w:r>
-        <w:rPr>
-          <w:b/>
-          <w:sz w:val="18"/>
-        </w:rPr>
-        <w:t xml:space="preserve"> </w:t>
-      </w:r>
-      <w:r>
-        <w:rPr>
-          <w:b/>
-          <w:sz w:val="18"/>
-        </w:rPr>
-        <w:t xml:space="preserve">with</w:t>
-      </w:r>
-      <w:r>
-        <w:rPr>
-          <w:b/>
-          <w:sz w:val="18"/>
-        </w:rPr>
-        <w:t xml:space="preserve"> </w:t>
-      </w:r>
-      <w:r>
-        <w:rPr>
-          <w:b/>
-          <w:sz w:val="18"/>
-        </w:rPr>
-        <w:t xml:space="preserve">ablations,</w:t>
-      </w:r>
-      <w:r>
-        <w:rPr>
-          <w:b/>
-          <w:sz w:val="18"/>
-        </w:rPr>
-        <w:t xml:space="preserve"> </w:t>
-      </w:r>
-      <w:r>
-        <w:rPr>
-          <w:b/>
-          <w:sz w:val="18"/>
-        </w:rPr>
-        <w:t xml:space="preserve">same-size</w:t>
-      </w:r>
-      <w:r>
-        <w:rPr>
-          <w:b/>
-          <w:sz w:val="18"/>
-        </w:rPr>
-        <w:t xml:space="preserve"> </w:t>
-      </w:r>
-      <w:r>
-        <w:rPr>
-          <w:b/>
-          <w:sz w:val="18"/>
-        </w:rPr>
-        <w:t xml:space="preserve">and</w:t>
-      </w:r>
-      <w:r>
-        <w:rPr>
-          <w:b/>
-          <w:sz w:val="18"/>
-        </w:rPr>
-        <w:t xml:space="preserve"> </w:t>
-      </w:r>
-      <w:r>
-        <w:rPr>
-          <w:b/>
-          <w:sz w:val="18"/>
-        </w:rPr>
-        <w:t xml:space="preserve">keyword</w:t>
-      </w:r>
-      <w:r>
-        <w:rPr>
-          <w:b/>
-          <w:sz w:val="18"/>
-        </w:rPr>
-        <w:t xml:space="preserve"> </w:t>
-      </w:r>
-      <w:r>
-        <w:rPr>
-          <w:b/>
-          <w:sz w:val="18"/>
-        </w:rPr>
-        <w:t xml:space="preserve">baselines,</w:t>
-      </w:r>
-      <w:r>
-        <w:rPr>
-          <w:b/>
-          <w:sz w:val="18"/>
-        </w:rPr>
-        <w:t xml:space="preserve"> </w:t>
-      </w:r>
-      <w:r>
-        <w:rPr>
-          <w:b/>
-          <w:sz w:val="18"/>
-        </w:rPr>
-        <w:t xml:space="preserve">and</w:t>
-      </w:r>
-      <w:r>
-        <w:rPr>
-          <w:b/>
-          <w:sz w:val="18"/>
-        </w:rPr>
-        <w:t xml:space="preserve"> </w:t>
-      </w:r>
-      <w:r>
-        <w:rPr>
-          <w:b/>
-          <w:sz w:val="18"/>
-        </w:rPr>
-        <w:t xml:space="preserve">change</w:t>
-      </w:r>
-      <w:r>
-        <w:rPr>
-          <w:b/>
-          <w:sz w:val="18"/>
-        </w:rPr>
-        <w:t xml:space="preserve"> </w:t>
-      </w:r>
-      <w:r>
-        <w:rPr>
-          <w:b/>
-          <w:sz w:val="18"/>
-        </w:rPr>
-        <w:t xml:space="preserve">messages</w:t>
-      </w:r>
-      <w:r>
-        <w:rPr>
-          <w:b/>
-          <w:sz w:val="18"/>
-        </w:rPr>
-        <w:t xml:space="preserve"> </w:t>
-      </w:r>
-      <w:r>
-        <w:rPr>
-          <w:b/>
-          <w:sz w:val="18"/>
-        </w:rPr>
-        <w:t xml:space="preserve">that</w:t>
-      </w:r>
-      <w:r>
-        <w:rPr>
-          <w:b/>
-          <w:sz w:val="18"/>
-        </w:rPr>
-        <w:t xml:space="preserve"> </w:t>
-      </w:r>
-      <w:r>
-        <w:rPr>
-          <w:b/>
-          <w:sz w:val="18"/>
-        </w:rPr>
-        <w:t xml:space="preserve">contain</w:t>
-      </w:r>
-      <w:r>
-        <w:rPr>
-          <w:b/>
-          <w:sz w:val="18"/>
-        </w:rPr>
-        <w:t xml:space="preserve"> </w:t>
-      </w:r>
-      <w:r>
-        <w:rPr>
-          <w:b/>
-          <w:sz w:val="18"/>
-        </w:rPr>
-        <w:t xml:space="preserve">none</w:t>
-      </w:r>
-      <w:r>
-        <w:rPr>
-          <w:b/>
-          <w:sz w:val="18"/>
-        </w:rPr>
-        <w:t xml:space="preserve"> </w:t>
-      </w:r>
-      <w:r>
-        <w:rPr>
-          <w:b/>
-          <w:sz w:val="18"/>
-        </w:rPr>
-        <w:t xml:space="preserve">of</w:t>
-      </w:r>
-      <w:r>
-        <w:rPr>
-          <w:b/>
-          <w:sz w:val="18"/>
-        </w:rPr>
-        <w:t xml:space="preserve"> </w:t>
-      </w:r>
-      <w:r>
-        <w:rPr>
-          <w:b/>
-          <w:sz w:val="18"/>
-        </w:rPr>
-        <w:t xml:space="preserve">the</w:t>
-      </w:r>
-      <w:r>
-        <w:rPr>
-          <w:b/>
-          <w:sz w:val="18"/>
-        </w:rPr>
-        <w:t xml:space="preserve"> </w:t>
-      </w:r>
-      <w:r>
-        <w:rPr>
-          <w:b/>
-          <w:sz w:val="18"/>
-        </w:rPr>
-        <w:t xml:space="preserve">selection’s</w:t>
-      </w:r>
-      <w:r>
-        <w:rPr>
-          <w:b/>
-          <w:sz w:val="18"/>
-        </w:rPr>
-        <w:t xml:space="preserve"> </w:t>
-      </w:r>
-      <w:r>
-        <w:rPr>
-          <w:b/>
-          <w:sz w:val="18"/>
-        </w:rPr>
-        <w:t xml:space="preserve">cue</w:t>
-      </w:r>
-      <w:r>
-        <w:rPr>
-          <w:b/>
-          <w:sz w:val="18"/>
-        </w:rPr>
-        <w:t xml:space="preserve"> </w:t>
-      </w:r>
-      <w:r>
-        <w:rPr>
-          <w:b/>
-          <w:sz w:val="18"/>
-        </w:rPr>
-        <w:t xml:space="preserve">words.</w:t>
-      </w:r>
-      <w:r>
-        <w:rPr>
-          <w:b/>
-          <w:sz w:val="18"/>
-        </w:rPr>
-        <w:t xml:space="preserve"> </w:t>
-      </w:r>
-      <w:r>
-        <w:rPr>
-          <w:b/>
-          <w:sz w:val="18"/>
-        </w:rPr>
-        <w:t xml:space="preserve">With</w:t>
-      </w:r>
-      <w:r>
-        <w:rPr>
-          <w:b/>
-          <w:sz w:val="18"/>
-        </w:rPr>
-        <w:t xml:space="preserve"> </w:t>
-      </w:r>
-      <w:r>
-        <w:rPr>
-          <w:b/>
-          <w:sz w:val="18"/>
-        </w:rPr>
-        <w:t xml:space="preserve">350</w:t>
-      </w:r>
-      <w:r>
-        <w:rPr>
-          <w:b/>
-          <w:sz w:val="18"/>
-        </w:rPr>
-        <w:t xml:space="preserve"> </w:t>
-      </w:r>
-      <w:r>
-        <w:rPr>
-          <w:b/>
-          <w:sz w:val="18"/>
-        </w:rPr>
-        <w:t xml:space="preserve">unrelated</w:t>
-      </w:r>
-      <w:r>
-        <w:rPr>
-          <w:b/>
-          <w:sz w:val="18"/>
-        </w:rPr>
-        <w:t xml:space="preserve"> </w:t>
-      </w:r>
-      <w:r>
-        <w:rPr>
-          <w:b/>
-          <w:sz w:val="18"/>
-        </w:rPr>
-        <w:t xml:space="preserve">memories</w:t>
-      </w:r>
-      <w:r>
-        <w:rPr>
-          <w:b/>
-          <w:sz w:val="18"/>
-        </w:rPr>
-        <w:t xml:space="preserve"> </w:t>
-      </w:r>
-      <w:r>
-        <w:rPr>
-          <w:b/>
-          <w:sz w:val="18"/>
-        </w:rPr>
-        <w:t xml:space="preserve">the</w:t>
-      </w:r>
-      <w:r>
-        <w:rPr>
-          <w:b/>
-          <w:sz w:val="18"/>
-        </w:rPr>
-        <w:t xml:space="preserve"> </w:t>
-      </w:r>
-      <w:r>
-        <w:rPr>
-          <w:b/>
-          <w:sz w:val="18"/>
-        </w:rPr>
-        <w:t xml:space="preserve">default</w:t>
-      </w:r>
-      <w:r>
-        <w:rPr>
-          <w:b/>
-          <w:sz w:val="18"/>
-        </w:rPr>
-        <w:t xml:space="preserve"> </w:t>
-      </w:r>
-      <w:r>
-        <w:rPr>
-          <w:b/>
-          <w:sz w:val="18"/>
-        </w:rPr>
-        <w:t xml:space="preserve">selection</w:t>
-      </w:r>
-      <w:r>
-        <w:rPr>
-          <w:b/>
-          <w:sz w:val="18"/>
-        </w:rPr>
-        <w:t xml:space="preserve"> </w:t>
-      </w:r>
-      <w:r>
-        <w:rPr>
-          <w:b/>
-          <w:sz w:val="18"/>
-        </w:rPr>
-        <w:t xml:space="preserve">reaches</w:t>
-      </w:r>
-      <w:r>
-        <w:rPr>
-          <w:b/>
-          <w:sz w:val="18"/>
-        </w:rPr>
-        <w:t xml:space="preserve"> </w:t>
-      </w:r>
-      <w:r>
-        <w:rPr>
-          <w:b/>
-          <w:sz w:val="18"/>
-        </w:rPr>
-        <w:t xml:space="preserve">0.667 of</w:t>
-      </w:r>
-      <w:r>
-        <w:rPr>
-          <w:b/>
-          <w:sz w:val="18"/>
-        </w:rPr>
-        <w:t xml:space="preserve"> </w:t>
-      </w:r>
-      <w:r>
-        <w:rPr>
-          <w:b/>
-          <w:sz w:val="18"/>
-        </w:rPr>
-        <w:t xml:space="preserve">targets;</w:t>
-      </w:r>
-      <w:r>
-        <w:rPr>
-          <w:b/>
-          <w:sz w:val="18"/>
-        </w:rPr>
-        <w:t xml:space="preserve"> </w:t>
-      </w:r>
-      <w:r>
-        <w:rPr>
-          <w:b/>
-          <w:sz w:val="18"/>
-        </w:rPr>
-        <w:t xml:space="preserve">an</w:t>
-      </w:r>
-      <w:r>
-        <w:rPr>
-          <w:b/>
-          <w:sz w:val="18"/>
-        </w:rPr>
-        <w:t xml:space="preserve"> </w:t>
-      </w:r>
-      <w:r>
-        <w:rPr>
-          <w:b/>
-          <w:sz w:val="18"/>
-        </w:rPr>
-        <w:t xml:space="preserve">adaptive</w:t>
-      </w:r>
-      <w:r>
-        <w:rPr>
-          <w:b/>
-          <w:sz w:val="18"/>
-        </w:rPr>
-        <w:t xml:space="preserve"> </w:t>
-      </w:r>
-      <w:r>
-        <w:rPr>
-          <w:b/>
-          <w:sz w:val="18"/>
-        </w:rPr>
-        <w:t xml:space="preserve">selection</w:t>
-      </w:r>
-      <w:r>
-        <w:rPr>
-          <w:b/>
-          <w:sz w:val="18"/>
-        </w:rPr>
-        <w:t xml:space="preserve"> </w:t>
-      </w:r>
-      <w:r>
-        <w:rPr>
-          <w:b/>
-          <w:sz w:val="18"/>
-        </w:rPr>
-        <w:t xml:space="preserve">(per-sentence</w:t>
-      </w:r>
-      <w:r>
-        <w:rPr>
-          <w:b/>
-          <w:sz w:val="18"/>
-        </w:rPr>
-        <w:t xml:space="preserve"> </w:t>
-      </w:r>
-      <w:r>
-        <w:rPr>
-          <w:b/>
-          <w:sz w:val="18"/>
-        </w:rPr>
-        <w:t xml:space="preserve">search,</w:t>
-      </w:r>
-      <w:r>
-        <w:rPr>
-          <w:b/>
-          <w:sz w:val="18"/>
-        </w:rPr>
-        <w:t xml:space="preserve"> </w:t>
-      </w:r>
-      <w:r>
-        <w:rPr>
-          <w:b/>
-          <w:sz w:val="18"/>
-        </w:rPr>
-        <w:t xml:space="preserve">no</w:t>
-      </w:r>
-      <w:r>
-        <w:rPr>
-          <w:b/>
-          <w:sz w:val="18"/>
-        </w:rPr>
-        <w:t xml:space="preserve"> </w:t>
-      </w:r>
-      <w:r>
-        <w:rPr>
-          <w:b/>
-          <w:sz w:val="18"/>
-        </w:rPr>
-        <w:t xml:space="preserve">minimum</w:t>
-      </w:r>
-      <w:r>
-        <w:rPr>
-          <w:b/>
-          <w:sz w:val="18"/>
-        </w:rPr>
-        <w:t xml:space="preserve"> </w:t>
-      </w:r>
-      <w:r>
-        <w:rPr>
-          <w:b/>
-          <w:sz w:val="18"/>
-        </w:rPr>
-        <w:t xml:space="preserve">score,</w:t>
-      </w:r>
-      <w:r>
-        <w:rPr>
-          <w:b/>
-          <w:sz w:val="18"/>
-        </w:rPr>
-        <w:t xml:space="preserve"> </w:t>
-      </w:r>
-      <w:r>
-        <w:rPr>
-          <w:b/>
-          <w:sz w:val="18"/>
-        </w:rPr>
-        <w:t xml:space="preserve">more</w:t>
-      </w:r>
-      <w:r>
-        <w:rPr>
-          <w:b/>
-          <w:sz w:val="18"/>
-        </w:rPr>
-        <w:t xml:space="preserve"> </w:t>
-      </w:r>
-      <w:r>
-        <w:rPr>
-          <w:b/>
-          <w:sz w:val="18"/>
-        </w:rPr>
-        <w:t xml:space="preserve">candidates</w:t>
-      </w:r>
-      <w:r>
-        <w:rPr>
-          <w:b/>
-          <w:sz w:val="18"/>
-        </w:rPr>
-        <w:t xml:space="preserve"> </w:t>
-      </w:r>
-      <w:r>
-        <w:rPr>
-          <w:b/>
-          <w:sz w:val="18"/>
-        </w:rPr>
-        <w:t xml:space="preserve">on</w:t>
-      </w:r>
-      <w:r>
-        <w:rPr>
-          <w:b/>
-          <w:sz w:val="18"/>
-        </w:rPr>
-        <w:t xml:space="preserve"> </w:t>
-      </w:r>
-      <w:r>
-        <w:rPr>
-          <w:b/>
-          <w:sz w:val="18"/>
-        </w:rPr>
-        <w:t xml:space="preserve">a</w:t>
-      </w:r>
-      <w:r>
-        <w:rPr>
-          <w:b/>
-          <w:sz w:val="18"/>
-        </w:rPr>
-        <w:t xml:space="preserve"> </w:t>
-      </w:r>
-      <w:r>
-        <w:rPr>
-          <w:b/>
-          <w:sz w:val="18"/>
-        </w:rPr>
-        <w:t xml:space="preserve">change</w:t>
-      </w:r>
-      <w:r>
-        <w:rPr>
-          <w:b/>
-          <w:sz w:val="18"/>
-        </w:rPr>
-        <w:t xml:space="preserve"> </w:t>
-      </w:r>
-      <w:r>
-        <w:rPr>
-          <w:b/>
-          <w:sz w:val="18"/>
-        </w:rPr>
-        <w:t xml:space="preserve">cue)</w:t>
-      </w:r>
-      <w:r>
-        <w:rPr>
-          <w:b/>
-          <w:sz w:val="18"/>
-        </w:rPr>
-        <w:t xml:space="preserve"> </w:t>
-      </w:r>
-      <w:r>
-        <w:rPr>
-          <w:b/>
-          <w:sz w:val="18"/>
-        </w:rPr>
-        <w:t xml:space="preserve">reaches</w:t>
-      </w:r>
-      <w:r>
-        <w:rPr>
-          <w:b/>
-          <w:sz w:val="18"/>
-        </w:rPr>
-        <w:t xml:space="preserve"> </w:t>
-      </w:r>
-      <w:r>
-        <w:rPr>
-          <w:b/>
-          <w:sz w:val="18"/>
-        </w:rPr>
-        <w:t xml:space="preserve">0.845,</w:t>
-      </w:r>
-      <w:r>
-        <w:rPr>
-          <w:b/>
-          <w:sz w:val="18"/>
-        </w:rPr>
-        <w:t xml:space="preserve"> </w:t>
-      </w:r>
-      <w:r>
-        <w:rPr>
-          <w:b/>
-          <w:sz w:val="18"/>
-        </w:rPr>
-        <w:t xml:space="preserve">but</w:t>
-      </w:r>
-      <w:r>
-        <w:rPr>
-          <w:b/>
-          <w:sz w:val="18"/>
-        </w:rPr>
-        <w:t xml:space="preserve"> </w:t>
-      </w:r>
-      <w:r>
-        <w:rPr>
-          <w:b/>
-          <w:sz w:val="18"/>
-        </w:rPr>
-        <w:t xml:space="preserve">a</w:t>
-      </w:r>
-      <w:r>
-        <w:rPr>
-          <w:b/>
-          <w:sz w:val="18"/>
-        </w:rPr>
-        <w:t xml:space="preserve"> </w:t>
-      </w:r>
-      <w:r>
-        <w:rPr>
-          <w:b/>
-          <w:sz w:val="18"/>
-        </w:rPr>
-        <w:t xml:space="preserve">plain</w:t>
-      </w:r>
-      <w:r>
-        <w:rPr>
-          <w:b/>
-          <w:sz w:val="18"/>
-        </w:rPr>
-        <w:t xml:space="preserve"> </w:t>
-      </w:r>
-      <w:r>
-        <w:rPr>
-          <w:b/>
-          <w:sz w:val="18"/>
-        </w:rPr>
-        <w:t xml:space="preserve">list</w:t>
-      </w:r>
-      <w:r>
-        <w:rPr>
-          <w:b/>
-          <w:sz w:val="18"/>
-        </w:rPr>
-        <w:t xml:space="preserve"> </w:t>
-      </w:r>
-      <w:r>
-        <w:rPr>
-          <w:b/>
-          <w:sz w:val="18"/>
-        </w:rPr>
-        <w:t xml:space="preserve">of</w:t>
-      </w:r>
-      <w:r>
-        <w:rPr>
-          <w:b/>
-          <w:sz w:val="18"/>
-        </w:rPr>
-        <w:t xml:space="preserve"> </w:t>
-      </w:r>
-      <w:r>
-        <w:rPr>
-          <w:b/>
-          <w:sz w:val="18"/>
-        </w:rPr>
-        <w:t xml:space="preserve">the</w:t>
-      </w:r>
-      <w:r>
-        <w:rPr>
-          <w:b/>
-          <w:sz w:val="18"/>
-        </w:rPr>
-        <w:t xml:space="preserve"> </w:t>
-      </w:r>
-      <w:r>
-        <w:rPr>
-          <w:b/>
-          <w:sz w:val="18"/>
-        </w:rPr>
-        <w:t xml:space="preserve">24</w:t>
-      </w:r>
-      <w:r>
-        <w:rPr>
-          <w:b/>
-          <w:sz w:val="18"/>
-        </w:rPr>
-        <w:t xml:space="preserve"> </w:t>
-      </w:r>
-      <w:r>
-        <w:rPr>
-          <w:b/>
-          <w:sz w:val="18"/>
-        </w:rPr>
-        <w:t xml:space="preserve">best</w:t>
-      </w:r>
-      <w:r>
-        <w:rPr>
-          <w:b/>
-          <w:sz w:val="18"/>
-        </w:rPr>
-        <w:t xml:space="preserve"> </w:t>
-      </w:r>
-      <w:r>
-        <w:rPr>
-          <w:b/>
-          <w:sz w:val="18"/>
-        </w:rPr>
-        <w:t xml:space="preserve">matches</w:t>
-      </w:r>
-      <w:r>
-        <w:rPr>
-          <w:b/>
-          <w:sz w:val="18"/>
-        </w:rPr>
-        <w:t xml:space="preserve"> </w:t>
-      </w:r>
-      <w:r>
-        <w:rPr>
-          <w:b/>
-          <w:sz w:val="18"/>
-        </w:rPr>
-        <w:t xml:space="preserve">without</w:t>
-      </w:r>
-      <w:r>
-        <w:rPr>
-          <w:b/>
-          <w:sz w:val="18"/>
-        </w:rPr>
-        <w:t xml:space="preserve"> </w:t>
-      </w:r>
-      <w:r>
-        <w:rPr>
-          <w:b/>
-          <w:sz w:val="18"/>
-        </w:rPr>
-        <w:t xml:space="preserve">a</w:t>
-      </w:r>
-      <w:r>
-        <w:rPr>
-          <w:b/>
-          <w:sz w:val="18"/>
-        </w:rPr>
-        <w:t xml:space="preserve"> </w:t>
-      </w:r>
-      <w:r>
-        <w:rPr>
-          <w:b/>
-          <w:sz w:val="18"/>
-        </w:rPr>
-        <w:t xml:space="preserve">minimum</w:t>
-      </w:r>
-      <w:r>
-        <w:rPr>
-          <w:b/>
-          <w:sz w:val="18"/>
-        </w:rPr>
-        <w:t xml:space="preserve"> </w:t>
-      </w:r>
-      <w:r>
-        <w:rPr>
-          <w:b/>
-          <w:sz w:val="18"/>
-        </w:rPr>
-        <w:t xml:space="preserve">score</w:t>
-      </w:r>
-      <w:r>
-        <w:rPr>
-          <w:b/>
-          <w:sz w:val="18"/>
-        </w:rPr>
-        <w:t xml:space="preserve"> </w:t>
-      </w:r>
-      <w:r>
-        <w:rPr>
-          <w:b/>
-          <w:sz w:val="18"/>
-        </w:rPr>
-        <w:t xml:space="preserve">reaches</w:t>
-      </w:r>
-      <w:r>
-        <w:rPr>
-          <w:b/>
-          <w:sz w:val="18"/>
-        </w:rPr>
-        <w:t xml:space="preserve"> </w:t>
-      </w:r>
-      <w:r>
-        <w:rPr>
-          <w:b/>
-          <w:sz w:val="18"/>
-        </w:rPr>
-        <w:t xml:space="preserve">0.849 (difference</w:t>
-      </w:r>
-      <w:r>
-        <w:rPr>
-          <w:b/>
-          <w:sz w:val="18"/>
-        </w:rPr>
-        <w:t xml:space="preserve"> </w:t>
-      </w:r>
-      <w:r>
-        <w:rPr>
-          <w:b/>
-          <w:sz w:val="18"/>
-        </w:rPr>
-        <w:t xml:space="preserve">-0.004,</w:t>
-      </w:r>
-      <w:r>
-        <w:rPr>
-          <w:b/>
-          <w:sz w:val="18"/>
-        </w:rPr>
-        <w:t xml:space="preserve"> </w:t>
-      </w:r>
-      <w:r>
-        <w:rPr>
-          <w:b/>
-          <w:sz w:val="18"/>
-        </w:rPr>
-        <w:t xml:space="preserve">Holm</w:t>
+        <w:t xml:space="preserve">0.849 (Holm</w:t>
       </w:r>
       <w:r>
         <w:rPr>
@@ -3565,2204 +2459,1344 @@
           <w:b/>
           <w:sz w:val="18"/>
         </w:rPr>
-        <w:t xml:space="preserve">).</w:t>
+        <w:t xml:space="preserve"> </w:t>
       </w:r>
       <w:r>
         <w:rPr>
           <w:b/>
           <w:sz w:val="18"/>
         </w:rPr>
-        <w:t xml:space="preserve"> </w:t>
+        <w:t xml:space="preserve">for</w:t>
       </w:r>
       <w:r>
         <w:rPr>
           <w:b/>
           <w:sz w:val="18"/>
         </w:rPr>
-        <w:t xml:space="preserve">The</w:t>
+        <w:t xml:space="preserve"> </w:t>
       </w:r>
       <w:r>
         <w:rPr>
           <w:b/>
           <w:sz w:val="18"/>
         </w:rPr>
-        <w:t xml:space="preserve"> </w:t>
+        <w:t xml:space="preserve">the</w:t>
       </w:r>
       <w:r>
         <w:rPr>
           <w:b/>
           <w:sz w:val="18"/>
         </w:rPr>
-        <w:t xml:space="preserve">adaptive</w:t>
+        <w:t xml:space="preserve"> </w:t>
       </w:r>
       <w:r>
         <w:rPr>
           <w:b/>
           <w:sz w:val="18"/>
         </w:rPr>
-        <w:t xml:space="preserve"> </w:t>
+        <w:t xml:space="preserve">difference);</w:t>
       </w:r>
       <w:r>
         <w:rPr>
           <w:b/>
           <w:sz w:val="18"/>
         </w:rPr>
-        <w:t xml:space="preserve">selection</w:t>
+        <w:t xml:space="preserve"> </w:t>
       </w:r>
       <w:r>
         <w:rPr>
           <w:b/>
           <w:sz w:val="18"/>
         </w:rPr>
-        <w:t xml:space="preserve"> </w:t>
+        <w:t xml:space="preserve">keyword</w:t>
       </w:r>
       <w:r>
         <w:rPr>
           <w:b/>
           <w:sz w:val="18"/>
         </w:rPr>
-        <w:t xml:space="preserve">shows</w:t>
+        <w:t xml:space="preserve"> </w:t>
       </w:r>
       <w:r>
         <w:rPr>
           <w:b/>
           <w:sz w:val="18"/>
         </w:rPr>
-        <w:t xml:space="preserve"> </w:t>
+        <w:t xml:space="preserve">and</w:t>
       </w:r>
       <w:r>
         <w:rPr>
           <w:b/>
           <w:sz w:val="18"/>
         </w:rPr>
-        <w:t xml:space="preserve">19%</w:t>
+        <w:t xml:space="preserve"> </w:t>
       </w:r>
       <w:r>
         <w:rPr>
           <w:b/>
           <w:sz w:val="18"/>
         </w:rPr>
-        <w:t xml:space="preserve"> </w:t>
+        <w:t xml:space="preserve">fused</w:t>
       </w:r>
       <w:r>
         <w:rPr>
           <w:b/>
           <w:sz w:val="18"/>
         </w:rPr>
-        <w:t xml:space="preserve">fewer</w:t>
+        <w:t xml:space="preserve"> </w:t>
       </w:r>
       <w:r>
         <w:rPr>
           <w:b/>
           <w:sz w:val="18"/>
         </w:rPr>
-        <w:t xml:space="preserve"> </w:t>
+        <w:t xml:space="preserve">rankings</w:t>
       </w:r>
       <w:r>
         <w:rPr>
           <w:b/>
           <w:sz w:val="18"/>
         </w:rPr>
-        <w:t xml:space="preserve">candidates,</w:t>
+        <w:t xml:space="preserve"> </w:t>
       </w:r>
       <w:r>
         <w:rPr>
           <w:b/>
           <w:sz w:val="18"/>
         </w:rPr>
-        <w:t xml:space="preserve"> </w:t>
+        <w:t xml:space="preserve">do</w:t>
       </w:r>
       <w:r>
         <w:rPr>
           <w:b/>
           <w:sz w:val="18"/>
         </w:rPr>
-        <w:t xml:space="preserve">is</w:t>
+        <w:t xml:space="preserve"> </w:t>
       </w:r>
       <w:r>
         <w:rPr>
           <w:b/>
           <w:sz w:val="18"/>
         </w:rPr>
-        <w:t xml:space="preserve"> </w:t>
+        <w:t xml:space="preserve">no</w:t>
       </w:r>
       <w:r>
         <w:rPr>
           <w:b/>
           <w:sz w:val="18"/>
         </w:rPr>
-        <w:t xml:space="preserve">weaker</w:t>
+        <w:t xml:space="preserve"> </w:t>
       </w:r>
       <w:r>
         <w:rPr>
           <w:b/>
           <w:sz w:val="18"/>
         </w:rPr>
-        <w:t xml:space="preserve"> </w:t>
+        <w:t xml:space="preserve">better;</w:t>
       </w:r>
       <w:r>
         <w:rPr>
           <w:b/>
           <w:sz w:val="18"/>
         </w:rPr>
-        <w:t xml:space="preserve">on</w:t>
+        <w:t xml:space="preserve"> </w:t>
       </w:r>
       <w:r>
         <w:rPr>
           <w:b/>
           <w:sz w:val="18"/>
         </w:rPr>
-        <w:t xml:space="preserve"> </w:t>
+        <w:t xml:space="preserve">a</w:t>
       </w:r>
       <w:r>
         <w:rPr>
           <w:b/>
           <w:sz w:val="18"/>
         </w:rPr>
-        <w:t xml:space="preserve">messages</w:t>
+        <w:t xml:space="preserve"> </w:t>
       </w:r>
       <w:r>
         <w:rPr>
           <w:b/>
           <w:sz w:val="18"/>
         </w:rPr>
-        <w:t xml:space="preserve"> </w:t>
+        <w:t xml:space="preserve">cross-encoder</w:t>
       </w:r>
       <w:r>
         <w:rPr>
           <w:b/>
           <w:sz w:val="18"/>
         </w:rPr>
-        <w:t xml:space="preserve">without</w:t>
+        <w:t xml:space="preserve"> </w:t>
       </w:r>
       <w:r>
         <w:rPr>
           <w:b/>
           <w:sz w:val="18"/>
         </w:rPr>
-        <w:t xml:space="preserve"> </w:t>
+        <w:t xml:space="preserve">reranker</w:t>
       </w:r>
       <w:r>
         <w:rPr>
           <w:b/>
           <w:sz w:val="18"/>
         </w:rPr>
-        <w:t xml:space="preserve">cue</w:t>
+        <w:t xml:space="preserve"> </w:t>
       </w:r>
       <w:r>
         <w:rPr>
           <w:b/>
           <w:sz w:val="18"/>
         </w:rPr>
-        <w:t xml:space="preserve"> </w:t>
+        <w:t xml:space="preserve">reaches</w:t>
       </w:r>
       <w:r>
         <w:rPr>
           <w:b/>
           <w:sz w:val="18"/>
         </w:rPr>
-        <w:t xml:space="preserve">words,</w:t>
+        <w:t xml:space="preserve"> </w:t>
       </w:r>
       <w:r>
         <w:rPr>
           <w:b/>
           <w:sz w:val="18"/>
         </w:rPr>
-        <w:t xml:space="preserve"> </w:t>
+        <w:t xml:space="preserve">0.887,</w:t>
       </w:r>
       <w:r>
         <w:rPr>
           <w:b/>
           <w:sz w:val="18"/>
         </w:rPr>
-        <w:t xml:space="preserve">and</w:t>
+        <w:t xml:space="preserve"> </w:t>
       </w:r>
       <w:r>
         <w:rPr>
           <w:b/>
           <w:sz w:val="18"/>
         </w:rPr>
-        <w:t xml:space="preserve"> </w:t>
+        <w:t xml:space="preserve">and</w:t>
       </w:r>
       <w:r>
         <w:rPr>
           <w:b/>
           <w:sz w:val="18"/>
         </w:rPr>
-        <w:t xml:space="preserve">10.0%</w:t>
+        <w:t xml:space="preserve"> </w:t>
       </w:r>
       <w:r>
         <w:rPr>
           <w:b/>
           <w:sz w:val="18"/>
         </w:rPr>
-        <w:t xml:space="preserve"> </w:t>
+        <w:t xml:space="preserve">7.7%</w:t>
       </w:r>
       <w:r>
         <w:rPr>
           <w:b/>
           <w:sz w:val="18"/>
         </w:rPr>
-        <w:t xml:space="preserve">of</w:t>
+        <w:t xml:space="preserve"> </w:t>
       </w:r>
       <w:r>
         <w:rPr>
           <w:b/>
           <w:sz w:val="18"/>
         </w:rPr>
-        <w:t xml:space="preserve"> </w:t>
+        <w:t xml:space="preserve">of</w:t>
       </w:r>
       <w:r>
         <w:rPr>
           <w:b/>
           <w:sz w:val="18"/>
         </w:rPr>
-        <w:t xml:space="preserve">targets</w:t>
+        <w:t xml:space="preserve"> </w:t>
       </w:r>
       <w:r>
         <w:rPr>
           <w:b/>
           <w:sz w:val="18"/>
         </w:rPr>
-        <w:t xml:space="preserve"> </w:t>
+        <w:t xml:space="preserve">targets</w:t>
       </w:r>
       <w:r>
         <w:rPr>
           <w:b/>
           <w:sz w:val="18"/>
         </w:rPr>
-        <w:t xml:space="preserve">are</w:t>
+        <w:t xml:space="preserve"> </w:t>
       </w:r>
       <w:r>
         <w:rPr>
           <w:b/>
           <w:sz w:val="18"/>
         </w:rPr>
-        <w:t xml:space="preserve"> </w:t>
+        <w:t xml:space="preserve">stay</w:t>
       </w:r>
       <w:r>
         <w:rPr>
           <w:b/>
           <w:sz w:val="18"/>
         </w:rPr>
-        <w:t xml:space="preserve">reached</w:t>
+        <w:t xml:space="preserve"> </w:t>
       </w:r>
       <w:r>
         <w:rPr>
           <w:b/>
           <w:sz w:val="18"/>
         </w:rPr>
-        <w:t xml:space="preserve"> </w:t>
+        <w:t xml:space="preserve">out</w:t>
       </w:r>
       <w:r>
         <w:rPr>
           <w:b/>
           <w:sz w:val="18"/>
         </w:rPr>
-        <w:t xml:space="preserve">by</w:t>
+        <w:t xml:space="preserve"> </w:t>
       </w:r>
       <w:r>
         <w:rPr>
           <w:b/>
           <w:sz w:val="18"/>
         </w:rPr>
-        <w:t xml:space="preserve"> </w:t>
+        <w:t xml:space="preserve">of</w:t>
       </w:r>
       <w:r>
         <w:rPr>
           <w:b/>
           <w:sz w:val="18"/>
         </w:rPr>
-        <w:t xml:space="preserve">none</w:t>
+        <w:t xml:space="preserve"> </w:t>
       </w:r>
       <w:r>
         <w:rPr>
           <w:b/>
           <w:sz w:val="18"/>
         </w:rPr>
-        <w:t xml:space="preserve"> </w:t>
+        <w:t xml:space="preserve">reach</w:t>
       </w:r>
       <w:r>
         <w:rPr>
           <w:b/>
           <w:sz w:val="18"/>
         </w:rPr>
-        <w:t xml:space="preserve">of</w:t>
+        <w:t xml:space="preserve"> </w:t>
       </w:r>
       <w:r>
         <w:rPr>
           <w:b/>
           <w:sz w:val="18"/>
         </w:rPr>
-        <w:t xml:space="preserve"> </w:t>
+        <w:t xml:space="preserve">of</w:t>
       </w:r>
       <w:r>
         <w:rPr>
           <w:b/>
           <w:sz w:val="18"/>
         </w:rPr>
-        <w:t xml:space="preserve">15 selection</w:t>
+        <w:t xml:space="preserve"> </w:t>
       </w:r>
       <w:r>
         <w:rPr>
           <w:b/>
           <w:sz w:val="18"/>
         </w:rPr>
-        <w:t xml:space="preserve"> </w:t>
+        <w:t xml:space="preserve">every</w:t>
       </w:r>
       <w:r>
         <w:rPr>
           <w:b/>
           <w:sz w:val="18"/>
         </w:rPr>
-        <w:t xml:space="preserve">variants;</w:t>
+        <w:t xml:space="preserve"> </w:t>
       </w:r>
       <w:r>
         <w:rPr>
           <w:b/>
           <w:sz w:val="18"/>
         </w:rPr>
-        <w:t xml:space="preserve"> </w:t>
+        <w:t xml:space="preserve">method.</w:t>
       </w:r>
       <w:r>
         <w:rPr>
           <w:b/>
           <w:sz w:val="18"/>
         </w:rPr>
-        <w:t xml:space="preserve">keyword</w:t>
+        <w:t xml:space="preserve"> </w:t>
       </w:r>
       <w:r>
         <w:rPr>
           <w:b/>
           <w:sz w:val="18"/>
         </w:rPr>
-        <w:t xml:space="preserve"> </w:t>
+        <w:t xml:space="preserve">Third,</w:t>
       </w:r>
       <w:r>
         <w:rPr>
           <w:b/>
           <w:sz w:val="18"/>
         </w:rPr>
-        <w:t xml:space="preserve">(BM25)</w:t>
+        <w:t xml:space="preserve"> </w:t>
       </w:r>
       <w:r>
         <w:rPr>
           <w:b/>
           <w:sz w:val="18"/>
         </w:rPr>
-        <w:t xml:space="preserve"> </w:t>
+        <w:t xml:space="preserve">with</w:t>
       </w:r>
       <w:r>
         <w:rPr>
           <w:b/>
           <w:sz w:val="18"/>
         </w:rPr>
-        <w:t xml:space="preserve">and</w:t>
+        <w:t xml:space="preserve"> </w:t>
       </w:r>
       <w:r>
         <w:rPr>
           <w:b/>
           <w:sz w:val="18"/>
         </w:rPr>
-        <w:t xml:space="preserve"> </w:t>
+        <w:t xml:space="preserve">two</w:t>
       </w:r>
       <w:r>
         <w:rPr>
           <w:b/>
           <w:sz w:val="18"/>
         </w:rPr>
-        <w:t xml:space="preserve">fused</w:t>
+        <w:t xml:space="preserve"> </w:t>
       </w:r>
       <w:r>
         <w:rPr>
           <w:b/>
           <w:sz w:val="18"/>
         </w:rPr>
-        <w:t xml:space="preserve"> </w:t>
+        <w:t xml:space="preserve">real</w:t>
       </w:r>
       <w:r>
         <w:rPr>
           <w:b/>
           <w:sz w:val="18"/>
         </w:rPr>
-        <w:t xml:space="preserve">rankings</w:t>
+        <w:t xml:space="preserve"> </w:t>
       </w:r>
       <w:r>
         <w:rPr>
           <w:b/>
           <w:sz w:val="18"/>
         </w:rPr>
-        <w:t xml:space="preserve"> </w:t>
+        <w:t xml:space="preserve">Gemini</w:t>
       </w:r>
       <w:r>
         <w:rPr>
           <w:b/>
           <w:sz w:val="18"/>
         </w:rPr>
-        <w:t xml:space="preserve">do</w:t>
+        <w:t xml:space="preserve"> </w:t>
       </w:r>
       <w:r>
         <w:rPr>
           <w:b/>
           <w:sz w:val="18"/>
         </w:rPr>
-        <w:t xml:space="preserve"> </w:t>
+        <w:t xml:space="preserve">extractors</w:t>
       </w:r>
       <w:r>
         <w:rPr>
           <w:b/>
           <w:sz w:val="18"/>
         </w:rPr>
-        <w:t xml:space="preserve">no</w:t>
+        <w:t xml:space="preserve"> </w:t>
       </w:r>
       <w:r>
         <w:rPr>
           <w:b/>
           <w:sz w:val="18"/>
         </w:rPr>
-        <w:t xml:space="preserve"> </w:t>
+        <w:t xml:space="preserve">the</w:t>
       </w:r>
       <w:r>
         <w:rPr>
           <w:b/>
           <w:sz w:val="18"/>
         </w:rPr>
-        <w:t xml:space="preserve">better</w:t>
+        <w:t xml:space="preserve"> </w:t>
       </w:r>
       <w:r>
         <w:rPr>
           <w:b/>
           <w:sz w:val="18"/>
         </w:rPr>
-        <w:t xml:space="preserve"> </w:t>
+        <w:t xml:space="preserve">target</w:t>
       </w:r>
       <w:r>
         <w:rPr>
           <w:b/>
           <w:sz w:val="18"/>
         </w:rPr>
-        <w:t xml:space="preserve">than</w:t>
+        <w:t xml:space="preserve"> </w:t>
       </w:r>
       <w:r>
         <w:rPr>
           <w:b/>
           <w:sz w:val="18"/>
         </w:rPr>
-        <w:t xml:space="preserve"> </w:t>
+        <w:t xml:space="preserve">was</w:t>
       </w:r>
       <w:r>
         <w:rPr>
           <w:b/>
           <w:sz w:val="18"/>
         </w:rPr>
-        <w:t xml:space="preserve">the</w:t>
+        <w:t xml:space="preserve"> </w:t>
       </w:r>
       <w:r>
         <w:rPr>
           <w:b/>
           <w:sz w:val="18"/>
         </w:rPr>
-        <w:t xml:space="preserve"> </w:t>
+        <w:t xml:space="preserve">missing</w:t>
       </w:r>
       <w:r>
         <w:rPr>
           <w:b/>
           <w:sz w:val="18"/>
         </w:rPr>
-        <w:t xml:space="preserve">plain</w:t>
+        <w:t xml:space="preserve"> </w:t>
       </w:r>
       <w:r>
         <w:rPr>
           <w:b/>
           <w:sz w:val="18"/>
         </w:rPr>
-        <w:t xml:space="preserve"> </w:t>
+        <w:t xml:space="preserve">in</w:t>
       </w:r>
       <w:r>
         <w:rPr>
           <w:b/>
           <w:sz w:val="18"/>
         </w:rPr>
-        <w:t xml:space="preserve">list,</w:t>
+        <w:t xml:space="preserve"> </w:t>
       </w:r>
       <w:r>
         <w:rPr>
           <w:b/>
           <w:sz w:val="18"/>
         </w:rPr>
-        <w:t xml:space="preserve"> </w:t>
+        <w:t xml:space="preserve">25 and</w:t>
       </w:r>
       <w:r>
         <w:rPr>
           <w:b/>
           <w:sz w:val="18"/>
         </w:rPr>
-        <w:t xml:space="preserve">while</w:t>
+        <w:t xml:space="preserve"> </w:t>
       </w:r>
       <w:r>
         <w:rPr>
           <w:b/>
           <w:sz w:val="18"/>
         </w:rPr>
-        <w:t xml:space="preserve"> </w:t>
+        <w:t xml:space="preserve">22 of</w:t>
       </w:r>
       <w:r>
         <w:rPr>
           <w:b/>
           <w:sz w:val="18"/>
         </w:rPr>
-        <w:t xml:space="preserve">reranking</w:t>
+        <w:t xml:space="preserve"> </w:t>
       </w:r>
       <w:r>
         <w:rPr>
           <w:b/>
           <w:sz w:val="18"/>
         </w:rPr>
-        <w:t xml:space="preserve"> </w:t>
+        <w:t xml:space="preserve">136</w:t>
       </w:r>
       <w:r>
         <w:rPr>
           <w:b/>
           <w:sz w:val="18"/>
         </w:rPr>
-        <w:t xml:space="preserve">its</w:t>
+        <w:t xml:space="preserve"> </w:t>
       </w:r>
       <w:r>
         <w:rPr>
           <w:b/>
           <w:sz w:val="18"/>
         </w:rPr>
-        <w:t xml:space="preserve"> </w:t>
+        <w:t xml:space="preserve">change</w:t>
       </w:r>
       <w:r>
         <w:rPr>
           <w:b/>
           <w:sz w:val="18"/>
         </w:rPr>
-        <w:t xml:space="preserve">50</w:t>
+        <w:t xml:space="preserve"> </w:t>
       </w:r>
       <w:r>
         <w:rPr>
           <w:b/>
           <w:sz w:val="18"/>
         </w:rPr>
-        <w:t xml:space="preserve"> </w:t>
+        <w:t xml:space="preserve">turns</w:t>
       </w:r>
       <w:r>
         <w:rPr>
           <w:b/>
           <w:sz w:val="18"/>
         </w:rPr>
-        <w:t xml:space="preserve">best</w:t>
+        <w:t xml:space="preserve"> </w:t>
       </w:r>
       <w:r>
         <w:rPr>
           <w:b/>
           <w:sz w:val="18"/>
         </w:rPr>
-        <w:t xml:space="preserve"> </w:t>
+        <w:t xml:space="preserve">under</w:t>
       </w:r>
       <w:r>
         <w:rPr>
           <w:b/>
           <w:sz w:val="18"/>
         </w:rPr>
-        <w:t xml:space="preserve">matches</w:t>
+        <w:t xml:space="preserve"> </w:t>
       </w:r>
       <w:r>
         <w:rPr>
           <w:b/>
           <w:sz w:val="18"/>
         </w:rPr>
-        <w:t xml:space="preserve"> </w:t>
+        <w:t xml:space="preserve">the</w:t>
       </w:r>
       <w:r>
         <w:rPr>
           <w:b/>
           <w:sz w:val="18"/>
         </w:rPr>
-        <w:t xml:space="preserve">with</w:t>
+        <w:t xml:space="preserve"> </w:t>
       </w:r>
       <w:r>
         <w:rPr>
           <w:b/>
           <w:sz w:val="18"/>
         </w:rPr>
-        <w:t xml:space="preserve"> </w:t>
+        <w:t xml:space="preserve">default</w:t>
       </w:r>
       <w:r>
         <w:rPr>
           <w:b/>
           <w:sz w:val="18"/>
         </w:rPr>
-        <w:t xml:space="preserve">a</w:t>
+        <w:t xml:space="preserve"> </w:t>
       </w:r>
       <w:r>
         <w:rPr>
           <w:b/>
           <w:sz w:val="18"/>
         </w:rPr>
-        <w:t xml:space="preserve"> </w:t>
+        <w:t xml:space="preserve">selection</w:t>
       </w:r>
       <w:r>
         <w:rPr>
           <w:b/>
           <w:sz w:val="18"/>
         </w:rPr>
-        <w:t xml:space="preserve">cross-encoder</w:t>
+        <w:t xml:space="preserve"> </w:t>
       </w:r>
       <w:r>
         <w:rPr>
           <w:b/>
           <w:sz w:val="18"/>
         </w:rPr>
-        <w:t xml:space="preserve"> </w:t>
+        <w:t xml:space="preserve">and</w:t>
       </w:r>
       <w:r>
         <w:rPr>
           <w:b/>
           <w:sz w:val="18"/>
         </w:rPr>
-        <w:t xml:space="preserve">reaches</w:t>
+        <w:t xml:space="preserve"> </w:t>
       </w:r>
       <w:r>
         <w:rPr>
           <w:b/>
           <w:sz w:val="18"/>
         </w:rPr>
-        <w:t xml:space="preserve"> </w:t>
+        <w:t xml:space="preserve">in</w:t>
       </w:r>
       <w:r>
         <w:rPr>
           <w:b/>
           <w:sz w:val="18"/>
         </w:rPr>
-        <w:t xml:space="preserve">0.887 at</w:t>
+        <w:t xml:space="preserve"> </w:t>
       </w:r>
       <w:r>
         <w:rPr>
           <w:b/>
           <w:sz w:val="18"/>
         </w:rPr>
-        <w:t xml:space="preserve"> </w:t>
+        <w:t xml:space="preserve">none</w:t>
       </w:r>
       <w:r>
         <w:rPr>
           <w:b/>
           <w:sz w:val="18"/>
         </w:rPr>
-        <w:t xml:space="preserve">the</w:t>
+        <w:t xml:space="preserve"> </w:t>
       </w:r>
       <w:r>
         <w:rPr>
           <w:b/>
           <w:sz w:val="18"/>
         </w:rPr>
-        <w:t xml:space="preserve"> </w:t>
+        <w:t xml:space="preserve">under</w:t>
       </w:r>
       <w:r>
         <w:rPr>
           <w:b/>
           <w:sz w:val="18"/>
         </w:rPr>
-        <w:t xml:space="preserve">same</w:t>
+        <w:t xml:space="preserve"> </w:t>
       </w:r>
       <w:r>
         <w:rPr>
           <w:b/>
           <w:sz w:val="18"/>
         </w:rPr>
-        <w:t xml:space="preserve"> </w:t>
+        <w:t xml:space="preserve">the</w:t>
       </w:r>
       <w:r>
         <w:rPr>
           <w:b/>
           <w:sz w:val="18"/>
         </w:rPr>
-        <w:t xml:space="preserve">list</w:t>
+        <w:t xml:space="preserve"> </w:t>
       </w:r>
       <w:r>
         <w:rPr>
           <w:b/>
           <w:sz w:val="18"/>
         </w:rPr>
-        <w:t xml:space="preserve"> </w:t>
+        <w:t xml:space="preserve">adaptive</w:t>
       </w:r>
       <w:r>
         <w:rPr>
           <w:b/>
           <w:sz w:val="18"/>
         </w:rPr>
-        <w:t xml:space="preserve">size</w:t>
+        <w:t xml:space="preserve"> </w:t>
       </w:r>
       <w:r>
         <w:rPr>
           <w:b/>
           <w:sz w:val="18"/>
         </w:rPr>
-        <w:t xml:space="preserve"> </w:t>
+        <w:t xml:space="preserve">one,</w:t>
       </w:r>
       <w:r>
         <w:rPr>
           <w:b/>
           <w:sz w:val="18"/>
         </w:rPr>
-        <w:t xml:space="preserve">(+0.038),</w:t>
+        <w:t xml:space="preserve"> </w:t>
       </w:r>
       <w:r>
         <w:rPr>
           <w:b/>
           <w:sz w:val="18"/>
         </w:rPr>
-        <w:t xml:space="preserve"> </w:t>
+        <w:t xml:space="preserve">and</w:t>
       </w:r>
       <w:r>
         <w:rPr>
           <w:b/>
           <w:sz w:val="18"/>
         </w:rPr>
-        <w:t xml:space="preserve">leaving</w:t>
+        <w:t xml:space="preserve"> </w:t>
       </w:r>
       <w:r>
         <w:rPr>
           <w:b/>
           <w:sz w:val="18"/>
         </w:rPr>
-        <w:t xml:space="preserve"> </w:t>
+        <w:t xml:space="preserve">stale</w:t>
       </w:r>
       <w:r>
         <w:rPr>
           <w:b/>
           <w:sz w:val="18"/>
         </w:rPr>
-        <w:t xml:space="preserve">7.7%</w:t>
+        <w:t xml:space="preserve"> </w:t>
       </w:r>
       <w:r>
         <w:rPr>
           <w:b/>
           <w:sz w:val="18"/>
         </w:rPr>
-        <w:t xml:space="preserve"> </w:t>
+        <w:t xml:space="preserve">facts</w:t>
       </w:r>
       <w:r>
         <w:rPr>
           <w:b/>
           <w:sz w:val="18"/>
         </w:rPr>
-        <w:t xml:space="preserve">of</w:t>
+        <w:t xml:space="preserve"> </w:t>
       </w:r>
       <w:r>
         <w:rPr>
           <w:b/>
           <w:sz w:val="18"/>
         </w:rPr>
-        <w:t xml:space="preserve"> </w:t>
+        <w:t xml:space="preserve">under</w:t>
       </w:r>
       <w:r>
         <w:rPr>
           <w:b/>
           <w:sz w:val="18"/>
         </w:rPr>
-        <w:t xml:space="preserve">targets</w:t>
+        <w:t xml:space="preserve"> </w:t>
       </w:r>
       <w:r>
         <w:rPr>
           <w:b/>
           <w:sz w:val="18"/>
         </w:rPr>
-        <w:t xml:space="preserve"> </w:t>
+        <w:t xml:space="preserve">the</w:t>
       </w:r>
       <w:r>
         <w:rPr>
           <w:b/>
           <w:sz w:val="18"/>
         </w:rPr>
-        <w:t xml:space="preserve">out</w:t>
+        <w:t xml:space="preserve"> </w:t>
       </w:r>
       <w:r>
         <w:rPr>
           <w:b/>
           <w:sz w:val="18"/>
         </w:rPr>
-        <w:t xml:space="preserve"> </w:t>
+        <w:t xml:space="preserve">gate</w:t>
       </w:r>
       <w:r>
         <w:rPr>
           <w:b/>
           <w:sz w:val="18"/>
         </w:rPr>
-        <w:t xml:space="preserve">of</w:t>
+        <w:t xml:space="preserve"> </w:t>
       </w:r>
       <w:r>
         <w:rPr>
           <w:b/>
           <w:sz w:val="18"/>
         </w:rPr>
-        <w:t xml:space="preserve"> </w:t>
+        <w:t xml:space="preserve">fell</w:t>
       </w:r>
       <w:r>
         <w:rPr>
           <w:b/>
           <w:sz w:val="18"/>
         </w:rPr>
-        <w:t xml:space="preserve">reach</w:t>
+        <w:t xml:space="preserve"> </w:t>
       </w:r>
       <w:r>
         <w:rPr>
           <w:b/>
           <w:sz w:val="18"/>
         </w:rPr>
-        <w:t xml:space="preserve"> </w:t>
+        <w:t xml:space="preserve">from</w:t>
       </w:r>
       <w:r>
         <w:rPr>
           <w:b/>
           <w:sz w:val="18"/>
         </w:rPr>
-        <w:t xml:space="preserve">of</w:t>
+        <w:t xml:space="preserve"> </w:t>
       </w:r>
       <w:r>
         <w:rPr>
           <w:b/>
           <w:sz w:val="18"/>
         </w:rPr>
-        <w:t xml:space="preserve"> </w:t>
+        <w:t xml:space="preserve">about</w:t>
       </w:r>
       <w:r>
         <w:rPr>
           <w:b/>
           <w:sz w:val="18"/>
         </w:rPr>
-        <w:t xml:space="preserve">every</w:t>
+        <w:t xml:space="preserve"> </w:t>
       </w:r>
       <w:r>
         <w:rPr>
           <w:b/>
           <w:sz w:val="18"/>
         </w:rPr>
-        <w:t xml:space="preserve"> </w:t>
+        <w:t xml:space="preserve">1</w:t>
       </w:r>
       <w:r>
         <w:rPr>
           <w:b/>
           <w:sz w:val="18"/>
         </w:rPr>
-        <w:t xml:space="preserve">method</w:t>
+        <w:t xml:space="preserve"> </w:t>
       </w:r>
       <w:r>
         <w:rPr>
           <w:b/>
           <w:sz w:val="18"/>
         </w:rPr>
-        <w:t xml:space="preserve"> </w:t>
+        <w:t xml:space="preserve">to</w:t>
       </w:r>
       <w:r>
         <w:rPr>
           <w:b/>
           <w:sz w:val="18"/>
         </w:rPr>
-        <w:t xml:space="preserve">tested.</w:t>
+        <w:t xml:space="preserve"> </w:t>
       </w:r>
       <w:r>
         <w:rPr>
           <w:b/>
           <w:sz w:val="18"/>
         </w:rPr>
-        <w:t xml:space="preserve"> </w:t>
+        <w:t xml:space="preserve">0</w:t>
       </w:r>
       <w:r>
         <w:rPr>
           <w:b/>
           <w:sz w:val="18"/>
         </w:rPr>
-        <w:t xml:space="preserve">Third,</w:t>
+        <w:t xml:space="preserve"> </w:t>
       </w:r>
       <w:r>
         <w:rPr>
           <w:b/>
           <w:sz w:val="18"/>
         </w:rPr>
-        <w:t xml:space="preserve"> </w:t>
+        <w:t xml:space="preserve">per</w:t>
       </w:r>
       <w:r>
         <w:rPr>
           <w:b/>
           <w:sz w:val="18"/>
         </w:rPr>
-        <w:t xml:space="preserve">with</w:t>
+        <w:t xml:space="preserve"> </w:t>
       </w:r>
       <w:r>
         <w:rPr>
           <w:b/>
           <w:sz w:val="18"/>
         </w:rPr>
-        <w:t xml:space="preserve"> </w:t>
+        <w:t xml:space="preserve">persona,</w:t>
       </w:r>
       <w:r>
         <w:rPr>
           <w:b/>
           <w:sz w:val="18"/>
         </w:rPr>
-        <w:t xml:space="preserve">two</w:t>
+        <w:t xml:space="preserve"> </w:t>
       </w:r>
       <w:r>
         <w:rPr>
           <w:b/>
           <w:sz w:val="18"/>
         </w:rPr>
-        <w:t xml:space="preserve"> </w:t>
+        <w:t xml:space="preserve">at</w:t>
       </w:r>
       <w:r>
         <w:rPr>
           <w:b/>
           <w:sz w:val="18"/>
         </w:rPr>
-        <w:t xml:space="preserve">real</w:t>
+        <w:t xml:space="preserve"> </w:t>
       </w:r>
       <w:r>
         <w:rPr>
           <w:b/>
           <w:sz w:val="18"/>
         </w:rPr>
-        <w:t xml:space="preserve"> </w:t>
+        <w:t xml:space="preserve">about</w:t>
       </w:r>
       <w:r>
         <w:rPr>
           <w:b/>
           <w:sz w:val="18"/>
         </w:rPr>
-        <w:t xml:space="preserve">Gemini</w:t>
+        <w:t xml:space="preserve"> </w:t>
       </w:r>
       <w:r>
         <w:rPr>
           <w:b/>
           <w:sz w:val="18"/>
         </w:rPr>
-        <w:t xml:space="preserve"> </w:t>
+        <w:t xml:space="preserve">35%</w:t>
       </w:r>
       <w:r>
         <w:rPr>
           <w:b/>
           <w:sz w:val="18"/>
         </w:rPr>
-        <w:t xml:space="preserve">extractors</w:t>
+        <w:t xml:space="preserve"> </w:t>
       </w:r>
       <w:r>
         <w:rPr>
           <w:b/>
           <w:sz w:val="18"/>
         </w:rPr>
-        <w:t xml:space="preserve"> </w:t>
+        <w:t xml:space="preserve">more</w:t>
       </w:r>
       <w:r>
         <w:rPr>
           <w:b/>
           <w:sz w:val="18"/>
         </w:rPr>
-        <w:t xml:space="preserve">(12</w:t>
+        <w:t xml:space="preserve"> </w:t>
       </w:r>
       <w:r>
         <w:rPr>
           <w:b/>
           <w:sz w:val="18"/>
         </w:rPr>
-        <w:t xml:space="preserve"> </w:t>
+        <w:t xml:space="preserve">prompt</w:t>
       </w:r>
       <w:r>
         <w:rPr>
           <w:b/>
           <w:sz w:val="18"/>
         </w:rPr>
-        <w:t xml:space="preserve">personas</w:t>
+        <w:t xml:space="preserve"> </w:t>
       </w:r>
       <w:r>
         <w:rPr>
           <w:b/>
           <w:sz w:val="18"/>
         </w:rPr>
-        <w:t xml:space="preserve"> </w:t>
+        <w:t xml:space="preserve">tokens.</w:t>
       </w:r>
       <w:r>
         <w:rPr>
           <w:b/>
           <w:sz w:val="18"/>
         </w:rPr>
-        <w:t xml:space="preserve">each)</w:t>
+        <w:t xml:space="preserve"> </w:t>
       </w:r>
       <w:r>
         <w:rPr>
           <w:b/>
           <w:sz w:val="18"/>
         </w:rPr>
-        <w:t xml:space="preserve"> </w:t>
+        <w:t xml:space="preserve">A</w:t>
       </w:r>
       <w:r>
         <w:rPr>
           <w:b/>
           <w:sz w:val="18"/>
         </w:rPr>
-        <w:t xml:space="preserve">the</w:t>
+        <w:t xml:space="preserve"> </w:t>
       </w:r>
       <w:r>
         <w:rPr>
           <w:b/>
           <w:sz w:val="18"/>
         </w:rPr>
-        <w:t xml:space="preserve"> </w:t>
+        <w:t xml:space="preserve">six-persona</w:t>
       </w:r>
       <w:r>
         <w:rPr>
           <w:b/>
           <w:sz w:val="18"/>
         </w:rPr>
-        <w:t xml:space="preserve">target</w:t>
+        <w:t xml:space="preserve"> </w:t>
       </w:r>
       <w:r>
         <w:rPr>
           <w:b/>
           <w:sz w:val="18"/>
         </w:rPr>
-        <w:t xml:space="preserve"> </w:t>
+        <w:t xml:space="preserve">pilot</w:t>
       </w:r>
       <w:r>
         <w:rPr>
           <w:b/>
           <w:sz w:val="18"/>
         </w:rPr>
-        <w:t xml:space="preserve">was</w:t>
+        <w:t xml:space="preserve"> </w:t>
       </w:r>
       <w:r>
         <w:rPr>
           <w:b/>
           <w:sz w:val="18"/>
         </w:rPr>
-        <w:t xml:space="preserve"> </w:t>
+        <w:t xml:space="preserve">shows</w:t>
       </w:r>
       <w:r>
         <w:rPr>
           <w:b/>
           <w:sz w:val="18"/>
         </w:rPr>
-        <w:t xml:space="preserve">missing</w:t>
+        <w:t xml:space="preserve"> </w:t>
       </w:r>
       <w:r>
         <w:rPr>
           <w:b/>
           <w:sz w:val="18"/>
         </w:rPr>
-        <w:t xml:space="preserve"> </w:t>
+        <w:t xml:space="preserve">the</w:t>
       </w:r>
       <w:r>
         <w:rPr>
           <w:b/>
           <w:sz w:val="18"/>
         </w:rPr>
-        <w:t xml:space="preserve">from</w:t>
+        <w:t xml:space="preserve"> </w:t>
       </w:r>
       <w:r>
         <w:rPr>
           <w:b/>
           <w:sz w:val="18"/>
         </w:rPr>
-        <w:t xml:space="preserve"> </w:t>
+        <w:t xml:space="preserve">plain</w:t>
       </w:r>
       <w:r>
         <w:rPr>
           <w:b/>
           <w:sz w:val="18"/>
         </w:rPr>
-        <w:t xml:space="preserve">the</w:t>
+        <w:t xml:space="preserve"> </w:t>
       </w:r>
       <w:r>
         <w:rPr>
           <w:b/>
           <w:sz w:val="18"/>
         </w:rPr>
-        <w:t xml:space="preserve"> </w:t>
+        <w:t xml:space="preserve">list</w:t>
       </w:r>
       <w:r>
         <w:rPr>
           <w:b/>
           <w:sz w:val="18"/>
         </w:rPr>
-        <w:t xml:space="preserve">prompt</w:t>
+        <w:t xml:space="preserve"> </w:t>
       </w:r>
       <w:r>
         <w:rPr>
           <w:b/>
           <w:sz w:val="18"/>
         </w:rPr>
-        <w:t xml:space="preserve"> </w:t>
+        <w:t xml:space="preserve">matching</w:t>
       </w:r>
       <w:r>
         <w:rPr>
           <w:b/>
           <w:sz w:val="18"/>
         </w:rPr>
-        <w:t xml:space="preserve">in</w:t>
+        <w:t xml:space="preserve"> </w:t>
       </w:r>
       <w:r>
         <w:rPr>
           <w:b/>
           <w:sz w:val="18"/>
         </w:rPr>
-        <w:t xml:space="preserve"> </w:t>
+        <w:t xml:space="preserve">the</w:t>
       </w:r>
       <w:r>
         <w:rPr>
           <w:b/>
           <w:sz w:val="18"/>
         </w:rPr>
-        <w:t xml:space="preserve">25 and</w:t>
+        <w:t xml:space="preserve"> </w:t>
       </w:r>
       <w:r>
         <w:rPr>
           <w:b/>
           <w:sz w:val="18"/>
         </w:rPr>
-        <w:t xml:space="preserve"> </w:t>
+        <w:t xml:space="preserve">adaptive</w:t>
       </w:r>
       <w:r>
         <w:rPr>
           <w:b/>
           <w:sz w:val="18"/>
         </w:rPr>
-        <w:t xml:space="preserve">22 of</w:t>
+        <w:t xml:space="preserve"> </w:t>
       </w:r>
       <w:r>
         <w:rPr>
           <w:b/>
           <w:sz w:val="18"/>
         </w:rPr>
-        <w:t xml:space="preserve"> </w:t>
+        <w:t xml:space="preserve">selection</w:t>
       </w:r>
       <w:r>
         <w:rPr>
           <w:b/>
           <w:sz w:val="18"/>
         </w:rPr>
-        <w:t xml:space="preserve">136</w:t>
+        <w:t xml:space="preserve"> </w:t>
       </w:r>
       <w:r>
         <w:rPr>
           <w:b/>
           <w:sz w:val="18"/>
         </w:rPr>
-        <w:t xml:space="preserve"> </w:t>
+        <w:t xml:space="preserve">end</w:t>
       </w:r>
       <w:r>
         <w:rPr>
           <w:b/>
           <w:sz w:val="18"/>
         </w:rPr>
-        <w:t xml:space="preserve">change</w:t>
+        <w:t xml:space="preserve"> </w:t>
       </w:r>
       <w:r>
         <w:rPr>
           <w:b/>
           <w:sz w:val="18"/>
         </w:rPr>
-        <w:t xml:space="preserve"> </w:t>
+        <w:t xml:space="preserve">to</w:t>
       </w:r>
       <w:r>
         <w:rPr>
           <w:b/>
           <w:sz w:val="18"/>
         </w:rPr>
-        <w:t xml:space="preserve">turns</w:t>
+        <w:t xml:space="preserve"> </w:t>
       </w:r>
       <w:r>
         <w:rPr>
           <w:b/>
           <w:sz w:val="18"/>
         </w:rPr>
-        <w:t xml:space="preserve"> </w:t>
+        <w:t xml:space="preserve">end.</w:t>
       </w:r>
       <w:r>
         <w:rPr>
           <w:b/>
           <w:sz w:val="18"/>
         </w:rPr>
-        <w:t xml:space="preserve">with</w:t>
+        <w:t xml:space="preserve"> </w:t>
       </w:r>
       <w:r>
         <w:rPr>
           <w:b/>
           <w:sz w:val="18"/>
         </w:rPr>
-        <w:t xml:space="preserve"> </w:t>
+        <w:t xml:space="preserve">On</w:t>
       </w:r>
       <w:r>
         <w:rPr>
           <w:b/>
           <w:sz w:val="18"/>
         </w:rPr>
-        <w:t xml:space="preserve">the</w:t>
+        <w:t xml:space="preserve"> </w:t>
       </w:r>
       <w:r>
         <w:rPr>
           <w:b/>
           <w:sz w:val="18"/>
         </w:rPr>
-        <w:t xml:space="preserve"> </w:t>
+        <w:t xml:space="preserve">all</w:t>
       </w:r>
       <w:r>
         <w:rPr>
           <w:b/>
           <w:sz w:val="18"/>
         </w:rPr>
-        <w:t xml:space="preserve">default</w:t>
+        <w:t xml:space="preserve"> </w:t>
       </w:r>
       <w:r>
         <w:rPr>
           <w:b/>
           <w:sz w:val="18"/>
         </w:rPr>
-        <w:t xml:space="preserve"> </w:t>
+        <w:t xml:space="preserve">72 LongMemEval</w:t>
       </w:r>
       <w:r>
         <w:rPr>
           <w:b/>
           <w:sz w:val="18"/>
         </w:rPr>
-        <w:t xml:space="preserve">selection</w:t>
+        <w:t xml:space="preserve"> </w:t>
       </w:r>
       <w:r>
         <w:rPr>
           <w:b/>
           <w:sz w:val="18"/>
         </w:rPr>
-        <w:t xml:space="preserve"> </w:t>
+        <w:t xml:space="preserve">knowledge-update</w:t>
       </w:r>
       <w:r>
         <w:rPr>
           <w:b/>
           <w:sz w:val="18"/>
         </w:rPr>
-        <w:t xml:space="preserve">and</w:t>
+        <w:t xml:space="preserve"> </w:t>
       </w:r>
       <w:r>
         <w:rPr>
           <w:b/>
           <w:sz w:val="18"/>
         </w:rPr>
-        <w:t xml:space="preserve"> </w:t>
+        <w:t xml:space="preserve">questions</w:t>
       </w:r>
       <w:r>
         <w:rPr>
           <w:b/>
           <w:sz w:val="18"/>
         </w:rPr>
-        <w:t xml:space="preserve">in</w:t>
+        <w:t xml:space="preserve"> </w:t>
       </w:r>
       <w:r>
         <w:rPr>
           <w:b/>
           <w:sz w:val="18"/>
         </w:rPr>
-        <w:t xml:space="preserve"> </w:t>
+        <w:t xml:space="preserve">neither</w:t>
       </w:r>
       <w:r>
         <w:rPr>
           <w:b/>
           <w:sz w:val="18"/>
         </w:rPr>
-        <w:t xml:space="preserve">none</w:t>
+        <w:t xml:space="preserve"> </w:t>
       </w:r>
       <w:r>
         <w:rPr>
           <w:b/>
           <w:sz w:val="18"/>
         </w:rPr>
-        <w:t xml:space="preserve"> </w:t>
+        <w:t xml:space="preserve">selection</w:t>
       </w:r>
       <w:r>
         <w:rPr>
           <w:b/>
           <w:sz w:val="18"/>
         </w:rPr>
-        <w:t xml:space="preserve">with</w:t>
+        <w:t xml:space="preserve"> </w:t>
       </w:r>
       <w:r>
         <w:rPr>
           <w:b/>
           <w:sz w:val="18"/>
         </w:rPr>
-        <w:t xml:space="preserve"> </w:t>
+        <w:t xml:space="preserve">changed</w:t>
       </w:r>
       <w:r>
         <w:rPr>
           <w:b/>
           <w:sz w:val="18"/>
         </w:rPr>
-        <w:t xml:space="preserve">the</w:t>
+        <w:t xml:space="preserve"> </w:t>
       </w:r>
       <w:r>
         <w:rPr>
           <w:b/>
           <w:sz w:val="18"/>
         </w:rPr>
-        <w:t xml:space="preserve"> </w:t>
-      </w:r>
-      <w:r>
-        <w:rPr>
-          <w:b/>
-          <w:sz w:val="18"/>
-        </w:rPr>
-        <w:t xml:space="preserve">adaptive</w:t>
-      </w:r>
-      <w:r>
-        <w:rPr>
-          <w:b/>
-          <w:sz w:val="18"/>
-        </w:rPr>
-        <w:t xml:space="preserve"> </w:t>
-      </w:r>
-      <w:r>
-        <w:rPr>
-          <w:b/>
-          <w:sz w:val="18"/>
-        </w:rPr>
-        <w:t xml:space="preserve">selection</w:t>
-      </w:r>
-      <w:r>
-        <w:rPr>
-          <w:b/>
-          <w:sz w:val="18"/>
-        </w:rPr>
-        <w:t xml:space="preserve"> </w:t>
-      </w:r>
-      <w:r>
-        <w:rPr>
-          <w:b/>
-          <w:sz w:val="18"/>
-        </w:rPr>
-        <w:t xml:space="preserve">(run</w:t>
-      </w:r>
-      <w:r>
-        <w:rPr>
-          <w:b/>
-          <w:sz w:val="18"/>
-        </w:rPr>
-        <w:t xml:space="preserve"> </w:t>
-      </w:r>
-      <w:r>
-        <w:rPr>
-          <w:b/>
-          <w:sz w:val="18"/>
-        </w:rPr>
-        <w:t xml:space="preserve">together</w:t>
-      </w:r>
-      <w:r>
-        <w:rPr>
-          <w:b/>
-          <w:sz w:val="18"/>
-        </w:rPr>
-        <w:t xml:space="preserve"> </w:t>
-      </w:r>
-      <w:r>
-        <w:rPr>
-          <w:b/>
-          <w:sz w:val="18"/>
-        </w:rPr>
-        <w:t xml:space="preserve">with</w:t>
-      </w:r>
-      <w:r>
-        <w:rPr>
-          <w:b/>
-          <w:sz w:val="18"/>
-        </w:rPr>
-        <w:t xml:space="preserve"> </w:t>
-      </w:r>
-      <w:r>
-        <w:rPr>
-          <w:b/>
-          <w:sz w:val="18"/>
-        </w:rPr>
-        <w:t xml:space="preserve">the</w:t>
-      </w:r>
-      <w:r>
-        <w:rPr>
-          <w:b/>
-          <w:sz w:val="18"/>
-        </w:rPr>
-        <w:t xml:space="preserve"> </w:t>
-      </w:r>
-      <w:r>
-        <w:rPr>
-          <w:b/>
-          <w:sz w:val="18"/>
-        </w:rPr>
-        <w:t xml:space="preserve">re-proposal</w:t>
-      </w:r>
-      <w:r>
-        <w:rPr>
-          <w:b/>
-          <w:sz w:val="18"/>
-        </w:rPr>
-        <w:t xml:space="preserve"> </w:t>
-      </w:r>
-      <w:r>
-        <w:rPr>
-          <w:b/>
-          <w:sz w:val="18"/>
-        </w:rPr>
-        <w:t xml:space="preserve">rule,</w:t>
-      </w:r>
-      <w:r>
-        <w:rPr>
-          <w:b/>
-          <w:sz w:val="18"/>
-        </w:rPr>
-        <w:t xml:space="preserve"> </w:t>
-      </w:r>
-      <w:r>
-        <w:rPr>
-          <w:b/>
-          <w:sz w:val="18"/>
-        </w:rPr>
-        <w:t xml:space="preserve">which</w:t>
-      </w:r>
-      <w:r>
-        <w:rPr>
-          <w:b/>
-          <w:sz w:val="18"/>
-        </w:rPr>
-        <w:t xml:space="preserve"> </w:t>
-      </w:r>
-      <w:r>
-        <w:rPr>
-          <w:b/>
-          <w:sz w:val="18"/>
-        </w:rPr>
-        <w:t xml:space="preserve">does</w:t>
-      </w:r>
-      <w:r>
-        <w:rPr>
-          <w:b/>
-          <w:sz w:val="18"/>
-        </w:rPr>
-        <w:t xml:space="preserve"> </w:t>
-      </w:r>
-      <w:r>
-        <w:rPr>
-          <w:b/>
-          <w:sz w:val="18"/>
-        </w:rPr>
-        <w:t xml:space="preserve">not</w:t>
-      </w:r>
-      <w:r>
-        <w:rPr>
-          <w:b/>
-          <w:sz w:val="18"/>
-        </w:rPr>
-        <w:t xml:space="preserve"> </w:t>
-      </w:r>
-      <w:r>
-        <w:rPr>
-          <w:b/>
-          <w:sz w:val="18"/>
-        </w:rPr>
-        <w:t xml:space="preserve">affect</w:t>
-      </w:r>
-      <w:r>
-        <w:rPr>
-          <w:b/>
-          <w:sz w:val="18"/>
-        </w:rPr>
-        <w:t xml:space="preserve"> </w:t>
-      </w:r>
-      <w:r>
-        <w:rPr>
-          <w:b/>
-          <w:sz w:val="18"/>
-        </w:rPr>
-        <w:t xml:space="preserve">selection);</w:t>
-      </w:r>
-      <w:r>
-        <w:rPr>
-          <w:b/>
-          <w:sz w:val="18"/>
-        </w:rPr>
-        <w:t xml:space="preserve"> </w:t>
-      </w:r>
-      <w:r>
-        <w:rPr>
-          <w:b/>
-          <w:sz w:val="18"/>
-        </w:rPr>
-        <w:t xml:space="preserve">under</w:t>
-      </w:r>
-      <w:r>
-        <w:rPr>
-          <w:b/>
-          <w:sz w:val="18"/>
-        </w:rPr>
-        <w:t xml:space="preserve"> </w:t>
-      </w:r>
-      <w:r>
-        <w:rPr>
-          <w:b/>
-          <w:sz w:val="18"/>
-        </w:rPr>
-        <w:t xml:space="preserve">the</w:t>
-      </w:r>
-      <w:r>
-        <w:rPr>
-          <w:b/>
-          <w:sz w:val="18"/>
-        </w:rPr>
-        <w:t xml:space="preserve"> </w:t>
-      </w:r>
-      <w:r>
-        <w:rPr>
-          <w:b/>
-          <w:sz w:val="18"/>
-        </w:rPr>
-        <w:t xml:space="preserve">gate,</w:t>
-      </w:r>
-      <w:r>
-        <w:rPr>
-          <w:b/>
-          <w:sz w:val="18"/>
-        </w:rPr>
-        <w:t xml:space="preserve"> </w:t>
-      </w:r>
-      <w:r>
-        <w:rPr>
-          <w:b/>
-          <w:sz w:val="18"/>
-        </w:rPr>
-        <w:t xml:space="preserve">stale</w:t>
-      </w:r>
-      <w:r>
-        <w:rPr>
-          <w:b/>
-          <w:sz w:val="18"/>
-        </w:rPr>
-        <w:t xml:space="preserve"> </w:t>
-      </w:r>
-      <w:r>
-        <w:rPr>
-          <w:b/>
-          <w:sz w:val="18"/>
-        </w:rPr>
-        <w:t xml:space="preserve">facts</w:t>
-      </w:r>
-      <w:r>
-        <w:rPr>
-          <w:b/>
-          <w:sz w:val="18"/>
-        </w:rPr>
-        <w:t xml:space="preserve"> </w:t>
-      </w:r>
-      <w:r>
-        <w:rPr>
-          <w:b/>
-          <w:sz w:val="18"/>
-        </w:rPr>
-        <w:t xml:space="preserve">per</w:t>
-      </w:r>
-      <w:r>
-        <w:rPr>
-          <w:b/>
-          <w:sz w:val="18"/>
-        </w:rPr>
-        <w:t xml:space="preserve"> </w:t>
-      </w:r>
-      <w:r>
-        <w:rPr>
-          <w:b/>
-          <w:sz w:val="18"/>
-        </w:rPr>
-        <w:t xml:space="preserve">persona</w:t>
-      </w:r>
-      <w:r>
-        <w:rPr>
-          <w:b/>
-          <w:sz w:val="18"/>
-        </w:rPr>
-        <w:t xml:space="preserve"> </w:t>
-      </w:r>
-      <w:r>
-        <w:rPr>
-          <w:b/>
-          <w:sz w:val="18"/>
-        </w:rPr>
-        <w:t xml:space="preserve">fell</w:t>
-      </w:r>
-      <w:r>
-        <w:rPr>
-          <w:b/>
-          <w:sz w:val="18"/>
-        </w:rPr>
-        <w:t xml:space="preserve"> </w:t>
-      </w:r>
-      <w:r>
-        <w:rPr>
-          <w:b/>
-          <w:sz w:val="18"/>
-        </w:rPr>
-        <w:t xml:space="preserve">from</w:t>
-      </w:r>
-      <w:r>
-        <w:rPr>
-          <w:b/>
-          <w:sz w:val="18"/>
-        </w:rPr>
-        <w:t xml:space="preserve"> </w:t>
-      </w:r>
-      <w:r>
-        <w:rPr>
-          <w:b/>
-          <w:sz w:val="18"/>
-        </w:rPr>
-        <w:t xml:space="preserve">about</w:t>
-      </w:r>
-      <w:r>
-        <w:rPr>
-          <w:b/>
-          <w:sz w:val="18"/>
-        </w:rPr>
-        <w:t xml:space="preserve"> </w:t>
-      </w:r>
-      <w:r>
-        <w:rPr>
-          <w:b/>
-          <w:sz w:val="18"/>
-        </w:rPr>
-        <w:t xml:space="preserve">1</w:t>
-      </w:r>
-      <w:r>
-        <w:rPr>
-          <w:b/>
-          <w:sz w:val="18"/>
-        </w:rPr>
-        <w:t xml:space="preserve"> </w:t>
-      </w:r>
-      <w:r>
-        <w:rPr>
-          <w:b/>
-          <w:sz w:val="18"/>
-        </w:rPr>
-        <w:t xml:space="preserve">to</w:t>
-      </w:r>
-      <w:r>
-        <w:rPr>
-          <w:b/>
-          <w:sz w:val="18"/>
-        </w:rPr>
-        <w:t xml:space="preserve"> </w:t>
-      </w:r>
-      <w:r>
-        <w:rPr>
-          <w:b/>
-          <w:sz w:val="18"/>
-        </w:rPr>
-        <w:t xml:space="preserve">0</w:t>
-      </w:r>
-      <w:r>
-        <w:rPr>
-          <w:b/>
-          <w:sz w:val="18"/>
-        </w:rPr>
-        <w:t xml:space="preserve"> </w:t>
-      </w:r>
-      <w:r>
-        <w:rPr>
-          <w:b/>
-          <w:sz w:val="18"/>
-        </w:rPr>
-        <w:t xml:space="preserve">(sign</w:t>
-      </w:r>
-      <w:r>
-        <w:rPr>
-          <w:b/>
-          <w:sz w:val="18"/>
-        </w:rPr>
-        <w:t xml:space="preserve"> </w:t>
-      </w:r>
-      <w:r>
-        <w:rPr>
-          <w:b/>
-          <w:sz w:val="18"/>
-        </w:rPr>
-        <w:t xml:space="preserve">test</w:t>
-      </w:r>
-      <w:r>
-        <w:rPr>
-          <w:b/>
-          <w:sz w:val="18"/>
-        </w:rPr>
-        <w:t xml:space="preserve"> </w:t>
-      </w:r>
-      <w:r>
-        <w:rPr>
-          <w:iCs/>
-          <w:b/>
-          <w:i/>
-          <w:sz w:val="18"/>
-        </w:rPr>
-        <w:t xml:space="preserve">p=0.002</w:t>
-      </w:r>
-      <w:r>
-        <w:rPr>
-          <w:b/>
-          <w:sz w:val="18"/>
-        </w:rPr>
-        <w:t xml:space="preserve"> </w:t>
-      </w:r>
-      <w:r>
-        <w:rPr>
-          <w:b/>
-          <w:sz w:val="18"/>
-        </w:rPr>
-        <w:t xml:space="preserve">and</w:t>
-      </w:r>
-      <w:r>
-        <w:rPr>
-          <w:b/>
-          <w:sz w:val="18"/>
-        </w:rPr>
-        <w:t xml:space="preserve"> </w:t>
-      </w:r>
-      <w:r>
-        <w:rPr>
-          <w:iCs/>
-          <w:b/>
-          <w:i/>
-          <w:sz w:val="18"/>
-        </w:rPr>
-        <w:t xml:space="preserve">0.002</w:t>
-      </w:r>
-      <w:r>
-        <w:rPr>
-          <w:b/>
-          <w:sz w:val="18"/>
-        </w:rPr>
-        <w:t xml:space="preserve">)</w:t>
-      </w:r>
-      <w:r>
-        <w:rPr>
-          <w:b/>
-          <w:sz w:val="18"/>
-        </w:rPr>
-        <w:t xml:space="preserve"> </w:t>
-      </w:r>
-      <w:r>
-        <w:rPr>
-          <w:b/>
-          <w:sz w:val="18"/>
-        </w:rPr>
-        <w:t xml:space="preserve">at</w:t>
-      </w:r>
-      <w:r>
-        <w:rPr>
-          <w:b/>
-          <w:sz w:val="18"/>
-        </w:rPr>
-        <w:t xml:space="preserve"> </w:t>
-      </w:r>
-      <w:r>
-        <w:rPr>
-          <w:b/>
-          <w:sz w:val="18"/>
-        </w:rPr>
-        <w:t xml:space="preserve">about</w:t>
-      </w:r>
-      <w:r>
-        <w:rPr>
-          <w:b/>
-          <w:sz w:val="18"/>
-        </w:rPr>
-        <w:t xml:space="preserve"> </w:t>
-      </w:r>
-      <w:r>
-        <w:rPr>
-          <w:b/>
-          <w:sz w:val="18"/>
-        </w:rPr>
-        <w:t xml:space="preserve">35%</w:t>
-      </w:r>
-      <w:r>
-        <w:rPr>
-          <w:b/>
-          <w:sz w:val="18"/>
-        </w:rPr>
-        <w:t xml:space="preserve"> </w:t>
-      </w:r>
-      <w:r>
-        <w:rPr>
-          <w:b/>
-          <w:sz w:val="18"/>
-        </w:rPr>
-        <w:t xml:space="preserve">more</w:t>
-      </w:r>
-      <w:r>
-        <w:rPr>
-          <w:b/>
-          <w:sz w:val="18"/>
-        </w:rPr>
-        <w:t xml:space="preserve"> </w:t>
-      </w:r>
-      <w:r>
-        <w:rPr>
-          <w:b/>
-          <w:sz w:val="18"/>
-        </w:rPr>
-        <w:t xml:space="preserve">prompt</w:t>
-      </w:r>
-      <w:r>
-        <w:rPr>
-          <w:b/>
-          <w:sz w:val="18"/>
-        </w:rPr>
-        <w:t xml:space="preserve"> </w:t>
-      </w:r>
-      <w:r>
-        <w:rPr>
-          <w:b/>
-          <w:sz w:val="18"/>
-        </w:rPr>
-        <w:t xml:space="preserve">tokens.</w:t>
-      </w:r>
-      <w:r>
-        <w:rPr>
-          <w:b/>
-          <w:sz w:val="18"/>
-        </w:rPr>
-        <w:t xml:space="preserve"> </w:t>
-      </w:r>
-      <w:r>
-        <w:rPr>
-          <w:b/>
-          <w:sz w:val="18"/>
-        </w:rPr>
-        <w:t xml:space="preserve">A</w:t>
-      </w:r>
-      <w:r>
-        <w:rPr>
-          <w:b/>
-          <w:sz w:val="18"/>
-        </w:rPr>
-        <w:t xml:space="preserve"> </w:t>
-      </w:r>
-      <w:r>
-        <w:rPr>
-          <w:b/>
-          <w:sz w:val="18"/>
-        </w:rPr>
-        <w:t xml:space="preserve">rule</w:t>
-      </w:r>
-      <w:r>
-        <w:rPr>
-          <w:b/>
-          <w:sz w:val="18"/>
-        </w:rPr>
-        <w:t xml:space="preserve"> </w:t>
-      </w:r>
-      <w:r>
-        <w:rPr>
-          <w:b/>
-          <w:sz w:val="18"/>
-        </w:rPr>
-        <w:t xml:space="preserve">that</w:t>
-      </w:r>
-      <w:r>
-        <w:rPr>
-          <w:b/>
-          <w:sz w:val="18"/>
-        </w:rPr>
-        <w:t xml:space="preserve"> </w:t>
-      </w:r>
-      <w:r>
-        <w:rPr>
-          <w:b/>
-          <w:sz w:val="18"/>
-        </w:rPr>
-        <w:t xml:space="preserve">re-proposes</w:t>
-      </w:r>
-      <w:r>
-        <w:rPr>
-          <w:b/>
-          <w:sz w:val="18"/>
-        </w:rPr>
-        <w:t xml:space="preserve"> </w:t>
-      </w:r>
-      <w:r>
-        <w:rPr>
-          <w:b/>
-          <w:sz w:val="18"/>
-        </w:rPr>
-        <w:t xml:space="preserve">rejected</w:t>
-      </w:r>
-      <w:r>
-        <w:rPr>
-          <w:b/>
-          <w:sz w:val="18"/>
-        </w:rPr>
-        <w:t xml:space="preserve"> </w:t>
-      </w:r>
-      <w:r>
-        <w:rPr>
-          <w:b/>
-          <w:sz w:val="18"/>
-        </w:rPr>
-        <w:t xml:space="preserve">changes</w:t>
-      </w:r>
-      <w:r>
-        <w:rPr>
-          <w:b/>
-          <w:sz w:val="18"/>
-        </w:rPr>
-        <w:t xml:space="preserve"> </w:t>
-      </w:r>
-      <w:r>
-        <w:rPr>
-          <w:b/>
-          <w:sz w:val="18"/>
-        </w:rPr>
-        <w:t xml:space="preserve">gave</w:t>
-      </w:r>
-      <w:r>
-        <w:rPr>
-          <w:b/>
-          <w:sz w:val="18"/>
-        </w:rPr>
-        <w:t xml:space="preserve"> </w:t>
-      </w:r>
-      <w:r>
-        <w:rPr>
-          <w:b/>
-          <w:sz w:val="18"/>
-        </w:rPr>
-        <w:t xml:space="preserve">no</w:t>
-      </w:r>
-      <w:r>
-        <w:rPr>
-          <w:b/>
-          <w:sz w:val="18"/>
-        </w:rPr>
-        <w:t xml:space="preserve"> </w:t>
-      </w:r>
-      <w:r>
-        <w:rPr>
-          <w:b/>
-          <w:sz w:val="18"/>
-        </w:rPr>
-        <w:t xml:space="preserve">measurable</w:t>
-      </w:r>
-      <w:r>
-        <w:rPr>
-          <w:b/>
-          <w:sz w:val="18"/>
-        </w:rPr>
-        <w:t xml:space="preserve"> </w:t>
-      </w:r>
-      <w:r>
-        <w:rPr>
-          <w:b/>
-          <w:sz w:val="18"/>
-        </w:rPr>
-        <w:t xml:space="preserve">benefit,</w:t>
-      </w:r>
-      <w:r>
-        <w:rPr>
-          <w:b/>
-          <w:sz w:val="18"/>
-        </w:rPr>
-        <w:t xml:space="preserve"> </w:t>
-      </w:r>
-      <w:r>
-        <w:rPr>
-          <w:b/>
-          <w:sz w:val="18"/>
-        </w:rPr>
-        <w:t xml:space="preserve">and</w:t>
-      </w:r>
-      <w:r>
-        <w:rPr>
-          <w:b/>
-          <w:sz w:val="18"/>
-        </w:rPr>
-        <w:t xml:space="preserve"> </w:t>
-      </w:r>
-      <w:r>
-        <w:rPr>
-          <w:b/>
-          <w:sz w:val="18"/>
-        </w:rPr>
-        <w:t xml:space="preserve">a</w:t>
-      </w:r>
-      <w:r>
-        <w:rPr>
-          <w:b/>
-          <w:sz w:val="18"/>
-        </w:rPr>
-        <w:t xml:space="preserve"> </w:t>
-      </w:r>
-      <w:r>
-        <w:rPr>
-          <w:b/>
-          <w:sz w:val="18"/>
-        </w:rPr>
-        <w:t xml:space="preserve">30-question</w:t>
-      </w:r>
-      <w:r>
-        <w:rPr>
-          <w:b/>
-          <w:sz w:val="18"/>
-        </w:rPr>
-        <w:t xml:space="preserve"> </w:t>
-      </w:r>
-      <w:r>
-        <w:rPr>
-          <w:b/>
-          <w:sz w:val="18"/>
-        </w:rPr>
-        <w:t xml:space="preserve">LongMemEval</w:t>
-      </w:r>
-      <w:r>
-        <w:rPr>
-          <w:b/>
-          <w:sz w:val="18"/>
-        </w:rPr>
-        <w:t xml:space="preserve"> </w:t>
-      </w:r>
-      <w:r>
-        <w:rPr>
-          <w:b/>
-          <w:sz w:val="18"/>
-        </w:rPr>
-        <w:t xml:space="preserve">check</w:t>
-      </w:r>
-      <w:r>
-        <w:rPr>
-          <w:b/>
-          <w:sz w:val="18"/>
-        </w:rPr>
-        <w:t xml:space="preserve"> </w:t>
-      </w:r>
-      <w:r>
-        <w:rPr>
-          <w:b/>
-          <w:sz w:val="18"/>
-        </w:rPr>
-        <w:t xml:space="preserve">moved</w:t>
-      </w:r>
-      <w:r>
-        <w:rPr>
-          <w:b/>
-          <w:sz w:val="18"/>
-        </w:rPr>
-        <w:t xml:space="preserve"> </w:t>
-      </w:r>
-      <w:r>
-        <w:rPr>
-          <w:b/>
-          <w:sz w:val="18"/>
-        </w:rPr>
-        <w:t xml:space="preserve">in</w:t>
-      </w:r>
-      <w:r>
-        <w:rPr>
-          <w:b/>
-          <w:sz w:val="18"/>
-        </w:rPr>
-        <w:t xml:space="preserve"> </w:t>
-      </w:r>
-      <w:r>
-        <w:rPr>
-          <w:b/>
-          <w:sz w:val="18"/>
-        </w:rPr>
-        <w:t xml:space="preserve">the</w:t>
-      </w:r>
-      <w:r>
-        <w:rPr>
-          <w:b/>
-          <w:sz w:val="18"/>
-        </w:rPr>
-        <w:t xml:space="preserve"> </w:t>
-      </w:r>
-      <w:r>
-        <w:rPr>
-          <w:b/>
-          <w:sz w:val="18"/>
-        </w:rPr>
-        <w:t xml:space="preserve">same</w:t>
-      </w:r>
-      <w:r>
-        <w:rPr>
-          <w:b/>
-          <w:sz w:val="18"/>
-        </w:rPr>
-        <w:t xml:space="preserve"> </w:t>
-      </w:r>
-      <w:r>
-        <w:rPr>
-          <w:b/>
-          <w:sz w:val="18"/>
-        </w:rPr>
-        <w:t xml:space="preserve">direction</w:t>
-      </w:r>
-      <w:r>
-        <w:rPr>
-          <w:b/>
-          <w:sz w:val="18"/>
-        </w:rPr>
-        <w:t xml:space="preserve"> </w:t>
-      </w:r>
-      <w:r>
-        <w:rPr>
-          <w:b/>
-          <w:sz w:val="18"/>
-        </w:rPr>
-        <w:t xml:space="preserve">without</w:t>
-      </w:r>
-      <w:r>
-        <w:rPr>
-          <w:b/>
-          <w:sz w:val="18"/>
-        </w:rPr>
-        <w:t xml:space="preserve"> </w:t>
-      </w:r>
-      <w:r>
-        <w:rPr>
-          <w:b/>
-          <w:sz w:val="18"/>
-        </w:rPr>
-        <w:t xml:space="preserve">significance</w:t>
-      </w:r>
-      <w:r>
-        <w:rPr>
-          <w:b/>
-          <w:sz w:val="18"/>
-        </w:rPr>
-        <w:t xml:space="preserve"> </w:t>
-      </w:r>
-      <w:r>
-        <w:rPr>
-          <w:b/>
-          <w:sz w:val="18"/>
-        </w:rPr>
-        <w:t xml:space="preserve">(</w:t>
-      </w:r>
-      <w:r>
-        <w:rPr>
-          <w:iCs/>
-          <w:b/>
-          <w:i/>
-          <w:sz w:val="18"/>
-        </w:rPr>
-        <w:t xml:space="preserve">p=0.063</w:t>
-      </w:r>
-      <w:r>
-        <w:rPr>
-          <w:b/>
-          <w:sz w:val="18"/>
-        </w:rPr>
-        <w:t xml:space="preserve">).</w:t>
+        <w:t xml:space="preserve">accuracy.</w:t>
       </w:r>
       <w:r>
         <w:rPr>
@@ -5908,54 +3942,7 @@
         <w:pStyle w:val="FirstParagraph"/>
       </w:pPr>
       <w:r>
-        <w:t xml:space="preserve">Large language model (LLM) assistants that remember facts about their user across conversations must decide, after every message, whether to add a fact, change one they already hold, or drop one. Mistakes are costly in two different ways. A</w:t>
-      </w:r>
-      <w:r>
-        <w:t xml:space="preserve"> </w:t>
-      </w:r>
-      <w:r>
-        <w:rPr>
-          <w:iCs/>
-          <w:i/>
-        </w:rPr>
-        <w:t xml:space="preserve">wrong write</w:t>
-      </w:r>
-      <w:r>
-        <w:t xml:space="preserve"> </w:t>
-      </w:r>
-      <w:r>
-        <w:t xml:space="preserve">replaces or removes something that was true (</w:t>
-      </w:r>
-      <w:r>
-        <w:t xml:space="preserve">“</w:t>
-      </w:r>
-      <w:r>
-        <w:t xml:space="preserve">moved to Pune</w:t>
-      </w:r>
-      <w:r>
-        <w:t xml:space="preserve">”</w:t>
-      </w:r>
-      <w:r>
-        <w:t xml:space="preserve"> </w:t>
-      </w:r>
-      <w:r>
-        <w:t xml:space="preserve">overwrites the true employer), and a</w:t>
-      </w:r>
-      <w:r>
-        <w:t xml:space="preserve"> </w:t>
-      </w:r>
-      <w:r>
-        <w:rPr>
-          <w:iCs/>
-          <w:i/>
-        </w:rPr>
-        <w:t xml:space="preserve">missed update</w:t>
-      </w:r>
-      <w:r>
-        <w:t xml:space="preserve"> </w:t>
-      </w:r>
-      <w:r>
-        <w:t xml:space="preserve">leaves an outdated value active after the user has said that it changed. A growing line of work treats wrong writes as a governance problem and proposes checks before a memory is stored</w:t>
+        <w:t xml:space="preserve">Large language model (LLM) assistants that remember facts about their user across conversations must decide, after every message, whether to add a fact, change one they already hold, or drop one. Related work has contributed in four ways. Benchmarks measure long-term memory through question answering: LoCoMo uses very long agent–agent conversations</w:t>
       </w:r>
       <w:r>
         <w:t xml:space="preserve"> </w:t>
@@ -5964,7 +3951,91 @@
         <w:t xml:space="preserve">[1]</w:t>
       </w:r>
       <w:r>
-        <w:t xml:space="preserve">. A direct form of such a check is to ask the user: changes to existing memories become proposals that the user accepts or rejects, and old values are kept as history.</w:t>
+        <w:t xml:space="preserve">, and LongMemEval tests five memory abilities, among them reasoning about updated facts</w:t>
+      </w:r>
+      <w:r>
+        <w:t xml:space="preserve"> </w:t>
+      </w:r>
+      <w:r>
+        <w:t xml:space="preserve">[2]</w:t>
+      </w:r>
+      <w:r>
+        <w:t xml:space="preserve">. Retrieve-then-update pipelines such as Mem0 extract candidate facts, retrieve the most similar stored memories and let a language model add, update, delete or leave memory unchanged</w:t>
+      </w:r>
+      <w:r>
+        <w:t xml:space="preserve"> </w:t>
+      </w:r>
+      <w:r>
+        <w:t xml:space="preserve">[3]</w:t>
+      </w:r>
+      <w:r>
+        <w:t xml:space="preserve">. Learned and agentic updaters train a policy to write, revise and prune memory (TrustMem</w:t>
+      </w:r>
+      <w:r>
+        <w:t xml:space="preserve"> </w:t>
+      </w:r>
+      <w:r>
+        <w:t xml:space="preserve">[4]</w:t>
+      </w:r>
+      <w:r>
+        <w:t xml:space="preserve">, AgeMem</w:t>
+      </w:r>
+      <w:r>
+        <w:t xml:space="preserve"> </w:t>
+      </w:r>
+      <w:r>
+        <w:t xml:space="preserve">[5]</w:t>
+      </w:r>
+      <w:r>
+        <w:t xml:space="preserve">) or to rewrite a bounded notes field (Supersede</w:t>
+      </w:r>
+      <w:r>
+        <w:t xml:space="preserve"> </w:t>
+      </w:r>
+      <w:r>
+        <w:t xml:space="preserve">[6]</w:t>
+      </w:r>
+      <w:r>
+        <w:t xml:space="preserve">), and retrieval-centred designs organise or filter memory for answering (REALM</w:t>
+      </w:r>
+      <w:r>
+        <w:t xml:space="preserve"> </w:t>
+      </w:r>
+      <w:r>
+        <w:t xml:space="preserve">[7]</w:t>
+      </w:r>
+      <w:r>
+        <w:t xml:space="preserve">, MemGate</w:t>
+      </w:r>
+      <w:r>
+        <w:t xml:space="preserve"> </w:t>
+      </w:r>
+      <w:r>
+        <w:t xml:space="preserve">[8]</w:t>
+      </w:r>
+      <w:r>
+        <w:t xml:space="preserve">). Governance work proposes consistency checks and permission controls before a memory is stored</w:t>
+      </w:r>
+      <w:r>
+        <w:t xml:space="preserve"> </w:t>
+      </w:r>
+      <w:r>
+        <w:t xml:space="preserve">[9]</w:t>
+      </w:r>
+      <w:r>
+        <w:t xml:space="preserve"> </w:t>
+      </w:r>
+      <w:r>
+        <w:t xml:space="preserve">and shows how errors entering through memory updates persist and compound</w:t>
+      </w:r>
+      <w:r>
+        <w:t xml:space="preserve"> </w:t>
+      </w:r>
+      <w:r>
+        <w:t xml:space="preserve">[10], [11]</w:t>
+      </w:r>
+      <w:r>
+        <w:t xml:space="preserve">. Together they show that update failures and stale facts are measurable problems (Sec. II).</w:t>
       </w:r>
     </w:p>
     <w:p>
@@ -5972,7 +4043,17 @@
         <w:pStyle w:val="BodyText"/>
       </w:pPr>
       <w:r>
-        <w:t xml:space="preserve">This paper starts from a simple observation about where such a gate sits. It acts on the operations that the extractor model</w:t>
+        <w:rPr>
+          <w:bCs/>
+          <w:b/>
+        </w:rPr>
+        <w:t xml:space="preserve">Failures that a gate cannot see.</w:t>
+      </w:r>
+      <w:r>
+        <w:t xml:space="preserve"> </w:t>
+      </w:r>
+      <w:r>
+        <w:t xml:space="preserve">The governance studies check or verify what a memory writer</w:t>
       </w:r>
       <w:r>
         <w:t xml:space="preserve"> </w:t>
@@ -5982,18 +4063,10 @@
           <w:iCs/>
           <w:i/>
         </w:rPr>
-        <w:t xml:space="preserve">returns</w:t>
-      </w:r>
-      <w:r>
-        <w:t xml:space="preserve">. An update that the extractor never produces cannot be proposed, and therefore cannot be approved. In a retrieval-based design the extractor can change only the memories that are placed in its prompt, so the choice of these candidates bounds how many updates are possible at all. We therefore ask three questions about a user-controlled memory: (Q1) How much of the damage of extractor errors does the gate remove, and at what cost in user prompts? (Q2) How often is the memory that a change refers to visible to the extractor, and how does this depend on the size of the store and on how the candidates are chosen? (Q3) Does a better candidate selection translate into fewer stale facts with real models, and what does it cost?</w:t>
-      </w:r>
-    </w:p>
-    <w:p>
-      <w:pPr>
-        <w:pStyle w:val="BodyText"/>
-      </w:pPr>
-      <w:r>
-        <w:t xml:space="preserve">We study these questions in AURA, a local assistant with a SQLite memory store, local sentence embeddings and a Gemini extractor, using the assistant’s real server code throughout. The paper makes three contributions:</w:t>
+        <w:t xml:space="preserve">produces</w:t>
+      </w:r>
+      <w:r>
+        <w:t xml:space="preserve">, and the trained updaters reduce errors in the transitions they emit. A direct form of such a check is to ask the user: changes to existing memories become proposals that the user accepts or rejects, and old values are kept as history. None of these works separates a wrong write from a missed update, and none asks whether the record that must change was ever placed before the updater. In a retrieval-based design the extractor can change only the memories in its prompt, so an update it never produces cannot be proposed, and therefore cannot be approved. We close this gap with the following contribution.</w:t>
       </w:r>
     </w:p>
     <w:p>
@@ -6014,14 +4087,45 @@
         <w:t xml:space="preserve"> </w:t>
       </w:r>
       <w:r>
-        <w:t xml:space="preserve">We separate wrong writes from missed updates and show where each is decided. Because AURA discards any operation that names a memory the extractor was not shown, the success of a change factors exactly into whether its target reaches the prompt and whether the change is then proposed and accepted (Sec. III); the gate acts only on the second factor. Under a controlled error model the gate cuts destroyed true facts by 94–98% but leaves stale facts essentially unchanged (Sec. VI).</w:t>
+        <w:t xml:space="preserve">We separate wrong writes from missed updates and show where each is decided. Because AURA discards any operation that names a memory the extractor was not shown, the success of a change factors exactly into whether its target reaches the prompt and whether the change is then proposed and accepted (Sec. III); the gate acts only on the second factor. Under a controlled error model it cuts destroyed true facts by 94–98% but leaves stale facts essentially unchanged (Sec. VI).</w:t>
+      </w:r>
+    </w:p>
+    <w:p>
+      <w:pPr>
+        <w:pStyle w:val="FirstParagraph"/>
+      </w:pPr>
+      <w:r>
+        <w:rPr>
+          <w:bCs/>
+          <w:b/>
+        </w:rPr>
+        <w:t xml:space="preserve">Retrieval that is not aimed at updates.</w:t>
+      </w:r>
+      <w:r>
+        <w:t xml:space="preserve"> </w:t>
+      </w:r>
+      <w:r>
+        <w:t xml:space="preserve">Mem0 retrieves the most similar memories for each new fact, REALM and MemGate retrieve or filter memory for answering, and Supersede avoids retrieval by rewriting whole notes. Of the works we read, none measures whether the record that a requested change must target is in the updater’s prompt, or varies how it is chosen, and the benchmarks grade answers rather than the prompt the updater saw. Recall@</w:t>
+      </w:r>
+      <w:r>
+        <w:rPr>
+          <w:iCs/>
+          <w:i/>
+        </w:rPr>
+        <w:t xml:space="preserve">k</w:t>
+      </w:r>
+      <w:r>
+        <w:t xml:space="preserve"> </w:t>
+      </w:r>
+      <w:r>
+        <w:t xml:space="preserve">of the retriever is the closest quantity, but it ignores the minimum score and the recent-memory slots that decide the final prompt. We contribute the following.</w:t>
       </w:r>
     </w:p>
     <w:p>
       <w:pPr>
         <w:numPr>
           <w:ilvl w:val="0"/>
-          <w:numId w:val="1001"/>
+          <w:numId w:val="1002"/>
         </w:numPr>
       </w:pPr>
       <w:r>
@@ -6029,20 +4133,38 @@
           <w:bCs/>
           <w:b/>
         </w:rPr>
-        <w:t xml:space="preserve">Measurement of target reachability and of what drives it.</w:t>
-      </w:r>
-      <w:r>
-        <w:t xml:space="preserve"> </w:t>
-      </w:r>
-      <w:r>
-        <w:t xml:space="preserve">We define reachability on the final extractor prompt for known change events, distinguish it from retrieval recall, and measure it over store sizes, message forms and kinds of change on two test sets (Sec. VIII). A controlled study on a new test set of 40 personas with 15 selection variants, including same-size, keyword (BM25) and fused baselines and change messages held out from the selection’s cue words, shows that removing the minimum score and searching per sentence each add about 0.1, that more candidates on a change cue add almost nothing on their own, that the adaptive selection reaches the same share as a plain larger list while showing 19% fewer candidates, that keyword and fused rankings do no better than the plain list, that a cross-encoder reranker does better at the same list size, and that about one target in thirteen stays out of reach of every method tested (Sec. IX).</w:t>
+        <w:t xml:space="preserve">Reachability and its drivers.</w:t>
+      </w:r>
+      <w:r>
+        <w:t xml:space="preserve"> </w:t>
+      </w:r>
+      <w:r>
+        <w:t xml:space="preserve">We define reachability on the final extractor prompt for known change events, distinguish it from retrieval recall, and measure it over store sizes, message forms and kinds of change on two test sets (Sec. VIII). A controlled study on a new test set of 40 personas with 15 selection variants, including same-size, keyword (BM25) and fused baselines, a cross-encoder reranker, and change messages held out from the selection’s cue words, shows that removing the minimum score and searching per sentence each add about 0.1, that the adaptive selection reaches the same share as a plain larger list while showing 19% fewer candidates, that keyword and fused rankings do no better than the plain list, and that about one target in thirteen stays out of reach of every method tested (Sec. IX).</w:t>
+      </w:r>
+    </w:p>
+    <w:p>
+      <w:pPr>
+        <w:pStyle w:val="FirstParagraph"/>
+      </w:pPr>
+      <w:r>
+        <w:rPr>
+          <w:bCs/>
+          <w:b/>
+        </w:rPr>
+        <w:t xml:space="preserve">End-to-end evidence and its limits.</w:t>
+      </w:r>
+      <w:r>
+        <w:t xml:space="preserve"> </w:t>
+      </w:r>
+      <w:r>
+        <w:t xml:space="preserve">The benchmarks and most updater studies report answer accuracy or transition-level scores for one configuration. They do not report, with the update gate in place, how many stale facts remain, how many prompts the user must answer, or what a better selection costs in tokens, and none of those we read compares a remedy with a plain larger list or with an oracle that always shows the target. We contribute the following.</w:t>
       </w:r>
     </w:p>
     <w:p>
       <w:pPr>
         <w:numPr>
           <w:ilvl w:val="0"/>
-          <w:numId w:val="1001"/>
+          <w:numId w:val="1003"/>
         </w:numPr>
       </w:pPr>
       <w:r>
@@ -6050,13 +4172,13 @@
           <w:bCs/>
           <w:b/>
         </w:rPr>
-        <w:t xml:space="preserve">End-to-end evidence with real models, with costs.</w:t>
-      </w:r>
-      <w:r>
-        <w:t xml:space="preserve"> </w:t>
-      </w:r>
-      <w:r>
-        <w:t xml:space="preserve">With two Gemini extractors we evaluate the adaptive selection (F2) and a re-proposal rule (F1) in a paired ablation: with F2 (run together with F1) no change target was missing and the stale facts under the gate disappeared, at about 35% more prompt tokens; F1 alone showed no measurable benefit (Sec. X–XI). An external LongMemEval check is reported with its limits (Sec. XII). The harness, both test-set generators and all raw results are released.</w:t>
+        <w:t xml:space="preserve">Real-model evidence with costs.</w:t>
+      </w:r>
+      <w:r>
+        <w:t xml:space="preserve"> </w:t>
+      </w:r>
+      <w:r>
+        <w:t xml:space="preserve">With two Gemini extractors we evaluate the adaptive selection (F2) and a re-proposal rule (F1) in a paired ablation: with F2 (run together with F1) no change target was missing and the stale facts under the gate disappeared, at about 35% more prompt tokens; F1 alone showed no measurable benefit (Sec. X–XI). A six-persona pilot adds a plain list of 24 and an oracle-target condition (Sec. IX-A), and a check on all 72 LongMemEval knowledge-update questions is reported with its limits (Sec. XII). The harness, both test-set generators and all raw results are released.</w:t>
       </w:r>
     </w:p>
     <w:p>
@@ -6064,103 +4186,7 @@
         <w:pStyle w:val="FirstParagraph"/>
       </w:pPr>
       <w:r>
-        <w:t xml:space="preserve">We do not claim to be the first to study memory-update failures, omissions or retrieval before updating; recent work addresses these from other angles (Sec. II). Our contribution is narrower: a measured account of target visibility as a bottleneck in an approval-gated, retrieval-based update pipeline.</w:t>
-      </w:r>
-    </w:p>
-    <w:p>
-      <w:pPr>
-        <w:pStyle w:val="BodyText"/>
-      </w:pPr>
-      <w:r>
-        <w:t xml:space="preserve">A concrete case from our data (Sec. XI-B) shows the problem. A persona says</w:t>
-      </w:r>
-      <w:r>
-        <w:t xml:space="preserve"> </w:t>
-      </w:r>
-      <w:r>
-        <w:t xml:space="preserve">“</w:t>
-      </w:r>
-      <w:r>
-        <w:t xml:space="preserve">I drive a Seltos</w:t>
-      </w:r>
-      <w:r>
-        <w:t xml:space="preserve">”</w:t>
-      </w:r>
-      <w:r>
-        <w:t xml:space="preserve"> </w:t>
-      </w:r>
-      <w:r>
-        <w:t xml:space="preserve">in one session and, three sessions later,</w:t>
-      </w:r>
-      <w:r>
-        <w:t xml:space="preserve"> </w:t>
-      </w:r>
-      <w:r>
-        <w:t xml:space="preserve">“</w:t>
-      </w:r>
-      <w:r>
-        <w:t xml:space="preserve">I sold my old car and bought a Swift.</w:t>
-      </w:r>
-      <w:r>
-        <w:t xml:space="preserve">”</w:t>
-      </w:r>
-      <w:r>
-        <w:t xml:space="preserve"> </w:t>
-      </w:r>
-      <w:r>
-        <w:t xml:space="preserve">With default settings the extractor was shown neither the stored</w:t>
-      </w:r>
-      <w:r>
-        <w:t xml:space="preserve"> </w:t>
-      </w:r>
-      <w:r>
-        <w:t xml:space="preserve">“</w:t>
-      </w:r>
-      <w:r>
-        <w:t xml:space="preserve">Seltos</w:t>
-      </w:r>
-      <w:r>
-        <w:t xml:space="preserve">”</w:t>
-      </w:r>
-      <w:r>
-        <w:t xml:space="preserve"> </w:t>
-      </w:r>
-      <w:r>
-        <w:t xml:space="preserve">memory (the sentence is a poor match for it) nor a reason to look for it; it added</w:t>
-      </w:r>
-      <w:r>
-        <w:t xml:space="preserve"> </w:t>
-      </w:r>
-      <w:r>
-        <w:t xml:space="preserve">“</w:t>
-      </w:r>
-      <w:r>
-        <w:t xml:space="preserve">bought a Swift</w:t>
-      </w:r>
-      <w:r>
-        <w:t xml:space="preserve">”</w:t>
-      </w:r>
-      <w:r>
-        <w:t xml:space="preserve"> </w:t>
-      </w:r>
-      <w:r>
-        <w:t xml:space="preserve">as a new fact, and the outdated Seltos memory stayed active. The review gate never saw an update to approve. The same persona under the new selection produced the update, the user approved it, and the history was kept.</w:t>
-      </w:r>
-    </w:p>
-    <w:p>
-      <w:pPr>
-        <w:pStyle w:val="BodyText"/>
-      </w:pPr>
-      <w:r>
-        <w:t xml:space="preserve">The rest of the paper is organised as follows. Section II places the work among related studies, Section III defines the problem and the quantities we measure, Section IV describes the memory system, and Section V the evaluation. Sections VI–XII give results in the order policies, retrieval, reachability, selection components, ablation, real extractors and LongMemEval; Sections XIII–XV discuss implications, limits and future work.</w:t>
-      </w:r>
-    </w:p>
-    <w:p>
-      <w:pPr>
-        <w:pStyle w:val="BodyText"/>
-      </w:pPr>
-      <w:r>
-        <w:t xml:space="preserve">We deliberately keep claims narrow. The personas are synthetic and English, the real-model samples are small, the user is simulated, and no user study was run (Sec. XIV).</w:t>
+        <w:t xml:space="preserve">The rest of the paper is organised as follows. Section II places the work among related studies, Section III defines the problem and the quantities we measure, Section IV describes the memory system, and Section V the evaluation. Section VI shows what the gate protects, Sections VII and VIII how often the target reaches the extractor, and Section IX which part of candidate selection matters. Sections X and XI report the ablation and the real Gemini extractors, and Section XII the LongMemEval check. Sections XIII–XV discuss implications, limits and future work. We deliberately keep claims narrow: the personas are synthetic and English, the real-model samples are small, the user is simulated, and no user study was run (Sec. XIV).</w:t>
       </w:r>
     </w:p>
     <w:bookmarkEnd w:id="20"/>
@@ -6194,16 +4220,16 @@
         <w:t xml:space="preserve"> </w:t>
       </w:r>
       <w:r>
+        <w:t xml:space="preserve">[1]</w:t>
+      </w:r>
+      <w:r>
+        <w:t xml:space="preserve">. LongMemEval benchmarks chat assistants on five long-term memory abilities, among them reasoning about updated facts, and splits memory design into indexing, retrieval and reading</w:t>
+      </w:r>
+      <w:r>
+        <w:t xml:space="preserve"> </w:t>
+      </w:r>
+      <w:r>
         <w:t xml:space="preserve">[2]</w:t>
-      </w:r>
-      <w:r>
-        <w:t xml:space="preserve">. LongMemEval benchmarks chat assistants on five long-term memory abilities, among them reasoning about updated facts, and splits memory design into indexing, retrieval and reading</w:t>
-      </w:r>
-      <w:r>
-        <w:t xml:space="preserve"> </w:t>
-      </w:r>
-      <w:r>
-        <w:t xml:space="preserve">[3]</w:t>
       </w:r>
       <w:r>
         <w:t xml:space="preserve">. We use LongMemEval’s knowledge-update questions as an external check (Sec. XII).</w:t>
@@ -6230,7 +4256,7 @@
         <w:t xml:space="preserve"> </w:t>
       </w:r>
       <w:r>
-        <w:t xml:space="preserve">[4]</w:t>
+        <w:t xml:space="preserve">[3]</w:t>
       </w:r>
       <w:r>
         <w:t xml:space="preserve">. AURA’s default pipeline follows the same pattern, with two differences: changes to existing memories wait for the user, and old values are kept. Our results therefore bear on any pipeline of this shape: whatever the retriever does not place before the model cannot be updated.</w:t>
@@ -6257,7 +4283,7 @@
         <w:t xml:space="preserve"> </w:t>
       </w:r>
       <w:r>
-        <w:t xml:space="preserve">[5]</w:t>
+        <w:t xml:space="preserve">[4]</w:t>
       </w:r>
       <w:r>
         <w:t xml:space="preserve">. A frozen language model, the Memory Transition Verifier, scores each transition for</w:t>
@@ -6327,7 +4353,7 @@
         <w:t xml:space="preserve"> </w:t>
       </w:r>
       <w:r>
-        <w:t xml:space="preserve">[6]</w:t>
+        <w:t xml:space="preserve">[5]</w:t>
       </w:r>
       <w:r>
         <w:t xml:space="preserve">; which records the policy sees when it updates is part of what it learns, and is not measured separately. Supersede maintains a bounded notes memory that the agent rewrites after each session; on the 78 knowledge-update questions of LongMemEval, bounded memory lowers accuracy from 92% to 77% for a frontier model (paired McNemar</w:t>
@@ -6349,7 +4375,7 @@
         <w:t xml:space="preserve"> </w:t>
       </w:r>
       <w:r>
-        <w:t xml:space="preserve">[7]</w:t>
+        <w:t xml:space="preserve">[6]</w:t>
       </w:r>
       <w:r>
         <w:t xml:space="preserve">. Because the whole notes field is rewritten, no retrieval step stands between memory and updater there; the gap Supersede measures is one of maintenance, while ours is one of visibility. Both papers support the premise that stale facts are a real, distinct failure, and Supersede’s finding that bounded memory stays below full context matches our LongMemEval observation. PAMU tracks evolving preferences as a vector, combining sliding-window averages and exponential moving averages with a change-detection signal, and evaluates on LoCoMo</w:t>
@@ -6358,7 +4384,7 @@
         <w:t xml:space="preserve"> </w:t>
       </w:r>
       <w:r>
-        <w:t xml:space="preserve">[8]</w:t>
+        <w:t xml:space="preserve">[12]</w:t>
       </w:r>
       <w:r>
         <w:t xml:space="preserve">; it updates a preference representation, not discrete stored facts.</w:t>
@@ -6385,7 +4411,7 @@
         <w:t xml:space="preserve"> </w:t>
       </w:r>
       <w:r>
-        <w:t xml:space="preserve">[9]</w:t>
+        <w:t xml:space="preserve">[7]</w:t>
       </w:r>
       <w:r>
         <w:t xml:space="preserve">. Retrieval there serves answering and drives reorganisation; it is not used to choose the record that a requested change must target. MemGate places a 9M-parameter, query-conditioned gate between a vector store and the model that decides which retrieved memories are admitted</w:t>
@@ -6394,7 +4420,7 @@
         <w:t xml:space="preserve"> </w:t>
       </w:r>
       <w:r>
-        <w:t xml:space="preserve">[10]</w:t>
+        <w:t xml:space="preserve">[8]</w:t>
       </w:r>
       <w:r>
         <w:t xml:space="preserve">; on a personal-agent environment with GPT-4o-mini it lowers cross-domain leakage from 27.0% to 3.5% and jailbreak success from 16.8% to 4.4%, while LoCoMo F1 rises from 38.9 to 40.8. MemGate filters what reaches a response; a filter placed after candidate selection can only remove candidates, so it cannot raise the reachability we study, although it could make larger candidate lists safer.</w:t>
@@ -6421,7 +4447,7 @@
         <w:t xml:space="preserve"> </w:t>
       </w:r>
       <w:r>
-        <w:t xml:space="preserve">[1]</w:t>
+        <w:t xml:space="preserve">[9]</w:t>
       </w:r>
       <w:r>
         <w:t xml:space="preserve">. Xiong et al. show that adding and deleting stored experiences changes agent behaviour and that errors can compound through retrieval</w:t>
@@ -6430,16 +4456,16 @@
         <w:t xml:space="preserve"> </w:t>
       </w:r>
       <w:r>
+        <w:t xml:space="preserve">[10]</w:t>
+      </w:r>
+      <w:r>
+        <w:t xml:space="preserve">; Xiao et al. trace how errors entering through memory updates persist over turns</w:t>
+      </w:r>
+      <w:r>
+        <w:t xml:space="preserve"> </w:t>
+      </w:r>
+      <w:r>
         <w:t xml:space="preserve">[11]</w:t>
-      </w:r>
-      <w:r>
-        <w:t xml:space="preserve">; Xiao et al. trace how errors entering through memory updates persist over turns</w:t>
-      </w:r>
-      <w:r>
-        <w:t xml:space="preserve"> </w:t>
-      </w:r>
-      <w:r>
-        <w:t xml:space="preserve">[12]</w:t>
       </w:r>
       <w:r>
         <w:t xml:space="preserve">; Chu surveys security threats to agents by layer</w:t>
@@ -6671,7 +4697,7 @@
                 <w:rFonts w:ascii="Times New Roman" w:hAnsi="Times New Roman"/>
                 <w:sz w:val="16"/>
               </w:rPr>
-              <w:t xml:space="preserve">[4]</w:t>
+              <w:t xml:space="preserve">[3]</w:t>
             </w:r>
           </w:p>
         </w:tc>
@@ -6802,7 +4828,7 @@
                 <w:rFonts w:ascii="Times New Roman" w:hAnsi="Times New Roman"/>
                 <w:sz w:val="16"/>
               </w:rPr>
-              <w:t xml:space="preserve">[5]</w:t>
+              <w:t xml:space="preserve">[4]</w:t>
             </w:r>
           </w:p>
         </w:tc>
@@ -6942,7 +4968,7 @@
                 <w:rFonts w:ascii="Times New Roman" w:hAnsi="Times New Roman"/>
                 <w:sz w:val="16"/>
               </w:rPr>
-              <w:t xml:space="preserve">[6]</w:t>
+              <w:t xml:space="preserve">[5]</w:t>
             </w:r>
           </w:p>
         </w:tc>
@@ -7073,7 +5099,7 @@
                 <w:rFonts w:ascii="Times New Roman" w:hAnsi="Times New Roman"/>
                 <w:sz w:val="16"/>
               </w:rPr>
-              <w:t xml:space="preserve">[7]</w:t>
+              <w:t xml:space="preserve">[6]</w:t>
             </w:r>
           </w:p>
         </w:tc>
@@ -7220,7 +5246,7 @@
                 <w:rFonts w:ascii="Times New Roman" w:hAnsi="Times New Roman"/>
                 <w:sz w:val="16"/>
               </w:rPr>
-              <w:t xml:space="preserve">[8]</w:t>
+              <w:t xml:space="preserve">[12]</w:t>
             </w:r>
           </w:p>
         </w:tc>
@@ -7351,7 +5377,7 @@
                 <w:rFonts w:ascii="Times New Roman" w:hAnsi="Times New Roman"/>
                 <w:sz w:val="16"/>
               </w:rPr>
-              <w:t xml:space="preserve">[9]</w:t>
+              <w:t xml:space="preserve">[7]</w:t>
             </w:r>
           </w:p>
         </w:tc>
@@ -7482,7 +5508,7 @@
                 <w:rFonts w:ascii="Times New Roman" w:hAnsi="Times New Roman"/>
                 <w:sz w:val="16"/>
               </w:rPr>
-              <w:t xml:space="preserve">[10]</w:t>
+              <w:t xml:space="preserve">[8]</w:t>
             </w:r>
           </w:p>
         </w:tc>
@@ -7673,7 +5699,7 @@
                 <w:i/>
                 <w:sz w:val="16"/>
               </w:rPr>
-              <w:t xml:space="preserve">n=30</w:t>
+              <w:t xml:space="preserve">n=72</w:t>
             </w:r>
             <w:r>
               <w:rPr>
@@ -9579,7 +7605,7 @@
       <w:pPr>
         <w:numPr>
           <w:ilvl w:val="0"/>
-          <w:numId w:val="1002"/>
+          <w:numId w:val="1004"/>
         </w:numPr>
       </w:pPr>
       <w:r>
@@ -9597,7 +7623,7 @@
       <w:pPr>
         <w:numPr>
           <w:ilvl w:val="0"/>
-          <w:numId w:val="1002"/>
+          <w:numId w:val="1004"/>
         </w:numPr>
       </w:pPr>
       <w:r>
@@ -9615,7 +7641,7 @@
       <w:pPr>
         <w:numPr>
           <w:ilvl w:val="0"/>
-          <w:numId w:val="1002"/>
+          <w:numId w:val="1004"/>
         </w:numPr>
       </w:pPr>
       <w:r>
@@ -9633,7 +7659,7 @@
       <w:pPr>
         <w:numPr>
           <w:ilvl w:val="0"/>
-          <w:numId w:val="1002"/>
+          <w:numId w:val="1004"/>
         </w:numPr>
       </w:pPr>
       <w:r>
@@ -9829,7 +7855,7 @@
       <w:pPr>
         <w:numPr>
           <w:ilvl w:val="0"/>
-          <w:numId w:val="1003"/>
+          <w:numId w:val="1005"/>
         </w:numPr>
       </w:pPr>
       <w:r>
@@ -9863,7 +7889,7 @@
       <w:pPr>
         <w:numPr>
           <w:ilvl w:val="0"/>
-          <w:numId w:val="1003"/>
+          <w:numId w:val="1005"/>
         </w:numPr>
       </w:pPr>
       <w:r>
@@ -9874,7 +7900,7 @@
       <w:pPr>
         <w:numPr>
           <w:ilvl w:val="0"/>
-          <w:numId w:val="1003"/>
+          <w:numId w:val="1005"/>
         </w:numPr>
       </w:pPr>
       <w:r>
@@ -9924,7 +7950,7 @@
       <w:pPr>
         <w:numPr>
           <w:ilvl w:val="0"/>
-          <w:numId w:val="1003"/>
+          <w:numId w:val="1005"/>
         </w:numPr>
       </w:pPr>
       <w:r>
@@ -9980,7 +8006,7 @@
       <w:pPr>
         <w:numPr>
           <w:ilvl w:val="0"/>
-          <w:numId w:val="1003"/>
+          <w:numId w:val="1005"/>
         </w:numPr>
       </w:pPr>
       <w:r>
@@ -10017,7 +8043,7 @@
       <w:pPr>
         <w:numPr>
           <w:ilvl w:val="0"/>
-          <w:numId w:val="1003"/>
+          <w:numId w:val="1005"/>
         </w:numPr>
       </w:pPr>
       <w:r>
@@ -10041,7 +8067,7 @@
       <w:pPr>
         <w:numPr>
           <w:ilvl w:val="0"/>
-          <w:numId w:val="1003"/>
+          <w:numId w:val="1005"/>
         </w:numPr>
       </w:pPr>
       <w:r>
@@ -10742,7 +8768,7 @@
       <w:pPr>
         <w:numPr>
           <w:ilvl w:val="0"/>
-          <w:numId w:val="1004"/>
+          <w:numId w:val="1006"/>
         </w:numPr>
       </w:pPr>
       <w:r>
@@ -10753,7 +8779,7 @@
       <w:pPr>
         <w:numPr>
           <w:ilvl w:val="0"/>
-          <w:numId w:val="1004"/>
+          <w:numId w:val="1006"/>
         </w:numPr>
       </w:pPr>
       <w:r>
@@ -10764,7 +8790,7 @@
       <w:pPr>
         <w:numPr>
           <w:ilvl w:val="0"/>
-          <w:numId w:val="1004"/>
+          <w:numId w:val="1006"/>
         </w:numPr>
       </w:pPr>
       <w:r>
@@ -10775,7 +8801,7 @@
       <w:pPr>
         <w:numPr>
           <w:ilvl w:val="0"/>
-          <w:numId w:val="1004"/>
+          <w:numId w:val="1006"/>
         </w:numPr>
       </w:pPr>
       <w:r>
@@ -10786,7 +8812,7 @@
       <w:pPr>
         <w:numPr>
           <w:ilvl w:val="0"/>
-          <w:numId w:val="1004"/>
+          <w:numId w:val="1006"/>
         </w:numPr>
       </w:pPr>
       <w:r>
@@ -10797,7 +8823,7 @@
       <w:pPr>
         <w:numPr>
           <w:ilvl w:val="0"/>
-          <w:numId w:val="1004"/>
+          <w:numId w:val="1006"/>
         </w:numPr>
       </w:pPr>
       <w:r>
@@ -29128,7 +27154,7 @@
         <w:t xml:space="preserve"> </w:t>
       </w:r>
       <w:r>
-        <w:t xml:space="preserve">condition adds the true target to the default candidates; it is a diagnostic upper bound on what better selection could give, not a method. Eight personas were planned. Two (p07 and p08) failed because the API quota was exhausted (HTTP 429 on all their turns in seven of eight runs); we excluded them, and report the six personas whose four runs completed without any error (72 change turns per selection). The result is a pilot: six personas, one seed, one model, and persona-clustered intervals that are wide.</w:t>
+        <w:t xml:space="preserve">condition adds the true target to the default candidates; it is a diagnostic upper bound on what better selection could give, not a method. Eight personas were planned. Two (p07 and p08) could not be completed: the API quota was exhausted (HTTP 429), first in seven of their eight runs and again in a repeat attempt, which finished only two of those seven; we excluded both personas, and report the six personas whose four runs completed without any error (72 change turns per selection). The result is a pilot: six personas, one seed, one model, and persona-clustered intervals that are wide.</w:t>
       </w:r>
     </w:p>
     <w:p>
@@ -42641,10 +40667,10 @@
         <w:t xml:space="preserve"> </w:t>
       </w:r>
       <w:r>
-        <w:t xml:space="preserve">[3]</w:t>
-      </w:r>
-      <w:r>
-        <w:t xml:space="preserve">. We took 30 such questions of the</w:t>
+        <w:t xml:space="preserve">[2]</w:t>
+      </w:r>
+      <w:r>
+        <w:t xml:space="preserve">. We took 72 such questions of the</w:t>
       </w:r>
       <w:r>
         <w:t xml:space="preserve"> </w:t>
@@ -42671,7 +40697,7 @@
         <w:rPr>
           <w:rStyle w:val="VerbatimChar"/>
         </w:rPr>
-        <w:t xml:space="preserve">gemini-3.1-flash-lite</w:t>
+        <w:t xml:space="preserve">gemini-3.5-flash-lite</w:t>
       </w:r>
       <w:r>
         <w:t xml:space="preserve">. There is no label for which memory changes are right, so the gate’s reviewer is an oracle approximation: it accepts proposals made while reading an evidence session and rejects the rest. This gate figure is therefore an upper-bracket, not a measurement of real users. Baselines are answering with no memory and with the raw sessions as context.</w:t>
@@ -42721,7 +40747,7 @@
           <w:smallCaps w:val="0"/>
           <w:sz w:val="16"/>
         </w:rPr>
-        <w:t xml:space="preserve">n=30</w:t>
+        <w:t xml:space="preserve">n=72</w:t>
       </w:r>
       <w:r>
         <w:rPr>
@@ -43104,108 +41130,99 @@
                 <w:rFonts w:ascii="Times New Roman" w:hAnsi="Times New Roman"/>
                 <w:sz w:val="14"/>
               </w:rPr>
-              <w:t xml:space="preserve">0.767</w:t>
-            </w:r>
-          </w:p>
-        </w:tc>
-        <w:tc>
-          <w:tcPr>
-            <w:tcMar>
-              <w:left w:w="40" w:type="dxa"/>
-              <w:right w:w="40" w:type="dxa"/>
-            </w:tcMar>
-          </w:tcPr>
-          <w:p>
-            <w:pPr>
-              <w:pStyle w:val="Compact"/>
-              <w:keepNext/>
-              <w:spacing w:after="0"/>
-              <w:jc w:val="left"/>
-            </w:pPr>
-            <w:r>
-              <w:rPr>
-                <w:rFonts w:ascii="Times New Roman" w:hAnsi="Times New Roman"/>
-                <w:sz w:val="14"/>
-              </w:rPr>
-              <w:t xml:space="preserve">0.733</w:t>
-            </w:r>
-          </w:p>
-        </w:tc>
-        <w:tc>
-          <w:tcPr>
-            <w:tcMar>
-              <w:left w:w="40" w:type="dxa"/>
-              <w:right w:w="40" w:type="dxa"/>
-            </w:tcMar>
-          </w:tcPr>
-          <w:p>
-            <w:pPr>
-              <w:pStyle w:val="Compact"/>
-              <w:keepNext/>
-              <w:spacing w:after="0"/>
-              <w:jc w:val="left"/>
-            </w:pPr>
-            <w:r>
-              <w:rPr>
-                <w:iCs/>
-                <w:rFonts w:ascii="Times New Roman" w:hAnsi="Times New Roman"/>
-                <w:i/>
-                <w:sz w:val="14"/>
-              </w:rPr>
-              <w:t xml:space="preserve">-</w:t>
-            </w:r>
-            <w:r>
-              <w:rPr>
-                <w:rFonts w:ascii="Times New Roman" w:hAnsi="Times New Roman"/>
-                <w:sz w:val="14"/>
-              </w:rPr>
-              <w:t xml:space="preserve">0.033</w:t>
-            </w:r>
-          </w:p>
-        </w:tc>
-        <w:tc>
-          <w:tcPr>
-            <w:tcMar>
-              <w:left w:w="40" w:type="dxa"/>
-              <w:right w:w="40" w:type="dxa"/>
-            </w:tcMar>
-          </w:tcPr>
-          <w:p>
-            <w:pPr>
-              <w:pStyle w:val="Compact"/>
-              <w:keepNext/>
-              <w:spacing w:after="0"/>
-              <w:jc w:val="left"/>
-            </w:pPr>
-            <w:r>
-              <w:rPr>
-                <w:rFonts w:ascii="Times New Roman" w:hAnsi="Times New Roman"/>
-                <w:sz w:val="14"/>
-              </w:rPr>
-              <w:t xml:space="preserve">1/0</w:t>
-            </w:r>
-          </w:p>
-        </w:tc>
-        <w:tc>
-          <w:tcPr>
-            <w:tcMar>
-              <w:left w:w="40" w:type="dxa"/>
-              <w:right w:w="40" w:type="dxa"/>
-            </w:tcMar>
-          </w:tcPr>
-          <w:p>
-            <w:pPr>
-              <w:pStyle w:val="Compact"/>
-              <w:keepNext/>
-              <w:spacing w:after="0"/>
-              <w:jc w:val="left"/>
-            </w:pPr>
-            <w:r>
-              <w:rPr>
-                <w:rFonts w:ascii="Times New Roman" w:hAnsi="Times New Roman"/>
-                <w:sz w:val="14"/>
-              </w:rPr>
-              <w:t xml:space="preserve">1.000</w:t>
+              <w:t xml:space="preserve">0.819</w:t>
+            </w:r>
+          </w:p>
+        </w:tc>
+        <w:tc>
+          <w:tcPr>
+            <w:tcMar>
+              <w:left w:w="40" w:type="dxa"/>
+              <w:right w:w="40" w:type="dxa"/>
+            </w:tcMar>
+          </w:tcPr>
+          <w:p>
+            <w:pPr>
+              <w:pStyle w:val="Compact"/>
+              <w:keepNext/>
+              <w:spacing w:after="0"/>
+              <w:jc w:val="left"/>
+            </w:pPr>
+            <w:r>
+              <w:rPr>
+                <w:rFonts w:ascii="Times New Roman" w:hAnsi="Times New Roman"/>
+                <w:sz w:val="14"/>
+              </w:rPr>
+              <w:t xml:space="preserve">0.847</w:t>
+            </w:r>
+          </w:p>
+        </w:tc>
+        <w:tc>
+          <w:tcPr>
+            <w:tcMar>
+              <w:left w:w="40" w:type="dxa"/>
+              <w:right w:w="40" w:type="dxa"/>
+            </w:tcMar>
+          </w:tcPr>
+          <w:p>
+            <w:pPr>
+              <w:pStyle w:val="Compact"/>
+              <w:keepNext/>
+              <w:spacing w:after="0"/>
+              <w:jc w:val="left"/>
+            </w:pPr>
+            <w:r>
+              <w:rPr>
+                <w:rFonts w:ascii="Times New Roman" w:hAnsi="Times New Roman"/>
+                <w:sz w:val="14"/>
+              </w:rPr>
+              <w:t xml:space="preserve">+0.028</w:t>
+            </w:r>
+          </w:p>
+        </w:tc>
+        <w:tc>
+          <w:tcPr>
+            <w:tcMar>
+              <w:left w:w="40" w:type="dxa"/>
+              <w:right w:w="40" w:type="dxa"/>
+            </w:tcMar>
+          </w:tcPr>
+          <w:p>
+            <w:pPr>
+              <w:pStyle w:val="Compact"/>
+              <w:keepNext/>
+              <w:spacing w:after="0"/>
+              <w:jc w:val="left"/>
+            </w:pPr>
+            <w:r>
+              <w:rPr>
+                <w:rFonts w:ascii="Times New Roman" w:hAnsi="Times New Roman"/>
+                <w:sz w:val="14"/>
+              </w:rPr>
+              <w:t xml:space="preserve">0/2</w:t>
+            </w:r>
+          </w:p>
+        </w:tc>
+        <w:tc>
+          <w:tcPr>
+            <w:tcMar>
+              <w:left w:w="40" w:type="dxa"/>
+              <w:right w:w="40" w:type="dxa"/>
+            </w:tcMar>
+          </w:tcPr>
+          <w:p>
+            <w:pPr>
+              <w:pStyle w:val="Compact"/>
+              <w:keepNext/>
+              <w:spacing w:after="0"/>
+              <w:jc w:val="left"/>
+            </w:pPr>
+            <w:r>
+              <w:rPr>
+                <w:rFonts w:ascii="Times New Roman" w:hAnsi="Times New Roman"/>
+                <w:sz w:val="14"/>
+              </w:rPr>
+              <w:t xml:space="preserve">0.500</w:t>
             </w:r>
           </w:p>
         </w:tc>
@@ -43253,108 +41270,99 @@
                 <w:rFonts w:ascii="Times New Roman" w:hAnsi="Times New Roman"/>
                 <w:sz w:val="14"/>
               </w:rPr>
-              <w:t xml:space="preserve">0.400</w:t>
-            </w:r>
-          </w:p>
-        </w:tc>
-        <w:tc>
-          <w:tcPr>
-            <w:tcMar>
-              <w:left w:w="40" w:type="dxa"/>
-              <w:right w:w="40" w:type="dxa"/>
-            </w:tcMar>
-          </w:tcPr>
-          <w:p>
-            <w:pPr>
-              <w:pStyle w:val="Compact"/>
-              <w:keepNext/>
-              <w:spacing w:after="0"/>
-              <w:jc w:val="left"/>
-            </w:pPr>
-            <w:r>
-              <w:rPr>
-                <w:rFonts w:ascii="Times New Roman" w:hAnsi="Times New Roman"/>
-                <w:sz w:val="14"/>
-              </w:rPr>
-              <w:t xml:space="preserve">0.333</w:t>
-            </w:r>
-          </w:p>
-        </w:tc>
-        <w:tc>
-          <w:tcPr>
-            <w:tcMar>
-              <w:left w:w="40" w:type="dxa"/>
-              <w:right w:w="40" w:type="dxa"/>
-            </w:tcMar>
-          </w:tcPr>
-          <w:p>
-            <w:pPr>
-              <w:pStyle w:val="Compact"/>
-              <w:keepNext/>
-              <w:spacing w:after="0"/>
-              <w:jc w:val="left"/>
-            </w:pPr>
-            <w:r>
-              <w:rPr>
-                <w:iCs/>
-                <w:rFonts w:ascii="Times New Roman" w:hAnsi="Times New Roman"/>
-                <w:i/>
-                <w:sz w:val="14"/>
-              </w:rPr>
-              <w:t xml:space="preserve">-</w:t>
-            </w:r>
-            <w:r>
-              <w:rPr>
-                <w:rFonts w:ascii="Times New Roman" w:hAnsi="Times New Roman"/>
-                <w:sz w:val="14"/>
-              </w:rPr>
-              <w:t xml:space="preserve">0.067</w:t>
-            </w:r>
-          </w:p>
-        </w:tc>
-        <w:tc>
-          <w:tcPr>
-            <w:tcMar>
-              <w:left w:w="40" w:type="dxa"/>
-              <w:right w:w="40" w:type="dxa"/>
-            </w:tcMar>
-          </w:tcPr>
-          <w:p>
-            <w:pPr>
-              <w:pStyle w:val="Compact"/>
-              <w:keepNext/>
-              <w:spacing w:after="0"/>
-              <w:jc w:val="left"/>
-            </w:pPr>
-            <w:r>
-              <w:rPr>
-                <w:rFonts w:ascii="Times New Roman" w:hAnsi="Times New Roman"/>
-                <w:sz w:val="14"/>
-              </w:rPr>
-              <w:t xml:space="preserve">3/1</w:t>
-            </w:r>
-          </w:p>
-        </w:tc>
-        <w:tc>
-          <w:tcPr>
-            <w:tcMar>
-              <w:left w:w="40" w:type="dxa"/>
-              <w:right w:w="40" w:type="dxa"/>
-            </w:tcMar>
-          </w:tcPr>
-          <w:p>
-            <w:pPr>
-              <w:pStyle w:val="Compact"/>
-              <w:keepNext/>
-              <w:spacing w:after="0"/>
-              <w:jc w:val="left"/>
-            </w:pPr>
-            <w:r>
-              <w:rPr>
-                <w:rFonts w:ascii="Times New Roman" w:hAnsi="Times New Roman"/>
-                <w:sz w:val="14"/>
-              </w:rPr>
-              <w:t xml:space="preserve">0.625</w:t>
+              <w:t xml:space="preserve">0.361</w:t>
+            </w:r>
+          </w:p>
+        </w:tc>
+        <w:tc>
+          <w:tcPr>
+            <w:tcMar>
+              <w:left w:w="40" w:type="dxa"/>
+              <w:right w:w="40" w:type="dxa"/>
+            </w:tcMar>
+          </w:tcPr>
+          <w:p>
+            <w:pPr>
+              <w:pStyle w:val="Compact"/>
+              <w:keepNext/>
+              <w:spacing w:after="0"/>
+              <w:jc w:val="left"/>
+            </w:pPr>
+            <w:r>
+              <w:rPr>
+                <w:rFonts w:ascii="Times New Roman" w:hAnsi="Times New Roman"/>
+                <w:sz w:val="14"/>
+              </w:rPr>
+              <w:t xml:space="preserve">0.361</w:t>
+            </w:r>
+          </w:p>
+        </w:tc>
+        <w:tc>
+          <w:tcPr>
+            <w:tcMar>
+              <w:left w:w="40" w:type="dxa"/>
+              <w:right w:w="40" w:type="dxa"/>
+            </w:tcMar>
+          </w:tcPr>
+          <w:p>
+            <w:pPr>
+              <w:pStyle w:val="Compact"/>
+              <w:keepNext/>
+              <w:spacing w:after="0"/>
+              <w:jc w:val="left"/>
+            </w:pPr>
+            <w:r>
+              <w:rPr>
+                <w:rFonts w:ascii="Times New Roman" w:hAnsi="Times New Roman"/>
+                <w:sz w:val="14"/>
+              </w:rPr>
+              <w:t xml:space="preserve">+0.000</w:t>
+            </w:r>
+          </w:p>
+        </w:tc>
+        <w:tc>
+          <w:tcPr>
+            <w:tcMar>
+              <w:left w:w="40" w:type="dxa"/>
+              <w:right w:w="40" w:type="dxa"/>
+            </w:tcMar>
+          </w:tcPr>
+          <w:p>
+            <w:pPr>
+              <w:pStyle w:val="Compact"/>
+              <w:keepNext/>
+              <w:spacing w:after="0"/>
+              <w:jc w:val="left"/>
+            </w:pPr>
+            <w:r>
+              <w:rPr>
+                <w:rFonts w:ascii="Times New Roman" w:hAnsi="Times New Roman"/>
+                <w:sz w:val="14"/>
+              </w:rPr>
+              <w:t xml:space="preserve">12/12</w:t>
+            </w:r>
+          </w:p>
+        </w:tc>
+        <w:tc>
+          <w:tcPr>
+            <w:tcMar>
+              <w:left w:w="40" w:type="dxa"/>
+              <w:right w:w="40" w:type="dxa"/>
+            </w:tcMar>
+          </w:tcPr>
+          <w:p>
+            <w:pPr>
+              <w:pStyle w:val="Compact"/>
+              <w:keepNext/>
+              <w:spacing w:after="0"/>
+              <w:jc w:val="left"/>
+            </w:pPr>
+            <w:r>
+              <w:rPr>
+                <w:rFonts w:ascii="Times New Roman" w:hAnsi="Times New Roman"/>
+                <w:sz w:val="14"/>
+              </w:rPr>
+              <w:t xml:space="preserve">1.000</w:t>
             </w:r>
           </w:p>
         </w:tc>
@@ -43402,99 +41410,108 @@
                 <w:rFonts w:ascii="Times New Roman" w:hAnsi="Times New Roman"/>
                 <w:sz w:val="14"/>
               </w:rPr>
-              <w:t xml:space="preserve">0.467</w:t>
-            </w:r>
-          </w:p>
-        </w:tc>
-        <w:tc>
-          <w:tcPr>
-            <w:tcMar>
-              <w:left w:w="40" w:type="dxa"/>
-              <w:right w:w="40" w:type="dxa"/>
-            </w:tcMar>
-          </w:tcPr>
-          <w:p>
-            <w:pPr>
-              <w:pStyle w:val="Compact"/>
-              <w:keepNext/>
-              <w:spacing w:after="0"/>
-              <w:jc w:val="left"/>
-            </w:pPr>
-            <w:r>
-              <w:rPr>
-                <w:rFonts w:ascii="Times New Roman" w:hAnsi="Times New Roman"/>
-                <w:sz w:val="14"/>
-              </w:rPr>
-              <w:t xml:space="preserve">0.500</w:t>
-            </w:r>
-          </w:p>
-        </w:tc>
-        <w:tc>
-          <w:tcPr>
-            <w:tcMar>
-              <w:left w:w="40" w:type="dxa"/>
-              <w:right w:w="40" w:type="dxa"/>
-            </w:tcMar>
-          </w:tcPr>
-          <w:p>
-            <w:pPr>
-              <w:pStyle w:val="Compact"/>
-              <w:keepNext/>
-              <w:spacing w:after="0"/>
-              <w:jc w:val="left"/>
-            </w:pPr>
-            <w:r>
-              <w:rPr>
-                <w:rFonts w:ascii="Times New Roman" w:hAnsi="Times New Roman"/>
-                <w:sz w:val="14"/>
-              </w:rPr>
-              <w:t xml:space="preserve">+0.033</w:t>
-            </w:r>
-          </w:p>
-        </w:tc>
-        <w:tc>
-          <w:tcPr>
-            <w:tcMar>
-              <w:left w:w="40" w:type="dxa"/>
-              <w:right w:w="40" w:type="dxa"/>
-            </w:tcMar>
-          </w:tcPr>
-          <w:p>
-            <w:pPr>
-              <w:pStyle w:val="Compact"/>
-              <w:keepNext/>
-              <w:spacing w:after="0"/>
-              <w:jc w:val="left"/>
-            </w:pPr>
-            <w:r>
-              <w:rPr>
-                <w:rFonts w:ascii="Times New Roman" w:hAnsi="Times New Roman"/>
-                <w:sz w:val="14"/>
-              </w:rPr>
-              <w:t xml:space="preserve">1/2</w:t>
-            </w:r>
-          </w:p>
-        </w:tc>
-        <w:tc>
-          <w:tcPr>
-            <w:tcMar>
-              <w:left w:w="40" w:type="dxa"/>
-              <w:right w:w="40" w:type="dxa"/>
-            </w:tcMar>
-          </w:tcPr>
-          <w:p>
-            <w:pPr>
-              <w:pStyle w:val="Compact"/>
-              <w:keepNext/>
-              <w:spacing w:after="0"/>
-              <w:jc w:val="left"/>
-            </w:pPr>
-            <w:r>
-              <w:rPr>
-                <w:rFonts w:ascii="Times New Roman" w:hAnsi="Times New Roman"/>
-                <w:sz w:val="14"/>
-              </w:rPr>
-              <w:t xml:space="preserve">1.000</w:t>
+              <w:t xml:space="preserve">0.472</w:t>
+            </w:r>
+          </w:p>
+        </w:tc>
+        <w:tc>
+          <w:tcPr>
+            <w:tcMar>
+              <w:left w:w="40" w:type="dxa"/>
+              <w:right w:w="40" w:type="dxa"/>
+            </w:tcMar>
+          </w:tcPr>
+          <w:p>
+            <w:pPr>
+              <w:pStyle w:val="Compact"/>
+              <w:keepNext/>
+              <w:spacing w:after="0"/>
+              <w:jc w:val="left"/>
+            </w:pPr>
+            <w:r>
+              <w:rPr>
+                <w:rFonts w:ascii="Times New Roman" w:hAnsi="Times New Roman"/>
+                <w:sz w:val="14"/>
+              </w:rPr>
+              <w:t xml:space="preserve">0.431</w:t>
+            </w:r>
+          </w:p>
+        </w:tc>
+        <w:tc>
+          <w:tcPr>
+            <w:tcMar>
+              <w:left w:w="40" w:type="dxa"/>
+              <w:right w:w="40" w:type="dxa"/>
+            </w:tcMar>
+          </w:tcPr>
+          <w:p>
+            <w:pPr>
+              <w:pStyle w:val="Compact"/>
+              <w:keepNext/>
+              <w:spacing w:after="0"/>
+              <w:jc w:val="left"/>
+            </w:pPr>
+            <w:r>
+              <w:rPr>
+                <w:iCs/>
+                <w:rFonts w:ascii="Times New Roman" w:hAnsi="Times New Roman"/>
+                <w:i/>
+                <w:sz w:val="14"/>
+              </w:rPr>
+              <w:t xml:space="preserve">-</w:t>
+            </w:r>
+            <w:r>
+              <w:rPr>
+                <w:rFonts w:ascii="Times New Roman" w:hAnsi="Times New Roman"/>
+                <w:sz w:val="14"/>
+              </w:rPr>
+              <w:t xml:space="preserve">0.042</w:t>
+            </w:r>
+          </w:p>
+        </w:tc>
+        <w:tc>
+          <w:tcPr>
+            <w:tcMar>
+              <w:left w:w="40" w:type="dxa"/>
+              <w:right w:w="40" w:type="dxa"/>
+            </w:tcMar>
+          </w:tcPr>
+          <w:p>
+            <w:pPr>
+              <w:pStyle w:val="Compact"/>
+              <w:keepNext/>
+              <w:spacing w:after="0"/>
+              <w:jc w:val="left"/>
+            </w:pPr>
+            <w:r>
+              <w:rPr>
+                <w:rFonts w:ascii="Times New Roman" w:hAnsi="Times New Roman"/>
+                <w:sz w:val="14"/>
+              </w:rPr>
+              <w:t xml:space="preserve">11/8</w:t>
+            </w:r>
+          </w:p>
+        </w:tc>
+        <w:tc>
+          <w:tcPr>
+            <w:tcMar>
+              <w:left w:w="40" w:type="dxa"/>
+              <w:right w:w="40" w:type="dxa"/>
+            </w:tcMar>
+          </w:tcPr>
+          <w:p>
+            <w:pPr>
+              <w:pStyle w:val="Compact"/>
+              <w:keepNext/>
+              <w:spacing w:after="0"/>
+              <w:jc w:val="left"/>
+            </w:pPr>
+            <w:r>
+              <w:rPr>
+                <w:rFonts w:ascii="Times New Roman" w:hAnsi="Times New Roman"/>
+                <w:sz w:val="14"/>
+              </w:rPr>
+              <w:t xml:space="preserve">0.648</w:t>
             </w:r>
           </w:p>
         </w:tc>
@@ -43540,95 +41557,95 @@
                 <w:rFonts w:ascii="Times New Roman" w:hAnsi="Times New Roman"/>
                 <w:sz w:val="14"/>
               </w:rPr>
-              <w:t xml:space="preserve">0.267</w:t>
-            </w:r>
-          </w:p>
-        </w:tc>
-        <w:tc>
-          <w:tcPr>
-            <w:tcMar>
-              <w:left w:w="40" w:type="dxa"/>
-              <w:right w:w="40" w:type="dxa"/>
-            </w:tcMar>
-          </w:tcPr>
-          <w:p>
-            <w:pPr>
-              <w:pStyle w:val="Compact"/>
-              <w:spacing w:after="0"/>
-              <w:jc w:val="left"/>
-            </w:pPr>
-            <w:r>
-              <w:rPr>
-                <w:rFonts w:ascii="Times New Roman" w:hAnsi="Times New Roman"/>
-                <w:sz w:val="14"/>
-              </w:rPr>
-              <w:t xml:space="preserve">0.433</w:t>
-            </w:r>
-          </w:p>
-        </w:tc>
-        <w:tc>
-          <w:tcPr>
-            <w:tcMar>
-              <w:left w:w="40" w:type="dxa"/>
-              <w:right w:w="40" w:type="dxa"/>
-            </w:tcMar>
-          </w:tcPr>
-          <w:p>
-            <w:pPr>
-              <w:pStyle w:val="Compact"/>
-              <w:spacing w:after="0"/>
-              <w:jc w:val="left"/>
-            </w:pPr>
-            <w:r>
-              <w:rPr>
-                <w:rFonts w:ascii="Times New Roman" w:hAnsi="Times New Roman"/>
-                <w:sz w:val="14"/>
-              </w:rPr>
-              <w:t xml:space="preserve">+0.167</w:t>
-            </w:r>
-          </w:p>
-        </w:tc>
-        <w:tc>
-          <w:tcPr>
-            <w:tcMar>
-              <w:left w:w="40" w:type="dxa"/>
-              <w:right w:w="40" w:type="dxa"/>
-            </w:tcMar>
-          </w:tcPr>
-          <w:p>
-            <w:pPr>
-              <w:pStyle w:val="Compact"/>
-              <w:spacing w:after="0"/>
-              <w:jc w:val="left"/>
-            </w:pPr>
-            <w:r>
-              <w:rPr>
-                <w:rFonts w:ascii="Times New Roman" w:hAnsi="Times New Roman"/>
-                <w:sz w:val="14"/>
-              </w:rPr>
-              <w:t xml:space="preserve">0/5</w:t>
-            </w:r>
-          </w:p>
-        </w:tc>
-        <w:tc>
-          <w:tcPr>
-            <w:tcMar>
-              <w:left w:w="40" w:type="dxa"/>
-              <w:right w:w="40" w:type="dxa"/>
-            </w:tcMar>
-          </w:tcPr>
-          <w:p>
-            <w:pPr>
-              <w:pStyle w:val="Compact"/>
-              <w:spacing w:after="0"/>
-              <w:jc w:val="left"/>
-            </w:pPr>
-            <w:r>
-              <w:rPr>
-                <w:rFonts w:ascii="Times New Roman" w:hAnsi="Times New Roman"/>
-                <w:sz w:val="14"/>
-              </w:rPr>
-              <w:t xml:space="preserve">0.063</w:t>
+              <w:t xml:space="preserve">0.444</w:t>
+            </w:r>
+          </w:p>
+        </w:tc>
+        <w:tc>
+          <w:tcPr>
+            <w:tcMar>
+              <w:left w:w="40" w:type="dxa"/>
+              <w:right w:w="40" w:type="dxa"/>
+            </w:tcMar>
+          </w:tcPr>
+          <w:p>
+            <w:pPr>
+              <w:pStyle w:val="Compact"/>
+              <w:spacing w:after="0"/>
+              <w:jc w:val="left"/>
+            </w:pPr>
+            <w:r>
+              <w:rPr>
+                <w:rFonts w:ascii="Times New Roman" w:hAnsi="Times New Roman"/>
+                <w:sz w:val="14"/>
+              </w:rPr>
+              <w:t xml:space="preserve">0.444</w:t>
+            </w:r>
+          </w:p>
+        </w:tc>
+        <w:tc>
+          <w:tcPr>
+            <w:tcMar>
+              <w:left w:w="40" w:type="dxa"/>
+              <w:right w:w="40" w:type="dxa"/>
+            </w:tcMar>
+          </w:tcPr>
+          <w:p>
+            <w:pPr>
+              <w:pStyle w:val="Compact"/>
+              <w:spacing w:after="0"/>
+              <w:jc w:val="left"/>
+            </w:pPr>
+            <w:r>
+              <w:rPr>
+                <w:rFonts w:ascii="Times New Roman" w:hAnsi="Times New Roman"/>
+                <w:sz w:val="14"/>
+              </w:rPr>
+              <w:t xml:space="preserve">+0.000</w:t>
+            </w:r>
+          </w:p>
+        </w:tc>
+        <w:tc>
+          <w:tcPr>
+            <w:tcMar>
+              <w:left w:w="40" w:type="dxa"/>
+              <w:right w:w="40" w:type="dxa"/>
+            </w:tcMar>
+          </w:tcPr>
+          <w:p>
+            <w:pPr>
+              <w:pStyle w:val="Compact"/>
+              <w:spacing w:after="0"/>
+              <w:jc w:val="left"/>
+            </w:pPr>
+            <w:r>
+              <w:rPr>
+                <w:rFonts w:ascii="Times New Roman" w:hAnsi="Times New Roman"/>
+                <w:sz w:val="14"/>
+              </w:rPr>
+              <w:t xml:space="preserve">5/5</w:t>
+            </w:r>
+          </w:p>
+        </w:tc>
+        <w:tc>
+          <w:tcPr>
+            <w:tcMar>
+              <w:left w:w="40" w:type="dxa"/>
+              <w:right w:w="40" w:type="dxa"/>
+            </w:tcMar>
+          </w:tcPr>
+          <w:p>
+            <w:pPr>
+              <w:pStyle w:val="Compact"/>
+              <w:spacing w:after="0"/>
+              <w:jc w:val="left"/>
+            </w:pPr>
+            <w:r>
+              <w:rPr>
+                <w:rFonts w:ascii="Times New Roman" w:hAnsi="Times New Roman"/>
+                <w:sz w:val="14"/>
+              </w:rPr>
+              <w:t xml:space="preserve">1.000</w:t>
             </w:r>
           </w:p>
         </w:tc>
@@ -43713,7 +41730,7 @@
         <w:pStyle w:val="BodyText"/>
       </w:pPr>
       <w:r>
-        <w:t xml:space="preserve">Table XXVII and Fig. 9 show that the gate system improves from 0.267 to 0.433 (0 questions worse, 5 better,</w:t>
+        <w:t xml:space="preserve">Table XXVII and Fig. 9 show no measurable effect of the F1+F2 selection on this benchmark. The gate system scores 0.444 in the baseline run and 0.444 in the F1+F2 run (5 questions worse, 5 better,</w:t>
       </w:r>
       <w:r>
         <w:t xml:space="preserve"> </w:t>
@@ -43723,10 +41740,10 @@
           <w:iCs/>
           <w:i/>
         </w:rPr>
-        <w:t xml:space="preserve">p=0.063</w:t>
-      </w:r>
-      <w:r>
-        <w:t xml:space="preserve">), which is in the expected direction but not significant at this sample size; the systems without memory or with full context, which cannot be affected, differ by</w:t>
+        <w:t xml:space="preserve">p=1.000</w:t>
+      </w:r>
+      <w:r>
+        <w:t xml:space="preserve">); append-only and auto-apply also do not differ between the runs (1.000 and 0.648). The systems without memory or with full context, which the selection cannot affect, differ by +0.028 between the two runs, which indicates the run-to-run noise of the answering and judging model. A smaller earlier run on the first 30 of these questions had suggested a gain for the gate (0.267 to 0.433,</w:t>
       </w:r>
       <w:r>
         <w:t xml:space="preserve"> </w:t>
@@ -43736,10 +41753,10 @@
           <w:iCs/>
           <w:i/>
         </w:rPr>
-        <w:t xml:space="preserve">-</w:t>
-      </w:r>
-      <w:r>
-        <w:t xml:space="preserve">0.033 between the two runs, which indicates run-to-run noise of that size. Auto-apply and append are not distinguishable between the runs. Full-context answering (0.733 in the second run) remains clearly above the gate system (0.433; 9 vs. 0 discordant questions,</w:t>
+        <w:t xml:space="preserve">p=0.063</w:t>
+      </w:r>
+      <w:r>
+        <w:t xml:space="preserve">); on all 72 questions it is absent, and we regard the earlier difference as noise. Full-context answering (0.847 in the second run) remains far above the gate system (0.444; 31 vs. 2 discordant questions,</w:t>
       </w:r>
       <w:r>
         <w:t xml:space="preserve"> </w:t>
@@ -43749,10 +41766,10 @@
           <w:iCs/>
           <w:i/>
         </w:rPr>
-        <w:t xml:space="preserve">p=0.004</w:t>
-      </w:r>
-      <w:r>
-        <w:t xml:space="preserve">): a memory system trades accuracy for the properties it provides, such as small prompts, forgetting and user control. A run on all 78 knowledge-update questions would be needed for a firm statement.</w:t>
+        <w:t xml:space="preserve">p=&lt;0.001</w:t>
+      </w:r>
+      <w:r>
+        <w:t xml:space="preserve">): a memory system trades accuracy for the properties it provides, such as small prompts, forgetting and user control. Three reasons make this benchmark a weak test of the selection: each question is played with only a handful of sessions, so the store holds about ten memories and the default selection can already show nearly all of them; answers are limited by what the extractor stores as much as by what it updates (the reference answer was in an active memory for only 0.458 of questions under the gate); and the gate’s reviewer is an oracle approximation. It therefore shows that the selection does not hurt, not that it helps.</w:t>
       </w:r>
     </w:p>
     <w:bookmarkEnd w:id="77"/>
@@ -43916,7 +41933,7 @@
         <w:t xml:space="preserve"> </w:t>
       </w:r>
       <w:r>
-        <w:t xml:space="preserve">[10]</w:t>
+        <w:t xml:space="preserve">[8]</w:t>
       </w:r>
       <w:r>
         <w:t xml:space="preserve"> </w:t>
@@ -44048,7 +42065,7 @@
         <w:t xml:space="preserve"> </w:t>
       </w:r>
       <w:r>
-        <w:t xml:space="preserve">Thirty questions, a judge that is not the official prompt, an oracle reviewer, and a single seed.</w:t>
+        <w:t xml:space="preserve">72 questions (all non-abstention knowledge-update questions of the cleaned file), a judge that is not the official prompt, an oracle reviewer, and a single seed.</w:t>
       </w:r>
       <w:r>
         <w:t xml:space="preserve"> </w:t>
@@ -44172,7 +42189,7 @@
         <w:t xml:space="preserve"> </w:t>
       </w:r>
       <w:r>
-        <w:t xml:space="preserve">More personas, more seeds, and all 78 LongMemEval knowledge-update questions would turn several inconclusive results into findings.</w:t>
+        <w:t xml:space="preserve">More personas, more seeds, would turn several inconclusive results into findings; the LongMemEval check already covers every knowledge-update question of the file we used, and a harder setting with larger stores would test the selection better.</w:t>
       </w:r>
       <w:r>
         <w:t xml:space="preserve"> </w:t>
@@ -62738,7 +60755,7 @@
       <w:pPr>
         <w:numPr>
           <w:ilvl w:val="0"/>
-          <w:numId w:val="1005"/>
+          <w:numId w:val="1007"/>
         </w:numPr>
       </w:pPr>
       <w:r>
@@ -62779,7 +60796,7 @@
       <w:pPr>
         <w:numPr>
           <w:ilvl w:val="0"/>
-          <w:numId w:val="1005"/>
+          <w:numId w:val="1007"/>
         </w:numPr>
       </w:pPr>
       <w:r>
@@ -62814,7 +60831,7 @@
       <w:pPr>
         <w:numPr>
           <w:ilvl w:val="0"/>
-          <w:numId w:val="1005"/>
+          <w:numId w:val="1007"/>
         </w:numPr>
       </w:pPr>
       <w:r>
@@ -62843,7 +60860,7 @@
       <w:pPr>
         <w:numPr>
           <w:ilvl w:val="0"/>
-          <w:numId w:val="1005"/>
+          <w:numId w:val="1007"/>
         </w:numPr>
       </w:pPr>
       <w:r>
@@ -62872,7 +60889,7 @@
       <w:pPr>
         <w:numPr>
           <w:ilvl w:val="0"/>
-          <w:numId w:val="1005"/>
+          <w:numId w:val="1007"/>
         </w:numPr>
       </w:pPr>
       <w:r>
@@ -62925,7 +60942,7 @@
       <w:pPr>
         <w:numPr>
           <w:ilvl w:val="0"/>
-          <w:numId w:val="1005"/>
+          <w:numId w:val="1007"/>
         </w:numPr>
       </w:pPr>
       <w:r>
@@ -62939,7 +60956,7 @@
       </w:r>
     </w:p>
     <w:bookmarkStart w:id="104" w:name="refs"/>
-    <w:bookmarkStart w:id="88" w:name="ref-lam2026ssgm"/>
+    <w:bookmarkStart w:id="88" w:name="ref-maharana2024locomo"/>
     <w:p>
       <w:pPr>
         <w:pStyle w:val="Bibliography"/>
@@ -62954,13 +60971,13 @@
         <w:t xml:space="preserve">	</w:t>
       </w:r>
       <w:r>
-        <w:t xml:space="preserve">C. Lam, J. Li, L. Zhang, and K. Zhao,</w:t>
-      </w:r>
-      <w:r>
-        <w:t xml:space="preserve"> </w:t>
-      </w:r>
-      <w:r>
-        <w:t xml:space="preserve">“Governing evolving memory in</w:t>
+        <w:t xml:space="preserve">A. Maharana, D.-H. Lee, S. Tulyakov, M. Bansal, F. Barbieri, and Y. Fang,</w:t>
+      </w:r>
+      <w:r>
+        <w:t xml:space="preserve"> </w:t>
+      </w:r>
+      <w:r>
+        <w:t xml:space="preserve">“Evaluating very long-term conversational memory of</w:t>
       </w:r>
       <w:r>
         <w:t xml:space="preserve"> </w:t>
@@ -62972,13 +60989,7 @@
         <w:t xml:space="preserve"> </w:t>
       </w:r>
       <w:r>
-        <w:t xml:space="preserve">agents: Risks, mechanisms, and the stability and safety governed memory (</w:t>
-      </w:r>
-      <w:r>
-        <w:t xml:space="preserve">SSGM</w:t>
-      </w:r>
-      <w:r>
-        <w:t xml:space="preserve">) framework,”</w:t>
+        <w:t xml:space="preserve">agents,”</w:t>
       </w:r>
       <w:r>
         <w:t xml:space="preserve"> </w:t>
@@ -62988,14 +60999,14 @@
           <w:iCs/>
           <w:i/>
         </w:rPr>
-        <w:t xml:space="preserve">arXiv preprint arXiv:2603.11768</w:t>
-      </w:r>
-      <w:r>
-        <w:t xml:space="preserve">, 2026.</w:t>
+        <w:t xml:space="preserve">arXiv preprint arXiv:2402.17753</w:t>
+      </w:r>
+      <w:r>
+        <w:t xml:space="preserve">, 2024.</w:t>
       </w:r>
     </w:p>
     <w:bookmarkEnd w:id="88"/>
-    <w:bookmarkStart w:id="89" w:name="ref-maharana2024locomo"/>
+    <w:bookmarkStart w:id="89" w:name="ref-wu2024longmemeval"/>
     <w:p>
       <w:pPr>
         <w:pStyle w:val="Bibliography"/>
@@ -63010,25 +61021,19 @@
         <w:t xml:space="preserve">	</w:t>
       </w:r>
       <w:r>
-        <w:t xml:space="preserve">A. Maharana, D.-H. Lee, S. Tulyakov, M. Bansal, F. Barbieri, and Y. Fang,</w:t>
-      </w:r>
-      <w:r>
-        <w:t xml:space="preserve"> </w:t>
-      </w:r>
-      <w:r>
-        <w:t xml:space="preserve">“Evaluating very long-term conversational memory of</w:t>
-      </w:r>
-      <w:r>
-        <w:t xml:space="preserve"> </w:t>
-      </w:r>
-      <w:r>
-        <w:t xml:space="preserve">LLM</w:t>
-      </w:r>
-      <w:r>
-        <w:t xml:space="preserve"> </w:t>
-      </w:r>
-      <w:r>
-        <w:t xml:space="preserve">agents,”</w:t>
+        <w:t xml:space="preserve">D. Wu, H. Wang, W. Yu, Y. Zhang, K.-W. Chang, and D. Yu,</w:t>
+      </w:r>
+      <w:r>
+        <w:t xml:space="preserve"> </w:t>
+      </w:r>
+      <w:r>
+        <w:t xml:space="preserve">“</w:t>
+      </w:r>
+      <w:r>
+        <w:t xml:space="preserve">LongMemEval</w:t>
+      </w:r>
+      <w:r>
+        <w:t xml:space="preserve">: Benchmarking chat assistants on long-term interactive memory,”</w:t>
       </w:r>
       <w:r>
         <w:t xml:space="preserve"> </w:t>
@@ -63038,14 +61043,14 @@
           <w:iCs/>
           <w:i/>
         </w:rPr>
-        <w:t xml:space="preserve">arXiv preprint arXiv:2402.17753</w:t>
+        <w:t xml:space="preserve">arXiv preprint arXiv:2410.10813</w:t>
       </w:r>
       <w:r>
         <w:t xml:space="preserve">, 2024.</w:t>
       </w:r>
     </w:p>
     <w:bookmarkEnd w:id="89"/>
-    <w:bookmarkStart w:id="90" w:name="ref-wu2024longmemeval"/>
+    <w:bookmarkStart w:id="90" w:name="ref-chhikara2025mem0"/>
     <w:p>
       <w:pPr>
         <w:pStyle w:val="Bibliography"/>
@@ -63060,7 +61065,7 @@
         <w:t xml:space="preserve">	</w:t>
       </w:r>
       <w:r>
-        <w:t xml:space="preserve">D. Wu, H. Wang, W. Yu, Y. Zhang, K.-W. Chang, and D. Yu,</w:t>
+        <w:t xml:space="preserve">P. Chhikara, D. Khant, S. Aryan, T. Singh, and D. Yadav,</w:t>
       </w:r>
       <w:r>
         <w:t xml:space="preserve"> </w:t>
@@ -63069,10 +61074,22 @@
         <w:t xml:space="preserve">“</w:t>
       </w:r>
       <w:r>
-        <w:t xml:space="preserve">LongMemEval</w:t>
-      </w:r>
-      <w:r>
-        <w:t xml:space="preserve">: Benchmarking chat assistants on long-term interactive memory,”</w:t>
+        <w:t xml:space="preserve">Mem0</w:t>
+      </w:r>
+      <w:r>
+        <w:t xml:space="preserve">: Building production-ready</w:t>
+      </w:r>
+      <w:r>
+        <w:t xml:space="preserve"> </w:t>
+      </w:r>
+      <w:r>
+        <w:t xml:space="preserve">AI</w:t>
+      </w:r>
+      <w:r>
+        <w:t xml:space="preserve"> </w:t>
+      </w:r>
+      <w:r>
+        <w:t xml:space="preserve">agents with scalable long-term memory,”</w:t>
       </w:r>
       <w:r>
         <w:t xml:space="preserve"> </w:t>
@@ -63082,14 +61099,14 @@
           <w:iCs/>
           <w:i/>
         </w:rPr>
-        <w:t xml:space="preserve">arXiv preprint arXiv:2410.10813</w:t>
-      </w:r>
-      <w:r>
-        <w:t xml:space="preserve">, 2024.</w:t>
+        <w:t xml:space="preserve">arXiv preprint arXiv:2504.19413</w:t>
+      </w:r>
+      <w:r>
+        <w:t xml:space="preserve">, 2025.</w:t>
       </w:r>
     </w:p>
     <w:bookmarkEnd w:id="90"/>
-    <w:bookmarkStart w:id="91" w:name="ref-chhikara2025mem0"/>
+    <w:bookmarkStart w:id="91" w:name="ref-yang2026trustmem"/>
     <w:p>
       <w:pPr>
         <w:pStyle w:val="Bibliography"/>
@@ -63104,7 +61121,7 @@
         <w:t xml:space="preserve">	</w:t>
       </w:r>
       <w:r>
-        <w:t xml:space="preserve">P. Chhikara, D. Khant, S. Aryan, T. Singh, and D. Yadav,</w:t>
+        <w:t xml:space="preserve">T. Yang, S. Paul, V. Srinivasan, V. Kulkarni, and S. Chappidi,</w:t>
       </w:r>
       <w:r>
         <w:t xml:space="preserve"> </w:t>
@@ -63113,22 +61130,22 @@
         <w:t xml:space="preserve">“</w:t>
       </w:r>
       <w:r>
-        <w:t xml:space="preserve">Mem0</w:t>
-      </w:r>
-      <w:r>
-        <w:t xml:space="preserve">: Building production-ready</w:t>
-      </w:r>
-      <w:r>
-        <w:t xml:space="preserve"> </w:t>
-      </w:r>
-      <w:r>
-        <w:t xml:space="preserve">AI</w:t>
-      </w:r>
-      <w:r>
-        <w:t xml:space="preserve"> </w:t>
-      </w:r>
-      <w:r>
-        <w:t xml:space="preserve">agents with scalable long-term memory,”</w:t>
+        <w:t xml:space="preserve">TrustMem</w:t>
+      </w:r>
+      <w:r>
+        <w:t xml:space="preserve">: Learning trustworthy memory consolidation for</w:t>
+      </w:r>
+      <w:r>
+        <w:t xml:space="preserve"> </w:t>
+      </w:r>
+      <w:r>
+        <w:t xml:space="preserve">LLM</w:t>
+      </w:r>
+      <w:r>
+        <w:t xml:space="preserve"> </w:t>
+      </w:r>
+      <w:r>
+        <w:t xml:space="preserve">agents with long-term memory,”</w:t>
       </w:r>
       <w:r>
         <w:t xml:space="preserve"> </w:t>
@@ -63138,14 +61155,14 @@
           <w:iCs/>
           <w:i/>
         </w:rPr>
-        <w:t xml:space="preserve">arXiv preprint arXiv:2504.19413</w:t>
-      </w:r>
-      <w:r>
-        <w:t xml:space="preserve">, 2025.</w:t>
+        <w:t xml:space="preserve">arXiv preprint arXiv:2606.25161</w:t>
+      </w:r>
+      <w:r>
+        <w:t xml:space="preserve">, 2026.</w:t>
       </w:r>
     </w:p>
     <w:bookmarkEnd w:id="91"/>
-    <w:bookmarkStart w:id="92" w:name="ref-yang2026trustmem"/>
+    <w:bookmarkStart w:id="92" w:name="ref-yu2026agemem"/>
     <w:p>
       <w:pPr>
         <w:pStyle w:val="Bibliography"/>
@@ -63160,31 +61177,7 @@
         <w:t xml:space="preserve">	</w:t>
       </w:r>
       <w:r>
-        <w:t xml:space="preserve">T. Yang, S. Paul, V. Srinivasan, V. Kulkarni, and S. Chappidi,</w:t>
-      </w:r>
-      <w:r>
-        <w:t xml:space="preserve"> </w:t>
-      </w:r>
-      <w:r>
-        <w:t xml:space="preserve">“</w:t>
-      </w:r>
-      <w:r>
-        <w:t xml:space="preserve">TrustMem</w:t>
-      </w:r>
-      <w:r>
-        <w:t xml:space="preserve">: Learning trustworthy memory consolidation for</w:t>
-      </w:r>
-      <w:r>
-        <w:t xml:space="preserve"> </w:t>
-      </w:r>
-      <w:r>
-        <w:t xml:space="preserve">LLM</w:t>
-      </w:r>
-      <w:r>
-        <w:t xml:space="preserve"> </w:t>
-      </w:r>
-      <w:r>
-        <w:t xml:space="preserve">agents with long-term memory,”</w:t>
+        <w:t xml:space="preserve">Y. Yu</w:t>
       </w:r>
       <w:r>
         <w:t xml:space="preserve"> </w:t>
@@ -63194,14 +61187,39 @@
           <w:iCs/>
           <w:i/>
         </w:rPr>
-        <w:t xml:space="preserve">arXiv preprint arXiv:2606.25161</w:t>
-      </w:r>
-      <w:r>
-        <w:t xml:space="preserve">, 2026.</w:t>
+        <w:t xml:space="preserve">et al.</w:t>
+      </w:r>
+      <w:r>
+        <w:t xml:space="preserve">,</w:t>
+      </w:r>
+      <w:r>
+        <w:t xml:space="preserve"> </w:t>
+      </w:r>
+      <w:r>
+        <w:t xml:space="preserve">“Agentic memory: Learning unified long-term and short-term memory management for large language model agents,”</w:t>
+      </w:r>
+      <w:r>
+        <w:t xml:space="preserve"> </w:t>
+      </w:r>
+      <w:r>
+        <w:t xml:space="preserve">in</w:t>
+      </w:r>
+      <w:r>
+        <w:t xml:space="preserve"> </w:t>
+      </w:r>
+      <w:r>
+        <w:rPr>
+          <w:iCs/>
+          <w:i/>
+        </w:rPr>
+        <w:t xml:space="preserve">Proceedings of the 64th annual meeting of the association for computational linguistics (volume 1: Long papers)</w:t>
+      </w:r>
+      <w:r>
+        <w:t xml:space="preserve">, 2026, pp. 21457–21483.</w:t>
       </w:r>
     </w:p>
     <w:bookmarkEnd w:id="92"/>
-    <w:bookmarkStart w:id="93" w:name="ref-yu2026agemem"/>
+    <w:bookmarkStart w:id="93" w:name="ref-patel2026supersede"/>
     <w:p>
       <w:pPr>
         <w:pStyle w:val="Bibliography"/>
@@ -63216,7 +61234,25 @@
         <w:t xml:space="preserve">	</w:t>
       </w:r>
       <w:r>
-        <w:t xml:space="preserve">Y. Yu</w:t>
+        <w:t xml:space="preserve">V. Patel,</w:t>
+      </w:r>
+      <w:r>
+        <w:t xml:space="preserve"> </w:t>
+      </w:r>
+      <w:r>
+        <w:t xml:space="preserve">“Supersede: Diagnosing and training the memory-update gap in</w:t>
+      </w:r>
+      <w:r>
+        <w:t xml:space="preserve"> </w:t>
+      </w:r>
+      <w:r>
+        <w:t xml:space="preserve">LLM</w:t>
+      </w:r>
+      <w:r>
+        <w:t xml:space="preserve"> </w:t>
+      </w:r>
+      <w:r>
+        <w:t xml:space="preserve">agents,”</w:t>
       </w:r>
       <w:r>
         <w:t xml:space="preserve"> </w:t>
@@ -63226,39 +61262,14 @@
           <w:iCs/>
           <w:i/>
         </w:rPr>
-        <w:t xml:space="preserve">et al.</w:t>
-      </w:r>
-      <w:r>
-        <w:t xml:space="preserve">,</w:t>
-      </w:r>
-      <w:r>
-        <w:t xml:space="preserve"> </w:t>
-      </w:r>
-      <w:r>
-        <w:t xml:space="preserve">“Agentic memory: Learning unified long-term and short-term memory management for large language model agents,”</w:t>
-      </w:r>
-      <w:r>
-        <w:t xml:space="preserve"> </w:t>
-      </w:r>
-      <w:r>
-        <w:t xml:space="preserve">in</w:t>
-      </w:r>
-      <w:r>
-        <w:t xml:space="preserve"> </w:t>
-      </w:r>
-      <w:r>
-        <w:rPr>
-          <w:iCs/>
-          <w:i/>
-        </w:rPr>
-        <w:t xml:space="preserve">Proceedings of the 64th annual meeting of the association for computational linguistics (volume 1: Long papers)</w:t>
-      </w:r>
-      <w:r>
-        <w:t xml:space="preserve">, 2026, pp. 21457–21483.</w:t>
+        <w:t xml:space="preserve">arXiv preprint arXiv:2606.27472</w:t>
+      </w:r>
+      <w:r>
+        <w:t xml:space="preserve">, 2026.</w:t>
       </w:r>
     </w:p>
     <w:bookmarkEnd w:id="93"/>
-    <w:bookmarkStart w:id="94" w:name="ref-patel2026supersede"/>
+    <w:bookmarkStart w:id="94" w:name="ref-song2026realm"/>
     <w:p>
       <w:pPr>
         <w:pStyle w:val="Bibliography"/>
@@ -63273,25 +61284,7 @@
         <w:t xml:space="preserve">	</w:t>
       </w:r>
       <w:r>
-        <w:t xml:space="preserve">V. Patel,</w:t>
-      </w:r>
-      <w:r>
-        <w:t xml:space="preserve"> </w:t>
-      </w:r>
-      <w:r>
-        <w:t xml:space="preserve">“Supersede: Diagnosing and training the memory-update gap in</w:t>
-      </w:r>
-      <w:r>
-        <w:t xml:space="preserve"> </w:t>
-      </w:r>
-      <w:r>
-        <w:t xml:space="preserve">LLM</w:t>
-      </w:r>
-      <w:r>
-        <w:t xml:space="preserve"> </w:t>
-      </w:r>
-      <w:r>
-        <w:t xml:space="preserve">agents,”</w:t>
+        <w:t xml:space="preserve">Y. Song</w:t>
       </w:r>
       <w:r>
         <w:t xml:space="preserve"> </w:t>
@@ -63301,14 +61294,45 @@
           <w:iCs/>
           <w:i/>
         </w:rPr>
-        <w:t xml:space="preserve">arXiv preprint arXiv:2606.27472</w:t>
+        <w:t xml:space="preserve">et al.</w:t>
+      </w:r>
+      <w:r>
+        <w:t xml:space="preserve">,</w:t>
+      </w:r>
+      <w:r>
+        <w:t xml:space="preserve"> </w:t>
+      </w:r>
+      <w:r>
+        <w:t xml:space="preserve">“Retrieval-driven memory reconsolidation for long-term</w:t>
+      </w:r>
+      <w:r>
+        <w:t xml:space="preserve"> </w:t>
+      </w:r>
+      <w:r>
+        <w:t xml:space="preserve">LLM</w:t>
+      </w:r>
+      <w:r>
+        <w:t xml:space="preserve"> </w:t>
+      </w:r>
+      <w:r>
+        <w:t xml:space="preserve">agents,”</w:t>
+      </w:r>
+      <w:r>
+        <w:t xml:space="preserve"> </w:t>
+      </w:r>
+      <w:r>
+        <w:rPr>
+          <w:iCs/>
+          <w:i/>
+        </w:rPr>
+        <w:t xml:space="preserve">arXiv preprint arXiv:2609.16053</w:t>
       </w:r>
       <w:r>
         <w:t xml:space="preserve">, 2026.</w:t>
       </w:r>
     </w:p>
     <w:bookmarkEnd w:id="94"/>
-    <w:bookmarkStart w:id="95" w:name="ref-sun2026pamu"/>
+    <w:bookmarkStart w:id="95" w:name="ref-zhang2026memgate"/>
     <w:p>
       <w:pPr>
         <w:pStyle w:val="Bibliography"/>
@@ -63323,31 +61347,7 @@
         <w:t xml:space="preserve">	</w:t>
       </w:r>
       <w:r>
-        <w:t xml:space="preserve">H. Sun, Z. Zhang, and S. Zeng,</w:t>
-      </w:r>
-      <w:r>
-        <w:t xml:space="preserve"> </w:t>
-      </w:r>
-      <w:r>
-        <w:t xml:space="preserve">“Preference-aware memory update for long-term</w:t>
-      </w:r>
-      <w:r>
-        <w:t xml:space="preserve"> </w:t>
-      </w:r>
-      <w:r>
-        <w:t xml:space="preserve">LLM</w:t>
-      </w:r>
-      <w:r>
-        <w:t xml:space="preserve"> </w:t>
-      </w:r>
-      <w:r>
-        <w:t xml:space="preserve">agents,”</w:t>
-      </w:r>
-      <w:r>
-        <w:t xml:space="preserve"> </w:t>
-      </w:r>
-      <w:r>
-        <w:t xml:space="preserve">in</w:t>
+        <w:t xml:space="preserve">J. Zhang</w:t>
       </w:r>
       <w:r>
         <w:t xml:space="preserve"> </w:t>
@@ -63357,14 +61357,45 @@
           <w:iCs/>
           <w:i/>
         </w:rPr>
-        <w:t xml:space="preserve">Findings of the association for computational linguistics: ACL 2026</w:t>
-      </w:r>
-      <w:r>
-        <w:t xml:space="preserve">, 2026, pp. 783–793.</w:t>
+        <w:t xml:space="preserve">et al.</w:t>
+      </w:r>
+      <w:r>
+        <w:t xml:space="preserve">,</w:t>
+      </w:r>
+      <w:r>
+        <w:t xml:space="preserve"> </w:t>
+      </w:r>
+      <w:r>
+        <w:t xml:space="preserve">“Beyond similarity: Trustworthy memory search for personal</w:t>
+      </w:r>
+      <w:r>
+        <w:t xml:space="preserve"> </w:t>
+      </w:r>
+      <w:r>
+        <w:t xml:space="preserve">AI</w:t>
+      </w:r>
+      <w:r>
+        <w:t xml:space="preserve"> </w:t>
+      </w:r>
+      <w:r>
+        <w:t xml:space="preserve">agents,”</w:t>
+      </w:r>
+      <w:r>
+        <w:t xml:space="preserve"> </w:t>
+      </w:r>
+      <w:r>
+        <w:rPr>
+          <w:iCs/>
+          <w:i/>
+        </w:rPr>
+        <w:t xml:space="preserve">arXiv preprint arXiv:2606.06054</w:t>
+      </w:r>
+      <w:r>
+        <w:t xml:space="preserve">, 2026.</w:t>
       </w:r>
     </w:p>
     <w:bookmarkEnd w:id="95"/>
-    <w:bookmarkStart w:id="96" w:name="ref-song2026realm"/>
+    <w:bookmarkStart w:id="96" w:name="ref-lam2026ssgm"/>
     <w:p>
       <w:pPr>
         <w:pStyle w:val="Bibliography"/>
@@ -63379,7 +61410,31 @@
         <w:t xml:space="preserve">	</w:t>
       </w:r>
       <w:r>
-        <w:t xml:space="preserve">Y. Song</w:t>
+        <w:t xml:space="preserve">C. Lam, J. Li, L. Zhang, and K. Zhao,</w:t>
+      </w:r>
+      <w:r>
+        <w:t xml:space="preserve"> </w:t>
+      </w:r>
+      <w:r>
+        <w:t xml:space="preserve">“Governing evolving memory in</w:t>
+      </w:r>
+      <w:r>
+        <w:t xml:space="preserve"> </w:t>
+      </w:r>
+      <w:r>
+        <w:t xml:space="preserve">LLM</w:t>
+      </w:r>
+      <w:r>
+        <w:t xml:space="preserve"> </w:t>
+      </w:r>
+      <w:r>
+        <w:t xml:space="preserve">agents: Risks, mechanisms, and the stability and safety governed memory (</w:t>
+      </w:r>
+      <w:r>
+        <w:t xml:space="preserve">SSGM</w:t>
+      </w:r>
+      <w:r>
+        <w:t xml:space="preserve">) framework,”</w:t>
       </w:r>
       <w:r>
         <w:t xml:space="preserve"> </w:t>
@@ -63389,45 +61444,14 @@
           <w:iCs/>
           <w:i/>
         </w:rPr>
-        <w:t xml:space="preserve">et al.</w:t>
-      </w:r>
-      <w:r>
-        <w:t xml:space="preserve">,</w:t>
-      </w:r>
-      <w:r>
-        <w:t xml:space="preserve"> </w:t>
-      </w:r>
-      <w:r>
-        <w:t xml:space="preserve">“Retrieval-driven memory reconsolidation for long-term</w:t>
-      </w:r>
-      <w:r>
-        <w:t xml:space="preserve"> </w:t>
-      </w:r>
-      <w:r>
-        <w:t xml:space="preserve">LLM</w:t>
-      </w:r>
-      <w:r>
-        <w:t xml:space="preserve"> </w:t>
-      </w:r>
-      <w:r>
-        <w:t xml:space="preserve">agents,”</w:t>
-      </w:r>
-      <w:r>
-        <w:t xml:space="preserve"> </w:t>
-      </w:r>
-      <w:r>
-        <w:rPr>
-          <w:iCs/>
-          <w:i/>
-        </w:rPr>
-        <w:t xml:space="preserve">arXiv preprint arXiv:2609.16053</w:t>
+        <w:t xml:space="preserve">arXiv preprint arXiv:2603.11768</w:t>
       </w:r>
       <w:r>
         <w:t xml:space="preserve">, 2026.</w:t>
       </w:r>
     </w:p>
     <w:bookmarkEnd w:id="96"/>
-    <w:bookmarkStart w:id="97" w:name="ref-zhang2026memgate"/>
+    <w:bookmarkStart w:id="97" w:name="ref-xiong2025memory"/>
     <w:p>
       <w:pPr>
         <w:pStyle w:val="Bibliography"/>
@@ -63442,7 +61466,7 @@
         <w:t xml:space="preserve">	</w:t>
       </w:r>
       <w:r>
-        <w:t xml:space="preserve">J. Zhang</w:t>
+        <w:t xml:space="preserve">Z. Xiong</w:t>
       </w:r>
       <w:r>
         <w:t xml:space="preserve"> </w:t>
@@ -63461,19 +61485,19 @@
         <w:t xml:space="preserve"> </w:t>
       </w:r>
       <w:r>
-        <w:t xml:space="preserve">“Beyond similarity: Trustworthy memory search for personal</w:t>
-      </w:r>
-      <w:r>
-        <w:t xml:space="preserve"> </w:t>
-      </w:r>
-      <w:r>
-        <w:t xml:space="preserve">AI</w:t>
-      </w:r>
-      <w:r>
-        <w:t xml:space="preserve"> </w:t>
-      </w:r>
-      <w:r>
-        <w:t xml:space="preserve">agents,”</w:t>
+        <w:t xml:space="preserve">“How memory management impacts</w:t>
+      </w:r>
+      <w:r>
+        <w:t xml:space="preserve"> </w:t>
+      </w:r>
+      <w:r>
+        <w:t xml:space="preserve">LLM</w:t>
+      </w:r>
+      <w:r>
+        <w:t xml:space="preserve"> </w:t>
+      </w:r>
+      <w:r>
+        <w:t xml:space="preserve">agents: An empirical study of experience-following behavior,”</w:t>
       </w:r>
       <w:r>
         <w:t xml:space="preserve"> </w:t>
@@ -63483,14 +61507,14 @@
           <w:iCs/>
           <w:i/>
         </w:rPr>
-        <w:t xml:space="preserve">arXiv preprint arXiv:2606.06054</w:t>
-      </w:r>
-      <w:r>
-        <w:t xml:space="preserve">, 2026.</w:t>
+        <w:t xml:space="preserve">arXiv preprint arXiv:2505.16067</w:t>
+      </w:r>
+      <w:r>
+        <w:t xml:space="preserve">, 2025.</w:t>
       </w:r>
     </w:p>
     <w:bookmarkEnd w:id="97"/>
-    <w:bookmarkStart w:id="98" w:name="ref-xiong2025memory"/>
+    <w:bookmarkStart w:id="98" w:name="ref-xiao2026errors"/>
     <w:p>
       <w:pPr>
         <w:pStyle w:val="Bibliography"/>
@@ -63505,7 +61529,7 @@
         <w:t xml:space="preserve">	</w:t>
       </w:r>
       <w:r>
-        <w:t xml:space="preserve">Z. Xiong</w:t>
+        <w:t xml:space="preserve">S. Xiao</w:t>
       </w:r>
       <w:r>
         <w:t xml:space="preserve"> </w:t>
@@ -63524,19 +61548,16 @@
         <w:t xml:space="preserve"> </w:t>
       </w:r>
       <w:r>
-        <w:t xml:space="preserve">“How memory management impacts</w:t>
-      </w:r>
-      <w:r>
-        <w:t xml:space="preserve"> </w:t>
-      </w:r>
-      <w:r>
-        <w:t xml:space="preserve">LLM</w:t>
-      </w:r>
-      <w:r>
-        <w:t xml:space="preserve"> </w:t>
-      </w:r>
-      <w:r>
-        <w:t xml:space="preserve">agents: An empirical study of experience-following behavior,”</w:t>
+        <w:t xml:space="preserve">“When errors become memories: Causal pathway tracing in multi-turn memory-augmented</w:t>
+      </w:r>
+      <w:r>
+        <w:t xml:space="preserve"> </w:t>
+      </w:r>
+      <w:r>
+        <w:t xml:space="preserve">LLMs</w:t>
+      </w:r>
+      <w:r>
+        <w:t xml:space="preserve">,”</w:t>
       </w:r>
       <w:r>
         <w:t xml:space="preserve"> </w:t>
@@ -63546,14 +61567,14 @@
           <w:iCs/>
           <w:i/>
         </w:rPr>
-        <w:t xml:space="preserve">arXiv preprint arXiv:2505.16067</w:t>
-      </w:r>
-      <w:r>
-        <w:t xml:space="preserve">, 2025.</w:t>
+        <w:t xml:space="preserve">arXiv preprint arXiv:2608.30198</w:t>
+      </w:r>
+      <w:r>
+        <w:t xml:space="preserve">, 2026.</w:t>
       </w:r>
     </w:p>
     <w:bookmarkEnd w:id="98"/>
-    <w:bookmarkStart w:id="99" w:name="ref-xiao2026errors"/>
+    <w:bookmarkStart w:id="99" w:name="ref-sun2026pamu"/>
     <w:p>
       <w:pPr>
         <w:pStyle w:val="Bibliography"/>
@@ -63568,7 +61589,31 @@
         <w:t xml:space="preserve">	</w:t>
       </w:r>
       <w:r>
-        <w:t xml:space="preserve">S. Xiao</w:t>
+        <w:t xml:space="preserve">H. Sun, Z. Zhang, and S. Zeng,</w:t>
+      </w:r>
+      <w:r>
+        <w:t xml:space="preserve"> </w:t>
+      </w:r>
+      <w:r>
+        <w:t xml:space="preserve">“Preference-aware memory update for long-term</w:t>
+      </w:r>
+      <w:r>
+        <w:t xml:space="preserve"> </w:t>
+      </w:r>
+      <w:r>
+        <w:t xml:space="preserve">LLM</w:t>
+      </w:r>
+      <w:r>
+        <w:t xml:space="preserve"> </w:t>
+      </w:r>
+      <w:r>
+        <w:t xml:space="preserve">agents,”</w:t>
+      </w:r>
+      <w:r>
+        <w:t xml:space="preserve"> </w:t>
+      </w:r>
+      <w:r>
+        <w:t xml:space="preserve">in</w:t>
       </w:r>
       <w:r>
         <w:t xml:space="preserve"> </w:t>
@@ -63578,38 +61623,10 @@
           <w:iCs/>
           <w:i/>
         </w:rPr>
-        <w:t xml:space="preserve">et al.</w:t>
-      </w:r>
-      <w:r>
-        <w:t xml:space="preserve">,</w:t>
-      </w:r>
-      <w:r>
-        <w:t xml:space="preserve"> </w:t>
-      </w:r>
-      <w:r>
-        <w:t xml:space="preserve">“When errors become memories: Causal pathway tracing in multi-turn memory-augmented</w:t>
-      </w:r>
-      <w:r>
-        <w:t xml:space="preserve"> </w:t>
-      </w:r>
-      <w:r>
-        <w:t xml:space="preserve">LLMs</w:t>
-      </w:r>
-      <w:r>
-        <w:t xml:space="preserve">,”</w:t>
-      </w:r>
-      <w:r>
-        <w:t xml:space="preserve"> </w:t>
-      </w:r>
-      <w:r>
-        <w:rPr>
-          <w:iCs/>
-          <w:i/>
-        </w:rPr>
-        <w:t xml:space="preserve">arXiv preprint arXiv:2608.30198</w:t>
-      </w:r>
-      <w:r>
-        <w:t xml:space="preserve">, 2026.</w:t>
+        <w:t xml:space="preserve">Findings of the association for computational linguistics: ACL 2026</w:t>
+      </w:r>
+      <w:r>
+        <w:t xml:space="preserve">, 2026, pp. 783–793.</w:t>
       </w:r>
     </w:p>
     <w:bookmarkEnd w:id="99"/>
@@ -63899,6 +61916,82 @@
     <w:lvl w:ilvl="8">
       <w:numFmt w:val="bullet"/>
       <w:lvlText w:val=" "/>
+      <w:lvlJc w:val="left"/>
+      <w:pPr>
+        <w:ind w:left="6480" w:hanging="480"/>
+      </w:pPr>
+    </w:lvl>
+  </w:abstractNum>
+  <w:abstractNum w:abstractNumId="991">
+    <w:nsid w:val="A991"/>
+    <w:multiLevelType w:val="multilevel"/>
+    <w:lvl w:ilvl="0">
+      <w:numFmt w:val="bullet"/>
+      <w:lvlText w:val="•"/>
+      <w:lvlJc w:val="left"/>
+      <w:pPr>
+        <w:ind w:left="720" w:hanging="480"/>
+      </w:pPr>
+    </w:lvl>
+    <w:lvl w:ilvl="1">
+      <w:numFmt w:val="bullet"/>
+      <w:lvlText w:val="–"/>
+      <w:lvlJc w:val="left"/>
+      <w:pPr>
+        <w:ind w:left="1440" w:hanging="480"/>
+      </w:pPr>
+    </w:lvl>
+    <w:lvl w:ilvl="2">
+      <w:numFmt w:val="bullet"/>
+      <w:lvlText w:val="•"/>
+      <w:lvlJc w:val="left"/>
+      <w:pPr>
+        <w:ind w:left="2160" w:hanging="480"/>
+      </w:pPr>
+    </w:lvl>
+    <w:lvl w:ilvl="3">
+      <w:numFmt w:val="bullet"/>
+      <w:lvlText w:val="–"/>
+      <w:lvlJc w:val="left"/>
+      <w:pPr>
+        <w:ind w:left="2880" w:hanging="480"/>
+      </w:pPr>
+    </w:lvl>
+    <w:lvl w:ilvl="4">
+      <w:numFmt w:val="bullet"/>
+      <w:lvlText w:val="•"/>
+      <w:lvlJc w:val="left"/>
+      <w:pPr>
+        <w:ind w:left="3600" w:hanging="480"/>
+      </w:pPr>
+    </w:lvl>
+    <w:lvl w:ilvl="5">
+      <w:numFmt w:val="bullet"/>
+      <w:lvlText w:val="–"/>
+      <w:lvlJc w:val="left"/>
+      <w:pPr>
+        <w:ind w:left="4320" w:hanging="480"/>
+      </w:pPr>
+    </w:lvl>
+    <w:lvl w:ilvl="6">
+      <w:numFmt w:val="bullet"/>
+      <w:lvlText w:val="•"/>
+      <w:lvlJc w:val="left"/>
+      <w:pPr>
+        <w:ind w:left="5040" w:hanging="480"/>
+      </w:pPr>
+    </w:lvl>
+    <w:lvl w:ilvl="7">
+      <w:numFmt w:val="bullet"/>
+      <w:lvlText w:val="–"/>
+      <w:lvlJc w:val="left"/>
+      <w:pPr>
+        <w:ind w:left="5760" w:hanging="480"/>
+      </w:pPr>
+    </w:lvl>
+    <w:lvl w:ilvl="8">
+      <w:numFmt w:val="bullet"/>
+      <w:lvlText w:val="•"/>
       <w:lvlJc w:val="left"/>
       <w:pPr>
         <w:ind w:left="6480" w:hanging="480"/>
@@ -63990,86 +62083,22 @@
       </w:pPr>
     </w:lvl>
   </w:abstractNum>
-  <w:abstractNum w:abstractNumId="991">
-    <w:nsid w:val="A991"/>
-    <w:multiLevelType w:val="multilevel"/>
-    <w:lvl w:ilvl="0">
-      <w:numFmt w:val="bullet"/>
-      <w:lvlText w:val="•"/>
-      <w:lvlJc w:val="left"/>
-      <w:pPr>
-        <w:ind w:left="720" w:hanging="480"/>
-      </w:pPr>
-    </w:lvl>
-    <w:lvl w:ilvl="1">
-      <w:numFmt w:val="bullet"/>
-      <w:lvlText w:val="–"/>
-      <w:lvlJc w:val="left"/>
-      <w:pPr>
-        <w:ind w:left="1440" w:hanging="480"/>
-      </w:pPr>
-    </w:lvl>
-    <w:lvl w:ilvl="2">
-      <w:numFmt w:val="bullet"/>
-      <w:lvlText w:val="•"/>
-      <w:lvlJc w:val="left"/>
-      <w:pPr>
-        <w:ind w:left="2160" w:hanging="480"/>
-      </w:pPr>
-    </w:lvl>
-    <w:lvl w:ilvl="3">
-      <w:numFmt w:val="bullet"/>
-      <w:lvlText w:val="–"/>
-      <w:lvlJc w:val="left"/>
-      <w:pPr>
-        <w:ind w:left="2880" w:hanging="480"/>
-      </w:pPr>
-    </w:lvl>
-    <w:lvl w:ilvl="4">
-      <w:numFmt w:val="bullet"/>
-      <w:lvlText w:val="•"/>
-      <w:lvlJc w:val="left"/>
-      <w:pPr>
-        <w:ind w:left="3600" w:hanging="480"/>
-      </w:pPr>
-    </w:lvl>
-    <w:lvl w:ilvl="5">
-      <w:numFmt w:val="bullet"/>
-      <w:lvlText w:val="–"/>
-      <w:lvlJc w:val="left"/>
-      <w:pPr>
-        <w:ind w:left="4320" w:hanging="480"/>
-      </w:pPr>
-    </w:lvl>
-    <w:lvl w:ilvl="6">
-      <w:numFmt w:val="bullet"/>
-      <w:lvlText w:val="•"/>
-      <w:lvlJc w:val="left"/>
-      <w:pPr>
-        <w:ind w:left="5040" w:hanging="480"/>
-      </w:pPr>
-    </w:lvl>
-    <w:lvl w:ilvl="7">
-      <w:numFmt w:val="bullet"/>
-      <w:lvlText w:val="–"/>
-      <w:lvlJc w:val="left"/>
-      <w:pPr>
-        <w:ind w:left="5760" w:hanging="480"/>
-      </w:pPr>
-    </w:lvl>
-    <w:lvl w:ilvl="8">
-      <w:numFmt w:val="bullet"/>
-      <w:lvlText w:val="•"/>
-      <w:lvlJc w:val="left"/>
-      <w:pPr>
-        <w:ind w:left="6480" w:hanging="480"/>
-      </w:pPr>
-    </w:lvl>
-  </w:abstractNum>
   <w:num w:numId="1000">
     <w:abstractNumId w:val="990"/>
   </w:num>
   <w:num w:numId="1001">
+    <w:abstractNumId w:val="991"/>
+  </w:num>
+  <w:num w:numId="1002">
+    <w:abstractNumId w:val="991"/>
+  </w:num>
+  <w:num w:numId="1003">
+    <w:abstractNumId w:val="991"/>
+  </w:num>
+  <w:num w:numId="1004">
+    <w:abstractNumId w:val="991"/>
+  </w:num>
+  <w:num w:numId="1005">
     <w:abstractNumId w:val="99201"/>
     <w:lvlOverride w:ilvl="0">
       <w:startOverride w:val="1"/>
@@ -64099,43 +62128,10 @@
       <w:startOverride w:val="1"/>
     </w:lvlOverride>
   </w:num>
-  <w:num w:numId="1002">
+  <w:num w:numId="1006">
     <w:abstractNumId w:val="991"/>
   </w:num>
-  <w:num w:numId="1003">
-    <w:abstractNumId w:val="99201"/>
-    <w:lvlOverride w:ilvl="0">
-      <w:startOverride w:val="1"/>
-    </w:lvlOverride>
-    <w:lvlOverride w:ilvl="1">
-      <w:startOverride w:val="1"/>
-    </w:lvlOverride>
-    <w:lvlOverride w:ilvl="2">
-      <w:startOverride w:val="1"/>
-    </w:lvlOverride>
-    <w:lvlOverride w:ilvl="3">
-      <w:startOverride w:val="1"/>
-    </w:lvlOverride>
-    <w:lvlOverride w:ilvl="4">
-      <w:startOverride w:val="1"/>
-    </w:lvlOverride>
-    <w:lvlOverride w:ilvl="5">
-      <w:startOverride w:val="1"/>
-    </w:lvlOverride>
-    <w:lvlOverride w:ilvl="6">
-      <w:startOverride w:val="1"/>
-    </w:lvlOverride>
-    <w:lvlOverride w:ilvl="7">
-      <w:startOverride w:val="1"/>
-    </w:lvlOverride>
-    <w:lvlOverride w:ilvl="8">
-      <w:startOverride w:val="1"/>
-    </w:lvlOverride>
-  </w:num>
-  <w:num w:numId="1004">
-    <w:abstractNumId w:val="991"/>
-  </w:num>
-  <w:num w:numId="1005">
+  <w:num w:numId="1007">
     <w:abstractNumId w:val="991"/>
   </w:num>
 </w:numbering>

--- a/paper/aura-paper.docx
+++ b/paper/aura-paper.docx
@@ -7,6 +7,60 @@
         <w:pStyle w:val="Title"/>
       </w:pPr>
       <w:r>
+        <w:t xml:space="preserve">Candidate</w:t>
+      </w:r>
+      <w:r>
+        <w:t xml:space="preserve"> </w:t>
+      </w:r>
+      <w:r>
+        <w:t xml:space="preserve">Selection</w:t>
+      </w:r>
+      <w:r>
+        <w:t xml:space="preserve"> </w:t>
+      </w:r>
+      <w:r>
+        <w:t xml:space="preserve">in</w:t>
+      </w:r>
+      <w:r>
+        <w:t xml:space="preserve"> </w:t>
+      </w:r>
+      <w:r>
+        <w:t xml:space="preserve">User-Controlled</w:t>
+      </w:r>
+      <w:r>
+        <w:t xml:space="preserve"> </w:t>
+      </w:r>
+      <w:r>
+        <w:t xml:space="preserve">Long-Term</w:t>
+      </w:r>
+      <w:r>
+        <w:t xml:space="preserve"> </w:t>
+      </w:r>
+      <w:r>
+        <w:t xml:space="preserve">Memory</w:t>
+      </w:r>
+      <w:r>
+        <w:t xml:space="preserve"> </w:t>
+      </w:r>
+      <w:r>
+        <w:t xml:space="preserve">for</w:t>
+      </w:r>
+      <w:r>
+        <w:t xml:space="preserve"> </w:t>
+      </w:r>
+      <w:r>
+        <w:t xml:space="preserve">LLM</w:t>
+      </w:r>
+      <w:r>
+        <w:t xml:space="preserve"> </w:t>
+      </w:r>
+      <w:r>
+        <w:t xml:space="preserve">Assistants:</w:t>
+      </w:r>
+      <w:r>
+        <w:t xml:space="preserve"> </w:t>
+      </w:r>
+      <w:r>
         <w:t xml:space="preserve">A</w:t>
       </w:r>
       <w:r>
@@ -67,61 +121,7 @@
         <w:t xml:space="preserve"> </w:t>
       </w:r>
       <w:r>
-        <w:t xml:space="preserve">Updates:</w:t>
-      </w:r>
-      <w:r>
-        <w:t xml:space="preserve"> </w:t>
-      </w:r>
-      <w:r>
-        <w:t xml:space="preserve">Candidate</w:t>
-      </w:r>
-      <w:r>
-        <w:t xml:space="preserve"> </w:t>
-      </w:r>
-      <w:r>
-        <w:t xml:space="preserve">Selection</w:t>
-      </w:r>
-      <w:r>
-        <w:t xml:space="preserve"> </w:t>
-      </w:r>
-      <w:r>
-        <w:t xml:space="preserve">in</w:t>
-      </w:r>
-      <w:r>
-        <w:t xml:space="preserve"> </w:t>
-      </w:r>
-      <w:r>
-        <w:t xml:space="preserve">User-Controlled</w:t>
-      </w:r>
-      <w:r>
-        <w:t xml:space="preserve"> </w:t>
-      </w:r>
-      <w:r>
-        <w:t xml:space="preserve">Long-Term</w:t>
-      </w:r>
-      <w:r>
-        <w:t xml:space="preserve"> </w:t>
-      </w:r>
-      <w:r>
-        <w:t xml:space="preserve">Memory</w:t>
-      </w:r>
-      <w:r>
-        <w:t xml:space="preserve"> </w:t>
-      </w:r>
-      <w:r>
-        <w:t xml:space="preserve">for</w:t>
-      </w:r>
-      <w:r>
-        <w:t xml:space="preserve"> </w:t>
-      </w:r>
-      <w:r>
-        <w:t xml:space="preserve">LLM</w:t>
-      </w:r>
-      <w:r>
-        <w:t xml:space="preserve"> </w:t>
-      </w:r>
-      <w:r>
-        <w:t xml:space="preserve">Assistants</w:t>
+        <w:t xml:space="preserve">Updates</w:t>
       </w:r>
     </w:p>
     <w:tbl>

--- a/paper/aura-paper.docx
+++ b/paper/aura-paper.docx
@@ -19,6 +19,60 @@
         <w:t xml:space="preserve"> </w:t>
       </w:r>
       <w:r>
+        <w:t xml:space="preserve">and</w:t>
+      </w:r>
+      <w:r>
+        <w:t xml:space="preserve"> </w:t>
+      </w:r>
+      <w:r>
+        <w:t xml:space="preserve">Review</w:t>
+      </w:r>
+      <w:r>
+        <w:t xml:space="preserve"> </w:t>
+      </w:r>
+      <w:r>
+        <w:t xml:space="preserve">Gates</w:t>
+      </w:r>
+      <w:r>
+        <w:t xml:space="preserve"> </w:t>
+      </w:r>
+      <w:r>
+        <w:t xml:space="preserve">for</w:t>
+      </w:r>
+      <w:r>
+        <w:t xml:space="preserve"> </w:t>
+      </w:r>
+      <w:r>
+        <w:t xml:space="preserve">Wrong</w:t>
+      </w:r>
+      <w:r>
+        <w:t xml:space="preserve"> </w:t>
+      </w:r>
+      <w:r>
+        <w:t xml:space="preserve">Writes</w:t>
+      </w:r>
+      <w:r>
+        <w:t xml:space="preserve"> </w:t>
+      </w:r>
+      <w:r>
+        <w:t xml:space="preserve">and</w:t>
+      </w:r>
+      <w:r>
+        <w:t xml:space="preserve"> </w:t>
+      </w:r>
+      <w:r>
+        <w:t xml:space="preserve">Missed</w:t>
+      </w:r>
+      <w:r>
+        <w:t xml:space="preserve"> </w:t>
+      </w:r>
+      <w:r>
+        <w:t xml:space="preserve">Updates</w:t>
+      </w:r>
+      <w:r>
+        <w:t xml:space="preserve"> </w:t>
+      </w:r>
+      <w:r>
         <w:t xml:space="preserve">in</w:t>
       </w:r>
       <w:r>
@@ -31,97 +85,13 @@
         <w:t xml:space="preserve"> </w:t>
       </w:r>
       <w:r>
-        <w:t xml:space="preserve">Long-Term</w:t>
+        <w:t xml:space="preserve">LLM</w:t>
       </w:r>
       <w:r>
         <w:t xml:space="preserve"> </w:t>
       </w:r>
       <w:r>
         <w:t xml:space="preserve">Memory</w:t>
-      </w:r>
-      <w:r>
-        <w:t xml:space="preserve"> </w:t>
-      </w:r>
-      <w:r>
-        <w:t xml:space="preserve">for</w:t>
-      </w:r>
-      <w:r>
-        <w:t xml:space="preserve"> </w:t>
-      </w:r>
-      <w:r>
-        <w:t xml:space="preserve">LLM</w:t>
-      </w:r>
-      <w:r>
-        <w:t xml:space="preserve"> </w:t>
-      </w:r>
-      <w:r>
-        <w:t xml:space="preserve">Assistants:</w:t>
-      </w:r>
-      <w:r>
-        <w:t xml:space="preserve"> </w:t>
-      </w:r>
-      <w:r>
-        <w:t xml:space="preserve">A</w:t>
-      </w:r>
-      <w:r>
-        <w:t xml:space="preserve"> </w:t>
-      </w:r>
-      <w:r>
-        <w:t xml:space="preserve">Review</w:t>
-      </w:r>
-      <w:r>
-        <w:t xml:space="preserve"> </w:t>
-      </w:r>
-      <w:r>
-        <w:t xml:space="preserve">Gate</w:t>
-      </w:r>
-      <w:r>
-        <w:t xml:space="preserve"> </w:t>
-      </w:r>
-      <w:r>
-        <w:t xml:space="preserve">Stops</w:t>
-      </w:r>
-      <w:r>
-        <w:t xml:space="preserve"> </w:t>
-      </w:r>
-      <w:r>
-        <w:t xml:space="preserve">Wrong</w:t>
-      </w:r>
-      <w:r>
-        <w:t xml:space="preserve"> </w:t>
-      </w:r>
-      <w:r>
-        <w:t xml:space="preserve">Memory</w:t>
-      </w:r>
-      <w:r>
-        <w:t xml:space="preserve"> </w:t>
-      </w:r>
-      <w:r>
-        <w:t xml:space="preserve">Writes</w:t>
-      </w:r>
-      <w:r>
-        <w:t xml:space="preserve"> </w:t>
-      </w:r>
-      <w:r>
-        <w:t xml:space="preserve">but</w:t>
-      </w:r>
-      <w:r>
-        <w:t xml:space="preserve"> </w:t>
-      </w:r>
-      <w:r>
-        <w:t xml:space="preserve">Not</w:t>
-      </w:r>
-      <w:r>
-        <w:t xml:space="preserve"> </w:t>
-      </w:r>
-      <w:r>
-        <w:t xml:space="preserve">Missed</w:t>
-      </w:r>
-      <w:r>
-        <w:t xml:space="preserve"> </w:t>
-      </w:r>
-      <w:r>
-        <w:t xml:space="preserve">Updates</w:t>
       </w:r>
     </w:p>
     <w:tbl>

--- a/paper/aura-paper.docx
+++ b/paper/aura-paper.docx
@@ -39385,19 +39385,6 @@
     <w:p>
       <w:pPr>
         <w:pStyle w:val="BodyText"/>
-        <w:spacing w:after="0" w:before="0"/>
-        <w:sectPr>
-          <w:type w:val="continuous"/>
-          <w:pgSz w:w="12240" w:h="15840"/>
-          <w:pgMar w:left="900" w:right="900" w:top="1080" w:bottom="1440"/>
-          <w:cols w:num="2" w:space="360"/>
-        </w:sectPr>
-      </w:pPr>
-      <w:r/>
-    </w:p>
-    <w:p>
-      <w:pPr>
-        <w:pStyle w:val="BodyText"/>
         <w:keepNext/>
         <w:spacing w:after="60"/>
         <w:jc w:val="center"/>
@@ -39467,7 +39454,7 @@
             <w:r>
               <w:rPr>
                 <w:rFonts w:ascii="Times New Roman" w:hAnsi="Times New Roman"/>
-                <w:sz w:val="16"/>
+                <w:sz w:val="14"/>
               </w:rPr>
               <w:t xml:space="preserve">model</w:t>
             </w:r>
@@ -39490,7 +39477,7 @@
             <w:r>
               <w:rPr>
                 <w:rFonts w:ascii="Times New Roman" w:hAnsi="Times New Roman"/>
-                <w:sz w:val="16"/>
+                <w:sz w:val="14"/>
               </w:rPr>
               <w:t xml:space="preserve">variant</w:t>
             </w:r>
@@ -39513,7 +39500,7 @@
             <w:r>
               <w:rPr>
                 <w:rFonts w:ascii="Times New Roman" w:hAnsi="Times New Roman"/>
-                <w:sz w:val="16"/>
+                <w:sz w:val="14"/>
               </w:rPr>
               <w:t xml:space="preserve">requests</w:t>
             </w:r>
@@ -39536,7 +39523,7 @@
             <w:r>
               <w:rPr>
                 <w:rFonts w:ascii="Times New Roman" w:hAnsi="Times New Roman"/>
-                <w:sz w:val="16"/>
+                <w:sz w:val="14"/>
               </w:rPr>
               <w:t xml:space="preserve">prompt tokens</w:t>
             </w:r>
@@ -39559,7 +39546,7 @@
             <w:r>
               <w:rPr>
                 <w:rFonts w:ascii="Times New Roman" w:hAnsi="Times New Roman"/>
-                <w:sz w:val="16"/>
+                <w:sz w:val="14"/>
               </w:rPr>
               <w:t xml:space="preserve">output tokens</w:t>
             </w:r>
@@ -39582,7 +39569,7 @@
             <w:r>
               <w:rPr>
                 <w:rFonts w:ascii="Times New Roman" w:hAnsi="Times New Roman"/>
-                <w:sz w:val="16"/>
+                <w:sz w:val="14"/>
               </w:rPr>
               <w:t xml:space="preserve">latency / request (s)</w:t>
             </w:r>
@@ -39608,7 +39595,7 @@
               <w:rPr>
                 <w:rStyle w:val="VerbatimChar"/>
                 <w:rFonts w:ascii="Times New Roman" w:hAnsi="Times New Roman"/>
-                <w:sz w:val="16"/>
+                <w:sz w:val="14"/>
               </w:rPr>
               <w:t xml:space="preserve">gemini-3.5-flash-lite</w:t>
             </w:r>
@@ -39631,7 +39618,7 @@
             <w:r>
               <w:rPr>
                 <w:rFonts w:ascii="Times New Roman" w:hAnsi="Times New Roman"/>
-                <w:sz w:val="16"/>
+                <w:sz w:val="14"/>
               </w:rPr>
               <w:t xml:space="preserve">baseline</w:t>
             </w:r>
@@ -39654,7 +39641,7 @@
             <w:r>
               <w:rPr>
                 <w:rFonts w:ascii="Times New Roman" w:hAnsi="Times New Roman"/>
-                <w:sz w:val="16"/>
+                <w:sz w:val="14"/>
               </w:rPr>
               <w:t xml:space="preserve">23.1</w:t>
             </w:r>
@@ -39677,7 +39664,7 @@
             <w:r>
               <w:rPr>
                 <w:rFonts w:ascii="Times New Roman" w:hAnsi="Times New Roman"/>
-                <w:sz w:val="16"/>
+                <w:sz w:val="14"/>
               </w:rPr>
               <w:t xml:space="preserve">13 376</w:t>
             </w:r>
@@ -39700,7 +39687,7 @@
             <w:r>
               <w:rPr>
                 <w:rFonts w:ascii="Times New Roman" w:hAnsi="Times New Roman"/>
-                <w:sz w:val="16"/>
+                <w:sz w:val="14"/>
               </w:rPr>
               <w:t xml:space="preserve">833</w:t>
             </w:r>
@@ -39723,7 +39710,7 @@
             <w:r>
               <w:rPr>
                 <w:rFonts w:ascii="Times New Roman" w:hAnsi="Times New Roman"/>
-                <w:sz w:val="16"/>
+                <w:sz w:val="14"/>
               </w:rPr>
               <w:t xml:space="preserve">5.61</w:t>
             </w:r>
@@ -39764,7 +39751,7 @@
             <w:r>
               <w:rPr>
                 <w:rFonts w:ascii="Times New Roman" w:hAnsi="Times New Roman"/>
-                <w:sz w:val="16"/>
+                <w:sz w:val="14"/>
               </w:rPr>
               <w:t xml:space="preserve">F1+F2</w:t>
             </w:r>
@@ -39787,7 +39774,7 @@
             <w:r>
               <w:rPr>
                 <w:rFonts w:ascii="Times New Roman" w:hAnsi="Times New Roman"/>
-                <w:sz w:val="16"/>
+                <w:sz w:val="14"/>
               </w:rPr>
               <w:t xml:space="preserve">23.1</w:t>
             </w:r>
@@ -39810,7 +39797,7 @@
             <w:r>
               <w:rPr>
                 <w:rFonts w:ascii="Times New Roman" w:hAnsi="Times New Roman"/>
-                <w:sz w:val="16"/>
+                <w:sz w:val="14"/>
               </w:rPr>
               <w:t xml:space="preserve">18 072</w:t>
             </w:r>
@@ -39833,7 +39820,7 @@
             <w:r>
               <w:rPr>
                 <w:rFonts w:ascii="Times New Roman" w:hAnsi="Times New Roman"/>
-                <w:sz w:val="16"/>
+                <w:sz w:val="14"/>
               </w:rPr>
               <w:t xml:space="preserve">796</w:t>
             </w:r>
@@ -39856,7 +39843,7 @@
             <w:r>
               <w:rPr>
                 <w:rFonts w:ascii="Times New Roman" w:hAnsi="Times New Roman"/>
-                <w:sz w:val="16"/>
+                <w:sz w:val="14"/>
               </w:rPr>
               <w:t xml:space="preserve">9.39</w:t>
             </w:r>
@@ -39882,7 +39869,7 @@
               <w:rPr>
                 <w:rStyle w:val="VerbatimChar"/>
                 <w:rFonts w:ascii="Times New Roman" w:hAnsi="Times New Roman"/>
-                <w:sz w:val="16"/>
+                <w:sz w:val="14"/>
               </w:rPr>
               <w:t xml:space="preserve">gemini-3.1-flash-lite</w:t>
             </w:r>
@@ -39905,7 +39892,7 @@
             <w:r>
               <w:rPr>
                 <w:rFonts w:ascii="Times New Roman" w:hAnsi="Times New Roman"/>
-                <w:sz w:val="16"/>
+                <w:sz w:val="14"/>
               </w:rPr>
               <w:t xml:space="preserve">baseline</w:t>
             </w:r>
@@ -39928,7 +39915,7 @@
             <w:r>
               <w:rPr>
                 <w:rFonts w:ascii="Times New Roman" w:hAnsi="Times New Roman"/>
-                <w:sz w:val="16"/>
+                <w:sz w:val="14"/>
               </w:rPr>
               <w:t xml:space="preserve">23.1</w:t>
             </w:r>
@@ -39951,7 +39938,7 @@
             <w:r>
               <w:rPr>
                 <w:rFonts w:ascii="Times New Roman" w:hAnsi="Times New Roman"/>
-                <w:sz w:val="16"/>
+                <w:sz w:val="14"/>
               </w:rPr>
               <w:t xml:space="preserve">13 347</w:t>
             </w:r>
@@ -39974,7 +39961,7 @@
             <w:r>
               <w:rPr>
                 <w:rFonts w:ascii="Times New Roman" w:hAnsi="Times New Roman"/>
-                <w:sz w:val="16"/>
+                <w:sz w:val="14"/>
               </w:rPr>
               <w:t xml:space="preserve">932</w:t>
             </w:r>
@@ -39997,7 +39984,7 @@
             <w:r>
               <w:rPr>
                 <w:rFonts w:ascii="Times New Roman" w:hAnsi="Times New Roman"/>
-                <w:sz w:val="16"/>
+                <w:sz w:val="14"/>
               </w:rPr>
               <w:t xml:space="preserve">6.15</w:t>
             </w:r>
@@ -40036,7 +40023,7 @@
             <w:r>
               <w:rPr>
                 <w:rFonts w:ascii="Times New Roman" w:hAnsi="Times New Roman"/>
-                <w:sz w:val="16"/>
+                <w:sz w:val="14"/>
               </w:rPr>
               <w:t xml:space="preserve">F1+F2</w:t>
             </w:r>
@@ -40058,7 +40045,7 @@
             <w:r>
               <w:rPr>
                 <w:rFonts w:ascii="Times New Roman" w:hAnsi="Times New Roman"/>
-                <w:sz w:val="16"/>
+                <w:sz w:val="14"/>
               </w:rPr>
               <w:t xml:space="preserve">23.1</w:t>
             </w:r>
@@ -40080,7 +40067,7 @@
             <w:r>
               <w:rPr>
                 <w:rFonts w:ascii="Times New Roman" w:hAnsi="Times New Roman"/>
-                <w:sz w:val="16"/>
+                <w:sz w:val="14"/>
               </w:rPr>
               <w:t xml:space="preserve">18 394</w:t>
             </w:r>
@@ -40102,7 +40089,7 @@
             <w:r>
               <w:rPr>
                 <w:rFonts w:ascii="Times New Roman" w:hAnsi="Times New Roman"/>
-                <w:sz w:val="16"/>
+                <w:sz w:val="14"/>
               </w:rPr>
               <w:t xml:space="preserve">939</w:t>
             </w:r>
@@ -40124,7 +40111,7 @@
             <w:r>
               <w:rPr>
                 <w:rFonts w:ascii="Times New Roman" w:hAnsi="Times New Roman"/>
-                <w:sz w:val="16"/>
+                <w:sz w:val="14"/>
               </w:rPr>
               <w:t xml:space="preserve">5.74</w:t>
             </w:r>
@@ -40132,19 +40119,6 @@
         </w:tc>
       </w:tr>
     </w:tbl>
-    <w:p>
-      <w:pPr>
-        <w:pStyle w:val="BodyText"/>
-        <w:spacing w:after="0" w:before="0"/>
-        <w:sectPr>
-          <w:type w:val="continuous"/>
-          <w:pgSz w:w="12240" w:h="15840"/>
-          <w:pgMar w:left="900" w:right="900" w:top="1080" w:bottom="1440"/>
-          <w:cols w:num="1" w:space="360"/>
-        </w:sectPr>
-      </w:pPr>
-      <w:r/>
-    </w:p>
     <w:bookmarkEnd w:id="71"/>
     <w:bookmarkStart w:id="72" w:name="scorer-validity"/>
     <w:p>
